--- a/courses/foundations-constitutional-government/BUILD/unit2/deliverables/Unit2_Assessment_Book_Teacher.docx
+++ b/courses/foundations-constitutional-government/BUILD/unit2/deliverables/Unit2_Assessment_Book_Teacher.docx
@@ -11338,6 +11338,7437 @@
         </w:tc>
       </w:tr>
     </w:tbl>
+    <w:p>
+      <w:pPr>
+        <w:pStyle w:val="Heading1"/>
+        <w:keepNext/>
+        <w:pageBreakBefore/>
+        <w:spacing w:before="200" w:after="90"/>
+      </w:pPr>
+      <w:r>
+        <w:rPr>
+          <w:b/>
+          <w:bCs/>
+          <w:i w:val="false"/>
+          <w:iCs w:val="false"/>
+          <w:color w:val="1B2A4A"/>
+          <w:sz w:val="36"/>
+          <w:szCs w:val="36"/>
+          <w:rFonts w:ascii="Calibri" w:cs="Calibri" w:eastAsia="Calibri" w:hAnsi="Calibri"/>
+        </w:rPr>
+        <w:t xml:space="preserve">Part 6 — UDL Supports &amp; Remediation (Teacher)</w:t>
+      </w:r>
+    </w:p>
+    <w:tbl>
+      <w:tblPr>
+        <w:tblW w:type="dxa" w:w="9648"/>
+        <w:tblBorders>
+          <w:top w:val="single" w:color="auto" w:sz="4"/>
+          <w:left w:val="single" w:color="auto" w:sz="4"/>
+          <w:bottom w:val="single" w:color="auto" w:sz="4"/>
+          <w:right w:val="single" w:color="auto" w:sz="4"/>
+          <w:insideH w:val="single" w:color="auto" w:sz="4"/>
+          <w:insideV w:val="single" w:color="auto" w:sz="4"/>
+        </w:tblBorders>
+      </w:tblPr>
+      <w:tblGrid>
+        <w:gridCol w:w="9648"/>
+      </w:tblGrid>
+      <w:tr>
+        <w:tc>
+          <w:tcPr>
+            <w:tcW w:type="dxa" w:w="9648"/>
+            <w:tcBorders>
+              <w:top w:val="single" w:color="D9D5C8" w:sz="4" w:space="0"/>
+              <w:left w:val="single" w:color="D9D5C8" w:sz="4" w:space="0"/>
+              <w:bottom w:val="single" w:color="D9D5C8" w:sz="4" w:space="0"/>
+              <w:right w:val="single" w:color="D9D5C8" w:sz="4" w:space="0"/>
+            </w:tcBorders>
+            <w:shd w:fill="F7F5EF" w:color="auto" w:val="clear"/>
+            <w:tcMar>
+              <w:top w:type="dxa" w:w="55"/>
+              <w:left w:type="dxa" w:w="110"/>
+              <w:bottom w:type="dxa" w:w="55"/>
+              <w:right w:type="dxa" w:w="110"/>
+            </w:tcMar>
+          </w:tcPr>
+          <w:p>
+            <w:pPr>
+              <w:spacing w:after="60"/>
+            </w:pPr>
+            <w:r>
+              <w:rPr>
+                <w:b/>
+                <w:bCs/>
+                <w:i w:val="false"/>
+                <w:iCs w:val="false"/>
+                <w:color w:val="1B2A4A"/>
+                <w:sz w:val="21"/>
+                <w:szCs w:val="21"/>
+                <w:rFonts w:ascii="Calibri" w:cs="Calibri" w:eastAsia="Calibri" w:hAnsi="Calibri"/>
+              </w:rPr>
+              <w:t xml:space="preserve">UNIVERSAL DESIGN FOR LEARNING (UDL 3.0) SUPPORTS — APPLIES TO EVERY ITEM</w:t>
+            </w:r>
+          </w:p>
+          <w:p>
+            <w:pPr>
+              <w:spacing w:after="40"/>
+            </w:pPr>
+            <w:r>
+              <w:rPr>
+                <w:b w:val="false"/>
+                <w:bCs w:val="false"/>
+                <w:i/>
+                <w:iCs/>
+                <w:color w:val="1A1A1A"/>
+                <w:sz w:val="22"/>
+                <w:szCs w:val="22"/>
+                <w:rFonts w:ascii="Calibri" w:cs="Calibri" w:eastAsia="Calibri" w:hAnsi="Calibri"/>
+              </w:rPr>
+              <w:t xml:space="preserve">These supports vary the MEANS of access, not the mastery target. They apply to every item on the formative checkpoints and both summative forms.</w:t>
+            </w:r>
+          </w:p>
+          <w:p>
+            <w:pPr>
+              <w:spacing w:after="40"/>
+            </w:pPr>
+            <w:r>
+              <w:rPr>
+                <w:b w:val="false"/>
+                <w:bCs w:val="false"/>
+                <w:i w:val="false"/>
+                <w:iCs w:val="false"/>
+                <w:color w:val="1A1A1A"/>
+                <w:sz w:val="22"/>
+                <w:szCs w:val="22"/>
+                <w:rFonts w:ascii="Calibri" w:cs="Calibri" w:eastAsia="Calibri" w:hAnsi="Calibri"/>
+              </w:rPr>
+              <w:t xml:space="preserve">Representation — CAST 3.0 Rep — key terms glossed (EN/ES); read-aloud on request; large-print/screen-reader friendly</w:t>
+            </w:r>
+          </w:p>
+          <w:p>
+            <w:pPr>
+              <w:spacing w:after="40"/>
+            </w:pPr>
+            <w:r>
+              <w:rPr>
+                <w:b w:val="false"/>
+                <w:bCs w:val="false"/>
+                <w:i w:val="false"/>
+                <w:iCs w:val="false"/>
+                <w:color w:val="1A1A1A"/>
+                <w:sz w:val="22"/>
+                <w:szCs w:val="22"/>
+                <w:rFonts w:ascii="Calibri" w:cs="Calibri" w:eastAsia="Calibri" w:hAnsi="Calibri"/>
+              </w:rPr>
+              <w:t xml:space="preserve">Action &amp; Expression — [MC] respond by selecting/pointing/AT · [open] respond in writing, speech, or a labeled diagram; word processor/speech-to-text available</w:t>
+            </w:r>
+          </w:p>
+          <w:p>
+            <w:pPr>
+              <w:spacing w:after="40"/>
+            </w:pPr>
+            <w:r>
+              <w:rPr>
+                <w:b w:val="false"/>
+                <w:bCs w:val="false"/>
+                <w:i w:val="false"/>
+                <w:iCs w:val="false"/>
+                <w:color w:val="1A1A1A"/>
+                <w:sz w:val="22"/>
+                <w:szCs w:val="22"/>
+                <w:rFonts w:ascii="Calibri" w:cs="Calibri" w:eastAsia="Calibri" w:hAnsi="Calibri"/>
+              </w:rPr>
+              <w:t xml:space="preserve">Engagement — action-oriented feedback via the remediation routing; DOK-tiered challenge</w:t>
+            </w:r>
+          </w:p>
+          <w:p>
+            <w:pPr>
+              <w:spacing w:after="40"/>
+            </w:pPr>
+            <w:r>
+              <w:rPr>
+                <w:b w:val="false"/>
+                <w:bCs w:val="false"/>
+                <w:i w:val="false"/>
+                <w:iCs w:val="false"/>
+                <w:color w:val="1A1A1A"/>
+                <w:sz w:val="22"/>
+                <w:szCs w:val="22"/>
+                <w:rFonts w:ascii="Calibri" w:cs="Calibri" w:eastAsia="Calibri" w:hAnsi="Calibri"/>
+              </w:rPr>
+              <w:t xml:space="preserve">Supports vary the means, not the mastery target — UDL design, not modification.</w:t>
+            </w:r>
+          </w:p>
+          <w:p>
+            <w:pPr>
+              <w:spacing w:after="40"/>
+            </w:pPr>
+            <w:r>
+              <w:rPr>
+                <w:b w:val="false"/>
+                <w:bCs w:val="false"/>
+                <w:i w:val="false"/>
+                <w:iCs w:val="false"/>
+                <w:color w:val="1A1A1A"/>
+                <w:sz w:val="22"/>
+                <w:szCs w:val="22"/>
+                <w:rFonts w:ascii="Calibri" w:cs="Calibri" w:eastAsia="Calibri" w:hAnsi="Calibri"/>
+              </w:rPr>
+              <w:t xml:space="preserve">CAST (2024). Universal Design for Learning Guidelines version 3.0.</w:t>
+            </w:r>
+          </w:p>
+        </w:tc>
+      </w:tr>
+    </w:tbl>
+    <w:tbl>
+      <w:tblPr>
+        <w:tblW w:type="dxa" w:w="9648"/>
+        <w:tblBorders>
+          <w:top w:val="single" w:color="auto" w:sz="4"/>
+          <w:left w:val="single" w:color="auto" w:sz="4"/>
+          <w:bottom w:val="single" w:color="auto" w:sz="4"/>
+          <w:right w:val="single" w:color="auto" w:sz="4"/>
+          <w:insideH w:val="single" w:color="auto" w:sz="4"/>
+          <w:insideV w:val="single" w:color="auto" w:sz="4"/>
+        </w:tblBorders>
+      </w:tblPr>
+      <w:tblGrid>
+        <w:gridCol w:w="9648"/>
+      </w:tblGrid>
+      <w:tr>
+        <w:tc>
+          <w:tcPr>
+            <w:tcW w:type="dxa" w:w="9648"/>
+            <w:tcBorders>
+              <w:top w:val="single" w:color="D9D5C8" w:sz="4" w:space="0"/>
+              <w:left w:val="single" w:color="D9D5C8" w:sz="4" w:space="0"/>
+              <w:bottom w:val="single" w:color="D9D5C8" w:sz="4" w:space="0"/>
+              <w:right w:val="single" w:color="D9D5C8" w:sz="4" w:space="0"/>
+            </w:tcBorders>
+            <w:shd w:fill="F7F5EF" w:color="auto" w:val="clear"/>
+            <w:tcMar>
+              <w:top w:type="dxa" w:w="55"/>
+              <w:left w:type="dxa" w:w="110"/>
+              <w:bottom w:type="dxa" w:w="55"/>
+              <w:right w:type="dxa" w:w="110"/>
+            </w:tcMar>
+          </w:tcPr>
+          <w:p>
+            <w:pPr>
+              <w:spacing w:after="60"/>
+            </w:pPr>
+            <w:r>
+              <w:rPr>
+                <w:b/>
+                <w:bCs/>
+                <w:i w:val="false"/>
+                <w:iCs w:val="false"/>
+                <w:color w:val="1B2A4A"/>
+                <w:sz w:val="21"/>
+                <w:szCs w:val="21"/>
+                <w:rFonts w:ascii="Calibri" w:cs="Calibri" w:eastAsia="Calibri" w:hAnsi="Calibri"/>
+              </w:rPr>
+              <w:t xml:space="preserve">HOW TO USE THIS SECTION</w:t>
+            </w:r>
+          </w:p>
+          <w:p>
+            <w:pPr>
+              <w:spacing w:after="40"/>
+            </w:pPr>
+            <w:r>
+              <w:rPr>
+                <w:b w:val="false"/>
+                <w:bCs w:val="false"/>
+                <w:i w:val="false"/>
+                <w:iCs w:val="false"/>
+                <w:color w:val="1A1A1A"/>
+                <w:sz w:val="22"/>
+                <w:szCs w:val="22"/>
+                <w:rFonts w:ascii="Calibri" w:cs="Calibri" w:eastAsia="Calibri" w:hAnsi="Calibri"/>
+              </w:rPr>
+              <w:t xml:space="preserve">For each item: if a student misses it, start with the If-missed reteach, then route by the SPECIFIC wrong choice the student picked (each distractor signals a distinct misconception), and escalate through MTSS Tier 2 → Tier 3 if the misconception persists across parallel forms. Assessment items are classroom-formative · pre-field-test.</w:t>
+            </w:r>
+          </w:p>
+        </w:tc>
+      </w:tr>
+    </w:tbl>
+    <w:p>
+      <w:pPr>
+        <w:pStyle w:val="Heading2"/>
+        <w:keepNext/>
+        <w:spacing w:before="150" w:after="90"/>
+      </w:pPr>
+      <w:r>
+        <w:rPr>
+          <w:b/>
+          <w:bCs/>
+          <w:i w:val="false"/>
+          <w:iCs w:val="false"/>
+          <w:color w:val="1B2A4A"/>
+          <w:sz w:val="28"/>
+          <w:szCs w:val="28"/>
+          <w:rFonts w:ascii="Calibri" w:cs="Calibri" w:eastAsia="Calibri" w:hAnsi="Calibri"/>
+        </w:rPr>
+        <w:t xml:space="preserve">Form A — UDL &amp; distractor-based remediation</w:t>
+      </w:r>
+    </w:p>
+    <w:p>
+      <w:pPr>
+        <w:pStyle w:val="Heading3"/>
+        <w:keepNext/>
+        <w:spacing w:before="150" w:after="90"/>
+      </w:pPr>
+      <w:r>
+        <w:rPr>
+          <w:b/>
+          <w:bCs/>
+          <w:i w:val="false"/>
+          <w:iCs w:val="false"/>
+          <w:color w:val="B22234"/>
+          <w:sz w:val="24"/>
+          <w:szCs w:val="24"/>
+          <w:rFonts w:ascii="Calibri" w:cs="Calibri" w:eastAsia="Calibri" w:hAnsi="Calibri"/>
+        </w:rPr>
+        <w:t xml:space="preserve">Item 1 — GC.31 · DOK 2</w:t>
+      </w:r>
+    </w:p>
+    <w:p>
+      <w:pPr>
+        <w:spacing w:after="80"/>
+      </w:pPr>
+      <w:r>
+        <w:rPr>
+          <w:b/>
+          <w:bCs/>
+          <w:i w:val="false"/>
+          <w:iCs w:val="false"/>
+          <w:color w:val="1B2A4A"/>
+          <w:sz w:val="22"/>
+          <w:szCs w:val="22"/>
+          <w:rFonts w:ascii="Calibri" w:cs="Calibri" w:eastAsia="Calibri" w:hAnsi="Calibri"/>
+        </w:rPr>
+        <w:t xml:space="preserve">If missed:  </w:t>
+      </w:r>
+      <w:r>
+        <w:rPr>
+          <w:b w:val="false"/>
+          <w:bCs w:val="false"/>
+          <w:i w:val="false"/>
+          <w:iCs w:val="false"/>
+          <w:color w:val="1A1A1A"/>
+          <w:sz w:val="22"/>
+          <w:szCs w:val="22"/>
+          <w:rFonts w:ascii="Calibri" w:cs="Calibri" w:eastAsia="Calibri" w:hAnsi="Calibri"/>
+        </w:rPr>
+        <w:t xml:space="preserve">Revisit “The Responsibilities of Citizens” using the unit's Cornell notes + the standard's graphic organizer; re-check with the Exit Ticket, then re-assess with a parallel-form item.</w:t>
+      </w:r>
+    </w:p>
+    <w:tbl>
+      <w:tblPr>
+        <w:tblW w:type="dxa" w:w="9648"/>
+        <w:tblBorders>
+          <w:top w:val="single" w:color="auto" w:sz="4"/>
+          <w:left w:val="single" w:color="auto" w:sz="4"/>
+          <w:bottom w:val="single" w:color="auto" w:sz="4"/>
+          <w:right w:val="single" w:color="auto" w:sz="4"/>
+          <w:insideH w:val="single" w:color="auto" w:sz="4"/>
+          <w:insideV w:val="single" w:color="auto" w:sz="4"/>
+        </w:tblBorders>
+      </w:tblPr>
+      <w:tblGrid>
+        <w:gridCol w:w="900"/>
+        <w:gridCol w:w="4400"/>
+        <w:gridCol w:w="4348"/>
+      </w:tblGrid>
+      <w:tr>
+        <w:trPr>
+          <w:tblHeader/>
+        </w:trPr>
+        <w:tc>
+          <w:tcPr>
+            <w:tcW w:type="dxa" w:w="900"/>
+            <w:tcBorders>
+              <w:top w:val="single" w:color="D9D5C8" w:sz="4" w:space="0"/>
+              <w:left w:val="single" w:color="D9D5C8" w:sz="4" w:space="0"/>
+              <w:bottom w:val="single" w:color="D9D5C8" w:sz="4" w:space="0"/>
+              <w:right w:val="single" w:color="D9D5C8" w:sz="4" w:space="0"/>
+            </w:tcBorders>
+            <w:shd w:fill="1B2A4A" w:color="auto" w:val="clear"/>
+            <w:tcMar>
+              <w:top w:type="dxa" w:w="55"/>
+              <w:left w:type="dxa" w:w="110"/>
+              <w:bottom w:type="dxa" w:w="55"/>
+              <w:right w:type="dxa" w:w="110"/>
+            </w:tcMar>
+          </w:tcPr>
+          <w:p>
+            <w:pPr>
+              <w:spacing w:after="0"/>
+            </w:pPr>
+            <w:r>
+              <w:rPr>
+                <w:b/>
+                <w:bCs/>
+                <w:i w:val="false"/>
+                <w:iCs w:val="false"/>
+                <w:color w:val="FFFFFF"/>
+                <w:sz w:val="18"/>
+                <w:szCs w:val="18"/>
+                <w:rFonts w:ascii="Calibri" w:cs="Calibri" w:eastAsia="Calibri" w:hAnsi="Calibri"/>
+              </w:rPr>
+              <w:t xml:space="preserve">Wrong choice</w:t>
+            </w:r>
+          </w:p>
+        </w:tc>
+        <w:tc>
+          <w:tcPr>
+            <w:tcW w:type="dxa" w:w="4400"/>
+            <w:tcBorders>
+              <w:top w:val="single" w:color="D9D5C8" w:sz="4" w:space="0"/>
+              <w:left w:val="single" w:color="D9D5C8" w:sz="4" w:space="0"/>
+              <w:bottom w:val="single" w:color="D9D5C8" w:sz="4" w:space="0"/>
+              <w:right w:val="single" w:color="D9D5C8" w:sz="4" w:space="0"/>
+            </w:tcBorders>
+            <w:shd w:fill="1B2A4A" w:color="auto" w:val="clear"/>
+            <w:tcMar>
+              <w:top w:type="dxa" w:w="55"/>
+              <w:left w:type="dxa" w:w="110"/>
+              <w:bottom w:type="dxa" w:w="55"/>
+              <w:right w:type="dxa" w:w="110"/>
+            </w:tcMar>
+          </w:tcPr>
+          <w:p>
+            <w:pPr>
+              <w:spacing w:after="0"/>
+            </w:pPr>
+            <w:r>
+              <w:rPr>
+                <w:b/>
+                <w:bCs/>
+                <w:i w:val="false"/>
+                <w:iCs w:val="false"/>
+                <w:color w:val="FFFFFF"/>
+                <w:sz w:val="18"/>
+                <w:szCs w:val="18"/>
+                <w:rFonts w:ascii="Calibri" w:cs="Calibri" w:eastAsia="Calibri" w:hAnsi="Calibri"/>
+              </w:rPr>
+              <w:t xml:space="preserve">Signals misconception</w:t>
+            </w:r>
+          </w:p>
+        </w:tc>
+        <w:tc>
+          <w:tcPr>
+            <w:tcW w:type="dxa" w:w="4348"/>
+            <w:tcBorders>
+              <w:top w:val="single" w:color="D9D5C8" w:sz="4" w:space="0"/>
+              <w:left w:val="single" w:color="D9D5C8" w:sz="4" w:space="0"/>
+              <w:bottom w:val="single" w:color="D9D5C8" w:sz="4" w:space="0"/>
+              <w:right w:val="single" w:color="D9D5C8" w:sz="4" w:space="0"/>
+            </w:tcBorders>
+            <w:shd w:fill="1B2A4A" w:color="auto" w:val="clear"/>
+            <w:tcMar>
+              <w:top w:type="dxa" w:w="55"/>
+              <w:left w:type="dxa" w:w="110"/>
+              <w:bottom w:type="dxa" w:w="55"/>
+              <w:right w:type="dxa" w:w="110"/>
+            </w:tcMar>
+          </w:tcPr>
+          <w:p>
+            <w:pPr>
+              <w:spacing w:after="0"/>
+            </w:pPr>
+            <w:r>
+              <w:rPr>
+                <w:b/>
+                <w:bCs/>
+                <w:i w:val="false"/>
+                <w:iCs w:val="false"/>
+                <w:color w:val="FFFFFF"/>
+                <w:sz w:val="18"/>
+                <w:szCs w:val="18"/>
+                <w:rFonts w:ascii="Calibri" w:cs="Calibri" w:eastAsia="Calibri" w:hAnsi="Calibri"/>
+              </w:rPr>
+              <w:t xml:space="preserve">Targeted reteach</w:t>
+            </w:r>
+          </w:p>
+        </w:tc>
+      </w:tr>
+      <w:tr>
+        <w:tc>
+          <w:tcPr>
+            <w:tcW w:type="dxa" w:w="900"/>
+            <w:tcBorders>
+              <w:top w:val="single" w:color="D9D5C8" w:sz="4" w:space="0"/>
+              <w:left w:val="single" w:color="D9D5C8" w:sz="4" w:space="0"/>
+              <w:bottom w:val="single" w:color="D9D5C8" w:sz="4" w:space="0"/>
+              <w:right w:val="single" w:color="D9D5C8" w:sz="4" w:space="0"/>
+            </w:tcBorders>
+            <w:tcMar>
+              <w:top w:type="dxa" w:w="55"/>
+              <w:left w:type="dxa" w:w="110"/>
+              <w:bottom w:type="dxa" w:w="55"/>
+              <w:right w:type="dxa" w:w="110"/>
+            </w:tcMar>
+          </w:tcPr>
+          <w:p>
+            <w:pPr>
+              <w:spacing w:after="0"/>
+            </w:pPr>
+            <w:r>
+              <w:rPr>
+                <w:b w:val="false"/>
+                <w:bCs w:val="false"/>
+                <w:i w:val="false"/>
+                <w:iCs w:val="false"/>
+                <w:color w:val="1A1A1A"/>
+                <w:sz w:val="18"/>
+                <w:szCs w:val="18"/>
+                <w:rFonts w:ascii="Calibri" w:cs="Calibri" w:eastAsia="Calibri" w:hAnsi="Calibri"/>
+              </w:rPr>
+              <w:t xml:space="preserve">A</w:t>
+            </w:r>
+          </w:p>
+        </w:tc>
+        <w:tc>
+          <w:tcPr>
+            <w:tcW w:type="dxa" w:w="4400"/>
+            <w:tcBorders>
+              <w:top w:val="single" w:color="D9D5C8" w:sz="4" w:space="0"/>
+              <w:left w:val="single" w:color="D9D5C8" w:sz="4" w:space="0"/>
+              <w:bottom w:val="single" w:color="D9D5C8" w:sz="4" w:space="0"/>
+              <w:right w:val="single" w:color="D9D5C8" w:sz="4" w:space="0"/>
+            </w:tcBorders>
+            <w:tcMar>
+              <w:top w:type="dxa" w:w="55"/>
+              <w:left w:type="dxa" w:w="110"/>
+              <w:bottom w:type="dxa" w:w="55"/>
+              <w:right w:type="dxa" w:w="110"/>
+            </w:tcMar>
+          </w:tcPr>
+          <w:p>
+            <w:pPr>
+              <w:spacing w:after="0"/>
+            </w:pPr>
+            <w:r>
+              <w:rPr>
+                <w:b w:val="false"/>
+                <w:bCs w:val="false"/>
+                <w:i w:val="false"/>
+                <w:iCs w:val="false"/>
+                <w:color w:val="1A1A1A"/>
+                <w:sz w:val="18"/>
+                <w:szCs w:val="18"/>
+                <w:rFonts w:ascii="Calibri" w:cs="Calibri" w:eastAsia="Calibri" w:hAnsi="Calibri"/>
+              </w:rPr>
+              <w:t xml:space="preserve">Partial evidence — a real duty, but not the one Jefferson's statement addresses.</w:t>
+            </w:r>
+          </w:p>
+        </w:tc>
+        <w:tc>
+          <w:tcPr>
+            <w:tcW w:type="dxa" w:w="4348"/>
+            <w:tcBorders>
+              <w:top w:val="single" w:color="D9D5C8" w:sz="4" w:space="0"/>
+              <w:left w:val="single" w:color="D9D5C8" w:sz="4" w:space="0"/>
+              <w:bottom w:val="single" w:color="D9D5C8" w:sz="4" w:space="0"/>
+              <w:right w:val="single" w:color="D9D5C8" w:sz="4" w:space="0"/>
+            </w:tcBorders>
+            <w:tcMar>
+              <w:top w:type="dxa" w:w="55"/>
+              <w:left w:type="dxa" w:w="110"/>
+              <w:bottom w:type="dxa" w:w="55"/>
+              <w:right w:type="dxa" w:w="110"/>
+            </w:tcMar>
+          </w:tcPr>
+          <w:p>
+            <w:pPr>
+              <w:spacing w:after="0"/>
+            </w:pPr>
+            <w:r>
+              <w:rPr>
+                <w:b w:val="false"/>
+                <w:bCs w:val="false"/>
+                <w:i w:val="false"/>
+                <w:iCs w:val="false"/>
+                <w:color w:val="1A1A1A"/>
+                <w:sz w:val="18"/>
+                <w:szCs w:val="18"/>
+                <w:rFonts w:ascii="Calibri" w:cs="Calibri" w:eastAsia="Calibri" w:hAnsi="Calibri"/>
+              </w:rPr>
+              <w:t xml:space="preserve">model carrying partial evidence to the correct conclusion</w:t>
+            </w:r>
+          </w:p>
+        </w:tc>
+      </w:tr>
+      <w:tr>
+        <w:tc>
+          <w:tcPr>
+            <w:tcW w:type="dxa" w:w="900"/>
+            <w:tcBorders>
+              <w:top w:val="single" w:color="D9D5C8" w:sz="4" w:space="0"/>
+              <w:left w:val="single" w:color="D9D5C8" w:sz="4" w:space="0"/>
+              <w:bottom w:val="single" w:color="D9D5C8" w:sz="4" w:space="0"/>
+              <w:right w:val="single" w:color="D9D5C8" w:sz="4" w:space="0"/>
+            </w:tcBorders>
+            <w:tcMar>
+              <w:top w:type="dxa" w:w="55"/>
+              <w:left w:type="dxa" w:w="110"/>
+              <w:bottom w:type="dxa" w:w="55"/>
+              <w:right w:type="dxa" w:w="110"/>
+            </w:tcMar>
+          </w:tcPr>
+          <w:p>
+            <w:pPr>
+              <w:spacing w:after="0"/>
+            </w:pPr>
+            <w:r>
+              <w:rPr>
+                <w:b w:val="false"/>
+                <w:bCs w:val="false"/>
+                <w:i w:val="false"/>
+                <w:iCs w:val="false"/>
+                <w:color w:val="1A1A1A"/>
+                <w:sz w:val="18"/>
+                <w:szCs w:val="18"/>
+                <w:rFonts w:ascii="Calibri" w:cs="Calibri" w:eastAsia="Calibri" w:hAnsi="Calibri"/>
+              </w:rPr>
+              <w:t xml:space="preserve">B</w:t>
+            </w:r>
+          </w:p>
+        </w:tc>
+        <w:tc>
+          <w:tcPr>
+            <w:tcW w:type="dxa" w:w="4400"/>
+            <w:tcBorders>
+              <w:top w:val="single" w:color="D9D5C8" w:sz="4" w:space="0"/>
+              <w:left w:val="single" w:color="D9D5C8" w:sz="4" w:space="0"/>
+              <w:bottom w:val="single" w:color="D9D5C8" w:sz="4" w:space="0"/>
+              <w:right w:val="single" w:color="D9D5C8" w:sz="4" w:space="0"/>
+            </w:tcBorders>
+            <w:tcMar>
+              <w:top w:type="dxa" w:w="55"/>
+              <w:left w:type="dxa" w:w="110"/>
+              <w:bottom w:type="dxa" w:w="55"/>
+              <w:right w:type="dxa" w:w="110"/>
+            </w:tcMar>
+          </w:tcPr>
+          <w:p>
+            <w:pPr>
+              <w:spacing w:after="0"/>
+            </w:pPr>
+            <w:r>
+              <w:rPr>
+                <w:b w:val="false"/>
+                <w:bCs w:val="false"/>
+                <w:i w:val="false"/>
+                <w:iCs w:val="false"/>
+                <w:color w:val="1A1A1A"/>
+                <w:sz w:val="18"/>
+                <w:szCs w:val="18"/>
+                <w:rFonts w:ascii="Calibri" w:cs="Calibri" w:eastAsia="Calibri" w:hAnsi="Calibri"/>
+              </w:rPr>
+              <w:t xml:space="preserve">Partial evidence — a valid responsibility unrelated to being informed.</w:t>
+            </w:r>
+          </w:p>
+        </w:tc>
+        <w:tc>
+          <w:tcPr>
+            <w:tcW w:type="dxa" w:w="4348"/>
+            <w:tcBorders>
+              <w:top w:val="single" w:color="D9D5C8" w:sz="4" w:space="0"/>
+              <w:left w:val="single" w:color="D9D5C8" w:sz="4" w:space="0"/>
+              <w:bottom w:val="single" w:color="D9D5C8" w:sz="4" w:space="0"/>
+              <w:right w:val="single" w:color="D9D5C8" w:sz="4" w:space="0"/>
+            </w:tcBorders>
+            <w:tcMar>
+              <w:top w:type="dxa" w:w="55"/>
+              <w:left w:type="dxa" w:w="110"/>
+              <w:bottom w:type="dxa" w:w="55"/>
+              <w:right w:type="dxa" w:w="110"/>
+            </w:tcMar>
+          </w:tcPr>
+          <w:p>
+            <w:pPr>
+              <w:spacing w:after="0"/>
+            </w:pPr>
+            <w:r>
+              <w:rPr>
+                <w:b w:val="false"/>
+                <w:bCs w:val="false"/>
+                <w:i w:val="false"/>
+                <w:iCs w:val="false"/>
+                <w:color w:val="1A1A1A"/>
+                <w:sz w:val="18"/>
+                <w:szCs w:val="18"/>
+                <w:rFonts w:ascii="Calibri" w:cs="Calibri" w:eastAsia="Calibri" w:hAnsi="Calibri"/>
+              </w:rPr>
+              <w:t xml:space="preserve">model carrying partial evidence to the correct conclusion</w:t>
+            </w:r>
+          </w:p>
+        </w:tc>
+      </w:tr>
+      <w:tr>
+        <w:tc>
+          <w:tcPr>
+            <w:tcW w:type="dxa" w:w="900"/>
+            <w:tcBorders>
+              <w:top w:val="single" w:color="D9D5C8" w:sz="4" w:space="0"/>
+              <w:left w:val="single" w:color="D9D5C8" w:sz="4" w:space="0"/>
+              <w:bottom w:val="single" w:color="D9D5C8" w:sz="4" w:space="0"/>
+              <w:right w:val="single" w:color="D9D5C8" w:sz="4" w:space="0"/>
+            </w:tcBorders>
+            <w:tcMar>
+              <w:top w:type="dxa" w:w="55"/>
+              <w:left w:type="dxa" w:w="110"/>
+              <w:bottom w:type="dxa" w:w="55"/>
+              <w:right w:type="dxa" w:w="110"/>
+            </w:tcMar>
+          </w:tcPr>
+          <w:p>
+            <w:pPr>
+              <w:spacing w:after="0"/>
+            </w:pPr>
+            <w:r>
+              <w:rPr>
+                <w:b w:val="false"/>
+                <w:bCs w:val="false"/>
+                <w:i w:val="false"/>
+                <w:iCs w:val="false"/>
+                <w:color w:val="1A1A1A"/>
+                <w:sz w:val="18"/>
+                <w:szCs w:val="18"/>
+                <w:rFonts w:ascii="Calibri" w:cs="Calibri" w:eastAsia="Calibri" w:hAnsi="Calibri"/>
+              </w:rPr>
+              <w:t xml:space="preserve">D</w:t>
+            </w:r>
+          </w:p>
+        </w:tc>
+        <w:tc>
+          <w:tcPr>
+            <w:tcW w:type="dxa" w:w="4400"/>
+            <w:tcBorders>
+              <w:top w:val="single" w:color="D9D5C8" w:sz="4" w:space="0"/>
+              <w:left w:val="single" w:color="D9D5C8" w:sz="4" w:space="0"/>
+              <w:bottom w:val="single" w:color="D9D5C8" w:sz="4" w:space="0"/>
+              <w:right w:val="single" w:color="D9D5C8" w:sz="4" w:space="0"/>
+            </w:tcBorders>
+            <w:tcMar>
+              <w:top w:type="dxa" w:w="55"/>
+              <w:left w:type="dxa" w:w="110"/>
+              <w:bottom w:type="dxa" w:w="55"/>
+              <w:right w:type="dxa" w:w="110"/>
+            </w:tcMar>
+          </w:tcPr>
+          <w:p>
+            <w:pPr>
+              <w:spacing w:after="0"/>
+            </w:pPr>
+            <w:r>
+              <w:rPr>
+                <w:b w:val="false"/>
+                <w:bCs w:val="false"/>
+                <w:i w:val="false"/>
+                <w:iCs w:val="false"/>
+                <w:color w:val="1A1A1A"/>
+                <w:sz w:val="18"/>
+                <w:szCs w:val="18"/>
+                <w:rFonts w:ascii="Calibri" w:cs="Calibri" w:eastAsia="Calibri" w:hAnsi="Calibri"/>
+              </w:rPr>
+              <w:t xml:space="preserve">Partial evidence — a legal duty, but not what the quotation supports.</w:t>
+            </w:r>
+          </w:p>
+        </w:tc>
+        <w:tc>
+          <w:tcPr>
+            <w:tcW w:type="dxa" w:w="4348"/>
+            <w:tcBorders>
+              <w:top w:val="single" w:color="D9D5C8" w:sz="4" w:space="0"/>
+              <w:left w:val="single" w:color="D9D5C8" w:sz="4" w:space="0"/>
+              <w:bottom w:val="single" w:color="D9D5C8" w:sz="4" w:space="0"/>
+              <w:right w:val="single" w:color="D9D5C8" w:sz="4" w:space="0"/>
+            </w:tcBorders>
+            <w:tcMar>
+              <w:top w:type="dxa" w:w="55"/>
+              <w:left w:type="dxa" w:w="110"/>
+              <w:bottom w:type="dxa" w:w="55"/>
+              <w:right w:type="dxa" w:w="110"/>
+            </w:tcMar>
+          </w:tcPr>
+          <w:p>
+            <w:pPr>
+              <w:spacing w:after="0"/>
+            </w:pPr>
+            <w:r>
+              <w:rPr>
+                <w:b w:val="false"/>
+                <w:bCs w:val="false"/>
+                <w:i w:val="false"/>
+                <w:iCs w:val="false"/>
+                <w:color w:val="1A1A1A"/>
+                <w:sz w:val="18"/>
+                <w:szCs w:val="18"/>
+                <w:rFonts w:ascii="Calibri" w:cs="Calibri" w:eastAsia="Calibri" w:hAnsi="Calibri"/>
+              </w:rPr>
+              <w:t xml:space="preserve">model carrying partial evidence to the correct conclusion</w:t>
+            </w:r>
+          </w:p>
+        </w:tc>
+      </w:tr>
+    </w:tbl>
+    <w:tbl>
+      <w:tblPr>
+        <w:tblW w:type="dxa" w:w="9648"/>
+        <w:tblBorders>
+          <w:top w:val="single" w:color="auto" w:sz="4"/>
+          <w:left w:val="single" w:color="auto" w:sz="4"/>
+          <w:bottom w:val="single" w:color="auto" w:sz="4"/>
+          <w:right w:val="single" w:color="auto" w:sz="4"/>
+          <w:insideH w:val="single" w:color="auto" w:sz="4"/>
+          <w:insideV w:val="single" w:color="auto" w:sz="4"/>
+        </w:tblBorders>
+      </w:tblPr>
+      <w:tblGrid>
+        <w:gridCol w:w="9648"/>
+      </w:tblGrid>
+      <w:tr>
+        <w:tc>
+          <w:tcPr>
+            <w:tcW w:type="dxa" w:w="9648"/>
+            <w:tcBorders>
+              <w:top w:val="single" w:color="D9D5C8" w:sz="4" w:space="0"/>
+              <w:left w:val="single" w:color="D9D5C8" w:sz="4" w:space="0"/>
+              <w:bottom w:val="single" w:color="D9D5C8" w:sz="4" w:space="0"/>
+              <w:right w:val="single" w:color="D9D5C8" w:sz="4" w:space="0"/>
+            </w:tcBorders>
+            <w:shd w:fill="F7F5EF" w:color="auto" w:val="clear"/>
+            <w:tcMar>
+              <w:top w:type="dxa" w:w="55"/>
+              <w:left w:type="dxa" w:w="110"/>
+              <w:bottom w:type="dxa" w:w="55"/>
+              <w:right w:type="dxa" w:w="110"/>
+            </w:tcMar>
+          </w:tcPr>
+          <w:p>
+            <w:pPr>
+              <w:spacing w:after="60"/>
+            </w:pPr>
+            <w:r>
+              <w:rPr>
+                <w:b/>
+                <w:bCs/>
+                <w:i w:val="false"/>
+                <w:iCs w:val="false"/>
+                <w:color w:val="1B2A4A"/>
+                <w:sz w:val="21"/>
+                <w:szCs w:val="21"/>
+                <w:rFonts w:ascii="Calibri" w:cs="Calibri" w:eastAsia="Calibri" w:hAnsi="Calibri"/>
+              </w:rPr>
+              <w:t xml:space="preserve">MTSS ROUTING</w:t>
+            </w:r>
+          </w:p>
+          <w:p>
+            <w:pPr>
+              <w:spacing w:after="40"/>
+            </w:pPr>
+            <w:r>
+              <w:rPr>
+                <w:b w:val="false"/>
+                <w:bCs w:val="false"/>
+                <w:i w:val="false"/>
+                <w:iCs w:val="false"/>
+                <w:color w:val="1A1A1A"/>
+                <w:sz w:val="22"/>
+                <w:szCs w:val="22"/>
+                <w:rFonts w:ascii="Calibri" w:cs="Calibri" w:eastAsia="Calibri" w:hAnsi="Calibri"/>
+              </w:rPr>
+              <w:t xml:space="preserve">Tier 2 — Small-group (Tier 2) reteach targeting the signaled misconception (10–15 min, organizer + worked example), then re-assess with a parallel item.</w:t>
+            </w:r>
+          </w:p>
+          <w:p>
+            <w:pPr>
+              <w:spacing w:after="40"/>
+            </w:pPr>
+            <w:r>
+              <w:rPr>
+                <w:b w:val="false"/>
+                <w:bCs w:val="false"/>
+                <w:i w:val="false"/>
+                <w:iCs w:val="false"/>
+                <w:color w:val="1A1A1A"/>
+                <w:sz w:val="22"/>
+                <w:szCs w:val="22"/>
+                <w:rFonts w:ascii="Calibri" w:cs="Calibri" w:eastAsia="Calibri" w:hAnsi="Calibri"/>
+              </w:rPr>
+              <w:t xml:space="preserve">Tier 3 — If it persists across parallel forms (Tier 3): intensive 1:1 with concrete→representational→abstract scaffolding + think-aloud; progress-monitor weekly toward the same standard.</w:t>
+            </w:r>
+          </w:p>
+        </w:tc>
+      </w:tr>
+    </w:tbl>
+    <w:p>
+      <w:pPr>
+        <w:pStyle w:val="Heading3"/>
+        <w:keepNext/>
+        <w:spacing w:before="150" w:after="90"/>
+      </w:pPr>
+      <w:r>
+        <w:rPr>
+          <w:b/>
+          <w:bCs/>
+          <w:i w:val="false"/>
+          <w:iCs w:val="false"/>
+          <w:color w:val="B22234"/>
+          <w:sz w:val="24"/>
+          <w:szCs w:val="24"/>
+          <w:rFonts w:ascii="Calibri" w:cs="Calibri" w:eastAsia="Calibri" w:hAnsi="Calibri"/>
+        </w:rPr>
+        <w:t xml:space="preserve">Item 2 — GC.32 · DOK 2</w:t>
+      </w:r>
+    </w:p>
+    <w:p>
+      <w:pPr>
+        <w:spacing w:after="80"/>
+      </w:pPr>
+      <w:r>
+        <w:rPr>
+          <w:b/>
+          <w:bCs/>
+          <w:i w:val="false"/>
+          <w:iCs w:val="false"/>
+          <w:color w:val="1B2A4A"/>
+          <w:sz w:val="22"/>
+          <w:szCs w:val="22"/>
+          <w:rFonts w:ascii="Calibri" w:cs="Calibri" w:eastAsia="Calibri" w:hAnsi="Calibri"/>
+        </w:rPr>
+        <w:t xml:space="preserve">If missed:  </w:t>
+      </w:r>
+      <w:r>
+        <w:rPr>
+          <w:b w:val="false"/>
+          <w:bCs w:val="false"/>
+          <w:i w:val="false"/>
+          <w:iCs w:val="false"/>
+          <w:color w:val="1A1A1A"/>
+          <w:sz w:val="22"/>
+          <w:szCs w:val="22"/>
+          <w:rFonts w:ascii="Calibri" w:cs="Calibri" w:eastAsia="Calibri" w:hAnsi="Calibri"/>
+        </w:rPr>
+        <w:t xml:space="preserve">Revisit “Political Parties &amp; the Nomination Process” using the unit's Cornell notes + the standard's graphic organizer; re-check with the Exit Ticket, then re-assess with a parallel-form item.</w:t>
+      </w:r>
+    </w:p>
+    <w:tbl>
+      <w:tblPr>
+        <w:tblW w:type="dxa" w:w="9648"/>
+        <w:tblBorders>
+          <w:top w:val="single" w:color="auto" w:sz="4"/>
+          <w:left w:val="single" w:color="auto" w:sz="4"/>
+          <w:bottom w:val="single" w:color="auto" w:sz="4"/>
+          <w:right w:val="single" w:color="auto" w:sz="4"/>
+          <w:insideH w:val="single" w:color="auto" w:sz="4"/>
+          <w:insideV w:val="single" w:color="auto" w:sz="4"/>
+        </w:tblBorders>
+      </w:tblPr>
+      <w:tblGrid>
+        <w:gridCol w:w="900"/>
+        <w:gridCol w:w="4400"/>
+        <w:gridCol w:w="4348"/>
+      </w:tblGrid>
+      <w:tr>
+        <w:trPr>
+          <w:tblHeader/>
+        </w:trPr>
+        <w:tc>
+          <w:tcPr>
+            <w:tcW w:type="dxa" w:w="900"/>
+            <w:tcBorders>
+              <w:top w:val="single" w:color="D9D5C8" w:sz="4" w:space="0"/>
+              <w:left w:val="single" w:color="D9D5C8" w:sz="4" w:space="0"/>
+              <w:bottom w:val="single" w:color="D9D5C8" w:sz="4" w:space="0"/>
+              <w:right w:val="single" w:color="D9D5C8" w:sz="4" w:space="0"/>
+            </w:tcBorders>
+            <w:shd w:fill="1B2A4A" w:color="auto" w:val="clear"/>
+            <w:tcMar>
+              <w:top w:type="dxa" w:w="55"/>
+              <w:left w:type="dxa" w:w="110"/>
+              <w:bottom w:type="dxa" w:w="55"/>
+              <w:right w:type="dxa" w:w="110"/>
+            </w:tcMar>
+          </w:tcPr>
+          <w:p>
+            <w:pPr>
+              <w:spacing w:after="0"/>
+            </w:pPr>
+            <w:r>
+              <w:rPr>
+                <w:b/>
+                <w:bCs/>
+                <w:i w:val="false"/>
+                <w:iCs w:val="false"/>
+                <w:color w:val="FFFFFF"/>
+                <w:sz w:val="18"/>
+                <w:szCs w:val="18"/>
+                <w:rFonts w:ascii="Calibri" w:cs="Calibri" w:eastAsia="Calibri" w:hAnsi="Calibri"/>
+              </w:rPr>
+              <w:t xml:space="preserve">Wrong choice</w:t>
+            </w:r>
+          </w:p>
+        </w:tc>
+        <w:tc>
+          <w:tcPr>
+            <w:tcW w:type="dxa" w:w="4400"/>
+            <w:tcBorders>
+              <w:top w:val="single" w:color="D9D5C8" w:sz="4" w:space="0"/>
+              <w:left w:val="single" w:color="D9D5C8" w:sz="4" w:space="0"/>
+              <w:bottom w:val="single" w:color="D9D5C8" w:sz="4" w:space="0"/>
+              <w:right w:val="single" w:color="D9D5C8" w:sz="4" w:space="0"/>
+            </w:tcBorders>
+            <w:shd w:fill="1B2A4A" w:color="auto" w:val="clear"/>
+            <w:tcMar>
+              <w:top w:type="dxa" w:w="55"/>
+              <w:left w:type="dxa" w:w="110"/>
+              <w:bottom w:type="dxa" w:w="55"/>
+              <w:right w:type="dxa" w:w="110"/>
+            </w:tcMar>
+          </w:tcPr>
+          <w:p>
+            <w:pPr>
+              <w:spacing w:after="0"/>
+            </w:pPr>
+            <w:r>
+              <w:rPr>
+                <w:b/>
+                <w:bCs/>
+                <w:i w:val="false"/>
+                <w:iCs w:val="false"/>
+                <w:color w:val="FFFFFF"/>
+                <w:sz w:val="18"/>
+                <w:szCs w:val="18"/>
+                <w:rFonts w:ascii="Calibri" w:cs="Calibri" w:eastAsia="Calibri" w:hAnsi="Calibri"/>
+              </w:rPr>
+              <w:t xml:space="preserve">Signals misconception</w:t>
+            </w:r>
+          </w:p>
+        </w:tc>
+        <w:tc>
+          <w:tcPr>
+            <w:tcW w:type="dxa" w:w="4348"/>
+            <w:tcBorders>
+              <w:top w:val="single" w:color="D9D5C8" w:sz="4" w:space="0"/>
+              <w:left w:val="single" w:color="D9D5C8" w:sz="4" w:space="0"/>
+              <w:bottom w:val="single" w:color="D9D5C8" w:sz="4" w:space="0"/>
+              <w:right w:val="single" w:color="D9D5C8" w:sz="4" w:space="0"/>
+            </w:tcBorders>
+            <w:shd w:fill="1B2A4A" w:color="auto" w:val="clear"/>
+            <w:tcMar>
+              <w:top w:type="dxa" w:w="55"/>
+              <w:left w:type="dxa" w:w="110"/>
+              <w:bottom w:type="dxa" w:w="55"/>
+              <w:right w:type="dxa" w:w="110"/>
+            </w:tcMar>
+          </w:tcPr>
+          <w:p>
+            <w:pPr>
+              <w:spacing w:after="0"/>
+            </w:pPr>
+            <w:r>
+              <w:rPr>
+                <w:b/>
+                <w:bCs/>
+                <w:i w:val="false"/>
+                <w:iCs w:val="false"/>
+                <w:color w:val="FFFFFF"/>
+                <w:sz w:val="18"/>
+                <w:szCs w:val="18"/>
+                <w:rFonts w:ascii="Calibri" w:cs="Calibri" w:eastAsia="Calibri" w:hAnsi="Calibri"/>
+              </w:rPr>
+              <w:t xml:space="preserve">Targeted reteach</w:t>
+            </w:r>
+          </w:p>
+        </w:tc>
+      </w:tr>
+      <w:tr>
+        <w:tc>
+          <w:tcPr>
+            <w:tcW w:type="dxa" w:w="900"/>
+            <w:tcBorders>
+              <w:top w:val="single" w:color="D9D5C8" w:sz="4" w:space="0"/>
+              <w:left w:val="single" w:color="D9D5C8" w:sz="4" w:space="0"/>
+              <w:bottom w:val="single" w:color="D9D5C8" w:sz="4" w:space="0"/>
+              <w:right w:val="single" w:color="D9D5C8" w:sz="4" w:space="0"/>
+            </w:tcBorders>
+            <w:tcMar>
+              <w:top w:type="dxa" w:w="55"/>
+              <w:left w:type="dxa" w:w="110"/>
+              <w:bottom w:type="dxa" w:w="55"/>
+              <w:right w:type="dxa" w:w="110"/>
+            </w:tcMar>
+          </w:tcPr>
+          <w:p>
+            <w:pPr>
+              <w:spacing w:after="0"/>
+            </w:pPr>
+            <w:r>
+              <w:rPr>
+                <w:b w:val="false"/>
+                <w:bCs w:val="false"/>
+                <w:i w:val="false"/>
+                <w:iCs w:val="false"/>
+                <w:color w:val="1A1A1A"/>
+                <w:sz w:val="18"/>
+                <w:szCs w:val="18"/>
+                <w:rFonts w:ascii="Calibri" w:cs="Calibri" w:eastAsia="Calibri" w:hAnsi="Calibri"/>
+              </w:rPr>
+              <w:t xml:space="preserve">B</w:t>
+            </w:r>
+          </w:p>
+        </w:tc>
+        <w:tc>
+          <w:tcPr>
+            <w:tcW w:type="dxa" w:w="4400"/>
+            <w:tcBorders>
+              <w:top w:val="single" w:color="D9D5C8" w:sz="4" w:space="0"/>
+              <w:left w:val="single" w:color="D9D5C8" w:sz="4" w:space="0"/>
+              <w:bottom w:val="single" w:color="D9D5C8" w:sz="4" w:space="0"/>
+              <w:right w:val="single" w:color="D9D5C8" w:sz="4" w:space="0"/>
+            </w:tcBorders>
+            <w:tcMar>
+              <w:top w:type="dxa" w:w="55"/>
+              <w:left w:type="dxa" w:w="110"/>
+              <w:bottom w:type="dxa" w:w="55"/>
+              <w:right w:type="dxa" w:w="110"/>
+            </w:tcMar>
+          </w:tcPr>
+          <w:p>
+            <w:pPr>
+              <w:spacing w:after="0"/>
+            </w:pPr>
+            <w:r>
+              <w:rPr>
+                <w:b w:val="false"/>
+                <w:bCs w:val="false"/>
+                <w:i w:val="false"/>
+                <w:iCs w:val="false"/>
+                <w:color w:val="1A1A1A"/>
+                <w:sz w:val="18"/>
+                <w:szCs w:val="18"/>
+                <w:rFonts w:ascii="Calibri" w:cs="Calibri" w:eastAsia="Calibri" w:hAnsi="Calibri"/>
+              </w:rPr>
+              <w:t xml:space="preserve">Prior-knowledge error confusing nomination with the Electoral College count.</w:t>
+            </w:r>
+          </w:p>
+        </w:tc>
+        <w:tc>
+          <w:tcPr>
+            <w:tcW w:type="dxa" w:w="4348"/>
+            <w:tcBorders>
+              <w:top w:val="single" w:color="D9D5C8" w:sz="4" w:space="0"/>
+              <w:left w:val="single" w:color="D9D5C8" w:sz="4" w:space="0"/>
+              <w:bottom w:val="single" w:color="D9D5C8" w:sz="4" w:space="0"/>
+              <w:right w:val="single" w:color="D9D5C8" w:sz="4" w:space="0"/>
+            </w:tcBorders>
+            <w:tcMar>
+              <w:top w:type="dxa" w:w="55"/>
+              <w:left w:type="dxa" w:w="110"/>
+              <w:bottom w:type="dxa" w:w="55"/>
+              <w:right w:type="dxa" w:w="110"/>
+            </w:tcMar>
+          </w:tcPr>
+          <w:p>
+            <w:pPr>
+              <w:spacing w:after="0"/>
+            </w:pPr>
+            <w:r>
+              <w:rPr>
+                <w:b w:val="false"/>
+                <w:bCs w:val="false"/>
+                <w:i w:val="false"/>
+                <w:iCs w:val="false"/>
+                <w:color w:val="1A1A1A"/>
+                <w:sz w:val="18"/>
+                <w:szCs w:val="18"/>
+                <w:rFonts w:ascii="Calibri" w:cs="Calibri" w:eastAsia="Calibri" w:hAnsi="Calibri"/>
+              </w:rPr>
+              <w:t xml:space="preserve">clarify the boundary with the confused concept</w:t>
+            </w:r>
+          </w:p>
+        </w:tc>
+      </w:tr>
+      <w:tr>
+        <w:tc>
+          <w:tcPr>
+            <w:tcW w:type="dxa" w:w="900"/>
+            <w:tcBorders>
+              <w:top w:val="single" w:color="D9D5C8" w:sz="4" w:space="0"/>
+              <w:left w:val="single" w:color="D9D5C8" w:sz="4" w:space="0"/>
+              <w:bottom w:val="single" w:color="D9D5C8" w:sz="4" w:space="0"/>
+              <w:right w:val="single" w:color="D9D5C8" w:sz="4" w:space="0"/>
+            </w:tcBorders>
+            <w:tcMar>
+              <w:top w:type="dxa" w:w="55"/>
+              <w:left w:type="dxa" w:w="110"/>
+              <w:bottom w:type="dxa" w:w="55"/>
+              <w:right w:type="dxa" w:w="110"/>
+            </w:tcMar>
+          </w:tcPr>
+          <w:p>
+            <w:pPr>
+              <w:spacing w:after="0"/>
+            </w:pPr>
+            <w:r>
+              <w:rPr>
+                <w:b w:val="false"/>
+                <w:bCs w:val="false"/>
+                <w:i w:val="false"/>
+                <w:iCs w:val="false"/>
+                <w:color w:val="1A1A1A"/>
+                <w:sz w:val="18"/>
+                <w:szCs w:val="18"/>
+                <w:rFonts w:ascii="Calibri" w:cs="Calibri" w:eastAsia="Calibri" w:hAnsi="Calibri"/>
+              </w:rPr>
+              <w:t xml:space="preserve">C</w:t>
+            </w:r>
+          </w:p>
+        </w:tc>
+        <w:tc>
+          <w:tcPr>
+            <w:tcW w:type="dxa" w:w="4400"/>
+            <w:tcBorders>
+              <w:top w:val="single" w:color="D9D5C8" w:sz="4" w:space="0"/>
+              <w:left w:val="single" w:color="D9D5C8" w:sz="4" w:space="0"/>
+              <w:bottom w:val="single" w:color="D9D5C8" w:sz="4" w:space="0"/>
+              <w:right w:val="single" w:color="D9D5C8" w:sz="4" w:space="0"/>
+            </w:tcBorders>
+            <w:tcMar>
+              <w:top w:type="dxa" w:w="55"/>
+              <w:left w:type="dxa" w:w="110"/>
+              <w:bottom w:type="dxa" w:w="55"/>
+              <w:right w:type="dxa" w:w="110"/>
+            </w:tcMar>
+          </w:tcPr>
+          <w:p>
+            <w:pPr>
+              <w:spacing w:after="0"/>
+            </w:pPr>
+            <w:r>
+              <w:rPr>
+                <w:b w:val="false"/>
+                <w:bCs w:val="false"/>
+                <w:i w:val="false"/>
+                <w:iCs w:val="false"/>
+                <w:color w:val="1A1A1A"/>
+                <w:sz w:val="18"/>
+                <w:szCs w:val="18"/>
+                <w:rFonts w:ascii="Calibri" w:cs="Calibri" w:eastAsia="Calibri" w:hAnsi="Calibri"/>
+              </w:rPr>
+              <w:t xml:space="preserve">Prior-knowledge error confusing nomination with Senate confirmation.</w:t>
+            </w:r>
+          </w:p>
+        </w:tc>
+        <w:tc>
+          <w:tcPr>
+            <w:tcW w:type="dxa" w:w="4348"/>
+            <w:tcBorders>
+              <w:top w:val="single" w:color="D9D5C8" w:sz="4" w:space="0"/>
+              <w:left w:val="single" w:color="D9D5C8" w:sz="4" w:space="0"/>
+              <w:bottom w:val="single" w:color="D9D5C8" w:sz="4" w:space="0"/>
+              <w:right w:val="single" w:color="D9D5C8" w:sz="4" w:space="0"/>
+            </w:tcBorders>
+            <w:tcMar>
+              <w:top w:type="dxa" w:w="55"/>
+              <w:left w:type="dxa" w:w="110"/>
+              <w:bottom w:type="dxa" w:w="55"/>
+              <w:right w:type="dxa" w:w="110"/>
+            </w:tcMar>
+          </w:tcPr>
+          <w:p>
+            <w:pPr>
+              <w:spacing w:after="0"/>
+            </w:pPr>
+            <w:r>
+              <w:rPr>
+                <w:b w:val="false"/>
+                <w:bCs w:val="false"/>
+                <w:i w:val="false"/>
+                <w:iCs w:val="false"/>
+                <w:color w:val="1A1A1A"/>
+                <w:sz w:val="18"/>
+                <w:szCs w:val="18"/>
+                <w:rFonts w:ascii="Calibri" w:cs="Calibri" w:eastAsia="Calibri" w:hAnsi="Calibri"/>
+              </w:rPr>
+              <w:t xml:space="preserve">clarify the boundary with the confused concept</w:t>
+            </w:r>
+          </w:p>
+        </w:tc>
+      </w:tr>
+      <w:tr>
+        <w:tc>
+          <w:tcPr>
+            <w:tcW w:type="dxa" w:w="900"/>
+            <w:tcBorders>
+              <w:top w:val="single" w:color="D9D5C8" w:sz="4" w:space="0"/>
+              <w:left w:val="single" w:color="D9D5C8" w:sz="4" w:space="0"/>
+              <w:bottom w:val="single" w:color="D9D5C8" w:sz="4" w:space="0"/>
+              <w:right w:val="single" w:color="D9D5C8" w:sz="4" w:space="0"/>
+            </w:tcBorders>
+            <w:tcMar>
+              <w:top w:type="dxa" w:w="55"/>
+              <w:left w:type="dxa" w:w="110"/>
+              <w:bottom w:type="dxa" w:w="55"/>
+              <w:right w:type="dxa" w:w="110"/>
+            </w:tcMar>
+          </w:tcPr>
+          <w:p>
+            <w:pPr>
+              <w:spacing w:after="0"/>
+            </w:pPr>
+            <w:r>
+              <w:rPr>
+                <w:b w:val="false"/>
+                <w:bCs w:val="false"/>
+                <w:i w:val="false"/>
+                <w:iCs w:val="false"/>
+                <w:color w:val="1A1A1A"/>
+                <w:sz w:val="18"/>
+                <w:szCs w:val="18"/>
+                <w:rFonts w:ascii="Calibri" w:cs="Calibri" w:eastAsia="Calibri" w:hAnsi="Calibri"/>
+              </w:rPr>
+              <w:t xml:space="preserve">D</w:t>
+            </w:r>
+          </w:p>
+        </w:tc>
+        <w:tc>
+          <w:tcPr>
+            <w:tcW w:type="dxa" w:w="4400"/>
+            <w:tcBorders>
+              <w:top w:val="single" w:color="D9D5C8" w:sz="4" w:space="0"/>
+              <w:left w:val="single" w:color="D9D5C8" w:sz="4" w:space="0"/>
+              <w:bottom w:val="single" w:color="D9D5C8" w:sz="4" w:space="0"/>
+              <w:right w:val="single" w:color="D9D5C8" w:sz="4" w:space="0"/>
+            </w:tcBorders>
+            <w:tcMar>
+              <w:top w:type="dxa" w:w="55"/>
+              <w:left w:type="dxa" w:w="110"/>
+              <w:bottom w:type="dxa" w:w="55"/>
+              <w:right w:type="dxa" w:w="110"/>
+            </w:tcMar>
+          </w:tcPr>
+          <w:p>
+            <w:pPr>
+              <w:spacing w:after="0"/>
+            </w:pPr>
+            <w:r>
+              <w:rPr>
+                <w:b w:val="false"/>
+                <w:bCs w:val="false"/>
+                <w:i w:val="false"/>
+                <w:iCs w:val="false"/>
+                <w:color w:val="1A1A1A"/>
+                <w:sz w:val="18"/>
+                <w:szCs w:val="18"/>
+                <w:rFonts w:ascii="Calibri" w:cs="Calibri" w:eastAsia="Calibri" w:hAnsi="Calibri"/>
+              </w:rPr>
+              <w:t xml:space="preserve">Prior-knowledge error confusing elections with redistricting.</w:t>
+            </w:r>
+          </w:p>
+        </w:tc>
+        <w:tc>
+          <w:tcPr>
+            <w:tcW w:type="dxa" w:w="4348"/>
+            <w:tcBorders>
+              <w:top w:val="single" w:color="D9D5C8" w:sz="4" w:space="0"/>
+              <w:left w:val="single" w:color="D9D5C8" w:sz="4" w:space="0"/>
+              <w:bottom w:val="single" w:color="D9D5C8" w:sz="4" w:space="0"/>
+              <w:right w:val="single" w:color="D9D5C8" w:sz="4" w:space="0"/>
+            </w:tcBorders>
+            <w:tcMar>
+              <w:top w:type="dxa" w:w="55"/>
+              <w:left w:type="dxa" w:w="110"/>
+              <w:bottom w:type="dxa" w:w="55"/>
+              <w:right w:type="dxa" w:w="110"/>
+            </w:tcMar>
+          </w:tcPr>
+          <w:p>
+            <w:pPr>
+              <w:spacing w:after="0"/>
+            </w:pPr>
+            <w:r>
+              <w:rPr>
+                <w:b w:val="false"/>
+                <w:bCs w:val="false"/>
+                <w:i w:val="false"/>
+                <w:iCs w:val="false"/>
+                <w:color w:val="1A1A1A"/>
+                <w:sz w:val="18"/>
+                <w:szCs w:val="18"/>
+                <w:rFonts w:ascii="Calibri" w:cs="Calibri" w:eastAsia="Calibri" w:hAnsi="Calibri"/>
+              </w:rPr>
+              <w:t xml:space="preserve">clarify the boundary with the confused concept</w:t>
+            </w:r>
+          </w:p>
+        </w:tc>
+      </w:tr>
+    </w:tbl>
+    <w:tbl>
+      <w:tblPr>
+        <w:tblW w:type="dxa" w:w="9648"/>
+        <w:tblBorders>
+          <w:top w:val="single" w:color="auto" w:sz="4"/>
+          <w:left w:val="single" w:color="auto" w:sz="4"/>
+          <w:bottom w:val="single" w:color="auto" w:sz="4"/>
+          <w:right w:val="single" w:color="auto" w:sz="4"/>
+          <w:insideH w:val="single" w:color="auto" w:sz="4"/>
+          <w:insideV w:val="single" w:color="auto" w:sz="4"/>
+        </w:tblBorders>
+      </w:tblPr>
+      <w:tblGrid>
+        <w:gridCol w:w="9648"/>
+      </w:tblGrid>
+      <w:tr>
+        <w:tc>
+          <w:tcPr>
+            <w:tcW w:type="dxa" w:w="9648"/>
+            <w:tcBorders>
+              <w:top w:val="single" w:color="D9D5C8" w:sz="4" w:space="0"/>
+              <w:left w:val="single" w:color="D9D5C8" w:sz="4" w:space="0"/>
+              <w:bottom w:val="single" w:color="D9D5C8" w:sz="4" w:space="0"/>
+              <w:right w:val="single" w:color="D9D5C8" w:sz="4" w:space="0"/>
+            </w:tcBorders>
+            <w:shd w:fill="F7F5EF" w:color="auto" w:val="clear"/>
+            <w:tcMar>
+              <w:top w:type="dxa" w:w="55"/>
+              <w:left w:type="dxa" w:w="110"/>
+              <w:bottom w:type="dxa" w:w="55"/>
+              <w:right w:type="dxa" w:w="110"/>
+            </w:tcMar>
+          </w:tcPr>
+          <w:p>
+            <w:pPr>
+              <w:spacing w:after="60"/>
+            </w:pPr>
+            <w:r>
+              <w:rPr>
+                <w:b/>
+                <w:bCs/>
+                <w:i w:val="false"/>
+                <w:iCs w:val="false"/>
+                <w:color w:val="1B2A4A"/>
+                <w:sz w:val="21"/>
+                <w:szCs w:val="21"/>
+                <w:rFonts w:ascii="Calibri" w:cs="Calibri" w:eastAsia="Calibri" w:hAnsi="Calibri"/>
+              </w:rPr>
+              <w:t xml:space="preserve">MTSS ROUTING</w:t>
+            </w:r>
+          </w:p>
+          <w:p>
+            <w:pPr>
+              <w:spacing w:after="40"/>
+            </w:pPr>
+            <w:r>
+              <w:rPr>
+                <w:b w:val="false"/>
+                <w:bCs w:val="false"/>
+                <w:i w:val="false"/>
+                <w:iCs w:val="false"/>
+                <w:color w:val="1A1A1A"/>
+                <w:sz w:val="22"/>
+                <w:szCs w:val="22"/>
+                <w:rFonts w:ascii="Calibri" w:cs="Calibri" w:eastAsia="Calibri" w:hAnsi="Calibri"/>
+              </w:rPr>
+              <w:t xml:space="preserve">Tier 2 — Small-group (Tier 2) reteach targeting the signaled misconception (10–15 min, organizer + worked example), then re-assess with a parallel item.</w:t>
+            </w:r>
+          </w:p>
+          <w:p>
+            <w:pPr>
+              <w:spacing w:after="40"/>
+            </w:pPr>
+            <w:r>
+              <w:rPr>
+                <w:b w:val="false"/>
+                <w:bCs w:val="false"/>
+                <w:i w:val="false"/>
+                <w:iCs w:val="false"/>
+                <w:color w:val="1A1A1A"/>
+                <w:sz w:val="22"/>
+                <w:szCs w:val="22"/>
+                <w:rFonts w:ascii="Calibri" w:cs="Calibri" w:eastAsia="Calibri" w:hAnsi="Calibri"/>
+              </w:rPr>
+              <w:t xml:space="preserve">Tier 3 — If it persists across parallel forms (Tier 3): intensive 1:1 with concrete→representational→abstract scaffolding + think-aloud; progress-monitor weekly toward the same standard.</w:t>
+            </w:r>
+          </w:p>
+        </w:tc>
+      </w:tr>
+    </w:tbl>
+    <w:p>
+      <w:pPr>
+        <w:pStyle w:val="Heading3"/>
+        <w:keepNext/>
+        <w:spacing w:before="150" w:after="90"/>
+      </w:pPr>
+      <w:r>
+        <w:rPr>
+          <w:b/>
+          <w:bCs/>
+          <w:i w:val="false"/>
+          <w:iCs w:val="false"/>
+          <w:color w:val="B22234"/>
+          <w:sz w:val="24"/>
+          <w:szCs w:val="24"/>
+          <w:rFonts w:ascii="Calibri" w:cs="Calibri" w:eastAsia="Calibri" w:hAnsi="Calibri"/>
+        </w:rPr>
+        <w:t xml:space="preserve">Item 3 — GC.33 · DOK 3</w:t>
+      </w:r>
+    </w:p>
+    <w:p>
+      <w:pPr>
+        <w:spacing w:after="80"/>
+      </w:pPr>
+      <w:r>
+        <w:rPr>
+          <w:b/>
+          <w:bCs/>
+          <w:i w:val="false"/>
+          <w:iCs w:val="false"/>
+          <w:color w:val="1B2A4A"/>
+          <w:sz w:val="22"/>
+          <w:szCs w:val="22"/>
+          <w:rFonts w:ascii="Calibri" w:cs="Calibri" w:eastAsia="Calibri" w:hAnsi="Calibri"/>
+        </w:rPr>
+        <w:t xml:space="preserve">If missed:  </w:t>
+      </w:r>
+      <w:r>
+        <w:rPr>
+          <w:b w:val="false"/>
+          <w:bCs w:val="false"/>
+          <w:i w:val="false"/>
+          <w:iCs w:val="false"/>
+          <w:color w:val="1A1A1A"/>
+          <w:sz w:val="22"/>
+          <w:szCs w:val="22"/>
+          <w:rFonts w:ascii="Calibri" w:cs="Calibri" w:eastAsia="Calibri" w:hAnsi="Calibri"/>
+        </w:rPr>
+        <w:t xml:space="preserve">Revisit “The Media &amp; Public Opinion” using the unit's Cornell notes + the standard's graphic organizer; re-check with the Exit Ticket, then re-assess with a parallel-form item.</w:t>
+      </w:r>
+    </w:p>
+    <w:tbl>
+      <w:tblPr>
+        <w:tblW w:type="dxa" w:w="9648"/>
+        <w:tblBorders>
+          <w:top w:val="single" w:color="auto" w:sz="4"/>
+          <w:left w:val="single" w:color="auto" w:sz="4"/>
+          <w:bottom w:val="single" w:color="auto" w:sz="4"/>
+          <w:right w:val="single" w:color="auto" w:sz="4"/>
+          <w:insideH w:val="single" w:color="auto" w:sz="4"/>
+          <w:insideV w:val="single" w:color="auto" w:sz="4"/>
+        </w:tblBorders>
+      </w:tblPr>
+      <w:tblGrid>
+        <w:gridCol w:w="900"/>
+        <w:gridCol w:w="4400"/>
+        <w:gridCol w:w="4348"/>
+      </w:tblGrid>
+      <w:tr>
+        <w:trPr>
+          <w:tblHeader/>
+        </w:trPr>
+        <w:tc>
+          <w:tcPr>
+            <w:tcW w:type="dxa" w:w="900"/>
+            <w:tcBorders>
+              <w:top w:val="single" w:color="D9D5C8" w:sz="4" w:space="0"/>
+              <w:left w:val="single" w:color="D9D5C8" w:sz="4" w:space="0"/>
+              <w:bottom w:val="single" w:color="D9D5C8" w:sz="4" w:space="0"/>
+              <w:right w:val="single" w:color="D9D5C8" w:sz="4" w:space="0"/>
+            </w:tcBorders>
+            <w:shd w:fill="1B2A4A" w:color="auto" w:val="clear"/>
+            <w:tcMar>
+              <w:top w:type="dxa" w:w="55"/>
+              <w:left w:type="dxa" w:w="110"/>
+              <w:bottom w:type="dxa" w:w="55"/>
+              <w:right w:type="dxa" w:w="110"/>
+            </w:tcMar>
+          </w:tcPr>
+          <w:p>
+            <w:pPr>
+              <w:spacing w:after="0"/>
+            </w:pPr>
+            <w:r>
+              <w:rPr>
+                <w:b/>
+                <w:bCs/>
+                <w:i w:val="false"/>
+                <w:iCs w:val="false"/>
+                <w:color w:val="FFFFFF"/>
+                <w:sz w:val="18"/>
+                <w:szCs w:val="18"/>
+                <w:rFonts w:ascii="Calibri" w:cs="Calibri" w:eastAsia="Calibri" w:hAnsi="Calibri"/>
+              </w:rPr>
+              <w:t xml:space="preserve">Wrong choice</w:t>
+            </w:r>
+          </w:p>
+        </w:tc>
+        <w:tc>
+          <w:tcPr>
+            <w:tcW w:type="dxa" w:w="4400"/>
+            <w:tcBorders>
+              <w:top w:val="single" w:color="D9D5C8" w:sz="4" w:space="0"/>
+              <w:left w:val="single" w:color="D9D5C8" w:sz="4" w:space="0"/>
+              <w:bottom w:val="single" w:color="D9D5C8" w:sz="4" w:space="0"/>
+              <w:right w:val="single" w:color="D9D5C8" w:sz="4" w:space="0"/>
+            </w:tcBorders>
+            <w:shd w:fill="1B2A4A" w:color="auto" w:val="clear"/>
+            <w:tcMar>
+              <w:top w:type="dxa" w:w="55"/>
+              <w:left w:type="dxa" w:w="110"/>
+              <w:bottom w:type="dxa" w:w="55"/>
+              <w:right w:type="dxa" w:w="110"/>
+            </w:tcMar>
+          </w:tcPr>
+          <w:p>
+            <w:pPr>
+              <w:spacing w:after="0"/>
+            </w:pPr>
+            <w:r>
+              <w:rPr>
+                <w:b/>
+                <w:bCs/>
+                <w:i w:val="false"/>
+                <w:iCs w:val="false"/>
+                <w:color w:val="FFFFFF"/>
+                <w:sz w:val="18"/>
+                <w:szCs w:val="18"/>
+                <w:rFonts w:ascii="Calibri" w:cs="Calibri" w:eastAsia="Calibri" w:hAnsi="Calibri"/>
+              </w:rPr>
+              <w:t xml:space="preserve">Signals misconception</w:t>
+            </w:r>
+          </w:p>
+        </w:tc>
+        <w:tc>
+          <w:tcPr>
+            <w:tcW w:type="dxa" w:w="4348"/>
+            <w:tcBorders>
+              <w:top w:val="single" w:color="D9D5C8" w:sz="4" w:space="0"/>
+              <w:left w:val="single" w:color="D9D5C8" w:sz="4" w:space="0"/>
+              <w:bottom w:val="single" w:color="D9D5C8" w:sz="4" w:space="0"/>
+              <w:right w:val="single" w:color="D9D5C8" w:sz="4" w:space="0"/>
+            </w:tcBorders>
+            <w:shd w:fill="1B2A4A" w:color="auto" w:val="clear"/>
+            <w:tcMar>
+              <w:top w:type="dxa" w:w="55"/>
+              <w:left w:type="dxa" w:w="110"/>
+              <w:bottom w:type="dxa" w:w="55"/>
+              <w:right w:type="dxa" w:w="110"/>
+            </w:tcMar>
+          </w:tcPr>
+          <w:p>
+            <w:pPr>
+              <w:spacing w:after="0"/>
+            </w:pPr>
+            <w:r>
+              <w:rPr>
+                <w:b/>
+                <w:bCs/>
+                <w:i w:val="false"/>
+                <w:iCs w:val="false"/>
+                <w:color w:val="FFFFFF"/>
+                <w:sz w:val="18"/>
+                <w:szCs w:val="18"/>
+                <w:rFonts w:ascii="Calibri" w:cs="Calibri" w:eastAsia="Calibri" w:hAnsi="Calibri"/>
+              </w:rPr>
+              <w:t xml:space="preserve">Targeted reteach</w:t>
+            </w:r>
+          </w:p>
+        </w:tc>
+      </w:tr>
+      <w:tr>
+        <w:tc>
+          <w:tcPr>
+            <w:tcW w:type="dxa" w:w="900"/>
+            <w:tcBorders>
+              <w:top w:val="single" w:color="D9D5C8" w:sz="4" w:space="0"/>
+              <w:left w:val="single" w:color="D9D5C8" w:sz="4" w:space="0"/>
+              <w:bottom w:val="single" w:color="D9D5C8" w:sz="4" w:space="0"/>
+              <w:right w:val="single" w:color="D9D5C8" w:sz="4" w:space="0"/>
+            </w:tcBorders>
+            <w:tcMar>
+              <w:top w:type="dxa" w:w="55"/>
+              <w:left w:type="dxa" w:w="110"/>
+              <w:bottom w:type="dxa" w:w="55"/>
+              <w:right w:type="dxa" w:w="110"/>
+            </w:tcMar>
+          </w:tcPr>
+          <w:p>
+            <w:pPr>
+              <w:spacing w:after="0"/>
+            </w:pPr>
+            <w:r>
+              <w:rPr>
+                <w:b w:val="false"/>
+                <w:bCs w:val="false"/>
+                <w:i w:val="false"/>
+                <w:iCs w:val="false"/>
+                <w:color w:val="1A1A1A"/>
+                <w:sz w:val="18"/>
+                <w:szCs w:val="18"/>
+                <w:rFonts w:ascii="Calibri" w:cs="Calibri" w:eastAsia="Calibri" w:hAnsi="Calibri"/>
+              </w:rPr>
+              <w:t xml:space="preserve">A</w:t>
+            </w:r>
+          </w:p>
+        </w:tc>
+        <w:tc>
+          <w:tcPr>
+            <w:tcW w:type="dxa" w:w="4400"/>
+            <w:tcBorders>
+              <w:top w:val="single" w:color="D9D5C8" w:sz="4" w:space="0"/>
+              <w:left w:val="single" w:color="D9D5C8" w:sz="4" w:space="0"/>
+              <w:bottom w:val="single" w:color="D9D5C8" w:sz="4" w:space="0"/>
+              <w:right w:val="single" w:color="D9D5C8" w:sz="4" w:space="0"/>
+            </w:tcBorders>
+            <w:tcMar>
+              <w:top w:type="dxa" w:w="55"/>
+              <w:left w:type="dxa" w:w="110"/>
+              <w:bottom w:type="dxa" w:w="55"/>
+              <w:right w:type="dxa" w:w="110"/>
+            </w:tcMar>
+          </w:tcPr>
+          <w:p>
+            <w:pPr>
+              <w:spacing w:after="0"/>
+            </w:pPr>
+            <w:r>
+              <w:rPr>
+                <w:b w:val="false"/>
+                <w:bCs w:val="false"/>
+                <w:i w:val="false"/>
+                <w:iCs w:val="false"/>
+                <w:color w:val="1A1A1A"/>
+                <w:sz w:val="18"/>
+                <w:szCs w:val="18"/>
+                <w:rFonts w:ascii="Calibri" w:cs="Calibri" w:eastAsia="Calibri" w:hAnsi="Calibri"/>
+              </w:rPr>
+              <w:t xml:space="preserve">Overgeneralization — coverage does not dictate a single public reaction.</w:t>
+            </w:r>
+          </w:p>
+        </w:tc>
+        <w:tc>
+          <w:tcPr>
+            <w:tcW w:type="dxa" w:w="4348"/>
+            <w:tcBorders>
+              <w:top w:val="single" w:color="D9D5C8" w:sz="4" w:space="0"/>
+              <w:left w:val="single" w:color="D9D5C8" w:sz="4" w:space="0"/>
+              <w:bottom w:val="single" w:color="D9D5C8" w:sz="4" w:space="0"/>
+              <w:right w:val="single" w:color="D9D5C8" w:sz="4" w:space="0"/>
+            </w:tcBorders>
+            <w:tcMar>
+              <w:top w:type="dxa" w:w="55"/>
+              <w:left w:type="dxa" w:w="110"/>
+              <w:bottom w:type="dxa" w:w="55"/>
+              <w:right w:type="dxa" w:w="110"/>
+            </w:tcMar>
+          </w:tcPr>
+          <w:p>
+            <w:pPr>
+              <w:spacing w:after="0"/>
+            </w:pPr>
+            <w:r>
+              <w:rPr>
+                <w:b w:val="false"/>
+                <w:bCs w:val="false"/>
+                <w:i w:val="false"/>
+                <w:iCs w:val="false"/>
+                <w:color w:val="1A1A1A"/>
+                <w:sz w:val="18"/>
+                <w:szCs w:val="18"/>
+                <w:rFonts w:ascii="Calibri" w:cs="Calibri" w:eastAsia="Calibri" w:hAnsi="Calibri"/>
+              </w:rPr>
+              <w:t xml:space="preserve">test the overgeneralization against a counter-case</w:t>
+            </w:r>
+          </w:p>
+        </w:tc>
+      </w:tr>
+      <w:tr>
+        <w:tc>
+          <w:tcPr>
+            <w:tcW w:type="dxa" w:w="900"/>
+            <w:tcBorders>
+              <w:top w:val="single" w:color="D9D5C8" w:sz="4" w:space="0"/>
+              <w:left w:val="single" w:color="D9D5C8" w:sz="4" w:space="0"/>
+              <w:bottom w:val="single" w:color="D9D5C8" w:sz="4" w:space="0"/>
+              <w:right w:val="single" w:color="D9D5C8" w:sz="4" w:space="0"/>
+            </w:tcBorders>
+            <w:tcMar>
+              <w:top w:type="dxa" w:w="55"/>
+              <w:left w:type="dxa" w:w="110"/>
+              <w:bottom w:type="dxa" w:w="55"/>
+              <w:right w:type="dxa" w:w="110"/>
+            </w:tcMar>
+          </w:tcPr>
+          <w:p>
+            <w:pPr>
+              <w:spacing w:after="0"/>
+            </w:pPr>
+            <w:r>
+              <w:rPr>
+                <w:b w:val="false"/>
+                <w:bCs w:val="false"/>
+                <w:i w:val="false"/>
+                <w:iCs w:val="false"/>
+                <w:color w:val="1A1A1A"/>
+                <w:sz w:val="18"/>
+                <w:szCs w:val="18"/>
+                <w:rFonts w:ascii="Calibri" w:cs="Calibri" w:eastAsia="Calibri" w:hAnsi="Calibri"/>
+              </w:rPr>
+              <w:t xml:space="preserve">B</w:t>
+            </w:r>
+          </w:p>
+        </w:tc>
+        <w:tc>
+          <w:tcPr>
+            <w:tcW w:type="dxa" w:w="4400"/>
+            <w:tcBorders>
+              <w:top w:val="single" w:color="D9D5C8" w:sz="4" w:space="0"/>
+              <w:left w:val="single" w:color="D9D5C8" w:sz="4" w:space="0"/>
+              <w:bottom w:val="single" w:color="D9D5C8" w:sz="4" w:space="0"/>
+              <w:right w:val="single" w:color="D9D5C8" w:sz="4" w:space="0"/>
+            </w:tcBorders>
+            <w:tcMar>
+              <w:top w:type="dxa" w:w="55"/>
+              <w:left w:type="dxa" w:w="110"/>
+              <w:bottom w:type="dxa" w:w="55"/>
+              <w:right w:type="dxa" w:w="110"/>
+            </w:tcMar>
+          </w:tcPr>
+          <w:p>
+            <w:pPr>
+              <w:spacing w:after="0"/>
+            </w:pPr>
+            <w:r>
+              <w:rPr>
+                <w:b w:val="false"/>
+                <w:bCs w:val="false"/>
+                <w:i w:val="false"/>
+                <w:iCs w:val="false"/>
+                <w:color w:val="1A1A1A"/>
+                <w:sz w:val="18"/>
+                <w:szCs w:val="18"/>
+                <w:rFonts w:ascii="Calibri" w:cs="Calibri" w:eastAsia="Calibri" w:hAnsi="Calibri"/>
+              </w:rPr>
+              <w:t xml:space="preserve">Misconception that repeated coverage has no agenda-setting effect.</w:t>
+            </w:r>
+          </w:p>
+        </w:tc>
+        <w:tc>
+          <w:tcPr>
+            <w:tcW w:type="dxa" w:w="4348"/>
+            <w:tcBorders>
+              <w:top w:val="single" w:color="D9D5C8" w:sz="4" w:space="0"/>
+              <w:left w:val="single" w:color="D9D5C8" w:sz="4" w:space="0"/>
+              <w:bottom w:val="single" w:color="D9D5C8" w:sz="4" w:space="0"/>
+              <w:right w:val="single" w:color="D9D5C8" w:sz="4" w:space="0"/>
+            </w:tcBorders>
+            <w:tcMar>
+              <w:top w:type="dxa" w:w="55"/>
+              <w:left w:type="dxa" w:w="110"/>
+              <w:bottom w:type="dxa" w:w="55"/>
+              <w:right w:type="dxa" w:w="110"/>
+            </w:tcMar>
+          </w:tcPr>
+          <w:p>
+            <w:pPr>
+              <w:spacing w:after="0"/>
+            </w:pPr>
+            <w:r>
+              <w:rPr>
+                <w:b w:val="false"/>
+                <w:bCs w:val="false"/>
+                <w:i w:val="false"/>
+                <w:iCs w:val="false"/>
+                <w:color w:val="1A1A1A"/>
+                <w:sz w:val="18"/>
+                <w:szCs w:val="18"/>
+                <w:rFonts w:ascii="Calibri" w:cs="Calibri" w:eastAsia="Calibri" w:hAnsi="Calibri"/>
+              </w:rPr>
+              <w:t xml:space="preserve">confront the misconception with a worked counter-example</w:t>
+            </w:r>
+          </w:p>
+        </w:tc>
+      </w:tr>
+      <w:tr>
+        <w:tc>
+          <w:tcPr>
+            <w:tcW w:type="dxa" w:w="900"/>
+            <w:tcBorders>
+              <w:top w:val="single" w:color="D9D5C8" w:sz="4" w:space="0"/>
+              <w:left w:val="single" w:color="D9D5C8" w:sz="4" w:space="0"/>
+              <w:bottom w:val="single" w:color="D9D5C8" w:sz="4" w:space="0"/>
+              <w:right w:val="single" w:color="D9D5C8" w:sz="4" w:space="0"/>
+            </w:tcBorders>
+            <w:tcMar>
+              <w:top w:type="dxa" w:w="55"/>
+              <w:left w:type="dxa" w:w="110"/>
+              <w:bottom w:type="dxa" w:w="55"/>
+              <w:right w:type="dxa" w:w="110"/>
+            </w:tcMar>
+          </w:tcPr>
+          <w:p>
+            <w:pPr>
+              <w:spacing w:after="0"/>
+            </w:pPr>
+            <w:r>
+              <w:rPr>
+                <w:b w:val="false"/>
+                <w:bCs w:val="false"/>
+                <w:i w:val="false"/>
+                <w:iCs w:val="false"/>
+                <w:color w:val="1A1A1A"/>
+                <w:sz w:val="18"/>
+                <w:szCs w:val="18"/>
+                <w:rFonts w:ascii="Calibri" w:cs="Calibri" w:eastAsia="Calibri" w:hAnsi="Calibri"/>
+              </w:rPr>
+              <w:t xml:space="preserve">C</w:t>
+            </w:r>
+          </w:p>
+        </w:tc>
+        <w:tc>
+          <w:tcPr>
+            <w:tcW w:type="dxa" w:w="4400"/>
+            <w:tcBorders>
+              <w:top w:val="single" w:color="D9D5C8" w:sz="4" w:space="0"/>
+              <w:left w:val="single" w:color="D9D5C8" w:sz="4" w:space="0"/>
+              <w:bottom w:val="single" w:color="D9D5C8" w:sz="4" w:space="0"/>
+              <w:right w:val="single" w:color="D9D5C8" w:sz="4" w:space="0"/>
+            </w:tcBorders>
+            <w:tcMar>
+              <w:top w:type="dxa" w:w="55"/>
+              <w:left w:type="dxa" w:w="110"/>
+              <w:bottom w:type="dxa" w:w="55"/>
+              <w:right w:type="dxa" w:w="110"/>
+            </w:tcMar>
+          </w:tcPr>
+          <w:p>
+            <w:pPr>
+              <w:spacing w:after="0"/>
+            </w:pPr>
+            <w:r>
+              <w:rPr>
+                <w:b w:val="false"/>
+                <w:bCs w:val="false"/>
+                <w:i w:val="false"/>
+                <w:iCs w:val="false"/>
+                <w:color w:val="1A1A1A"/>
+                <w:sz w:val="18"/>
+                <w:szCs w:val="18"/>
+                <w:rFonts w:ascii="Calibri" w:cs="Calibri" w:eastAsia="Calibri" w:hAnsi="Calibri"/>
+              </w:rPr>
+              <w:t xml:space="preserve">Causal attribution error — one outlet's focus does not control competitors.</w:t>
+            </w:r>
+          </w:p>
+        </w:tc>
+        <w:tc>
+          <w:tcPr>
+            <w:tcW w:type="dxa" w:w="4348"/>
+            <w:tcBorders>
+              <w:top w:val="single" w:color="D9D5C8" w:sz="4" w:space="0"/>
+              <w:left w:val="single" w:color="D9D5C8" w:sz="4" w:space="0"/>
+              <w:bottom w:val="single" w:color="D9D5C8" w:sz="4" w:space="0"/>
+              <w:right w:val="single" w:color="D9D5C8" w:sz="4" w:space="0"/>
+            </w:tcBorders>
+            <w:tcMar>
+              <w:top w:type="dxa" w:w="55"/>
+              <w:left w:type="dxa" w:w="110"/>
+              <w:bottom w:type="dxa" w:w="55"/>
+              <w:right w:type="dxa" w:w="110"/>
+            </w:tcMar>
+          </w:tcPr>
+          <w:p>
+            <w:pPr>
+              <w:spacing w:after="0"/>
+            </w:pPr>
+            <w:r>
+              <w:rPr>
+                <w:b w:val="false"/>
+                <w:bCs w:val="false"/>
+                <w:i w:val="false"/>
+                <w:iCs w:val="false"/>
+                <w:color w:val="1A1A1A"/>
+                <w:sz w:val="18"/>
+                <w:szCs w:val="18"/>
+                <w:rFonts w:ascii="Calibri" w:cs="Calibri" w:eastAsia="Calibri" w:hAnsi="Calibri"/>
+              </w:rPr>
+              <w:t xml:space="preserve">re-teach the cause-effect chain</w:t>
+            </w:r>
+          </w:p>
+        </w:tc>
+      </w:tr>
+    </w:tbl>
+    <w:tbl>
+      <w:tblPr>
+        <w:tblW w:type="dxa" w:w="9648"/>
+        <w:tblBorders>
+          <w:top w:val="single" w:color="auto" w:sz="4"/>
+          <w:left w:val="single" w:color="auto" w:sz="4"/>
+          <w:bottom w:val="single" w:color="auto" w:sz="4"/>
+          <w:right w:val="single" w:color="auto" w:sz="4"/>
+          <w:insideH w:val="single" w:color="auto" w:sz="4"/>
+          <w:insideV w:val="single" w:color="auto" w:sz="4"/>
+        </w:tblBorders>
+      </w:tblPr>
+      <w:tblGrid>
+        <w:gridCol w:w="9648"/>
+      </w:tblGrid>
+      <w:tr>
+        <w:tc>
+          <w:tcPr>
+            <w:tcW w:type="dxa" w:w="9648"/>
+            <w:tcBorders>
+              <w:top w:val="single" w:color="D9D5C8" w:sz="4" w:space="0"/>
+              <w:left w:val="single" w:color="D9D5C8" w:sz="4" w:space="0"/>
+              <w:bottom w:val="single" w:color="D9D5C8" w:sz="4" w:space="0"/>
+              <w:right w:val="single" w:color="D9D5C8" w:sz="4" w:space="0"/>
+            </w:tcBorders>
+            <w:shd w:fill="F7F5EF" w:color="auto" w:val="clear"/>
+            <w:tcMar>
+              <w:top w:type="dxa" w:w="55"/>
+              <w:left w:type="dxa" w:w="110"/>
+              <w:bottom w:type="dxa" w:w="55"/>
+              <w:right w:type="dxa" w:w="110"/>
+            </w:tcMar>
+          </w:tcPr>
+          <w:p>
+            <w:pPr>
+              <w:spacing w:after="60"/>
+            </w:pPr>
+            <w:r>
+              <w:rPr>
+                <w:b/>
+                <w:bCs/>
+                <w:i w:val="false"/>
+                <w:iCs w:val="false"/>
+                <w:color w:val="1B2A4A"/>
+                <w:sz w:val="21"/>
+                <w:szCs w:val="21"/>
+                <w:rFonts w:ascii="Calibri" w:cs="Calibri" w:eastAsia="Calibri" w:hAnsi="Calibri"/>
+              </w:rPr>
+              <w:t xml:space="preserve">MTSS ROUTING</w:t>
+            </w:r>
+          </w:p>
+          <w:p>
+            <w:pPr>
+              <w:spacing w:after="40"/>
+            </w:pPr>
+            <w:r>
+              <w:rPr>
+                <w:b w:val="false"/>
+                <w:bCs w:val="false"/>
+                <w:i w:val="false"/>
+                <w:iCs w:val="false"/>
+                <w:color w:val="1A1A1A"/>
+                <w:sz w:val="22"/>
+                <w:szCs w:val="22"/>
+                <w:rFonts w:ascii="Calibri" w:cs="Calibri" w:eastAsia="Calibri" w:hAnsi="Calibri"/>
+              </w:rPr>
+              <w:t xml:space="preserve">Tier 2 — Small-group (Tier 2) reteach targeting the signaled misconception (10–15 min, organizer + worked example), then re-assess with a parallel item.</w:t>
+            </w:r>
+          </w:p>
+          <w:p>
+            <w:pPr>
+              <w:spacing w:after="40"/>
+            </w:pPr>
+            <w:r>
+              <w:rPr>
+                <w:b w:val="false"/>
+                <w:bCs w:val="false"/>
+                <w:i w:val="false"/>
+                <w:iCs w:val="false"/>
+                <w:color w:val="1A1A1A"/>
+                <w:sz w:val="22"/>
+                <w:szCs w:val="22"/>
+                <w:rFonts w:ascii="Calibri" w:cs="Calibri" w:eastAsia="Calibri" w:hAnsi="Calibri"/>
+              </w:rPr>
+              <w:t xml:space="preserve">Tier 3 — If it persists across parallel forms (Tier 3): intensive 1:1 with concrete→representational→abstract scaffolding + think-aloud; progress-monitor weekly toward the same standard.</w:t>
+            </w:r>
+          </w:p>
+        </w:tc>
+      </w:tr>
+    </w:tbl>
+    <w:p>
+      <w:pPr>
+        <w:pStyle w:val="Heading3"/>
+        <w:keepNext/>
+        <w:spacing w:before="150" w:after="90"/>
+      </w:pPr>
+      <w:r>
+        <w:rPr>
+          <w:b/>
+          <w:bCs/>
+          <w:i w:val="false"/>
+          <w:iCs w:val="false"/>
+          <w:color w:val="B22234"/>
+          <w:sz w:val="24"/>
+          <w:szCs w:val="24"/>
+          <w:rFonts w:ascii="Calibri" w:cs="Calibri" w:eastAsia="Calibri" w:hAnsi="Calibri"/>
+        </w:rPr>
+        <w:t xml:space="preserve">Item 4 — GC.34 · DOK 3</w:t>
+      </w:r>
+    </w:p>
+    <w:p>
+      <w:pPr>
+        <w:spacing w:after="80"/>
+      </w:pPr>
+      <w:r>
+        <w:rPr>
+          <w:b/>
+          <w:bCs/>
+          <w:i w:val="false"/>
+          <w:iCs w:val="false"/>
+          <w:color w:val="1B2A4A"/>
+          <w:sz w:val="22"/>
+          <w:szCs w:val="22"/>
+          <w:rFonts w:ascii="Calibri" w:cs="Calibri" w:eastAsia="Calibri" w:hAnsi="Calibri"/>
+        </w:rPr>
+        <w:t xml:space="preserve">If missed:  </w:t>
+      </w:r>
+      <w:r>
+        <w:rPr>
+          <w:b w:val="false"/>
+          <w:bCs w:val="false"/>
+          <w:i w:val="false"/>
+          <w:iCs w:val="false"/>
+          <w:color w:val="1A1A1A"/>
+          <w:sz w:val="22"/>
+          <w:szCs w:val="22"/>
+          <w:rFonts w:ascii="Calibri" w:cs="Calibri" w:eastAsia="Calibri" w:hAnsi="Calibri"/>
+        </w:rPr>
+        <w:t xml:space="preserve">Revisit “Means of Political Participation” using the unit's Cornell notes + the standard's graphic organizer; re-check with the Exit Ticket, then re-assess with a parallel-form item.</w:t>
+      </w:r>
+    </w:p>
+    <w:tbl>
+      <w:tblPr>
+        <w:tblW w:type="dxa" w:w="9648"/>
+        <w:tblBorders>
+          <w:top w:val="single" w:color="auto" w:sz="4"/>
+          <w:left w:val="single" w:color="auto" w:sz="4"/>
+          <w:bottom w:val="single" w:color="auto" w:sz="4"/>
+          <w:right w:val="single" w:color="auto" w:sz="4"/>
+          <w:insideH w:val="single" w:color="auto" w:sz="4"/>
+          <w:insideV w:val="single" w:color="auto" w:sz="4"/>
+        </w:tblBorders>
+      </w:tblPr>
+      <w:tblGrid>
+        <w:gridCol w:w="900"/>
+        <w:gridCol w:w="4400"/>
+        <w:gridCol w:w="4348"/>
+      </w:tblGrid>
+      <w:tr>
+        <w:trPr>
+          <w:tblHeader/>
+        </w:trPr>
+        <w:tc>
+          <w:tcPr>
+            <w:tcW w:type="dxa" w:w="900"/>
+            <w:tcBorders>
+              <w:top w:val="single" w:color="D9D5C8" w:sz="4" w:space="0"/>
+              <w:left w:val="single" w:color="D9D5C8" w:sz="4" w:space="0"/>
+              <w:bottom w:val="single" w:color="D9D5C8" w:sz="4" w:space="0"/>
+              <w:right w:val="single" w:color="D9D5C8" w:sz="4" w:space="0"/>
+            </w:tcBorders>
+            <w:shd w:fill="1B2A4A" w:color="auto" w:val="clear"/>
+            <w:tcMar>
+              <w:top w:type="dxa" w:w="55"/>
+              <w:left w:type="dxa" w:w="110"/>
+              <w:bottom w:type="dxa" w:w="55"/>
+              <w:right w:type="dxa" w:w="110"/>
+            </w:tcMar>
+          </w:tcPr>
+          <w:p>
+            <w:pPr>
+              <w:spacing w:after="0"/>
+            </w:pPr>
+            <w:r>
+              <w:rPr>
+                <w:b/>
+                <w:bCs/>
+                <w:i w:val="false"/>
+                <w:iCs w:val="false"/>
+                <w:color w:val="FFFFFF"/>
+                <w:sz w:val="18"/>
+                <w:szCs w:val="18"/>
+                <w:rFonts w:ascii="Calibri" w:cs="Calibri" w:eastAsia="Calibri" w:hAnsi="Calibri"/>
+              </w:rPr>
+              <w:t xml:space="preserve">Wrong choice</w:t>
+            </w:r>
+          </w:p>
+        </w:tc>
+        <w:tc>
+          <w:tcPr>
+            <w:tcW w:type="dxa" w:w="4400"/>
+            <w:tcBorders>
+              <w:top w:val="single" w:color="D9D5C8" w:sz="4" w:space="0"/>
+              <w:left w:val="single" w:color="D9D5C8" w:sz="4" w:space="0"/>
+              <w:bottom w:val="single" w:color="D9D5C8" w:sz="4" w:space="0"/>
+              <w:right w:val="single" w:color="D9D5C8" w:sz="4" w:space="0"/>
+            </w:tcBorders>
+            <w:shd w:fill="1B2A4A" w:color="auto" w:val="clear"/>
+            <w:tcMar>
+              <w:top w:type="dxa" w:w="55"/>
+              <w:left w:type="dxa" w:w="110"/>
+              <w:bottom w:type="dxa" w:w="55"/>
+              <w:right w:type="dxa" w:w="110"/>
+            </w:tcMar>
+          </w:tcPr>
+          <w:p>
+            <w:pPr>
+              <w:spacing w:after="0"/>
+            </w:pPr>
+            <w:r>
+              <w:rPr>
+                <w:b/>
+                <w:bCs/>
+                <w:i w:val="false"/>
+                <w:iCs w:val="false"/>
+                <w:color w:val="FFFFFF"/>
+                <w:sz w:val="18"/>
+                <w:szCs w:val="18"/>
+                <w:rFonts w:ascii="Calibri" w:cs="Calibri" w:eastAsia="Calibri" w:hAnsi="Calibri"/>
+              </w:rPr>
+              <w:t xml:space="preserve">Signals misconception</w:t>
+            </w:r>
+          </w:p>
+        </w:tc>
+        <w:tc>
+          <w:tcPr>
+            <w:tcW w:type="dxa" w:w="4348"/>
+            <w:tcBorders>
+              <w:top w:val="single" w:color="D9D5C8" w:sz="4" w:space="0"/>
+              <w:left w:val="single" w:color="D9D5C8" w:sz="4" w:space="0"/>
+              <w:bottom w:val="single" w:color="D9D5C8" w:sz="4" w:space="0"/>
+              <w:right w:val="single" w:color="D9D5C8" w:sz="4" w:space="0"/>
+            </w:tcBorders>
+            <w:shd w:fill="1B2A4A" w:color="auto" w:val="clear"/>
+            <w:tcMar>
+              <w:top w:type="dxa" w:w="55"/>
+              <w:left w:type="dxa" w:w="110"/>
+              <w:bottom w:type="dxa" w:w="55"/>
+              <w:right w:type="dxa" w:w="110"/>
+            </w:tcMar>
+          </w:tcPr>
+          <w:p>
+            <w:pPr>
+              <w:spacing w:after="0"/>
+            </w:pPr>
+            <w:r>
+              <w:rPr>
+                <w:b/>
+                <w:bCs/>
+                <w:i w:val="false"/>
+                <w:iCs w:val="false"/>
+                <w:color w:val="FFFFFF"/>
+                <w:sz w:val="18"/>
+                <w:szCs w:val="18"/>
+                <w:rFonts w:ascii="Calibri" w:cs="Calibri" w:eastAsia="Calibri" w:hAnsi="Calibri"/>
+              </w:rPr>
+              <w:t xml:space="preserve">Targeted reteach</w:t>
+            </w:r>
+          </w:p>
+        </w:tc>
+      </w:tr>
+      <w:tr>
+        <w:tc>
+          <w:tcPr>
+            <w:tcW w:type="dxa" w:w="900"/>
+            <w:tcBorders>
+              <w:top w:val="single" w:color="D9D5C8" w:sz="4" w:space="0"/>
+              <w:left w:val="single" w:color="D9D5C8" w:sz="4" w:space="0"/>
+              <w:bottom w:val="single" w:color="D9D5C8" w:sz="4" w:space="0"/>
+              <w:right w:val="single" w:color="D9D5C8" w:sz="4" w:space="0"/>
+            </w:tcBorders>
+            <w:tcMar>
+              <w:top w:type="dxa" w:w="55"/>
+              <w:left w:type="dxa" w:w="110"/>
+              <w:bottom w:type="dxa" w:w="55"/>
+              <w:right w:type="dxa" w:w="110"/>
+            </w:tcMar>
+          </w:tcPr>
+          <w:p>
+            <w:pPr>
+              <w:spacing w:after="0"/>
+            </w:pPr>
+            <w:r>
+              <w:rPr>
+                <w:b w:val="false"/>
+                <w:bCs w:val="false"/>
+                <w:i w:val="false"/>
+                <w:iCs w:val="false"/>
+                <w:color w:val="1A1A1A"/>
+                <w:sz w:val="18"/>
+                <w:szCs w:val="18"/>
+                <w:rFonts w:ascii="Calibri" w:cs="Calibri" w:eastAsia="Calibri" w:hAnsi="Calibri"/>
+              </w:rPr>
+              <w:t xml:space="preserve">A</w:t>
+            </w:r>
+          </w:p>
+        </w:tc>
+        <w:tc>
+          <w:tcPr>
+            <w:tcW w:type="dxa" w:w="4400"/>
+            <w:tcBorders>
+              <w:top w:val="single" w:color="D9D5C8" w:sz="4" w:space="0"/>
+              <w:left w:val="single" w:color="D9D5C8" w:sz="4" w:space="0"/>
+              <w:bottom w:val="single" w:color="D9D5C8" w:sz="4" w:space="0"/>
+              <w:right w:val="single" w:color="D9D5C8" w:sz="4" w:space="0"/>
+            </w:tcBorders>
+            <w:tcMar>
+              <w:top w:type="dxa" w:w="55"/>
+              <w:left w:type="dxa" w:w="110"/>
+              <w:bottom w:type="dxa" w:w="55"/>
+              <w:right w:type="dxa" w:w="110"/>
+            </w:tcMar>
+          </w:tcPr>
+          <w:p>
+            <w:pPr>
+              <w:spacing w:after="0"/>
+            </w:pPr>
+            <w:r>
+              <w:rPr>
+                <w:b w:val="false"/>
+                <w:bCs w:val="false"/>
+                <w:i w:val="false"/>
+                <w:iCs w:val="false"/>
+                <w:color w:val="1A1A1A"/>
+                <w:sz w:val="18"/>
+                <w:szCs w:val="18"/>
+                <w:rFonts w:ascii="Calibri" w:cs="Calibri" w:eastAsia="Calibri" w:hAnsi="Calibri"/>
+              </w:rPr>
+              <w:t xml:space="preserve">Nearby error — a real form of participation, but it influences officials rather than making law directly.</w:t>
+            </w:r>
+          </w:p>
+        </w:tc>
+        <w:tc>
+          <w:tcPr>
+            <w:tcW w:type="dxa" w:w="4348"/>
+            <w:tcBorders>
+              <w:top w:val="single" w:color="D9D5C8" w:sz="4" w:space="0"/>
+              <w:left w:val="single" w:color="D9D5C8" w:sz="4" w:space="0"/>
+              <w:bottom w:val="single" w:color="D9D5C8" w:sz="4" w:space="0"/>
+              <w:right w:val="single" w:color="D9D5C8" w:sz="4" w:space="0"/>
+            </w:tcBorders>
+            <w:tcMar>
+              <w:top w:type="dxa" w:w="55"/>
+              <w:left w:type="dxa" w:w="110"/>
+              <w:bottom w:type="dxa" w:w="55"/>
+              <w:right w:type="dxa" w:w="110"/>
+            </w:tcMar>
+          </w:tcPr>
+          <w:p>
+            <w:pPr>
+              <w:spacing w:after="0"/>
+            </w:pPr>
+            <w:r>
+              <w:rPr>
+                <w:b w:val="false"/>
+                <w:bCs w:val="false"/>
+                <w:i w:val="false"/>
+                <w:iCs w:val="false"/>
+                <w:color w:val="1A1A1A"/>
+                <w:sz w:val="18"/>
+                <w:szCs w:val="18"/>
+                <w:rFonts w:ascii="Calibri" w:cs="Calibri" w:eastAsia="Calibri" w:hAnsi="Calibri"/>
+              </w:rPr>
+              <w:t xml:space="preserve">contrast the near-miss with the precise answer</w:t>
+            </w:r>
+          </w:p>
+        </w:tc>
+      </w:tr>
+      <w:tr>
+        <w:tc>
+          <w:tcPr>
+            <w:tcW w:type="dxa" w:w="900"/>
+            <w:tcBorders>
+              <w:top w:val="single" w:color="D9D5C8" w:sz="4" w:space="0"/>
+              <w:left w:val="single" w:color="D9D5C8" w:sz="4" w:space="0"/>
+              <w:bottom w:val="single" w:color="D9D5C8" w:sz="4" w:space="0"/>
+              <w:right w:val="single" w:color="D9D5C8" w:sz="4" w:space="0"/>
+            </w:tcBorders>
+            <w:tcMar>
+              <w:top w:type="dxa" w:w="55"/>
+              <w:left w:type="dxa" w:w="110"/>
+              <w:bottom w:type="dxa" w:w="55"/>
+              <w:right w:type="dxa" w:w="110"/>
+            </w:tcMar>
+          </w:tcPr>
+          <w:p>
+            <w:pPr>
+              <w:spacing w:after="0"/>
+            </w:pPr>
+            <w:r>
+              <w:rPr>
+                <w:b w:val="false"/>
+                <w:bCs w:val="false"/>
+                <w:i w:val="false"/>
+                <w:iCs w:val="false"/>
+                <w:color w:val="1A1A1A"/>
+                <w:sz w:val="18"/>
+                <w:szCs w:val="18"/>
+                <w:rFonts w:ascii="Calibri" w:cs="Calibri" w:eastAsia="Calibri" w:hAnsi="Calibri"/>
+              </w:rPr>
+              <w:t xml:space="preserve">C</w:t>
+            </w:r>
+          </w:p>
+        </w:tc>
+        <w:tc>
+          <w:tcPr>
+            <w:tcW w:type="dxa" w:w="4400"/>
+            <w:tcBorders>
+              <w:top w:val="single" w:color="D9D5C8" w:sz="4" w:space="0"/>
+              <w:left w:val="single" w:color="D9D5C8" w:sz="4" w:space="0"/>
+              <w:bottom w:val="single" w:color="D9D5C8" w:sz="4" w:space="0"/>
+              <w:right w:val="single" w:color="D9D5C8" w:sz="4" w:space="0"/>
+            </w:tcBorders>
+            <w:tcMar>
+              <w:top w:type="dxa" w:w="55"/>
+              <w:left w:type="dxa" w:w="110"/>
+              <w:bottom w:type="dxa" w:w="55"/>
+              <w:right w:type="dxa" w:w="110"/>
+            </w:tcMar>
+          </w:tcPr>
+          <w:p>
+            <w:pPr>
+              <w:spacing w:after="0"/>
+            </w:pPr>
+            <w:r>
+              <w:rPr>
+                <w:b w:val="false"/>
+                <w:bCs w:val="false"/>
+                <w:i w:val="false"/>
+                <w:iCs w:val="false"/>
+                <w:color w:val="1A1A1A"/>
+                <w:sz w:val="18"/>
+                <w:szCs w:val="18"/>
+                <w:rFonts w:ascii="Calibri" w:cs="Calibri" w:eastAsia="Calibri" w:hAnsi="Calibri"/>
+              </w:rPr>
+              <w:t xml:space="preserve">Nearby error — lobbying pressures officials rather than letting voters act directly.</w:t>
+            </w:r>
+          </w:p>
+        </w:tc>
+        <w:tc>
+          <w:tcPr>
+            <w:tcW w:type="dxa" w:w="4348"/>
+            <w:tcBorders>
+              <w:top w:val="single" w:color="D9D5C8" w:sz="4" w:space="0"/>
+              <w:left w:val="single" w:color="D9D5C8" w:sz="4" w:space="0"/>
+              <w:bottom w:val="single" w:color="D9D5C8" w:sz="4" w:space="0"/>
+              <w:right w:val="single" w:color="D9D5C8" w:sz="4" w:space="0"/>
+            </w:tcBorders>
+            <w:tcMar>
+              <w:top w:type="dxa" w:w="55"/>
+              <w:left w:type="dxa" w:w="110"/>
+              <w:bottom w:type="dxa" w:w="55"/>
+              <w:right w:type="dxa" w:w="110"/>
+            </w:tcMar>
+          </w:tcPr>
+          <w:p>
+            <w:pPr>
+              <w:spacing w:after="0"/>
+            </w:pPr>
+            <w:r>
+              <w:rPr>
+                <w:b w:val="false"/>
+                <w:bCs w:val="false"/>
+                <w:i w:val="false"/>
+                <w:iCs w:val="false"/>
+                <w:color w:val="1A1A1A"/>
+                <w:sz w:val="18"/>
+                <w:szCs w:val="18"/>
+                <w:rFonts w:ascii="Calibri" w:cs="Calibri" w:eastAsia="Calibri" w:hAnsi="Calibri"/>
+              </w:rPr>
+              <w:t xml:space="preserve">contrast the near-miss with the precise answer</w:t>
+            </w:r>
+          </w:p>
+        </w:tc>
+      </w:tr>
+      <w:tr>
+        <w:tc>
+          <w:tcPr>
+            <w:tcW w:type="dxa" w:w="900"/>
+            <w:tcBorders>
+              <w:top w:val="single" w:color="D9D5C8" w:sz="4" w:space="0"/>
+              <w:left w:val="single" w:color="D9D5C8" w:sz="4" w:space="0"/>
+              <w:bottom w:val="single" w:color="D9D5C8" w:sz="4" w:space="0"/>
+              <w:right w:val="single" w:color="D9D5C8" w:sz="4" w:space="0"/>
+            </w:tcBorders>
+            <w:tcMar>
+              <w:top w:type="dxa" w:w="55"/>
+              <w:left w:type="dxa" w:w="110"/>
+              <w:bottom w:type="dxa" w:w="55"/>
+              <w:right w:type="dxa" w:w="110"/>
+            </w:tcMar>
+          </w:tcPr>
+          <w:p>
+            <w:pPr>
+              <w:spacing w:after="0"/>
+            </w:pPr>
+            <w:r>
+              <w:rPr>
+                <w:b w:val="false"/>
+                <w:bCs w:val="false"/>
+                <w:i w:val="false"/>
+                <w:iCs w:val="false"/>
+                <w:color w:val="1A1A1A"/>
+                <w:sz w:val="18"/>
+                <w:szCs w:val="18"/>
+                <w:rFonts w:ascii="Calibri" w:cs="Calibri" w:eastAsia="Calibri" w:hAnsi="Calibri"/>
+              </w:rPr>
+              <w:t xml:space="preserve">D</w:t>
+            </w:r>
+          </w:p>
+        </w:tc>
+        <w:tc>
+          <w:tcPr>
+            <w:tcW w:type="dxa" w:w="4400"/>
+            <w:tcBorders>
+              <w:top w:val="single" w:color="D9D5C8" w:sz="4" w:space="0"/>
+              <w:left w:val="single" w:color="D9D5C8" w:sz="4" w:space="0"/>
+              <w:bottom w:val="single" w:color="D9D5C8" w:sz="4" w:space="0"/>
+              <w:right w:val="single" w:color="D9D5C8" w:sz="4" w:space="0"/>
+            </w:tcBorders>
+            <w:tcMar>
+              <w:top w:type="dxa" w:w="55"/>
+              <w:left w:type="dxa" w:w="110"/>
+              <w:bottom w:type="dxa" w:w="55"/>
+              <w:right w:type="dxa" w:w="110"/>
+            </w:tcMar>
+          </w:tcPr>
+          <w:p>
+            <w:pPr>
+              <w:spacing w:after="0"/>
+            </w:pPr>
+            <w:r>
+              <w:rPr>
+                <w:b w:val="false"/>
+                <w:bCs w:val="false"/>
+                <w:i w:val="false"/>
+                <w:iCs w:val="false"/>
+                <w:color w:val="1A1A1A"/>
+                <w:sz w:val="18"/>
+                <w:szCs w:val="18"/>
+                <w:rFonts w:ascii="Calibri" w:cs="Calibri" w:eastAsia="Calibri" w:hAnsi="Calibri"/>
+              </w:rPr>
+              <w:t xml:space="preserve">Nearby error — contacting a representative is indirect influence, not direct lawmaking.</w:t>
+            </w:r>
+          </w:p>
+        </w:tc>
+        <w:tc>
+          <w:tcPr>
+            <w:tcW w:type="dxa" w:w="4348"/>
+            <w:tcBorders>
+              <w:top w:val="single" w:color="D9D5C8" w:sz="4" w:space="0"/>
+              <w:left w:val="single" w:color="D9D5C8" w:sz="4" w:space="0"/>
+              <w:bottom w:val="single" w:color="D9D5C8" w:sz="4" w:space="0"/>
+              <w:right w:val="single" w:color="D9D5C8" w:sz="4" w:space="0"/>
+            </w:tcBorders>
+            <w:tcMar>
+              <w:top w:type="dxa" w:w="55"/>
+              <w:left w:type="dxa" w:w="110"/>
+              <w:bottom w:type="dxa" w:w="55"/>
+              <w:right w:type="dxa" w:w="110"/>
+            </w:tcMar>
+          </w:tcPr>
+          <w:p>
+            <w:pPr>
+              <w:spacing w:after="0"/>
+            </w:pPr>
+            <w:r>
+              <w:rPr>
+                <w:b w:val="false"/>
+                <w:bCs w:val="false"/>
+                <w:i w:val="false"/>
+                <w:iCs w:val="false"/>
+                <w:color w:val="1A1A1A"/>
+                <w:sz w:val="18"/>
+                <w:szCs w:val="18"/>
+                <w:rFonts w:ascii="Calibri" w:cs="Calibri" w:eastAsia="Calibri" w:hAnsi="Calibri"/>
+              </w:rPr>
+              <w:t xml:space="preserve">contrast the near-miss with the precise answer</w:t>
+            </w:r>
+          </w:p>
+        </w:tc>
+      </w:tr>
+    </w:tbl>
+    <w:tbl>
+      <w:tblPr>
+        <w:tblW w:type="dxa" w:w="9648"/>
+        <w:tblBorders>
+          <w:top w:val="single" w:color="auto" w:sz="4"/>
+          <w:left w:val="single" w:color="auto" w:sz="4"/>
+          <w:bottom w:val="single" w:color="auto" w:sz="4"/>
+          <w:right w:val="single" w:color="auto" w:sz="4"/>
+          <w:insideH w:val="single" w:color="auto" w:sz="4"/>
+          <w:insideV w:val="single" w:color="auto" w:sz="4"/>
+        </w:tblBorders>
+      </w:tblPr>
+      <w:tblGrid>
+        <w:gridCol w:w="9648"/>
+      </w:tblGrid>
+      <w:tr>
+        <w:tc>
+          <w:tcPr>
+            <w:tcW w:type="dxa" w:w="9648"/>
+            <w:tcBorders>
+              <w:top w:val="single" w:color="D9D5C8" w:sz="4" w:space="0"/>
+              <w:left w:val="single" w:color="D9D5C8" w:sz="4" w:space="0"/>
+              <w:bottom w:val="single" w:color="D9D5C8" w:sz="4" w:space="0"/>
+              <w:right w:val="single" w:color="D9D5C8" w:sz="4" w:space="0"/>
+            </w:tcBorders>
+            <w:shd w:fill="F7F5EF" w:color="auto" w:val="clear"/>
+            <w:tcMar>
+              <w:top w:type="dxa" w:w="55"/>
+              <w:left w:type="dxa" w:w="110"/>
+              <w:bottom w:type="dxa" w:w="55"/>
+              <w:right w:type="dxa" w:w="110"/>
+            </w:tcMar>
+          </w:tcPr>
+          <w:p>
+            <w:pPr>
+              <w:spacing w:after="60"/>
+            </w:pPr>
+            <w:r>
+              <w:rPr>
+                <w:b/>
+                <w:bCs/>
+                <w:i w:val="false"/>
+                <w:iCs w:val="false"/>
+                <w:color w:val="1B2A4A"/>
+                <w:sz w:val="21"/>
+                <w:szCs w:val="21"/>
+                <w:rFonts w:ascii="Calibri" w:cs="Calibri" w:eastAsia="Calibri" w:hAnsi="Calibri"/>
+              </w:rPr>
+              <w:t xml:space="preserve">MTSS ROUTING</w:t>
+            </w:r>
+          </w:p>
+          <w:p>
+            <w:pPr>
+              <w:spacing w:after="40"/>
+            </w:pPr>
+            <w:r>
+              <w:rPr>
+                <w:b w:val="false"/>
+                <w:bCs w:val="false"/>
+                <w:i w:val="false"/>
+                <w:iCs w:val="false"/>
+                <w:color w:val="1A1A1A"/>
+                <w:sz w:val="22"/>
+                <w:szCs w:val="22"/>
+                <w:rFonts w:ascii="Calibri" w:cs="Calibri" w:eastAsia="Calibri" w:hAnsi="Calibri"/>
+              </w:rPr>
+              <w:t xml:space="preserve">Tier 2 — Small-group (Tier 2) reteach targeting the signaled misconception (10–15 min, organizer + worked example), then re-assess with a parallel item.</w:t>
+            </w:r>
+          </w:p>
+          <w:p>
+            <w:pPr>
+              <w:spacing w:after="40"/>
+            </w:pPr>
+            <w:r>
+              <w:rPr>
+                <w:b w:val="false"/>
+                <w:bCs w:val="false"/>
+                <w:i w:val="false"/>
+                <w:iCs w:val="false"/>
+                <w:color w:val="1A1A1A"/>
+                <w:sz w:val="22"/>
+                <w:szCs w:val="22"/>
+                <w:rFonts w:ascii="Calibri" w:cs="Calibri" w:eastAsia="Calibri" w:hAnsi="Calibri"/>
+              </w:rPr>
+              <w:t xml:space="preserve">Tier 3 — If it persists across parallel forms (Tier 3): intensive 1:1 with concrete→representational→abstract scaffolding + think-aloud; progress-monitor weekly toward the same standard.</w:t>
+            </w:r>
+          </w:p>
+        </w:tc>
+      </w:tr>
+    </w:tbl>
+    <w:p>
+      <w:pPr>
+        <w:pStyle w:val="Heading2"/>
+        <w:keepNext/>
+        <w:spacing w:before="150" w:after="90"/>
+      </w:pPr>
+      <w:r>
+        <w:rPr>
+          <w:b/>
+          <w:bCs/>
+          <w:i w:val="false"/>
+          <w:iCs w:val="false"/>
+          <w:color w:val="1B2A4A"/>
+          <w:sz w:val="28"/>
+          <w:szCs w:val="28"/>
+          <w:rFonts w:ascii="Calibri" w:cs="Calibri" w:eastAsia="Calibri" w:hAnsi="Calibri"/>
+        </w:rPr>
+        <w:t xml:space="preserve">Form B — UDL &amp; distractor-based remediation</w:t>
+      </w:r>
+    </w:p>
+    <w:p>
+      <w:pPr>
+        <w:pStyle w:val="Heading3"/>
+        <w:keepNext/>
+        <w:spacing w:before="150" w:after="90"/>
+      </w:pPr>
+      <w:r>
+        <w:rPr>
+          <w:b/>
+          <w:bCs/>
+          <w:i w:val="false"/>
+          <w:iCs w:val="false"/>
+          <w:color w:val="B22234"/>
+          <w:sz w:val="24"/>
+          <w:szCs w:val="24"/>
+          <w:rFonts w:ascii="Calibri" w:cs="Calibri" w:eastAsia="Calibri" w:hAnsi="Calibri"/>
+        </w:rPr>
+        <w:t xml:space="preserve">Item 1 — GC.31 · DOK 1</w:t>
+      </w:r>
+    </w:p>
+    <w:p>
+      <w:pPr>
+        <w:spacing w:after="80"/>
+      </w:pPr>
+      <w:r>
+        <w:rPr>
+          <w:b/>
+          <w:bCs/>
+          <w:i w:val="false"/>
+          <w:iCs w:val="false"/>
+          <w:color w:val="1B2A4A"/>
+          <w:sz w:val="22"/>
+          <w:szCs w:val="22"/>
+          <w:rFonts w:ascii="Calibri" w:cs="Calibri" w:eastAsia="Calibri" w:hAnsi="Calibri"/>
+        </w:rPr>
+        <w:t xml:space="preserve">If missed:  </w:t>
+      </w:r>
+      <w:r>
+        <w:rPr>
+          <w:b w:val="false"/>
+          <w:bCs w:val="false"/>
+          <w:i w:val="false"/>
+          <w:iCs w:val="false"/>
+          <w:color w:val="1A1A1A"/>
+          <w:sz w:val="22"/>
+          <w:szCs w:val="22"/>
+          <w:rFonts w:ascii="Calibri" w:cs="Calibri" w:eastAsia="Calibri" w:hAnsi="Calibri"/>
+        </w:rPr>
+        <w:t xml:space="preserve">Revisit “The Responsibilities of Citizens” using the unit's Cornell notes + the standard's graphic organizer; re-check with the Exit Ticket, then re-assess with a parallel-form item.</w:t>
+      </w:r>
+    </w:p>
+    <w:tbl>
+      <w:tblPr>
+        <w:tblW w:type="dxa" w:w="9648"/>
+        <w:tblBorders>
+          <w:top w:val="single" w:color="auto" w:sz="4"/>
+          <w:left w:val="single" w:color="auto" w:sz="4"/>
+          <w:bottom w:val="single" w:color="auto" w:sz="4"/>
+          <w:right w:val="single" w:color="auto" w:sz="4"/>
+          <w:insideH w:val="single" w:color="auto" w:sz="4"/>
+          <w:insideV w:val="single" w:color="auto" w:sz="4"/>
+        </w:tblBorders>
+      </w:tblPr>
+      <w:tblGrid>
+        <w:gridCol w:w="900"/>
+        <w:gridCol w:w="4400"/>
+        <w:gridCol w:w="4348"/>
+      </w:tblGrid>
+      <w:tr>
+        <w:trPr>
+          <w:tblHeader/>
+        </w:trPr>
+        <w:tc>
+          <w:tcPr>
+            <w:tcW w:type="dxa" w:w="900"/>
+            <w:tcBorders>
+              <w:top w:val="single" w:color="D9D5C8" w:sz="4" w:space="0"/>
+              <w:left w:val="single" w:color="D9D5C8" w:sz="4" w:space="0"/>
+              <w:bottom w:val="single" w:color="D9D5C8" w:sz="4" w:space="0"/>
+              <w:right w:val="single" w:color="D9D5C8" w:sz="4" w:space="0"/>
+            </w:tcBorders>
+            <w:shd w:fill="1B2A4A" w:color="auto" w:val="clear"/>
+            <w:tcMar>
+              <w:top w:type="dxa" w:w="55"/>
+              <w:left w:type="dxa" w:w="110"/>
+              <w:bottom w:type="dxa" w:w="55"/>
+              <w:right w:type="dxa" w:w="110"/>
+            </w:tcMar>
+          </w:tcPr>
+          <w:p>
+            <w:pPr>
+              <w:spacing w:after="0"/>
+            </w:pPr>
+            <w:r>
+              <w:rPr>
+                <w:b/>
+                <w:bCs/>
+                <w:i w:val="false"/>
+                <w:iCs w:val="false"/>
+                <w:color w:val="FFFFFF"/>
+                <w:sz w:val="18"/>
+                <w:szCs w:val="18"/>
+                <w:rFonts w:ascii="Calibri" w:cs="Calibri" w:eastAsia="Calibri" w:hAnsi="Calibri"/>
+              </w:rPr>
+              <w:t xml:space="preserve">Wrong choice</w:t>
+            </w:r>
+          </w:p>
+        </w:tc>
+        <w:tc>
+          <w:tcPr>
+            <w:tcW w:type="dxa" w:w="4400"/>
+            <w:tcBorders>
+              <w:top w:val="single" w:color="D9D5C8" w:sz="4" w:space="0"/>
+              <w:left w:val="single" w:color="D9D5C8" w:sz="4" w:space="0"/>
+              <w:bottom w:val="single" w:color="D9D5C8" w:sz="4" w:space="0"/>
+              <w:right w:val="single" w:color="D9D5C8" w:sz="4" w:space="0"/>
+            </w:tcBorders>
+            <w:shd w:fill="1B2A4A" w:color="auto" w:val="clear"/>
+            <w:tcMar>
+              <w:top w:type="dxa" w:w="55"/>
+              <w:left w:type="dxa" w:w="110"/>
+              <w:bottom w:type="dxa" w:w="55"/>
+              <w:right w:type="dxa" w:w="110"/>
+            </w:tcMar>
+          </w:tcPr>
+          <w:p>
+            <w:pPr>
+              <w:spacing w:after="0"/>
+            </w:pPr>
+            <w:r>
+              <w:rPr>
+                <w:b/>
+                <w:bCs/>
+                <w:i w:val="false"/>
+                <w:iCs w:val="false"/>
+                <w:color w:val="FFFFFF"/>
+                <w:sz w:val="18"/>
+                <w:szCs w:val="18"/>
+                <w:rFonts w:ascii="Calibri" w:cs="Calibri" w:eastAsia="Calibri" w:hAnsi="Calibri"/>
+              </w:rPr>
+              <w:t xml:space="preserve">Signals misconception</w:t>
+            </w:r>
+          </w:p>
+        </w:tc>
+        <w:tc>
+          <w:tcPr>
+            <w:tcW w:type="dxa" w:w="4348"/>
+            <w:tcBorders>
+              <w:top w:val="single" w:color="D9D5C8" w:sz="4" w:space="0"/>
+              <w:left w:val="single" w:color="D9D5C8" w:sz="4" w:space="0"/>
+              <w:bottom w:val="single" w:color="D9D5C8" w:sz="4" w:space="0"/>
+              <w:right w:val="single" w:color="D9D5C8" w:sz="4" w:space="0"/>
+            </w:tcBorders>
+            <w:shd w:fill="1B2A4A" w:color="auto" w:val="clear"/>
+            <w:tcMar>
+              <w:top w:type="dxa" w:w="55"/>
+              <w:left w:type="dxa" w:w="110"/>
+              <w:bottom w:type="dxa" w:w="55"/>
+              <w:right w:type="dxa" w:w="110"/>
+            </w:tcMar>
+          </w:tcPr>
+          <w:p>
+            <w:pPr>
+              <w:spacing w:after="0"/>
+            </w:pPr>
+            <w:r>
+              <w:rPr>
+                <w:b/>
+                <w:bCs/>
+                <w:i w:val="false"/>
+                <w:iCs w:val="false"/>
+                <w:color w:val="FFFFFF"/>
+                <w:sz w:val="18"/>
+                <w:szCs w:val="18"/>
+                <w:rFonts w:ascii="Calibri" w:cs="Calibri" w:eastAsia="Calibri" w:hAnsi="Calibri"/>
+              </w:rPr>
+              <w:t xml:space="preserve">Targeted reteach</w:t>
+            </w:r>
+          </w:p>
+        </w:tc>
+      </w:tr>
+      <w:tr>
+        <w:tc>
+          <w:tcPr>
+            <w:tcW w:type="dxa" w:w="900"/>
+            <w:tcBorders>
+              <w:top w:val="single" w:color="D9D5C8" w:sz="4" w:space="0"/>
+              <w:left w:val="single" w:color="D9D5C8" w:sz="4" w:space="0"/>
+              <w:bottom w:val="single" w:color="D9D5C8" w:sz="4" w:space="0"/>
+              <w:right w:val="single" w:color="D9D5C8" w:sz="4" w:space="0"/>
+            </w:tcBorders>
+            <w:tcMar>
+              <w:top w:type="dxa" w:w="55"/>
+              <w:left w:type="dxa" w:w="110"/>
+              <w:bottom w:type="dxa" w:w="55"/>
+              <w:right w:type="dxa" w:w="110"/>
+            </w:tcMar>
+          </w:tcPr>
+          <w:p>
+            <w:pPr>
+              <w:spacing w:after="0"/>
+            </w:pPr>
+            <w:r>
+              <w:rPr>
+                <w:b w:val="false"/>
+                <w:bCs w:val="false"/>
+                <w:i w:val="false"/>
+                <w:iCs w:val="false"/>
+                <w:color w:val="1A1A1A"/>
+                <w:sz w:val="18"/>
+                <w:szCs w:val="18"/>
+                <w:rFonts w:ascii="Calibri" w:cs="Calibri" w:eastAsia="Calibri" w:hAnsi="Calibri"/>
+              </w:rPr>
+              <w:t xml:space="preserve">A</w:t>
+            </w:r>
+          </w:p>
+        </w:tc>
+        <w:tc>
+          <w:tcPr>
+            <w:tcW w:type="dxa" w:w="4400"/>
+            <w:tcBorders>
+              <w:top w:val="single" w:color="D9D5C8" w:sz="4" w:space="0"/>
+              <w:left w:val="single" w:color="D9D5C8" w:sz="4" w:space="0"/>
+              <w:bottom w:val="single" w:color="D9D5C8" w:sz="4" w:space="0"/>
+              <w:right w:val="single" w:color="D9D5C8" w:sz="4" w:space="0"/>
+            </w:tcBorders>
+            <w:tcMar>
+              <w:top w:type="dxa" w:w="55"/>
+              <w:left w:type="dxa" w:w="110"/>
+              <w:bottom w:type="dxa" w:w="55"/>
+              <w:right w:type="dxa" w:w="110"/>
+            </w:tcMar>
+          </w:tcPr>
+          <w:p>
+            <w:pPr>
+              <w:spacing w:after="0"/>
+            </w:pPr>
+            <w:r>
+              <w:rPr>
+                <w:b w:val="false"/>
+                <w:bCs w:val="false"/>
+                <w:i w:val="false"/>
+                <w:iCs w:val="false"/>
+                <w:color w:val="1A1A1A"/>
+                <w:sz w:val="18"/>
+                <w:szCs w:val="18"/>
+                <w:rFonts w:ascii="Calibri" w:cs="Calibri" w:eastAsia="Calibri" w:hAnsi="Calibri"/>
+              </w:rPr>
+              <w:t xml:space="preserve">Misconception that jury service is optional.</w:t>
+            </w:r>
+          </w:p>
+        </w:tc>
+        <w:tc>
+          <w:tcPr>
+            <w:tcW w:type="dxa" w:w="4348"/>
+            <w:tcBorders>
+              <w:top w:val="single" w:color="D9D5C8" w:sz="4" w:space="0"/>
+              <w:left w:val="single" w:color="D9D5C8" w:sz="4" w:space="0"/>
+              <w:bottom w:val="single" w:color="D9D5C8" w:sz="4" w:space="0"/>
+              <w:right w:val="single" w:color="D9D5C8" w:sz="4" w:space="0"/>
+            </w:tcBorders>
+            <w:tcMar>
+              <w:top w:type="dxa" w:w="55"/>
+              <w:left w:type="dxa" w:w="110"/>
+              <w:bottom w:type="dxa" w:w="55"/>
+              <w:right w:type="dxa" w:w="110"/>
+            </w:tcMar>
+          </w:tcPr>
+          <w:p>
+            <w:pPr>
+              <w:spacing w:after="0"/>
+            </w:pPr>
+            <w:r>
+              <w:rPr>
+                <w:b w:val="false"/>
+                <w:bCs w:val="false"/>
+                <w:i w:val="false"/>
+                <w:iCs w:val="false"/>
+                <w:color w:val="1A1A1A"/>
+                <w:sz w:val="18"/>
+                <w:szCs w:val="18"/>
+                <w:rFonts w:ascii="Calibri" w:cs="Calibri" w:eastAsia="Calibri" w:hAnsi="Calibri"/>
+              </w:rPr>
+              <w:t xml:space="preserve">confront the misconception with a worked counter-example</w:t>
+            </w:r>
+          </w:p>
+        </w:tc>
+      </w:tr>
+      <w:tr>
+        <w:tc>
+          <w:tcPr>
+            <w:tcW w:type="dxa" w:w="900"/>
+            <w:tcBorders>
+              <w:top w:val="single" w:color="D9D5C8" w:sz="4" w:space="0"/>
+              <w:left w:val="single" w:color="D9D5C8" w:sz="4" w:space="0"/>
+              <w:bottom w:val="single" w:color="D9D5C8" w:sz="4" w:space="0"/>
+              <w:right w:val="single" w:color="D9D5C8" w:sz="4" w:space="0"/>
+            </w:tcBorders>
+            <w:tcMar>
+              <w:top w:type="dxa" w:w="55"/>
+              <w:left w:type="dxa" w:w="110"/>
+              <w:bottom w:type="dxa" w:w="55"/>
+              <w:right w:type="dxa" w:w="110"/>
+            </w:tcMar>
+          </w:tcPr>
+          <w:p>
+            <w:pPr>
+              <w:spacing w:after="0"/>
+            </w:pPr>
+            <w:r>
+              <w:rPr>
+                <w:b w:val="false"/>
+                <w:bCs w:val="false"/>
+                <w:i w:val="false"/>
+                <w:iCs w:val="false"/>
+                <w:color w:val="1A1A1A"/>
+                <w:sz w:val="18"/>
+                <w:szCs w:val="18"/>
+                <w:rFonts w:ascii="Calibri" w:cs="Calibri" w:eastAsia="Calibri" w:hAnsi="Calibri"/>
+              </w:rPr>
+              <w:t xml:space="preserve">B</w:t>
+            </w:r>
+          </w:p>
+        </w:tc>
+        <w:tc>
+          <w:tcPr>
+            <w:tcW w:type="dxa" w:w="4400"/>
+            <w:tcBorders>
+              <w:top w:val="single" w:color="D9D5C8" w:sz="4" w:space="0"/>
+              <w:left w:val="single" w:color="D9D5C8" w:sz="4" w:space="0"/>
+              <w:bottom w:val="single" w:color="D9D5C8" w:sz="4" w:space="0"/>
+              <w:right w:val="single" w:color="D9D5C8" w:sz="4" w:space="0"/>
+            </w:tcBorders>
+            <w:tcMar>
+              <w:top w:type="dxa" w:w="55"/>
+              <w:left w:type="dxa" w:w="110"/>
+              <w:bottom w:type="dxa" w:w="55"/>
+              <w:right w:type="dxa" w:w="110"/>
+            </w:tcMar>
+          </w:tcPr>
+          <w:p>
+            <w:pPr>
+              <w:spacing w:after="0"/>
+            </w:pPr>
+            <w:r>
+              <w:rPr>
+                <w:b w:val="false"/>
+                <w:bCs w:val="false"/>
+                <w:i w:val="false"/>
+                <w:iCs w:val="false"/>
+                <w:color w:val="1A1A1A"/>
+                <w:sz w:val="18"/>
+                <w:szCs w:val="18"/>
+                <w:rFonts w:ascii="Calibri" w:cs="Calibri" w:eastAsia="Calibri" w:hAnsi="Calibri"/>
+              </w:rPr>
+              <w:t xml:space="preserve">Misconception that the duty applies only to officials.</w:t>
+            </w:r>
+          </w:p>
+        </w:tc>
+        <w:tc>
+          <w:tcPr>
+            <w:tcW w:type="dxa" w:w="4348"/>
+            <w:tcBorders>
+              <w:top w:val="single" w:color="D9D5C8" w:sz="4" w:space="0"/>
+              <w:left w:val="single" w:color="D9D5C8" w:sz="4" w:space="0"/>
+              <w:bottom w:val="single" w:color="D9D5C8" w:sz="4" w:space="0"/>
+              <w:right w:val="single" w:color="D9D5C8" w:sz="4" w:space="0"/>
+            </w:tcBorders>
+            <w:tcMar>
+              <w:top w:type="dxa" w:w="55"/>
+              <w:left w:type="dxa" w:w="110"/>
+              <w:bottom w:type="dxa" w:w="55"/>
+              <w:right w:type="dxa" w:w="110"/>
+            </w:tcMar>
+          </w:tcPr>
+          <w:p>
+            <w:pPr>
+              <w:spacing w:after="0"/>
+            </w:pPr>
+            <w:r>
+              <w:rPr>
+                <w:b w:val="false"/>
+                <w:bCs w:val="false"/>
+                <w:i w:val="false"/>
+                <w:iCs w:val="false"/>
+                <w:color w:val="1A1A1A"/>
+                <w:sz w:val="18"/>
+                <w:szCs w:val="18"/>
+                <w:rFonts w:ascii="Calibri" w:cs="Calibri" w:eastAsia="Calibri" w:hAnsi="Calibri"/>
+              </w:rPr>
+              <w:t xml:space="preserve">confront the misconception with a worked counter-example</w:t>
+            </w:r>
+          </w:p>
+        </w:tc>
+      </w:tr>
+      <w:tr>
+        <w:tc>
+          <w:tcPr>
+            <w:tcW w:type="dxa" w:w="900"/>
+            <w:tcBorders>
+              <w:top w:val="single" w:color="D9D5C8" w:sz="4" w:space="0"/>
+              <w:left w:val="single" w:color="D9D5C8" w:sz="4" w:space="0"/>
+              <w:bottom w:val="single" w:color="D9D5C8" w:sz="4" w:space="0"/>
+              <w:right w:val="single" w:color="D9D5C8" w:sz="4" w:space="0"/>
+            </w:tcBorders>
+            <w:tcMar>
+              <w:top w:type="dxa" w:w="55"/>
+              <w:left w:type="dxa" w:w="110"/>
+              <w:bottom w:type="dxa" w:w="55"/>
+              <w:right w:type="dxa" w:w="110"/>
+            </w:tcMar>
+          </w:tcPr>
+          <w:p>
+            <w:pPr>
+              <w:spacing w:after="0"/>
+            </w:pPr>
+            <w:r>
+              <w:rPr>
+                <w:b w:val="false"/>
+                <w:bCs w:val="false"/>
+                <w:i w:val="false"/>
+                <w:iCs w:val="false"/>
+                <w:color w:val="1A1A1A"/>
+                <w:sz w:val="18"/>
+                <w:szCs w:val="18"/>
+                <w:rFonts w:ascii="Calibri" w:cs="Calibri" w:eastAsia="Calibri" w:hAnsi="Calibri"/>
+              </w:rPr>
+              <w:t xml:space="preserve">C</w:t>
+            </w:r>
+          </w:p>
+        </w:tc>
+        <w:tc>
+          <w:tcPr>
+            <w:tcW w:type="dxa" w:w="4400"/>
+            <w:tcBorders>
+              <w:top w:val="single" w:color="D9D5C8" w:sz="4" w:space="0"/>
+              <w:left w:val="single" w:color="D9D5C8" w:sz="4" w:space="0"/>
+              <w:bottom w:val="single" w:color="D9D5C8" w:sz="4" w:space="0"/>
+              <w:right w:val="single" w:color="D9D5C8" w:sz="4" w:space="0"/>
+            </w:tcBorders>
+            <w:tcMar>
+              <w:top w:type="dxa" w:w="55"/>
+              <w:left w:type="dxa" w:w="110"/>
+              <w:bottom w:type="dxa" w:w="55"/>
+              <w:right w:type="dxa" w:w="110"/>
+            </w:tcMar>
+          </w:tcPr>
+          <w:p>
+            <w:pPr>
+              <w:spacing w:after="0"/>
+            </w:pPr>
+            <w:r>
+              <w:rPr>
+                <w:b w:val="false"/>
+                <w:bCs w:val="false"/>
+                <w:i w:val="false"/>
+                <w:iCs w:val="false"/>
+                <w:color w:val="1A1A1A"/>
+                <w:sz w:val="18"/>
+                <w:szCs w:val="18"/>
+                <w:rFonts w:ascii="Calibri" w:cs="Calibri" w:eastAsia="Calibri" w:hAnsi="Calibri"/>
+              </w:rPr>
+              <w:t xml:space="preserve">Misconception adding an age limit that does not define the duty.</w:t>
+            </w:r>
+          </w:p>
+        </w:tc>
+        <w:tc>
+          <w:tcPr>
+            <w:tcW w:type="dxa" w:w="4348"/>
+            <w:tcBorders>
+              <w:top w:val="single" w:color="D9D5C8" w:sz="4" w:space="0"/>
+              <w:left w:val="single" w:color="D9D5C8" w:sz="4" w:space="0"/>
+              <w:bottom w:val="single" w:color="D9D5C8" w:sz="4" w:space="0"/>
+              <w:right w:val="single" w:color="D9D5C8" w:sz="4" w:space="0"/>
+            </w:tcBorders>
+            <w:tcMar>
+              <w:top w:type="dxa" w:w="55"/>
+              <w:left w:type="dxa" w:w="110"/>
+              <w:bottom w:type="dxa" w:w="55"/>
+              <w:right w:type="dxa" w:w="110"/>
+            </w:tcMar>
+          </w:tcPr>
+          <w:p>
+            <w:pPr>
+              <w:spacing w:after="0"/>
+            </w:pPr>
+            <w:r>
+              <w:rPr>
+                <w:b w:val="false"/>
+                <w:bCs w:val="false"/>
+                <w:i w:val="false"/>
+                <w:iCs w:val="false"/>
+                <w:color w:val="1A1A1A"/>
+                <w:sz w:val="18"/>
+                <w:szCs w:val="18"/>
+                <w:rFonts w:ascii="Calibri" w:cs="Calibri" w:eastAsia="Calibri" w:hAnsi="Calibri"/>
+              </w:rPr>
+              <w:t xml:space="preserve">confront the misconception with a worked counter-example</w:t>
+            </w:r>
+          </w:p>
+        </w:tc>
+      </w:tr>
+    </w:tbl>
+    <w:tbl>
+      <w:tblPr>
+        <w:tblW w:type="dxa" w:w="9648"/>
+        <w:tblBorders>
+          <w:top w:val="single" w:color="auto" w:sz="4"/>
+          <w:left w:val="single" w:color="auto" w:sz="4"/>
+          <w:bottom w:val="single" w:color="auto" w:sz="4"/>
+          <w:right w:val="single" w:color="auto" w:sz="4"/>
+          <w:insideH w:val="single" w:color="auto" w:sz="4"/>
+          <w:insideV w:val="single" w:color="auto" w:sz="4"/>
+        </w:tblBorders>
+      </w:tblPr>
+      <w:tblGrid>
+        <w:gridCol w:w="9648"/>
+      </w:tblGrid>
+      <w:tr>
+        <w:tc>
+          <w:tcPr>
+            <w:tcW w:type="dxa" w:w="9648"/>
+            <w:tcBorders>
+              <w:top w:val="single" w:color="D9D5C8" w:sz="4" w:space="0"/>
+              <w:left w:val="single" w:color="D9D5C8" w:sz="4" w:space="0"/>
+              <w:bottom w:val="single" w:color="D9D5C8" w:sz="4" w:space="0"/>
+              <w:right w:val="single" w:color="D9D5C8" w:sz="4" w:space="0"/>
+            </w:tcBorders>
+            <w:shd w:fill="F7F5EF" w:color="auto" w:val="clear"/>
+            <w:tcMar>
+              <w:top w:type="dxa" w:w="55"/>
+              <w:left w:type="dxa" w:w="110"/>
+              <w:bottom w:type="dxa" w:w="55"/>
+              <w:right w:type="dxa" w:w="110"/>
+            </w:tcMar>
+          </w:tcPr>
+          <w:p>
+            <w:pPr>
+              <w:spacing w:after="60"/>
+            </w:pPr>
+            <w:r>
+              <w:rPr>
+                <w:b/>
+                <w:bCs/>
+                <w:i w:val="false"/>
+                <w:iCs w:val="false"/>
+                <w:color w:val="1B2A4A"/>
+                <w:sz w:val="21"/>
+                <w:szCs w:val="21"/>
+                <w:rFonts w:ascii="Calibri" w:cs="Calibri" w:eastAsia="Calibri" w:hAnsi="Calibri"/>
+              </w:rPr>
+              <w:t xml:space="preserve">MTSS ROUTING</w:t>
+            </w:r>
+          </w:p>
+          <w:p>
+            <w:pPr>
+              <w:spacing w:after="40"/>
+            </w:pPr>
+            <w:r>
+              <w:rPr>
+                <w:b w:val="false"/>
+                <w:bCs w:val="false"/>
+                <w:i w:val="false"/>
+                <w:iCs w:val="false"/>
+                <w:color w:val="1A1A1A"/>
+                <w:sz w:val="22"/>
+                <w:szCs w:val="22"/>
+                <w:rFonts w:ascii="Calibri" w:cs="Calibri" w:eastAsia="Calibri" w:hAnsi="Calibri"/>
+              </w:rPr>
+              <w:t xml:space="preserve">Tier 2 — Small-group (Tier 2) reteach targeting the signaled misconception (10–15 min, organizer + worked example), then re-assess with a parallel item.</w:t>
+            </w:r>
+          </w:p>
+          <w:p>
+            <w:pPr>
+              <w:spacing w:after="40"/>
+            </w:pPr>
+            <w:r>
+              <w:rPr>
+                <w:b w:val="false"/>
+                <w:bCs w:val="false"/>
+                <w:i w:val="false"/>
+                <w:iCs w:val="false"/>
+                <w:color w:val="1A1A1A"/>
+                <w:sz w:val="22"/>
+                <w:szCs w:val="22"/>
+                <w:rFonts w:ascii="Calibri" w:cs="Calibri" w:eastAsia="Calibri" w:hAnsi="Calibri"/>
+              </w:rPr>
+              <w:t xml:space="preserve">Tier 3 — If it persists across parallel forms (Tier 3): intensive 1:1 with concrete→representational→abstract scaffolding + think-aloud; progress-monitor weekly toward the same standard.</w:t>
+            </w:r>
+          </w:p>
+        </w:tc>
+      </w:tr>
+    </w:tbl>
+    <w:p>
+      <w:pPr>
+        <w:pStyle w:val="Heading3"/>
+        <w:keepNext/>
+        <w:spacing w:before="150" w:after="90"/>
+      </w:pPr>
+      <w:r>
+        <w:rPr>
+          <w:b/>
+          <w:bCs/>
+          <w:i w:val="false"/>
+          <w:iCs w:val="false"/>
+          <w:color w:val="B22234"/>
+          <w:sz w:val="24"/>
+          <w:szCs w:val="24"/>
+          <w:rFonts w:ascii="Calibri" w:cs="Calibri" w:eastAsia="Calibri" w:hAnsi="Calibri"/>
+        </w:rPr>
+        <w:t xml:space="preserve">Item 2 — GC.32 · DOK 2</w:t>
+      </w:r>
+    </w:p>
+    <w:p>
+      <w:pPr>
+        <w:spacing w:after="80"/>
+      </w:pPr>
+      <w:r>
+        <w:rPr>
+          <w:b/>
+          <w:bCs/>
+          <w:i w:val="false"/>
+          <w:iCs w:val="false"/>
+          <w:color w:val="1B2A4A"/>
+          <w:sz w:val="22"/>
+          <w:szCs w:val="22"/>
+          <w:rFonts w:ascii="Calibri" w:cs="Calibri" w:eastAsia="Calibri" w:hAnsi="Calibri"/>
+        </w:rPr>
+        <w:t xml:space="preserve">If missed:  </w:t>
+      </w:r>
+      <w:r>
+        <w:rPr>
+          <w:b w:val="false"/>
+          <w:bCs w:val="false"/>
+          <w:i w:val="false"/>
+          <w:iCs w:val="false"/>
+          <w:color w:val="1A1A1A"/>
+          <w:sz w:val="22"/>
+          <w:szCs w:val="22"/>
+          <w:rFonts w:ascii="Calibri" w:cs="Calibri" w:eastAsia="Calibri" w:hAnsi="Calibri"/>
+        </w:rPr>
+        <w:t xml:space="preserve">Revisit “Political Parties &amp; the Nomination Process” using the unit's Cornell notes + the standard's graphic organizer; re-check with the Exit Ticket, then re-assess with a parallel-form item.</w:t>
+      </w:r>
+    </w:p>
+    <w:tbl>
+      <w:tblPr>
+        <w:tblW w:type="dxa" w:w="9648"/>
+        <w:tblBorders>
+          <w:top w:val="single" w:color="auto" w:sz="4"/>
+          <w:left w:val="single" w:color="auto" w:sz="4"/>
+          <w:bottom w:val="single" w:color="auto" w:sz="4"/>
+          <w:right w:val="single" w:color="auto" w:sz="4"/>
+          <w:insideH w:val="single" w:color="auto" w:sz="4"/>
+          <w:insideV w:val="single" w:color="auto" w:sz="4"/>
+        </w:tblBorders>
+      </w:tblPr>
+      <w:tblGrid>
+        <w:gridCol w:w="900"/>
+        <w:gridCol w:w="4400"/>
+        <w:gridCol w:w="4348"/>
+      </w:tblGrid>
+      <w:tr>
+        <w:trPr>
+          <w:tblHeader/>
+        </w:trPr>
+        <w:tc>
+          <w:tcPr>
+            <w:tcW w:type="dxa" w:w="900"/>
+            <w:tcBorders>
+              <w:top w:val="single" w:color="D9D5C8" w:sz="4" w:space="0"/>
+              <w:left w:val="single" w:color="D9D5C8" w:sz="4" w:space="0"/>
+              <w:bottom w:val="single" w:color="D9D5C8" w:sz="4" w:space="0"/>
+              <w:right w:val="single" w:color="D9D5C8" w:sz="4" w:space="0"/>
+            </w:tcBorders>
+            <w:shd w:fill="1B2A4A" w:color="auto" w:val="clear"/>
+            <w:tcMar>
+              <w:top w:type="dxa" w:w="55"/>
+              <w:left w:type="dxa" w:w="110"/>
+              <w:bottom w:type="dxa" w:w="55"/>
+              <w:right w:type="dxa" w:w="110"/>
+            </w:tcMar>
+          </w:tcPr>
+          <w:p>
+            <w:pPr>
+              <w:spacing w:after="0"/>
+            </w:pPr>
+            <w:r>
+              <w:rPr>
+                <w:b/>
+                <w:bCs/>
+                <w:i w:val="false"/>
+                <w:iCs w:val="false"/>
+                <w:color w:val="FFFFFF"/>
+                <w:sz w:val="18"/>
+                <w:szCs w:val="18"/>
+                <w:rFonts w:ascii="Calibri" w:cs="Calibri" w:eastAsia="Calibri" w:hAnsi="Calibri"/>
+              </w:rPr>
+              <w:t xml:space="preserve">Wrong choice</w:t>
+            </w:r>
+          </w:p>
+        </w:tc>
+        <w:tc>
+          <w:tcPr>
+            <w:tcW w:type="dxa" w:w="4400"/>
+            <w:tcBorders>
+              <w:top w:val="single" w:color="D9D5C8" w:sz="4" w:space="0"/>
+              <w:left w:val="single" w:color="D9D5C8" w:sz="4" w:space="0"/>
+              <w:bottom w:val="single" w:color="D9D5C8" w:sz="4" w:space="0"/>
+              <w:right w:val="single" w:color="D9D5C8" w:sz="4" w:space="0"/>
+            </w:tcBorders>
+            <w:shd w:fill="1B2A4A" w:color="auto" w:val="clear"/>
+            <w:tcMar>
+              <w:top w:type="dxa" w:w="55"/>
+              <w:left w:type="dxa" w:w="110"/>
+              <w:bottom w:type="dxa" w:w="55"/>
+              <w:right w:type="dxa" w:w="110"/>
+            </w:tcMar>
+          </w:tcPr>
+          <w:p>
+            <w:pPr>
+              <w:spacing w:after="0"/>
+            </w:pPr>
+            <w:r>
+              <w:rPr>
+                <w:b/>
+                <w:bCs/>
+                <w:i w:val="false"/>
+                <w:iCs w:val="false"/>
+                <w:color w:val="FFFFFF"/>
+                <w:sz w:val="18"/>
+                <w:szCs w:val="18"/>
+                <w:rFonts w:ascii="Calibri" w:cs="Calibri" w:eastAsia="Calibri" w:hAnsi="Calibri"/>
+              </w:rPr>
+              <w:t xml:space="preserve">Signals misconception</w:t>
+            </w:r>
+          </w:p>
+        </w:tc>
+        <w:tc>
+          <w:tcPr>
+            <w:tcW w:type="dxa" w:w="4348"/>
+            <w:tcBorders>
+              <w:top w:val="single" w:color="D9D5C8" w:sz="4" w:space="0"/>
+              <w:left w:val="single" w:color="D9D5C8" w:sz="4" w:space="0"/>
+              <w:bottom w:val="single" w:color="D9D5C8" w:sz="4" w:space="0"/>
+              <w:right w:val="single" w:color="D9D5C8" w:sz="4" w:space="0"/>
+            </w:tcBorders>
+            <w:shd w:fill="1B2A4A" w:color="auto" w:val="clear"/>
+            <w:tcMar>
+              <w:top w:type="dxa" w:w="55"/>
+              <w:left w:type="dxa" w:w="110"/>
+              <w:bottom w:type="dxa" w:w="55"/>
+              <w:right w:type="dxa" w:w="110"/>
+            </w:tcMar>
+          </w:tcPr>
+          <w:p>
+            <w:pPr>
+              <w:spacing w:after="0"/>
+            </w:pPr>
+            <w:r>
+              <w:rPr>
+                <w:b/>
+                <w:bCs/>
+                <w:i w:val="false"/>
+                <w:iCs w:val="false"/>
+                <w:color w:val="FFFFFF"/>
+                <w:sz w:val="18"/>
+                <w:szCs w:val="18"/>
+                <w:rFonts w:ascii="Calibri" w:cs="Calibri" w:eastAsia="Calibri" w:hAnsi="Calibri"/>
+              </w:rPr>
+              <w:t xml:space="preserve">Targeted reteach</w:t>
+            </w:r>
+          </w:p>
+        </w:tc>
+      </w:tr>
+      <w:tr>
+        <w:tc>
+          <w:tcPr>
+            <w:tcW w:type="dxa" w:w="900"/>
+            <w:tcBorders>
+              <w:top w:val="single" w:color="D9D5C8" w:sz="4" w:space="0"/>
+              <w:left w:val="single" w:color="D9D5C8" w:sz="4" w:space="0"/>
+              <w:bottom w:val="single" w:color="D9D5C8" w:sz="4" w:space="0"/>
+              <w:right w:val="single" w:color="D9D5C8" w:sz="4" w:space="0"/>
+            </w:tcBorders>
+            <w:tcMar>
+              <w:top w:type="dxa" w:w="55"/>
+              <w:left w:type="dxa" w:w="110"/>
+              <w:bottom w:type="dxa" w:w="55"/>
+              <w:right w:type="dxa" w:w="110"/>
+            </w:tcMar>
+          </w:tcPr>
+          <w:p>
+            <w:pPr>
+              <w:spacing w:after="0"/>
+            </w:pPr>
+            <w:r>
+              <w:rPr>
+                <w:b w:val="false"/>
+                <w:bCs w:val="false"/>
+                <w:i w:val="false"/>
+                <w:iCs w:val="false"/>
+                <w:color w:val="1A1A1A"/>
+                <w:sz w:val="18"/>
+                <w:szCs w:val="18"/>
+                <w:rFonts w:ascii="Calibri" w:cs="Calibri" w:eastAsia="Calibri" w:hAnsi="Calibri"/>
+              </w:rPr>
+              <w:t xml:space="preserve">A</w:t>
+            </w:r>
+          </w:p>
+        </w:tc>
+        <w:tc>
+          <w:tcPr>
+            <w:tcW w:type="dxa" w:w="4400"/>
+            <w:tcBorders>
+              <w:top w:val="single" w:color="D9D5C8" w:sz="4" w:space="0"/>
+              <w:left w:val="single" w:color="D9D5C8" w:sz="4" w:space="0"/>
+              <w:bottom w:val="single" w:color="D9D5C8" w:sz="4" w:space="0"/>
+              <w:right w:val="single" w:color="D9D5C8" w:sz="4" w:space="0"/>
+            </w:tcBorders>
+            <w:tcMar>
+              <w:top w:type="dxa" w:w="55"/>
+              <w:left w:type="dxa" w:w="110"/>
+              <w:bottom w:type="dxa" w:w="55"/>
+              <w:right w:type="dxa" w:w="110"/>
+            </w:tcMar>
+          </w:tcPr>
+          <w:p>
+            <w:pPr>
+              <w:spacing w:after="0"/>
+            </w:pPr>
+            <w:r>
+              <w:rPr>
+                <w:b w:val="false"/>
+                <w:bCs w:val="false"/>
+                <w:i w:val="false"/>
+                <w:iCs w:val="false"/>
+                <w:color w:val="1A1A1A"/>
+                <w:sz w:val="18"/>
+                <w:szCs w:val="18"/>
+                <w:rFonts w:ascii="Calibri" w:cs="Calibri" w:eastAsia="Calibri" w:hAnsi="Calibri"/>
+              </w:rPr>
+              <w:t xml:space="preserve">Prior-knowledge error confusing parties with the Article V amendment process.</w:t>
+            </w:r>
+          </w:p>
+        </w:tc>
+        <w:tc>
+          <w:tcPr>
+            <w:tcW w:type="dxa" w:w="4348"/>
+            <w:tcBorders>
+              <w:top w:val="single" w:color="D9D5C8" w:sz="4" w:space="0"/>
+              <w:left w:val="single" w:color="D9D5C8" w:sz="4" w:space="0"/>
+              <w:bottom w:val="single" w:color="D9D5C8" w:sz="4" w:space="0"/>
+              <w:right w:val="single" w:color="D9D5C8" w:sz="4" w:space="0"/>
+            </w:tcBorders>
+            <w:tcMar>
+              <w:top w:type="dxa" w:w="55"/>
+              <w:left w:type="dxa" w:w="110"/>
+              <w:bottom w:type="dxa" w:w="55"/>
+              <w:right w:type="dxa" w:w="110"/>
+            </w:tcMar>
+          </w:tcPr>
+          <w:p>
+            <w:pPr>
+              <w:spacing w:after="0"/>
+            </w:pPr>
+            <w:r>
+              <w:rPr>
+                <w:b w:val="false"/>
+                <w:bCs w:val="false"/>
+                <w:i w:val="false"/>
+                <w:iCs w:val="false"/>
+                <w:color w:val="1A1A1A"/>
+                <w:sz w:val="18"/>
+                <w:szCs w:val="18"/>
+                <w:rFonts w:ascii="Calibri" w:cs="Calibri" w:eastAsia="Calibri" w:hAnsi="Calibri"/>
+              </w:rPr>
+              <w:t xml:space="preserve">clarify the boundary with the confused concept</w:t>
+            </w:r>
+          </w:p>
+        </w:tc>
+      </w:tr>
+      <w:tr>
+        <w:tc>
+          <w:tcPr>
+            <w:tcW w:type="dxa" w:w="900"/>
+            <w:tcBorders>
+              <w:top w:val="single" w:color="D9D5C8" w:sz="4" w:space="0"/>
+              <w:left w:val="single" w:color="D9D5C8" w:sz="4" w:space="0"/>
+              <w:bottom w:val="single" w:color="D9D5C8" w:sz="4" w:space="0"/>
+              <w:right w:val="single" w:color="D9D5C8" w:sz="4" w:space="0"/>
+            </w:tcBorders>
+            <w:tcMar>
+              <w:top w:type="dxa" w:w="55"/>
+              <w:left w:type="dxa" w:w="110"/>
+              <w:bottom w:type="dxa" w:w="55"/>
+              <w:right w:type="dxa" w:w="110"/>
+            </w:tcMar>
+          </w:tcPr>
+          <w:p>
+            <w:pPr>
+              <w:spacing w:after="0"/>
+            </w:pPr>
+            <w:r>
+              <w:rPr>
+                <w:b w:val="false"/>
+                <w:bCs w:val="false"/>
+                <w:i w:val="false"/>
+                <w:iCs w:val="false"/>
+                <w:color w:val="1A1A1A"/>
+                <w:sz w:val="18"/>
+                <w:szCs w:val="18"/>
+                <w:rFonts w:ascii="Calibri" w:cs="Calibri" w:eastAsia="Calibri" w:hAnsi="Calibri"/>
+              </w:rPr>
+              <w:t xml:space="preserve">B</w:t>
+            </w:r>
+          </w:p>
+        </w:tc>
+        <w:tc>
+          <w:tcPr>
+            <w:tcW w:type="dxa" w:w="4400"/>
+            <w:tcBorders>
+              <w:top w:val="single" w:color="D9D5C8" w:sz="4" w:space="0"/>
+              <w:left w:val="single" w:color="D9D5C8" w:sz="4" w:space="0"/>
+              <w:bottom w:val="single" w:color="D9D5C8" w:sz="4" w:space="0"/>
+              <w:right w:val="single" w:color="D9D5C8" w:sz="4" w:space="0"/>
+            </w:tcBorders>
+            <w:tcMar>
+              <w:top w:type="dxa" w:w="55"/>
+              <w:left w:type="dxa" w:w="110"/>
+              <w:bottom w:type="dxa" w:w="55"/>
+              <w:right w:type="dxa" w:w="110"/>
+            </w:tcMar>
+          </w:tcPr>
+          <w:p>
+            <w:pPr>
+              <w:spacing w:after="0"/>
+            </w:pPr>
+            <w:r>
+              <w:rPr>
+                <w:b w:val="false"/>
+                <w:bCs w:val="false"/>
+                <w:i w:val="false"/>
+                <w:iCs w:val="false"/>
+                <w:color w:val="1A1A1A"/>
+                <w:sz w:val="18"/>
+                <w:szCs w:val="18"/>
+                <w:rFonts w:ascii="Calibri" w:cs="Calibri" w:eastAsia="Calibri" w:hAnsi="Calibri"/>
+              </w:rPr>
+              <w:t xml:space="preserve">Prior-knowledge error confusing parties with the judicial branch.</w:t>
+            </w:r>
+          </w:p>
+        </w:tc>
+        <w:tc>
+          <w:tcPr>
+            <w:tcW w:type="dxa" w:w="4348"/>
+            <w:tcBorders>
+              <w:top w:val="single" w:color="D9D5C8" w:sz="4" w:space="0"/>
+              <w:left w:val="single" w:color="D9D5C8" w:sz="4" w:space="0"/>
+              <w:bottom w:val="single" w:color="D9D5C8" w:sz="4" w:space="0"/>
+              <w:right w:val="single" w:color="D9D5C8" w:sz="4" w:space="0"/>
+            </w:tcBorders>
+            <w:tcMar>
+              <w:top w:type="dxa" w:w="55"/>
+              <w:left w:type="dxa" w:w="110"/>
+              <w:bottom w:type="dxa" w:w="55"/>
+              <w:right w:type="dxa" w:w="110"/>
+            </w:tcMar>
+          </w:tcPr>
+          <w:p>
+            <w:pPr>
+              <w:spacing w:after="0"/>
+            </w:pPr>
+            <w:r>
+              <w:rPr>
+                <w:b w:val="false"/>
+                <w:bCs w:val="false"/>
+                <w:i w:val="false"/>
+                <w:iCs w:val="false"/>
+                <w:color w:val="1A1A1A"/>
+                <w:sz w:val="18"/>
+                <w:szCs w:val="18"/>
+                <w:rFonts w:ascii="Calibri" w:cs="Calibri" w:eastAsia="Calibri" w:hAnsi="Calibri"/>
+              </w:rPr>
+              <w:t xml:space="preserve">clarify the boundary with the confused concept</w:t>
+            </w:r>
+          </w:p>
+        </w:tc>
+      </w:tr>
+      <w:tr>
+        <w:tc>
+          <w:tcPr>
+            <w:tcW w:type="dxa" w:w="900"/>
+            <w:tcBorders>
+              <w:top w:val="single" w:color="D9D5C8" w:sz="4" w:space="0"/>
+              <w:left w:val="single" w:color="D9D5C8" w:sz="4" w:space="0"/>
+              <w:bottom w:val="single" w:color="D9D5C8" w:sz="4" w:space="0"/>
+              <w:right w:val="single" w:color="D9D5C8" w:sz="4" w:space="0"/>
+            </w:tcBorders>
+            <w:tcMar>
+              <w:top w:type="dxa" w:w="55"/>
+              <w:left w:type="dxa" w:w="110"/>
+              <w:bottom w:type="dxa" w:w="55"/>
+              <w:right w:type="dxa" w:w="110"/>
+            </w:tcMar>
+          </w:tcPr>
+          <w:p>
+            <w:pPr>
+              <w:spacing w:after="0"/>
+            </w:pPr>
+            <w:r>
+              <w:rPr>
+                <w:b w:val="false"/>
+                <w:bCs w:val="false"/>
+                <w:i w:val="false"/>
+                <w:iCs w:val="false"/>
+                <w:color w:val="1A1A1A"/>
+                <w:sz w:val="18"/>
+                <w:szCs w:val="18"/>
+                <w:rFonts w:ascii="Calibri" w:cs="Calibri" w:eastAsia="Calibri" w:hAnsi="Calibri"/>
+              </w:rPr>
+              <w:t xml:space="preserve">D</w:t>
+            </w:r>
+          </w:p>
+        </w:tc>
+        <w:tc>
+          <w:tcPr>
+            <w:tcW w:type="dxa" w:w="4400"/>
+            <w:tcBorders>
+              <w:top w:val="single" w:color="D9D5C8" w:sz="4" w:space="0"/>
+              <w:left w:val="single" w:color="D9D5C8" w:sz="4" w:space="0"/>
+              <w:bottom w:val="single" w:color="D9D5C8" w:sz="4" w:space="0"/>
+              <w:right w:val="single" w:color="D9D5C8" w:sz="4" w:space="0"/>
+            </w:tcBorders>
+            <w:tcMar>
+              <w:top w:type="dxa" w:w="55"/>
+              <w:left w:type="dxa" w:w="110"/>
+              <w:bottom w:type="dxa" w:w="55"/>
+              <w:right w:type="dxa" w:w="110"/>
+            </w:tcMar>
+          </w:tcPr>
+          <w:p>
+            <w:pPr>
+              <w:spacing w:after="0"/>
+            </w:pPr>
+            <w:r>
+              <w:rPr>
+                <w:b w:val="false"/>
+                <w:bCs w:val="false"/>
+                <w:i w:val="false"/>
+                <w:iCs w:val="false"/>
+                <w:color w:val="1A1A1A"/>
+                <w:sz w:val="18"/>
+                <w:szCs w:val="18"/>
+                <w:rFonts w:ascii="Calibri" w:cs="Calibri" w:eastAsia="Calibri" w:hAnsi="Calibri"/>
+              </w:rPr>
+              <w:t xml:space="preserve">Prior-knowledge error confusing parties with the executive military role.</w:t>
+            </w:r>
+          </w:p>
+        </w:tc>
+        <w:tc>
+          <w:tcPr>
+            <w:tcW w:type="dxa" w:w="4348"/>
+            <w:tcBorders>
+              <w:top w:val="single" w:color="D9D5C8" w:sz="4" w:space="0"/>
+              <w:left w:val="single" w:color="D9D5C8" w:sz="4" w:space="0"/>
+              <w:bottom w:val="single" w:color="D9D5C8" w:sz="4" w:space="0"/>
+              <w:right w:val="single" w:color="D9D5C8" w:sz="4" w:space="0"/>
+            </w:tcBorders>
+            <w:tcMar>
+              <w:top w:type="dxa" w:w="55"/>
+              <w:left w:type="dxa" w:w="110"/>
+              <w:bottom w:type="dxa" w:w="55"/>
+              <w:right w:type="dxa" w:w="110"/>
+            </w:tcMar>
+          </w:tcPr>
+          <w:p>
+            <w:pPr>
+              <w:spacing w:after="0"/>
+            </w:pPr>
+            <w:r>
+              <w:rPr>
+                <w:b w:val="false"/>
+                <w:bCs w:val="false"/>
+                <w:i w:val="false"/>
+                <w:iCs w:val="false"/>
+                <w:color w:val="1A1A1A"/>
+                <w:sz w:val="18"/>
+                <w:szCs w:val="18"/>
+                <w:rFonts w:ascii="Calibri" w:cs="Calibri" w:eastAsia="Calibri" w:hAnsi="Calibri"/>
+              </w:rPr>
+              <w:t xml:space="preserve">clarify the boundary with the confused concept</w:t>
+            </w:r>
+          </w:p>
+        </w:tc>
+      </w:tr>
+    </w:tbl>
+    <w:tbl>
+      <w:tblPr>
+        <w:tblW w:type="dxa" w:w="9648"/>
+        <w:tblBorders>
+          <w:top w:val="single" w:color="auto" w:sz="4"/>
+          <w:left w:val="single" w:color="auto" w:sz="4"/>
+          <w:bottom w:val="single" w:color="auto" w:sz="4"/>
+          <w:right w:val="single" w:color="auto" w:sz="4"/>
+          <w:insideH w:val="single" w:color="auto" w:sz="4"/>
+          <w:insideV w:val="single" w:color="auto" w:sz="4"/>
+        </w:tblBorders>
+      </w:tblPr>
+      <w:tblGrid>
+        <w:gridCol w:w="9648"/>
+      </w:tblGrid>
+      <w:tr>
+        <w:tc>
+          <w:tcPr>
+            <w:tcW w:type="dxa" w:w="9648"/>
+            <w:tcBorders>
+              <w:top w:val="single" w:color="D9D5C8" w:sz="4" w:space="0"/>
+              <w:left w:val="single" w:color="D9D5C8" w:sz="4" w:space="0"/>
+              <w:bottom w:val="single" w:color="D9D5C8" w:sz="4" w:space="0"/>
+              <w:right w:val="single" w:color="D9D5C8" w:sz="4" w:space="0"/>
+            </w:tcBorders>
+            <w:shd w:fill="F7F5EF" w:color="auto" w:val="clear"/>
+            <w:tcMar>
+              <w:top w:type="dxa" w:w="55"/>
+              <w:left w:type="dxa" w:w="110"/>
+              <w:bottom w:type="dxa" w:w="55"/>
+              <w:right w:type="dxa" w:w="110"/>
+            </w:tcMar>
+          </w:tcPr>
+          <w:p>
+            <w:pPr>
+              <w:spacing w:after="60"/>
+            </w:pPr>
+            <w:r>
+              <w:rPr>
+                <w:b/>
+                <w:bCs/>
+                <w:i w:val="false"/>
+                <w:iCs w:val="false"/>
+                <w:color w:val="1B2A4A"/>
+                <w:sz w:val="21"/>
+                <w:szCs w:val="21"/>
+                <w:rFonts w:ascii="Calibri" w:cs="Calibri" w:eastAsia="Calibri" w:hAnsi="Calibri"/>
+              </w:rPr>
+              <w:t xml:space="preserve">MTSS ROUTING</w:t>
+            </w:r>
+          </w:p>
+          <w:p>
+            <w:pPr>
+              <w:spacing w:after="40"/>
+            </w:pPr>
+            <w:r>
+              <w:rPr>
+                <w:b w:val="false"/>
+                <w:bCs w:val="false"/>
+                <w:i w:val="false"/>
+                <w:iCs w:val="false"/>
+                <w:color w:val="1A1A1A"/>
+                <w:sz w:val="22"/>
+                <w:szCs w:val="22"/>
+                <w:rFonts w:ascii="Calibri" w:cs="Calibri" w:eastAsia="Calibri" w:hAnsi="Calibri"/>
+              </w:rPr>
+              <w:t xml:space="preserve">Tier 2 — Small-group (Tier 2) reteach targeting the signaled misconception (10–15 min, organizer + worked example), then re-assess with a parallel item.</w:t>
+            </w:r>
+          </w:p>
+          <w:p>
+            <w:pPr>
+              <w:spacing w:after="40"/>
+            </w:pPr>
+            <w:r>
+              <w:rPr>
+                <w:b w:val="false"/>
+                <w:bCs w:val="false"/>
+                <w:i w:val="false"/>
+                <w:iCs w:val="false"/>
+                <w:color w:val="1A1A1A"/>
+                <w:sz w:val="22"/>
+                <w:szCs w:val="22"/>
+                <w:rFonts w:ascii="Calibri" w:cs="Calibri" w:eastAsia="Calibri" w:hAnsi="Calibri"/>
+              </w:rPr>
+              <w:t xml:space="preserve">Tier 3 — If it persists across parallel forms (Tier 3): intensive 1:1 with concrete→representational→abstract scaffolding + think-aloud; progress-monitor weekly toward the same standard.</w:t>
+            </w:r>
+          </w:p>
+        </w:tc>
+      </w:tr>
+    </w:tbl>
+    <w:p>
+      <w:pPr>
+        <w:pStyle w:val="Heading3"/>
+        <w:keepNext/>
+        <w:spacing w:before="150" w:after="90"/>
+      </w:pPr>
+      <w:r>
+        <w:rPr>
+          <w:b/>
+          <w:bCs/>
+          <w:i w:val="false"/>
+          <w:iCs w:val="false"/>
+          <w:color w:val="B22234"/>
+          <w:sz w:val="24"/>
+          <w:szCs w:val="24"/>
+          <w:rFonts w:ascii="Calibri" w:cs="Calibri" w:eastAsia="Calibri" w:hAnsi="Calibri"/>
+        </w:rPr>
+        <w:t xml:space="preserve">Item 3 — GC.33 · DOK 3</w:t>
+      </w:r>
+    </w:p>
+    <w:p>
+      <w:pPr>
+        <w:spacing w:after="80"/>
+      </w:pPr>
+      <w:r>
+        <w:rPr>
+          <w:b/>
+          <w:bCs/>
+          <w:i w:val="false"/>
+          <w:iCs w:val="false"/>
+          <w:color w:val="1B2A4A"/>
+          <w:sz w:val="22"/>
+          <w:szCs w:val="22"/>
+          <w:rFonts w:ascii="Calibri" w:cs="Calibri" w:eastAsia="Calibri" w:hAnsi="Calibri"/>
+        </w:rPr>
+        <w:t xml:space="preserve">If missed:  </w:t>
+      </w:r>
+      <w:r>
+        <w:rPr>
+          <w:b w:val="false"/>
+          <w:bCs w:val="false"/>
+          <w:i w:val="false"/>
+          <w:iCs w:val="false"/>
+          <w:color w:val="1A1A1A"/>
+          <w:sz w:val="22"/>
+          <w:szCs w:val="22"/>
+          <w:rFonts w:ascii="Calibri" w:cs="Calibri" w:eastAsia="Calibri" w:hAnsi="Calibri"/>
+        </w:rPr>
+        <w:t xml:space="preserve">Revisit “The Media &amp; Public Opinion” using the unit's Cornell notes + the standard's graphic organizer; re-check with the Exit Ticket, then re-assess with a parallel-form item.</w:t>
+      </w:r>
+    </w:p>
+    <w:tbl>
+      <w:tblPr>
+        <w:tblW w:type="dxa" w:w="9648"/>
+        <w:tblBorders>
+          <w:top w:val="single" w:color="auto" w:sz="4"/>
+          <w:left w:val="single" w:color="auto" w:sz="4"/>
+          <w:bottom w:val="single" w:color="auto" w:sz="4"/>
+          <w:right w:val="single" w:color="auto" w:sz="4"/>
+          <w:insideH w:val="single" w:color="auto" w:sz="4"/>
+          <w:insideV w:val="single" w:color="auto" w:sz="4"/>
+        </w:tblBorders>
+      </w:tblPr>
+      <w:tblGrid>
+        <w:gridCol w:w="900"/>
+        <w:gridCol w:w="4400"/>
+        <w:gridCol w:w="4348"/>
+      </w:tblGrid>
+      <w:tr>
+        <w:trPr>
+          <w:tblHeader/>
+        </w:trPr>
+        <w:tc>
+          <w:tcPr>
+            <w:tcW w:type="dxa" w:w="900"/>
+            <w:tcBorders>
+              <w:top w:val="single" w:color="D9D5C8" w:sz="4" w:space="0"/>
+              <w:left w:val="single" w:color="D9D5C8" w:sz="4" w:space="0"/>
+              <w:bottom w:val="single" w:color="D9D5C8" w:sz="4" w:space="0"/>
+              <w:right w:val="single" w:color="D9D5C8" w:sz="4" w:space="0"/>
+            </w:tcBorders>
+            <w:shd w:fill="1B2A4A" w:color="auto" w:val="clear"/>
+            <w:tcMar>
+              <w:top w:type="dxa" w:w="55"/>
+              <w:left w:type="dxa" w:w="110"/>
+              <w:bottom w:type="dxa" w:w="55"/>
+              <w:right w:type="dxa" w:w="110"/>
+            </w:tcMar>
+          </w:tcPr>
+          <w:p>
+            <w:pPr>
+              <w:spacing w:after="0"/>
+            </w:pPr>
+            <w:r>
+              <w:rPr>
+                <w:b/>
+                <w:bCs/>
+                <w:i w:val="false"/>
+                <w:iCs w:val="false"/>
+                <w:color w:val="FFFFFF"/>
+                <w:sz w:val="18"/>
+                <w:szCs w:val="18"/>
+                <w:rFonts w:ascii="Calibri" w:cs="Calibri" w:eastAsia="Calibri" w:hAnsi="Calibri"/>
+              </w:rPr>
+              <w:t xml:space="preserve">Wrong choice</w:t>
+            </w:r>
+          </w:p>
+        </w:tc>
+        <w:tc>
+          <w:tcPr>
+            <w:tcW w:type="dxa" w:w="4400"/>
+            <w:tcBorders>
+              <w:top w:val="single" w:color="D9D5C8" w:sz="4" w:space="0"/>
+              <w:left w:val="single" w:color="D9D5C8" w:sz="4" w:space="0"/>
+              <w:bottom w:val="single" w:color="D9D5C8" w:sz="4" w:space="0"/>
+              <w:right w:val="single" w:color="D9D5C8" w:sz="4" w:space="0"/>
+            </w:tcBorders>
+            <w:shd w:fill="1B2A4A" w:color="auto" w:val="clear"/>
+            <w:tcMar>
+              <w:top w:type="dxa" w:w="55"/>
+              <w:left w:type="dxa" w:w="110"/>
+              <w:bottom w:type="dxa" w:w="55"/>
+              <w:right w:type="dxa" w:w="110"/>
+            </w:tcMar>
+          </w:tcPr>
+          <w:p>
+            <w:pPr>
+              <w:spacing w:after="0"/>
+            </w:pPr>
+            <w:r>
+              <w:rPr>
+                <w:b/>
+                <w:bCs/>
+                <w:i w:val="false"/>
+                <w:iCs w:val="false"/>
+                <w:color w:val="FFFFFF"/>
+                <w:sz w:val="18"/>
+                <w:szCs w:val="18"/>
+                <w:rFonts w:ascii="Calibri" w:cs="Calibri" w:eastAsia="Calibri" w:hAnsi="Calibri"/>
+              </w:rPr>
+              <w:t xml:space="preserve">Signals misconception</w:t>
+            </w:r>
+          </w:p>
+        </w:tc>
+        <w:tc>
+          <w:tcPr>
+            <w:tcW w:type="dxa" w:w="4348"/>
+            <w:tcBorders>
+              <w:top w:val="single" w:color="D9D5C8" w:sz="4" w:space="0"/>
+              <w:left w:val="single" w:color="D9D5C8" w:sz="4" w:space="0"/>
+              <w:bottom w:val="single" w:color="D9D5C8" w:sz="4" w:space="0"/>
+              <w:right w:val="single" w:color="D9D5C8" w:sz="4" w:space="0"/>
+            </w:tcBorders>
+            <w:shd w:fill="1B2A4A" w:color="auto" w:val="clear"/>
+            <w:tcMar>
+              <w:top w:type="dxa" w:w="55"/>
+              <w:left w:type="dxa" w:w="110"/>
+              <w:bottom w:type="dxa" w:w="55"/>
+              <w:right w:type="dxa" w:w="110"/>
+            </w:tcMar>
+          </w:tcPr>
+          <w:p>
+            <w:pPr>
+              <w:spacing w:after="0"/>
+            </w:pPr>
+            <w:r>
+              <w:rPr>
+                <w:b/>
+                <w:bCs/>
+                <w:i w:val="false"/>
+                <w:iCs w:val="false"/>
+                <w:color w:val="FFFFFF"/>
+                <w:sz w:val="18"/>
+                <w:szCs w:val="18"/>
+                <w:rFonts w:ascii="Calibri" w:cs="Calibri" w:eastAsia="Calibri" w:hAnsi="Calibri"/>
+              </w:rPr>
+              <w:t xml:space="preserve">Targeted reteach</w:t>
+            </w:r>
+          </w:p>
+        </w:tc>
+      </w:tr>
+      <w:tr>
+        <w:tc>
+          <w:tcPr>
+            <w:tcW w:type="dxa" w:w="900"/>
+            <w:tcBorders>
+              <w:top w:val="single" w:color="D9D5C8" w:sz="4" w:space="0"/>
+              <w:left w:val="single" w:color="D9D5C8" w:sz="4" w:space="0"/>
+              <w:bottom w:val="single" w:color="D9D5C8" w:sz="4" w:space="0"/>
+              <w:right w:val="single" w:color="D9D5C8" w:sz="4" w:space="0"/>
+            </w:tcBorders>
+            <w:tcMar>
+              <w:top w:type="dxa" w:w="55"/>
+              <w:left w:type="dxa" w:w="110"/>
+              <w:bottom w:type="dxa" w:w="55"/>
+              <w:right w:type="dxa" w:w="110"/>
+            </w:tcMar>
+          </w:tcPr>
+          <w:p>
+            <w:pPr>
+              <w:spacing w:after="0"/>
+            </w:pPr>
+            <w:r>
+              <w:rPr>
+                <w:b w:val="false"/>
+                <w:bCs w:val="false"/>
+                <w:i w:val="false"/>
+                <w:iCs w:val="false"/>
+                <w:color w:val="1A1A1A"/>
+                <w:sz w:val="18"/>
+                <w:szCs w:val="18"/>
+                <w:rFonts w:ascii="Calibri" w:cs="Calibri" w:eastAsia="Calibri" w:hAnsi="Calibri"/>
+              </w:rPr>
+              <w:t xml:space="preserve">B</w:t>
+            </w:r>
+          </w:p>
+        </w:tc>
+        <w:tc>
+          <w:tcPr>
+            <w:tcW w:type="dxa" w:w="4400"/>
+            <w:tcBorders>
+              <w:top w:val="single" w:color="D9D5C8" w:sz="4" w:space="0"/>
+              <w:left w:val="single" w:color="D9D5C8" w:sz="4" w:space="0"/>
+              <w:bottom w:val="single" w:color="D9D5C8" w:sz="4" w:space="0"/>
+              <w:right w:val="single" w:color="D9D5C8" w:sz="4" w:space="0"/>
+            </w:tcBorders>
+            <w:tcMar>
+              <w:top w:type="dxa" w:w="55"/>
+              <w:left w:type="dxa" w:w="110"/>
+              <w:bottom w:type="dxa" w:w="55"/>
+              <w:right w:type="dxa" w:w="110"/>
+            </w:tcMar>
+          </w:tcPr>
+          <w:p>
+            <w:pPr>
+              <w:spacing w:after="0"/>
+            </w:pPr>
+            <w:r>
+              <w:rPr>
+                <w:b w:val="false"/>
+                <w:bCs w:val="false"/>
+                <w:i w:val="false"/>
+                <w:iCs w:val="false"/>
+                <w:color w:val="1A1A1A"/>
+                <w:sz w:val="18"/>
+                <w:szCs w:val="18"/>
+                <w:rFonts w:ascii="Calibri" w:cs="Calibri" w:eastAsia="Calibri" w:hAnsi="Calibri"/>
+              </w:rPr>
+              <w:t xml:space="preserve">Causal attribution error — different framing is not the same as false reporting.</w:t>
+            </w:r>
+          </w:p>
+        </w:tc>
+        <w:tc>
+          <w:tcPr>
+            <w:tcW w:type="dxa" w:w="4348"/>
+            <w:tcBorders>
+              <w:top w:val="single" w:color="D9D5C8" w:sz="4" w:space="0"/>
+              <w:left w:val="single" w:color="D9D5C8" w:sz="4" w:space="0"/>
+              <w:bottom w:val="single" w:color="D9D5C8" w:sz="4" w:space="0"/>
+              <w:right w:val="single" w:color="D9D5C8" w:sz="4" w:space="0"/>
+            </w:tcBorders>
+            <w:tcMar>
+              <w:top w:type="dxa" w:w="55"/>
+              <w:left w:type="dxa" w:w="110"/>
+              <w:bottom w:type="dxa" w:w="55"/>
+              <w:right w:type="dxa" w:w="110"/>
+            </w:tcMar>
+          </w:tcPr>
+          <w:p>
+            <w:pPr>
+              <w:spacing w:after="0"/>
+            </w:pPr>
+            <w:r>
+              <w:rPr>
+                <w:b w:val="false"/>
+                <w:bCs w:val="false"/>
+                <w:i w:val="false"/>
+                <w:iCs w:val="false"/>
+                <w:color w:val="1A1A1A"/>
+                <w:sz w:val="18"/>
+                <w:szCs w:val="18"/>
+                <w:rFonts w:ascii="Calibri" w:cs="Calibri" w:eastAsia="Calibri" w:hAnsi="Calibri"/>
+              </w:rPr>
+              <w:t xml:space="preserve">re-teach the cause-effect chain</w:t>
+            </w:r>
+          </w:p>
+        </w:tc>
+      </w:tr>
+      <w:tr>
+        <w:tc>
+          <w:tcPr>
+            <w:tcW w:type="dxa" w:w="900"/>
+            <w:tcBorders>
+              <w:top w:val="single" w:color="D9D5C8" w:sz="4" w:space="0"/>
+              <w:left w:val="single" w:color="D9D5C8" w:sz="4" w:space="0"/>
+              <w:bottom w:val="single" w:color="D9D5C8" w:sz="4" w:space="0"/>
+              <w:right w:val="single" w:color="D9D5C8" w:sz="4" w:space="0"/>
+            </w:tcBorders>
+            <w:tcMar>
+              <w:top w:type="dxa" w:w="55"/>
+              <w:left w:type="dxa" w:w="110"/>
+              <w:bottom w:type="dxa" w:w="55"/>
+              <w:right w:type="dxa" w:w="110"/>
+            </w:tcMar>
+          </w:tcPr>
+          <w:p>
+            <w:pPr>
+              <w:spacing w:after="0"/>
+            </w:pPr>
+            <w:r>
+              <w:rPr>
+                <w:b w:val="false"/>
+                <w:bCs w:val="false"/>
+                <w:i w:val="false"/>
+                <w:iCs w:val="false"/>
+                <w:color w:val="1A1A1A"/>
+                <w:sz w:val="18"/>
+                <w:szCs w:val="18"/>
+                <w:rFonts w:ascii="Calibri" w:cs="Calibri" w:eastAsia="Calibri" w:hAnsi="Calibri"/>
+              </w:rPr>
+              <w:t xml:space="preserve">C</w:t>
+            </w:r>
+          </w:p>
+        </w:tc>
+        <w:tc>
+          <w:tcPr>
+            <w:tcW w:type="dxa" w:w="4400"/>
+            <w:tcBorders>
+              <w:top w:val="single" w:color="D9D5C8" w:sz="4" w:space="0"/>
+              <w:left w:val="single" w:color="D9D5C8" w:sz="4" w:space="0"/>
+              <w:bottom w:val="single" w:color="D9D5C8" w:sz="4" w:space="0"/>
+              <w:right w:val="single" w:color="D9D5C8" w:sz="4" w:space="0"/>
+            </w:tcBorders>
+            <w:tcMar>
+              <w:top w:type="dxa" w:w="55"/>
+              <w:left w:type="dxa" w:w="110"/>
+              <w:bottom w:type="dxa" w:w="55"/>
+              <w:right w:type="dxa" w:w="110"/>
+            </w:tcMar>
+          </w:tcPr>
+          <w:p>
+            <w:pPr>
+              <w:spacing w:after="0"/>
+            </w:pPr>
+            <w:r>
+              <w:rPr>
+                <w:b w:val="false"/>
+                <w:bCs w:val="false"/>
+                <w:i w:val="false"/>
+                <w:iCs w:val="false"/>
+                <w:color w:val="1A1A1A"/>
+                <w:sz w:val="18"/>
+                <w:szCs w:val="18"/>
+                <w:rFonts w:ascii="Calibri" w:cs="Calibri" w:eastAsia="Calibri" w:hAnsi="Calibri"/>
+              </w:rPr>
+              <w:t xml:space="preserve">Misconception that differing headlines mean the underlying event changed.</w:t>
+            </w:r>
+          </w:p>
+        </w:tc>
+        <w:tc>
+          <w:tcPr>
+            <w:tcW w:type="dxa" w:w="4348"/>
+            <w:tcBorders>
+              <w:top w:val="single" w:color="D9D5C8" w:sz="4" w:space="0"/>
+              <w:left w:val="single" w:color="D9D5C8" w:sz="4" w:space="0"/>
+              <w:bottom w:val="single" w:color="D9D5C8" w:sz="4" w:space="0"/>
+              <w:right w:val="single" w:color="D9D5C8" w:sz="4" w:space="0"/>
+            </w:tcBorders>
+            <w:tcMar>
+              <w:top w:type="dxa" w:w="55"/>
+              <w:left w:type="dxa" w:w="110"/>
+              <w:bottom w:type="dxa" w:w="55"/>
+              <w:right w:type="dxa" w:w="110"/>
+            </w:tcMar>
+          </w:tcPr>
+          <w:p>
+            <w:pPr>
+              <w:spacing w:after="0"/>
+            </w:pPr>
+            <w:r>
+              <w:rPr>
+                <w:b w:val="false"/>
+                <w:bCs w:val="false"/>
+                <w:i w:val="false"/>
+                <w:iCs w:val="false"/>
+                <w:color w:val="1A1A1A"/>
+                <w:sz w:val="18"/>
+                <w:szCs w:val="18"/>
+                <w:rFonts w:ascii="Calibri" w:cs="Calibri" w:eastAsia="Calibri" w:hAnsi="Calibri"/>
+              </w:rPr>
+              <w:t xml:space="preserve">confront the misconception with a worked counter-example</w:t>
+            </w:r>
+          </w:p>
+        </w:tc>
+      </w:tr>
+      <w:tr>
+        <w:tc>
+          <w:tcPr>
+            <w:tcW w:type="dxa" w:w="900"/>
+            <w:tcBorders>
+              <w:top w:val="single" w:color="D9D5C8" w:sz="4" w:space="0"/>
+              <w:left w:val="single" w:color="D9D5C8" w:sz="4" w:space="0"/>
+              <w:bottom w:val="single" w:color="D9D5C8" w:sz="4" w:space="0"/>
+              <w:right w:val="single" w:color="D9D5C8" w:sz="4" w:space="0"/>
+            </w:tcBorders>
+            <w:tcMar>
+              <w:top w:type="dxa" w:w="55"/>
+              <w:left w:type="dxa" w:w="110"/>
+              <w:bottom w:type="dxa" w:w="55"/>
+              <w:right w:type="dxa" w:w="110"/>
+            </w:tcMar>
+          </w:tcPr>
+          <w:p>
+            <w:pPr>
+              <w:spacing w:after="0"/>
+            </w:pPr>
+            <w:r>
+              <w:rPr>
+                <w:b w:val="false"/>
+                <w:bCs w:val="false"/>
+                <w:i w:val="false"/>
+                <w:iCs w:val="false"/>
+                <w:color w:val="1A1A1A"/>
+                <w:sz w:val="18"/>
+                <w:szCs w:val="18"/>
+                <w:rFonts w:ascii="Calibri" w:cs="Calibri" w:eastAsia="Calibri" w:hAnsi="Calibri"/>
+              </w:rPr>
+              <w:t xml:space="preserve">D</w:t>
+            </w:r>
+          </w:p>
+        </w:tc>
+        <w:tc>
+          <w:tcPr>
+            <w:tcW w:type="dxa" w:w="4400"/>
+            <w:tcBorders>
+              <w:top w:val="single" w:color="D9D5C8" w:sz="4" w:space="0"/>
+              <w:left w:val="single" w:color="D9D5C8" w:sz="4" w:space="0"/>
+              <w:bottom w:val="single" w:color="D9D5C8" w:sz="4" w:space="0"/>
+              <w:right w:val="single" w:color="D9D5C8" w:sz="4" w:space="0"/>
+            </w:tcBorders>
+            <w:tcMar>
+              <w:top w:type="dxa" w:w="55"/>
+              <w:left w:type="dxa" w:w="110"/>
+              <w:bottom w:type="dxa" w:w="55"/>
+              <w:right w:type="dxa" w:w="110"/>
+            </w:tcMar>
+          </w:tcPr>
+          <w:p>
+            <w:pPr>
+              <w:spacing w:after="0"/>
+            </w:pPr>
+            <w:r>
+              <w:rPr>
+                <w:b w:val="false"/>
+                <w:bCs w:val="false"/>
+                <w:i w:val="false"/>
+                <w:iCs w:val="false"/>
+                <w:color w:val="1A1A1A"/>
+                <w:sz w:val="18"/>
+                <w:szCs w:val="18"/>
+                <w:rFonts w:ascii="Calibri" w:cs="Calibri" w:eastAsia="Calibri" w:hAnsi="Calibri"/>
+              </w:rPr>
+              <w:t xml:space="preserve">Misconception that framing has no effect on opinion.</w:t>
+            </w:r>
+          </w:p>
+        </w:tc>
+        <w:tc>
+          <w:tcPr>
+            <w:tcW w:type="dxa" w:w="4348"/>
+            <w:tcBorders>
+              <w:top w:val="single" w:color="D9D5C8" w:sz="4" w:space="0"/>
+              <w:left w:val="single" w:color="D9D5C8" w:sz="4" w:space="0"/>
+              <w:bottom w:val="single" w:color="D9D5C8" w:sz="4" w:space="0"/>
+              <w:right w:val="single" w:color="D9D5C8" w:sz="4" w:space="0"/>
+            </w:tcBorders>
+            <w:tcMar>
+              <w:top w:type="dxa" w:w="55"/>
+              <w:left w:type="dxa" w:w="110"/>
+              <w:bottom w:type="dxa" w:w="55"/>
+              <w:right w:type="dxa" w:w="110"/>
+            </w:tcMar>
+          </w:tcPr>
+          <w:p>
+            <w:pPr>
+              <w:spacing w:after="0"/>
+            </w:pPr>
+            <w:r>
+              <w:rPr>
+                <w:b w:val="false"/>
+                <w:bCs w:val="false"/>
+                <w:i w:val="false"/>
+                <w:iCs w:val="false"/>
+                <w:color w:val="1A1A1A"/>
+                <w:sz w:val="18"/>
+                <w:szCs w:val="18"/>
+                <w:rFonts w:ascii="Calibri" w:cs="Calibri" w:eastAsia="Calibri" w:hAnsi="Calibri"/>
+              </w:rPr>
+              <w:t xml:space="preserve">confront the misconception with a worked counter-example</w:t>
+            </w:r>
+          </w:p>
+        </w:tc>
+      </w:tr>
+    </w:tbl>
+    <w:tbl>
+      <w:tblPr>
+        <w:tblW w:type="dxa" w:w="9648"/>
+        <w:tblBorders>
+          <w:top w:val="single" w:color="auto" w:sz="4"/>
+          <w:left w:val="single" w:color="auto" w:sz="4"/>
+          <w:bottom w:val="single" w:color="auto" w:sz="4"/>
+          <w:right w:val="single" w:color="auto" w:sz="4"/>
+          <w:insideH w:val="single" w:color="auto" w:sz="4"/>
+          <w:insideV w:val="single" w:color="auto" w:sz="4"/>
+        </w:tblBorders>
+      </w:tblPr>
+      <w:tblGrid>
+        <w:gridCol w:w="9648"/>
+      </w:tblGrid>
+      <w:tr>
+        <w:tc>
+          <w:tcPr>
+            <w:tcW w:type="dxa" w:w="9648"/>
+            <w:tcBorders>
+              <w:top w:val="single" w:color="D9D5C8" w:sz="4" w:space="0"/>
+              <w:left w:val="single" w:color="D9D5C8" w:sz="4" w:space="0"/>
+              <w:bottom w:val="single" w:color="D9D5C8" w:sz="4" w:space="0"/>
+              <w:right w:val="single" w:color="D9D5C8" w:sz="4" w:space="0"/>
+            </w:tcBorders>
+            <w:shd w:fill="F7F5EF" w:color="auto" w:val="clear"/>
+            <w:tcMar>
+              <w:top w:type="dxa" w:w="55"/>
+              <w:left w:type="dxa" w:w="110"/>
+              <w:bottom w:type="dxa" w:w="55"/>
+              <w:right w:type="dxa" w:w="110"/>
+            </w:tcMar>
+          </w:tcPr>
+          <w:p>
+            <w:pPr>
+              <w:spacing w:after="60"/>
+            </w:pPr>
+            <w:r>
+              <w:rPr>
+                <w:b/>
+                <w:bCs/>
+                <w:i w:val="false"/>
+                <w:iCs w:val="false"/>
+                <w:color w:val="1B2A4A"/>
+                <w:sz w:val="21"/>
+                <w:szCs w:val="21"/>
+                <w:rFonts w:ascii="Calibri" w:cs="Calibri" w:eastAsia="Calibri" w:hAnsi="Calibri"/>
+              </w:rPr>
+              <w:t xml:space="preserve">MTSS ROUTING</w:t>
+            </w:r>
+          </w:p>
+          <w:p>
+            <w:pPr>
+              <w:spacing w:after="40"/>
+            </w:pPr>
+            <w:r>
+              <w:rPr>
+                <w:b w:val="false"/>
+                <w:bCs w:val="false"/>
+                <w:i w:val="false"/>
+                <w:iCs w:val="false"/>
+                <w:color w:val="1A1A1A"/>
+                <w:sz w:val="22"/>
+                <w:szCs w:val="22"/>
+                <w:rFonts w:ascii="Calibri" w:cs="Calibri" w:eastAsia="Calibri" w:hAnsi="Calibri"/>
+              </w:rPr>
+              <w:t xml:space="preserve">Tier 2 — Small-group (Tier 2) reteach targeting the signaled misconception (10–15 min, organizer + worked example), then re-assess with a parallel item.</w:t>
+            </w:r>
+          </w:p>
+          <w:p>
+            <w:pPr>
+              <w:spacing w:after="40"/>
+            </w:pPr>
+            <w:r>
+              <w:rPr>
+                <w:b w:val="false"/>
+                <w:bCs w:val="false"/>
+                <w:i w:val="false"/>
+                <w:iCs w:val="false"/>
+                <w:color w:val="1A1A1A"/>
+                <w:sz w:val="22"/>
+                <w:szCs w:val="22"/>
+                <w:rFonts w:ascii="Calibri" w:cs="Calibri" w:eastAsia="Calibri" w:hAnsi="Calibri"/>
+              </w:rPr>
+              <w:t xml:space="preserve">Tier 3 — If it persists across parallel forms (Tier 3): intensive 1:1 with concrete→representational→abstract scaffolding + think-aloud; progress-monitor weekly toward the same standard.</w:t>
+            </w:r>
+          </w:p>
+        </w:tc>
+      </w:tr>
+    </w:tbl>
+    <w:p>
+      <w:pPr>
+        <w:pStyle w:val="Heading3"/>
+        <w:keepNext/>
+        <w:spacing w:before="150" w:after="90"/>
+      </w:pPr>
+      <w:r>
+        <w:rPr>
+          <w:b/>
+          <w:bCs/>
+          <w:i w:val="false"/>
+          <w:iCs w:val="false"/>
+          <w:color w:val="B22234"/>
+          <w:sz w:val="24"/>
+          <w:szCs w:val="24"/>
+          <w:rFonts w:ascii="Calibri" w:cs="Calibri" w:eastAsia="Calibri" w:hAnsi="Calibri"/>
+        </w:rPr>
+        <w:t xml:space="preserve">Item 4 — GC.34 · DOK 2</w:t>
+      </w:r>
+    </w:p>
+    <w:p>
+      <w:pPr>
+        <w:spacing w:after="80"/>
+      </w:pPr>
+      <w:r>
+        <w:rPr>
+          <w:b/>
+          <w:bCs/>
+          <w:i w:val="false"/>
+          <w:iCs w:val="false"/>
+          <w:color w:val="1B2A4A"/>
+          <w:sz w:val="22"/>
+          <w:szCs w:val="22"/>
+          <w:rFonts w:ascii="Calibri" w:cs="Calibri" w:eastAsia="Calibri" w:hAnsi="Calibri"/>
+        </w:rPr>
+        <w:t xml:space="preserve">If missed:  </w:t>
+      </w:r>
+      <w:r>
+        <w:rPr>
+          <w:b w:val="false"/>
+          <w:bCs w:val="false"/>
+          <w:i w:val="false"/>
+          <w:iCs w:val="false"/>
+          <w:color w:val="1A1A1A"/>
+          <w:sz w:val="22"/>
+          <w:szCs w:val="22"/>
+          <w:rFonts w:ascii="Calibri" w:cs="Calibri" w:eastAsia="Calibri" w:hAnsi="Calibri"/>
+        </w:rPr>
+        <w:t xml:space="preserve">Revisit “Means of Political Participation” using the unit's Cornell notes + the standard's graphic organizer; re-check with the Exit Ticket, then re-assess with a parallel-form item.</w:t>
+      </w:r>
+    </w:p>
+    <w:tbl>
+      <w:tblPr>
+        <w:tblW w:type="dxa" w:w="9648"/>
+        <w:tblBorders>
+          <w:top w:val="single" w:color="auto" w:sz="4"/>
+          <w:left w:val="single" w:color="auto" w:sz="4"/>
+          <w:bottom w:val="single" w:color="auto" w:sz="4"/>
+          <w:right w:val="single" w:color="auto" w:sz="4"/>
+          <w:insideH w:val="single" w:color="auto" w:sz="4"/>
+          <w:insideV w:val="single" w:color="auto" w:sz="4"/>
+        </w:tblBorders>
+      </w:tblPr>
+      <w:tblGrid>
+        <w:gridCol w:w="900"/>
+        <w:gridCol w:w="4400"/>
+        <w:gridCol w:w="4348"/>
+      </w:tblGrid>
+      <w:tr>
+        <w:trPr>
+          <w:tblHeader/>
+        </w:trPr>
+        <w:tc>
+          <w:tcPr>
+            <w:tcW w:type="dxa" w:w="900"/>
+            <w:tcBorders>
+              <w:top w:val="single" w:color="D9D5C8" w:sz="4" w:space="0"/>
+              <w:left w:val="single" w:color="D9D5C8" w:sz="4" w:space="0"/>
+              <w:bottom w:val="single" w:color="D9D5C8" w:sz="4" w:space="0"/>
+              <w:right w:val="single" w:color="D9D5C8" w:sz="4" w:space="0"/>
+            </w:tcBorders>
+            <w:shd w:fill="1B2A4A" w:color="auto" w:val="clear"/>
+            <w:tcMar>
+              <w:top w:type="dxa" w:w="55"/>
+              <w:left w:type="dxa" w:w="110"/>
+              <w:bottom w:type="dxa" w:w="55"/>
+              <w:right w:type="dxa" w:w="110"/>
+            </w:tcMar>
+          </w:tcPr>
+          <w:p>
+            <w:pPr>
+              <w:spacing w:after="0"/>
+            </w:pPr>
+            <w:r>
+              <w:rPr>
+                <w:b/>
+                <w:bCs/>
+                <w:i w:val="false"/>
+                <w:iCs w:val="false"/>
+                <w:color w:val="FFFFFF"/>
+                <w:sz w:val="18"/>
+                <w:szCs w:val="18"/>
+                <w:rFonts w:ascii="Calibri" w:cs="Calibri" w:eastAsia="Calibri" w:hAnsi="Calibri"/>
+              </w:rPr>
+              <w:t xml:space="preserve">Wrong choice</w:t>
+            </w:r>
+          </w:p>
+        </w:tc>
+        <w:tc>
+          <w:tcPr>
+            <w:tcW w:type="dxa" w:w="4400"/>
+            <w:tcBorders>
+              <w:top w:val="single" w:color="D9D5C8" w:sz="4" w:space="0"/>
+              <w:left w:val="single" w:color="D9D5C8" w:sz="4" w:space="0"/>
+              <w:bottom w:val="single" w:color="D9D5C8" w:sz="4" w:space="0"/>
+              <w:right w:val="single" w:color="D9D5C8" w:sz="4" w:space="0"/>
+            </w:tcBorders>
+            <w:shd w:fill="1B2A4A" w:color="auto" w:val="clear"/>
+            <w:tcMar>
+              <w:top w:type="dxa" w:w="55"/>
+              <w:left w:type="dxa" w:w="110"/>
+              <w:bottom w:type="dxa" w:w="55"/>
+              <w:right w:type="dxa" w:w="110"/>
+            </w:tcMar>
+          </w:tcPr>
+          <w:p>
+            <w:pPr>
+              <w:spacing w:after="0"/>
+            </w:pPr>
+            <w:r>
+              <w:rPr>
+                <w:b/>
+                <w:bCs/>
+                <w:i w:val="false"/>
+                <w:iCs w:val="false"/>
+                <w:color w:val="FFFFFF"/>
+                <w:sz w:val="18"/>
+                <w:szCs w:val="18"/>
+                <w:rFonts w:ascii="Calibri" w:cs="Calibri" w:eastAsia="Calibri" w:hAnsi="Calibri"/>
+              </w:rPr>
+              <w:t xml:space="preserve">Signals misconception</w:t>
+            </w:r>
+          </w:p>
+        </w:tc>
+        <w:tc>
+          <w:tcPr>
+            <w:tcW w:type="dxa" w:w="4348"/>
+            <w:tcBorders>
+              <w:top w:val="single" w:color="D9D5C8" w:sz="4" w:space="0"/>
+              <w:left w:val="single" w:color="D9D5C8" w:sz="4" w:space="0"/>
+              <w:bottom w:val="single" w:color="D9D5C8" w:sz="4" w:space="0"/>
+              <w:right w:val="single" w:color="D9D5C8" w:sz="4" w:space="0"/>
+            </w:tcBorders>
+            <w:shd w:fill="1B2A4A" w:color="auto" w:val="clear"/>
+            <w:tcMar>
+              <w:top w:type="dxa" w:w="55"/>
+              <w:left w:type="dxa" w:w="110"/>
+              <w:bottom w:type="dxa" w:w="55"/>
+              <w:right w:type="dxa" w:w="110"/>
+            </w:tcMar>
+          </w:tcPr>
+          <w:p>
+            <w:pPr>
+              <w:spacing w:after="0"/>
+            </w:pPr>
+            <w:r>
+              <w:rPr>
+                <w:b/>
+                <w:bCs/>
+                <w:i w:val="false"/>
+                <w:iCs w:val="false"/>
+                <w:color w:val="FFFFFF"/>
+                <w:sz w:val="18"/>
+                <w:szCs w:val="18"/>
+                <w:rFonts w:ascii="Calibri" w:cs="Calibri" w:eastAsia="Calibri" w:hAnsi="Calibri"/>
+              </w:rPr>
+              <w:t xml:space="preserve">Targeted reteach</w:t>
+            </w:r>
+          </w:p>
+        </w:tc>
+      </w:tr>
+      <w:tr>
+        <w:tc>
+          <w:tcPr>
+            <w:tcW w:type="dxa" w:w="900"/>
+            <w:tcBorders>
+              <w:top w:val="single" w:color="D9D5C8" w:sz="4" w:space="0"/>
+              <w:left w:val="single" w:color="D9D5C8" w:sz="4" w:space="0"/>
+              <w:bottom w:val="single" w:color="D9D5C8" w:sz="4" w:space="0"/>
+              <w:right w:val="single" w:color="D9D5C8" w:sz="4" w:space="0"/>
+            </w:tcBorders>
+            <w:tcMar>
+              <w:top w:type="dxa" w:w="55"/>
+              <w:left w:type="dxa" w:w="110"/>
+              <w:bottom w:type="dxa" w:w="55"/>
+              <w:right w:type="dxa" w:w="110"/>
+            </w:tcMar>
+          </w:tcPr>
+          <w:p>
+            <w:pPr>
+              <w:spacing w:after="0"/>
+            </w:pPr>
+            <w:r>
+              <w:rPr>
+                <w:b w:val="false"/>
+                <w:bCs w:val="false"/>
+                <w:i w:val="false"/>
+                <w:iCs w:val="false"/>
+                <w:color w:val="1A1A1A"/>
+                <w:sz w:val="18"/>
+                <w:szCs w:val="18"/>
+                <w:rFonts w:ascii="Calibri" w:cs="Calibri" w:eastAsia="Calibri" w:hAnsi="Calibri"/>
+              </w:rPr>
+              <w:t xml:space="preserve">A</w:t>
+            </w:r>
+          </w:p>
+        </w:tc>
+        <w:tc>
+          <w:tcPr>
+            <w:tcW w:type="dxa" w:w="4400"/>
+            <w:tcBorders>
+              <w:top w:val="single" w:color="D9D5C8" w:sz="4" w:space="0"/>
+              <w:left w:val="single" w:color="D9D5C8" w:sz="4" w:space="0"/>
+              <w:bottom w:val="single" w:color="D9D5C8" w:sz="4" w:space="0"/>
+              <w:right w:val="single" w:color="D9D5C8" w:sz="4" w:space="0"/>
+            </w:tcBorders>
+            <w:tcMar>
+              <w:top w:type="dxa" w:w="55"/>
+              <w:left w:type="dxa" w:w="110"/>
+              <w:bottom w:type="dxa" w:w="55"/>
+              <w:right w:type="dxa" w:w="110"/>
+            </w:tcMar>
+          </w:tcPr>
+          <w:p>
+            <w:pPr>
+              <w:spacing w:after="0"/>
+            </w:pPr>
+            <w:r>
+              <w:rPr>
+                <w:b w:val="false"/>
+                <w:bCs w:val="false"/>
+                <w:i w:val="false"/>
+                <w:iCs w:val="false"/>
+                <w:color w:val="1A1A1A"/>
+                <w:sz w:val="18"/>
+                <w:szCs w:val="18"/>
+                <w:rFonts w:ascii="Calibri" w:cs="Calibri" w:eastAsia="Calibri" w:hAnsi="Calibri"/>
+              </w:rPr>
+              <w:t xml:space="preserve">Nearby error — petitioning is a written request signed by many, not a one-on-one persuasion meeting.</w:t>
+            </w:r>
+          </w:p>
+        </w:tc>
+        <w:tc>
+          <w:tcPr>
+            <w:tcW w:type="dxa" w:w="4348"/>
+            <w:tcBorders>
+              <w:top w:val="single" w:color="D9D5C8" w:sz="4" w:space="0"/>
+              <w:left w:val="single" w:color="D9D5C8" w:sz="4" w:space="0"/>
+              <w:bottom w:val="single" w:color="D9D5C8" w:sz="4" w:space="0"/>
+              <w:right w:val="single" w:color="D9D5C8" w:sz="4" w:space="0"/>
+            </w:tcBorders>
+            <w:tcMar>
+              <w:top w:type="dxa" w:w="55"/>
+              <w:left w:type="dxa" w:w="110"/>
+              <w:bottom w:type="dxa" w:w="55"/>
+              <w:right w:type="dxa" w:w="110"/>
+            </w:tcMar>
+          </w:tcPr>
+          <w:p>
+            <w:pPr>
+              <w:spacing w:after="0"/>
+            </w:pPr>
+            <w:r>
+              <w:rPr>
+                <w:b w:val="false"/>
+                <w:bCs w:val="false"/>
+                <w:i w:val="false"/>
+                <w:iCs w:val="false"/>
+                <w:color w:val="1A1A1A"/>
+                <w:sz w:val="18"/>
+                <w:szCs w:val="18"/>
+                <w:rFonts w:ascii="Calibri" w:cs="Calibri" w:eastAsia="Calibri" w:hAnsi="Calibri"/>
+              </w:rPr>
+              <w:t xml:space="preserve">contrast the near-miss with the precise answer</w:t>
+            </w:r>
+          </w:p>
+        </w:tc>
+      </w:tr>
+      <w:tr>
+        <w:tc>
+          <w:tcPr>
+            <w:tcW w:type="dxa" w:w="900"/>
+            <w:tcBorders>
+              <w:top w:val="single" w:color="D9D5C8" w:sz="4" w:space="0"/>
+              <w:left w:val="single" w:color="D9D5C8" w:sz="4" w:space="0"/>
+              <w:bottom w:val="single" w:color="D9D5C8" w:sz="4" w:space="0"/>
+              <w:right w:val="single" w:color="D9D5C8" w:sz="4" w:space="0"/>
+            </w:tcBorders>
+            <w:tcMar>
+              <w:top w:type="dxa" w:w="55"/>
+              <w:left w:type="dxa" w:w="110"/>
+              <w:bottom w:type="dxa" w:w="55"/>
+              <w:right w:type="dxa" w:w="110"/>
+            </w:tcMar>
+          </w:tcPr>
+          <w:p>
+            <w:pPr>
+              <w:spacing w:after="0"/>
+            </w:pPr>
+            <w:r>
+              <w:rPr>
+                <w:b w:val="false"/>
+                <w:bCs w:val="false"/>
+                <w:i w:val="false"/>
+                <w:iCs w:val="false"/>
+                <w:color w:val="1A1A1A"/>
+                <w:sz w:val="18"/>
+                <w:szCs w:val="18"/>
+                <w:rFonts w:ascii="Calibri" w:cs="Calibri" w:eastAsia="Calibri" w:hAnsi="Calibri"/>
+              </w:rPr>
+              <w:t xml:space="preserve">C</w:t>
+            </w:r>
+          </w:p>
+        </w:tc>
+        <w:tc>
+          <w:tcPr>
+            <w:tcW w:type="dxa" w:w="4400"/>
+            <w:tcBorders>
+              <w:top w:val="single" w:color="D9D5C8" w:sz="4" w:space="0"/>
+              <w:left w:val="single" w:color="D9D5C8" w:sz="4" w:space="0"/>
+              <w:bottom w:val="single" w:color="D9D5C8" w:sz="4" w:space="0"/>
+              <w:right w:val="single" w:color="D9D5C8" w:sz="4" w:space="0"/>
+            </w:tcBorders>
+            <w:tcMar>
+              <w:top w:type="dxa" w:w="55"/>
+              <w:left w:type="dxa" w:w="110"/>
+              <w:bottom w:type="dxa" w:w="55"/>
+              <w:right w:type="dxa" w:w="110"/>
+            </w:tcMar>
+          </w:tcPr>
+          <w:p>
+            <w:pPr>
+              <w:spacing w:after="0"/>
+            </w:pPr>
+            <w:r>
+              <w:rPr>
+                <w:b w:val="false"/>
+                <w:bCs w:val="false"/>
+                <w:i w:val="false"/>
+                <w:iCs w:val="false"/>
+                <w:color w:val="1A1A1A"/>
+                <w:sz w:val="18"/>
+                <w:szCs w:val="18"/>
+                <w:rFonts w:ascii="Calibri" w:cs="Calibri" w:eastAsia="Calibri" w:hAnsi="Calibri"/>
+              </w:rPr>
+              <w:t xml:space="preserve">Nearby error — demonstrating is public protest, not private persuasion of an official.</w:t>
+            </w:r>
+          </w:p>
+        </w:tc>
+        <w:tc>
+          <w:tcPr>
+            <w:tcW w:type="dxa" w:w="4348"/>
+            <w:tcBorders>
+              <w:top w:val="single" w:color="D9D5C8" w:sz="4" w:space="0"/>
+              <w:left w:val="single" w:color="D9D5C8" w:sz="4" w:space="0"/>
+              <w:bottom w:val="single" w:color="D9D5C8" w:sz="4" w:space="0"/>
+              <w:right w:val="single" w:color="D9D5C8" w:sz="4" w:space="0"/>
+            </w:tcBorders>
+            <w:tcMar>
+              <w:top w:type="dxa" w:w="55"/>
+              <w:left w:type="dxa" w:w="110"/>
+              <w:bottom w:type="dxa" w:w="55"/>
+              <w:right w:type="dxa" w:w="110"/>
+            </w:tcMar>
+          </w:tcPr>
+          <w:p>
+            <w:pPr>
+              <w:spacing w:after="0"/>
+            </w:pPr>
+            <w:r>
+              <w:rPr>
+                <w:b w:val="false"/>
+                <w:bCs w:val="false"/>
+                <w:i w:val="false"/>
+                <w:iCs w:val="false"/>
+                <w:color w:val="1A1A1A"/>
+                <w:sz w:val="18"/>
+                <w:szCs w:val="18"/>
+                <w:rFonts w:ascii="Calibri" w:cs="Calibri" w:eastAsia="Calibri" w:hAnsi="Calibri"/>
+              </w:rPr>
+              <w:t xml:space="preserve">contrast the near-miss with the precise answer</w:t>
+            </w:r>
+          </w:p>
+        </w:tc>
+      </w:tr>
+      <w:tr>
+        <w:tc>
+          <w:tcPr>
+            <w:tcW w:type="dxa" w:w="900"/>
+            <w:tcBorders>
+              <w:top w:val="single" w:color="D9D5C8" w:sz="4" w:space="0"/>
+              <w:left w:val="single" w:color="D9D5C8" w:sz="4" w:space="0"/>
+              <w:bottom w:val="single" w:color="D9D5C8" w:sz="4" w:space="0"/>
+              <w:right w:val="single" w:color="D9D5C8" w:sz="4" w:space="0"/>
+            </w:tcBorders>
+            <w:tcMar>
+              <w:top w:type="dxa" w:w="55"/>
+              <w:left w:type="dxa" w:w="110"/>
+              <w:bottom w:type="dxa" w:w="55"/>
+              <w:right w:type="dxa" w:w="110"/>
+            </w:tcMar>
+          </w:tcPr>
+          <w:p>
+            <w:pPr>
+              <w:spacing w:after="0"/>
+            </w:pPr>
+            <w:r>
+              <w:rPr>
+                <w:b w:val="false"/>
+                <w:bCs w:val="false"/>
+                <w:i w:val="false"/>
+                <w:iCs w:val="false"/>
+                <w:color w:val="1A1A1A"/>
+                <w:sz w:val="18"/>
+                <w:szCs w:val="18"/>
+                <w:rFonts w:ascii="Calibri" w:cs="Calibri" w:eastAsia="Calibri" w:hAnsi="Calibri"/>
+              </w:rPr>
+              <w:t xml:space="preserve">D</w:t>
+            </w:r>
+          </w:p>
+        </w:tc>
+        <w:tc>
+          <w:tcPr>
+            <w:tcW w:type="dxa" w:w="4400"/>
+            <w:tcBorders>
+              <w:top w:val="single" w:color="D9D5C8" w:sz="4" w:space="0"/>
+              <w:left w:val="single" w:color="D9D5C8" w:sz="4" w:space="0"/>
+              <w:bottom w:val="single" w:color="D9D5C8" w:sz="4" w:space="0"/>
+              <w:right w:val="single" w:color="D9D5C8" w:sz="4" w:space="0"/>
+            </w:tcBorders>
+            <w:tcMar>
+              <w:top w:type="dxa" w:w="55"/>
+              <w:left w:type="dxa" w:w="110"/>
+              <w:bottom w:type="dxa" w:w="55"/>
+              <w:right w:type="dxa" w:w="110"/>
+            </w:tcMar>
+          </w:tcPr>
+          <w:p>
+            <w:pPr>
+              <w:spacing w:after="0"/>
+            </w:pPr>
+            <w:r>
+              <w:rPr>
+                <w:b w:val="false"/>
+                <w:bCs w:val="false"/>
+                <w:i w:val="false"/>
+                <w:iCs w:val="false"/>
+                <w:color w:val="1A1A1A"/>
+                <w:sz w:val="18"/>
+                <w:szCs w:val="18"/>
+                <w:rFonts w:ascii="Calibri" w:cs="Calibri" w:eastAsia="Calibri" w:hAnsi="Calibri"/>
+              </w:rPr>
+              <w:t xml:space="preserve">Nearby error — running for office is seeking a seat, not persuading a sitting legislator.</w:t>
+            </w:r>
+          </w:p>
+        </w:tc>
+        <w:tc>
+          <w:tcPr>
+            <w:tcW w:type="dxa" w:w="4348"/>
+            <w:tcBorders>
+              <w:top w:val="single" w:color="D9D5C8" w:sz="4" w:space="0"/>
+              <w:left w:val="single" w:color="D9D5C8" w:sz="4" w:space="0"/>
+              <w:bottom w:val="single" w:color="D9D5C8" w:sz="4" w:space="0"/>
+              <w:right w:val="single" w:color="D9D5C8" w:sz="4" w:space="0"/>
+            </w:tcBorders>
+            <w:tcMar>
+              <w:top w:type="dxa" w:w="55"/>
+              <w:left w:type="dxa" w:w="110"/>
+              <w:bottom w:type="dxa" w:w="55"/>
+              <w:right w:type="dxa" w:w="110"/>
+            </w:tcMar>
+          </w:tcPr>
+          <w:p>
+            <w:pPr>
+              <w:spacing w:after="0"/>
+            </w:pPr>
+            <w:r>
+              <w:rPr>
+                <w:b w:val="false"/>
+                <w:bCs w:val="false"/>
+                <w:i w:val="false"/>
+                <w:iCs w:val="false"/>
+                <w:color w:val="1A1A1A"/>
+                <w:sz w:val="18"/>
+                <w:szCs w:val="18"/>
+                <w:rFonts w:ascii="Calibri" w:cs="Calibri" w:eastAsia="Calibri" w:hAnsi="Calibri"/>
+              </w:rPr>
+              <w:t xml:space="preserve">contrast the near-miss with the precise answer</w:t>
+            </w:r>
+          </w:p>
+        </w:tc>
+      </w:tr>
+    </w:tbl>
+    <w:tbl>
+      <w:tblPr>
+        <w:tblW w:type="dxa" w:w="9648"/>
+        <w:tblBorders>
+          <w:top w:val="single" w:color="auto" w:sz="4"/>
+          <w:left w:val="single" w:color="auto" w:sz="4"/>
+          <w:bottom w:val="single" w:color="auto" w:sz="4"/>
+          <w:right w:val="single" w:color="auto" w:sz="4"/>
+          <w:insideH w:val="single" w:color="auto" w:sz="4"/>
+          <w:insideV w:val="single" w:color="auto" w:sz="4"/>
+        </w:tblBorders>
+      </w:tblPr>
+      <w:tblGrid>
+        <w:gridCol w:w="9648"/>
+      </w:tblGrid>
+      <w:tr>
+        <w:tc>
+          <w:tcPr>
+            <w:tcW w:type="dxa" w:w="9648"/>
+            <w:tcBorders>
+              <w:top w:val="single" w:color="D9D5C8" w:sz="4" w:space="0"/>
+              <w:left w:val="single" w:color="D9D5C8" w:sz="4" w:space="0"/>
+              <w:bottom w:val="single" w:color="D9D5C8" w:sz="4" w:space="0"/>
+              <w:right w:val="single" w:color="D9D5C8" w:sz="4" w:space="0"/>
+            </w:tcBorders>
+            <w:shd w:fill="F7F5EF" w:color="auto" w:val="clear"/>
+            <w:tcMar>
+              <w:top w:type="dxa" w:w="55"/>
+              <w:left w:type="dxa" w:w="110"/>
+              <w:bottom w:type="dxa" w:w="55"/>
+              <w:right w:type="dxa" w:w="110"/>
+            </w:tcMar>
+          </w:tcPr>
+          <w:p>
+            <w:pPr>
+              <w:spacing w:after="60"/>
+            </w:pPr>
+            <w:r>
+              <w:rPr>
+                <w:b/>
+                <w:bCs/>
+                <w:i w:val="false"/>
+                <w:iCs w:val="false"/>
+                <w:color w:val="1B2A4A"/>
+                <w:sz w:val="21"/>
+                <w:szCs w:val="21"/>
+                <w:rFonts w:ascii="Calibri" w:cs="Calibri" w:eastAsia="Calibri" w:hAnsi="Calibri"/>
+              </w:rPr>
+              <w:t xml:space="preserve">MTSS ROUTING</w:t>
+            </w:r>
+          </w:p>
+          <w:p>
+            <w:pPr>
+              <w:spacing w:after="40"/>
+            </w:pPr>
+            <w:r>
+              <w:rPr>
+                <w:b w:val="false"/>
+                <w:bCs w:val="false"/>
+                <w:i w:val="false"/>
+                <w:iCs w:val="false"/>
+                <w:color w:val="1A1A1A"/>
+                <w:sz w:val="22"/>
+                <w:szCs w:val="22"/>
+                <w:rFonts w:ascii="Calibri" w:cs="Calibri" w:eastAsia="Calibri" w:hAnsi="Calibri"/>
+              </w:rPr>
+              <w:t xml:space="preserve">Tier 2 — Small-group (Tier 2) reteach targeting the signaled misconception (10–15 min, organizer + worked example), then re-assess with a parallel item.</w:t>
+            </w:r>
+          </w:p>
+          <w:p>
+            <w:pPr>
+              <w:spacing w:after="40"/>
+            </w:pPr>
+            <w:r>
+              <w:rPr>
+                <w:b w:val="false"/>
+                <w:bCs w:val="false"/>
+                <w:i w:val="false"/>
+                <w:iCs w:val="false"/>
+                <w:color w:val="1A1A1A"/>
+                <w:sz w:val="22"/>
+                <w:szCs w:val="22"/>
+                <w:rFonts w:ascii="Calibri" w:cs="Calibri" w:eastAsia="Calibri" w:hAnsi="Calibri"/>
+              </w:rPr>
+              <w:t xml:space="preserve">Tier 3 — If it persists across parallel forms (Tier 3): intensive 1:1 with concrete→representational→abstract scaffolding + think-aloud; progress-monitor weekly toward the same standard.</w:t>
+            </w:r>
+          </w:p>
+        </w:tc>
+      </w:tr>
+    </w:tbl>
+    <w:p>
+      <w:pPr>
+        <w:pStyle w:val="Heading2"/>
+        <w:keepNext/>
+        <w:spacing w:before="150" w:after="90"/>
+      </w:pPr>
+      <w:r>
+        <w:rPr>
+          <w:b/>
+          <w:bCs/>
+          <w:i w:val="false"/>
+          <w:iCs w:val="false"/>
+          <w:color w:val="1B2A4A"/>
+          <w:sz w:val="28"/>
+          <w:szCs w:val="28"/>
+          <w:rFonts w:ascii="Calibri" w:cs="Calibri" w:eastAsia="Calibri" w:hAnsi="Calibri"/>
+        </w:rPr>
+        <w:t xml:space="preserve">Formative Checkpoints — UDL &amp; distractor-based remediation</w:t>
+      </w:r>
+    </w:p>
+    <w:p>
+      <w:pPr>
+        <w:pStyle w:val="Heading3"/>
+        <w:keepNext/>
+        <w:spacing w:before="150" w:after="90"/>
+      </w:pPr>
+      <w:r>
+        <w:rPr>
+          <w:b/>
+          <w:bCs/>
+          <w:i w:val="false"/>
+          <w:iCs w:val="false"/>
+          <w:color w:val="B22234"/>
+          <w:sz w:val="24"/>
+          <w:szCs w:val="24"/>
+          <w:rFonts w:ascii="Calibri" w:cs="Calibri" w:eastAsia="Calibri" w:hAnsi="Calibri"/>
+        </w:rPr>
+        <w:t xml:space="preserve">Item 1 — GC.31 · DOK 1</w:t>
+      </w:r>
+    </w:p>
+    <w:p>
+      <w:pPr>
+        <w:spacing w:after="80"/>
+      </w:pPr>
+      <w:r>
+        <w:rPr>
+          <w:b/>
+          <w:bCs/>
+          <w:i w:val="false"/>
+          <w:iCs w:val="false"/>
+          <w:color w:val="1B2A4A"/>
+          <w:sz w:val="22"/>
+          <w:szCs w:val="22"/>
+          <w:rFonts w:ascii="Calibri" w:cs="Calibri" w:eastAsia="Calibri" w:hAnsi="Calibri"/>
+        </w:rPr>
+        <w:t xml:space="preserve">If missed:  </w:t>
+      </w:r>
+      <w:r>
+        <w:rPr>
+          <w:b w:val="false"/>
+          <w:bCs w:val="false"/>
+          <w:i w:val="false"/>
+          <w:iCs w:val="false"/>
+          <w:color w:val="1A1A1A"/>
+          <w:sz w:val="22"/>
+          <w:szCs w:val="22"/>
+          <w:rFonts w:ascii="Calibri" w:cs="Calibri" w:eastAsia="Calibri" w:hAnsi="Calibri"/>
+        </w:rPr>
+        <w:t xml:space="preserve">Revisit “The Responsibilities of Citizens” using the unit's Cornell notes + the standard's graphic organizer; re-check with the Exit Ticket, then re-assess with a parallel-form item.</w:t>
+      </w:r>
+    </w:p>
+    <w:tbl>
+      <w:tblPr>
+        <w:tblW w:type="dxa" w:w="9648"/>
+        <w:tblBorders>
+          <w:top w:val="single" w:color="auto" w:sz="4"/>
+          <w:left w:val="single" w:color="auto" w:sz="4"/>
+          <w:bottom w:val="single" w:color="auto" w:sz="4"/>
+          <w:right w:val="single" w:color="auto" w:sz="4"/>
+          <w:insideH w:val="single" w:color="auto" w:sz="4"/>
+          <w:insideV w:val="single" w:color="auto" w:sz="4"/>
+        </w:tblBorders>
+      </w:tblPr>
+      <w:tblGrid>
+        <w:gridCol w:w="900"/>
+        <w:gridCol w:w="4400"/>
+        <w:gridCol w:w="4348"/>
+      </w:tblGrid>
+      <w:tr>
+        <w:trPr>
+          <w:tblHeader/>
+        </w:trPr>
+        <w:tc>
+          <w:tcPr>
+            <w:tcW w:type="dxa" w:w="900"/>
+            <w:tcBorders>
+              <w:top w:val="single" w:color="D9D5C8" w:sz="4" w:space="0"/>
+              <w:left w:val="single" w:color="D9D5C8" w:sz="4" w:space="0"/>
+              <w:bottom w:val="single" w:color="D9D5C8" w:sz="4" w:space="0"/>
+              <w:right w:val="single" w:color="D9D5C8" w:sz="4" w:space="0"/>
+            </w:tcBorders>
+            <w:shd w:fill="1B2A4A" w:color="auto" w:val="clear"/>
+            <w:tcMar>
+              <w:top w:type="dxa" w:w="55"/>
+              <w:left w:type="dxa" w:w="110"/>
+              <w:bottom w:type="dxa" w:w="55"/>
+              <w:right w:type="dxa" w:w="110"/>
+            </w:tcMar>
+          </w:tcPr>
+          <w:p>
+            <w:pPr>
+              <w:spacing w:after="0"/>
+            </w:pPr>
+            <w:r>
+              <w:rPr>
+                <w:b/>
+                <w:bCs/>
+                <w:i w:val="false"/>
+                <w:iCs w:val="false"/>
+                <w:color w:val="FFFFFF"/>
+                <w:sz w:val="18"/>
+                <w:szCs w:val="18"/>
+                <w:rFonts w:ascii="Calibri" w:cs="Calibri" w:eastAsia="Calibri" w:hAnsi="Calibri"/>
+              </w:rPr>
+              <w:t xml:space="preserve">Wrong choice</w:t>
+            </w:r>
+          </w:p>
+        </w:tc>
+        <w:tc>
+          <w:tcPr>
+            <w:tcW w:type="dxa" w:w="4400"/>
+            <w:tcBorders>
+              <w:top w:val="single" w:color="D9D5C8" w:sz="4" w:space="0"/>
+              <w:left w:val="single" w:color="D9D5C8" w:sz="4" w:space="0"/>
+              <w:bottom w:val="single" w:color="D9D5C8" w:sz="4" w:space="0"/>
+              <w:right w:val="single" w:color="D9D5C8" w:sz="4" w:space="0"/>
+            </w:tcBorders>
+            <w:shd w:fill="1B2A4A" w:color="auto" w:val="clear"/>
+            <w:tcMar>
+              <w:top w:type="dxa" w:w="55"/>
+              <w:left w:type="dxa" w:w="110"/>
+              <w:bottom w:type="dxa" w:w="55"/>
+              <w:right w:type="dxa" w:w="110"/>
+            </w:tcMar>
+          </w:tcPr>
+          <w:p>
+            <w:pPr>
+              <w:spacing w:after="0"/>
+            </w:pPr>
+            <w:r>
+              <w:rPr>
+                <w:b/>
+                <w:bCs/>
+                <w:i w:val="false"/>
+                <w:iCs w:val="false"/>
+                <w:color w:val="FFFFFF"/>
+                <w:sz w:val="18"/>
+                <w:szCs w:val="18"/>
+                <w:rFonts w:ascii="Calibri" w:cs="Calibri" w:eastAsia="Calibri" w:hAnsi="Calibri"/>
+              </w:rPr>
+              <w:t xml:space="preserve">Signals misconception</w:t>
+            </w:r>
+          </w:p>
+        </w:tc>
+        <w:tc>
+          <w:tcPr>
+            <w:tcW w:type="dxa" w:w="4348"/>
+            <w:tcBorders>
+              <w:top w:val="single" w:color="D9D5C8" w:sz="4" w:space="0"/>
+              <w:left w:val="single" w:color="D9D5C8" w:sz="4" w:space="0"/>
+              <w:bottom w:val="single" w:color="D9D5C8" w:sz="4" w:space="0"/>
+              <w:right w:val="single" w:color="D9D5C8" w:sz="4" w:space="0"/>
+            </w:tcBorders>
+            <w:shd w:fill="1B2A4A" w:color="auto" w:val="clear"/>
+            <w:tcMar>
+              <w:top w:type="dxa" w:w="55"/>
+              <w:left w:type="dxa" w:w="110"/>
+              <w:bottom w:type="dxa" w:w="55"/>
+              <w:right w:type="dxa" w:w="110"/>
+            </w:tcMar>
+          </w:tcPr>
+          <w:p>
+            <w:pPr>
+              <w:spacing w:after="0"/>
+            </w:pPr>
+            <w:r>
+              <w:rPr>
+                <w:b/>
+                <w:bCs/>
+                <w:i w:val="false"/>
+                <w:iCs w:val="false"/>
+                <w:color w:val="FFFFFF"/>
+                <w:sz w:val="18"/>
+                <w:szCs w:val="18"/>
+                <w:rFonts w:ascii="Calibri" w:cs="Calibri" w:eastAsia="Calibri" w:hAnsi="Calibri"/>
+              </w:rPr>
+              <w:t xml:space="preserve">Targeted reteach</w:t>
+            </w:r>
+          </w:p>
+        </w:tc>
+      </w:tr>
+      <w:tr>
+        <w:tc>
+          <w:tcPr>
+            <w:tcW w:type="dxa" w:w="900"/>
+            <w:tcBorders>
+              <w:top w:val="single" w:color="D9D5C8" w:sz="4" w:space="0"/>
+              <w:left w:val="single" w:color="D9D5C8" w:sz="4" w:space="0"/>
+              <w:bottom w:val="single" w:color="D9D5C8" w:sz="4" w:space="0"/>
+              <w:right w:val="single" w:color="D9D5C8" w:sz="4" w:space="0"/>
+            </w:tcBorders>
+            <w:tcMar>
+              <w:top w:type="dxa" w:w="55"/>
+              <w:left w:type="dxa" w:w="110"/>
+              <w:bottom w:type="dxa" w:w="55"/>
+              <w:right w:type="dxa" w:w="110"/>
+            </w:tcMar>
+          </w:tcPr>
+          <w:p>
+            <w:pPr>
+              <w:spacing w:after="0"/>
+            </w:pPr>
+            <w:r>
+              <w:rPr>
+                <w:b w:val="false"/>
+                <w:bCs w:val="false"/>
+                <w:i w:val="false"/>
+                <w:iCs w:val="false"/>
+                <w:color w:val="1A1A1A"/>
+                <w:sz w:val="18"/>
+                <w:szCs w:val="18"/>
+                <w:rFonts w:ascii="Calibri" w:cs="Calibri" w:eastAsia="Calibri" w:hAnsi="Calibri"/>
+              </w:rPr>
+              <w:t xml:space="preserve">B</w:t>
+            </w:r>
+          </w:p>
+        </w:tc>
+        <w:tc>
+          <w:tcPr>
+            <w:tcW w:type="dxa" w:w="4400"/>
+            <w:tcBorders>
+              <w:top w:val="single" w:color="D9D5C8" w:sz="4" w:space="0"/>
+              <w:left w:val="single" w:color="D9D5C8" w:sz="4" w:space="0"/>
+              <w:bottom w:val="single" w:color="D9D5C8" w:sz="4" w:space="0"/>
+              <w:right w:val="single" w:color="D9D5C8" w:sz="4" w:space="0"/>
+            </w:tcBorders>
+            <w:tcMar>
+              <w:top w:type="dxa" w:w="55"/>
+              <w:left w:type="dxa" w:w="110"/>
+              <w:bottom w:type="dxa" w:w="55"/>
+              <w:right w:type="dxa" w:w="110"/>
+            </w:tcMar>
+          </w:tcPr>
+          <w:p>
+            <w:pPr>
+              <w:spacing w:after="0"/>
+            </w:pPr>
+            <w:r>
+              <w:rPr>
+                <w:b w:val="false"/>
+                <w:bCs w:val="false"/>
+                <w:i w:val="false"/>
+                <w:iCs w:val="false"/>
+                <w:color w:val="1A1A1A"/>
+                <w:sz w:val="18"/>
+                <w:szCs w:val="18"/>
+                <w:rFonts w:ascii="Calibri" w:cs="Calibri" w:eastAsia="Calibri" w:hAnsi="Calibri"/>
+              </w:rPr>
+              <w:t xml:space="preserve">Plausible error — volunteering is expected of good citizens but is not legally required.</w:t>
+            </w:r>
+          </w:p>
+        </w:tc>
+        <w:tc>
+          <w:tcPr>
+            <w:tcW w:type="dxa" w:w="4348"/>
+            <w:tcBorders>
+              <w:top w:val="single" w:color="D9D5C8" w:sz="4" w:space="0"/>
+              <w:left w:val="single" w:color="D9D5C8" w:sz="4" w:space="0"/>
+              <w:bottom w:val="single" w:color="D9D5C8" w:sz="4" w:space="0"/>
+              <w:right w:val="single" w:color="D9D5C8" w:sz="4" w:space="0"/>
+            </w:tcBorders>
+            <w:tcMar>
+              <w:top w:type="dxa" w:w="55"/>
+              <w:left w:type="dxa" w:w="110"/>
+              <w:bottom w:type="dxa" w:w="55"/>
+              <w:right w:type="dxa" w:w="110"/>
+            </w:tcMar>
+          </w:tcPr>
+          <w:p>
+            <w:pPr>
+              <w:spacing w:after="0"/>
+            </w:pPr>
+            <w:r>
+              <w:rPr>
+                <w:b w:val="false"/>
+                <w:bCs w:val="false"/>
+                <w:i w:val="false"/>
+                <w:iCs w:val="false"/>
+                <w:color w:val="1A1A1A"/>
+                <w:sz w:val="18"/>
+                <w:szCs w:val="18"/>
+                <w:rFonts w:ascii="Calibri" w:cs="Calibri" w:eastAsia="Calibri" w:hAnsi="Calibri"/>
+              </w:rPr>
+              <w:t xml:space="preserve">model carrying partial evidence to the correct conclusion</w:t>
+            </w:r>
+          </w:p>
+        </w:tc>
+      </w:tr>
+      <w:tr>
+        <w:tc>
+          <w:tcPr>
+            <w:tcW w:type="dxa" w:w="900"/>
+            <w:tcBorders>
+              <w:top w:val="single" w:color="D9D5C8" w:sz="4" w:space="0"/>
+              <w:left w:val="single" w:color="D9D5C8" w:sz="4" w:space="0"/>
+              <w:bottom w:val="single" w:color="D9D5C8" w:sz="4" w:space="0"/>
+              <w:right w:val="single" w:color="D9D5C8" w:sz="4" w:space="0"/>
+            </w:tcBorders>
+            <w:tcMar>
+              <w:top w:type="dxa" w:w="55"/>
+              <w:left w:type="dxa" w:w="110"/>
+              <w:bottom w:type="dxa" w:w="55"/>
+              <w:right w:type="dxa" w:w="110"/>
+            </w:tcMar>
+          </w:tcPr>
+          <w:p>
+            <w:pPr>
+              <w:spacing w:after="0"/>
+            </w:pPr>
+            <w:r>
+              <w:rPr>
+                <w:b w:val="false"/>
+                <w:bCs w:val="false"/>
+                <w:i w:val="false"/>
+                <w:iCs w:val="false"/>
+                <w:color w:val="1A1A1A"/>
+                <w:sz w:val="18"/>
+                <w:szCs w:val="18"/>
+                <w:rFonts w:ascii="Calibri" w:cs="Calibri" w:eastAsia="Calibri" w:hAnsi="Calibri"/>
+              </w:rPr>
+              <w:t xml:space="preserve">C</w:t>
+            </w:r>
+          </w:p>
+        </w:tc>
+        <w:tc>
+          <w:tcPr>
+            <w:tcW w:type="dxa" w:w="4400"/>
+            <w:tcBorders>
+              <w:top w:val="single" w:color="D9D5C8" w:sz="4" w:space="0"/>
+              <w:left w:val="single" w:color="D9D5C8" w:sz="4" w:space="0"/>
+              <w:bottom w:val="single" w:color="D9D5C8" w:sz="4" w:space="0"/>
+              <w:right w:val="single" w:color="D9D5C8" w:sz="4" w:space="0"/>
+            </w:tcBorders>
+            <w:tcMar>
+              <w:top w:type="dxa" w:w="55"/>
+              <w:left w:type="dxa" w:w="110"/>
+              <w:bottom w:type="dxa" w:w="55"/>
+              <w:right w:type="dxa" w:w="110"/>
+            </w:tcMar>
+          </w:tcPr>
+          <w:p>
+            <w:pPr>
+              <w:spacing w:after="0"/>
+            </w:pPr>
+            <w:r>
+              <w:rPr>
+                <w:b w:val="false"/>
+                <w:bCs w:val="false"/>
+                <w:i w:val="false"/>
+                <w:iCs w:val="false"/>
+                <w:color w:val="1A1A1A"/>
+                <w:sz w:val="18"/>
+                <w:szCs w:val="18"/>
+                <w:rFonts w:ascii="Calibri" w:cs="Calibri" w:eastAsia="Calibri" w:hAnsi="Calibri"/>
+              </w:rPr>
+              <w:t xml:space="preserve">Plausible error — staying informed is encouraged, not legally compelled.</w:t>
+            </w:r>
+          </w:p>
+        </w:tc>
+        <w:tc>
+          <w:tcPr>
+            <w:tcW w:type="dxa" w:w="4348"/>
+            <w:tcBorders>
+              <w:top w:val="single" w:color="D9D5C8" w:sz="4" w:space="0"/>
+              <w:left w:val="single" w:color="D9D5C8" w:sz="4" w:space="0"/>
+              <w:bottom w:val="single" w:color="D9D5C8" w:sz="4" w:space="0"/>
+              <w:right w:val="single" w:color="D9D5C8" w:sz="4" w:space="0"/>
+            </w:tcBorders>
+            <w:tcMar>
+              <w:top w:type="dxa" w:w="55"/>
+              <w:left w:type="dxa" w:w="110"/>
+              <w:bottom w:type="dxa" w:w="55"/>
+              <w:right w:type="dxa" w:w="110"/>
+            </w:tcMar>
+          </w:tcPr>
+          <w:p>
+            <w:pPr>
+              <w:spacing w:after="0"/>
+            </w:pPr>
+            <w:r>
+              <w:rPr>
+                <w:b w:val="false"/>
+                <w:bCs w:val="false"/>
+                <w:i w:val="false"/>
+                <w:iCs w:val="false"/>
+                <w:color w:val="1A1A1A"/>
+                <w:sz w:val="18"/>
+                <w:szCs w:val="18"/>
+                <w:rFonts w:ascii="Calibri" w:cs="Calibri" w:eastAsia="Calibri" w:hAnsi="Calibri"/>
+              </w:rPr>
+              <w:t xml:space="preserve">model carrying partial evidence to the correct conclusion</w:t>
+            </w:r>
+          </w:p>
+        </w:tc>
+      </w:tr>
+      <w:tr>
+        <w:tc>
+          <w:tcPr>
+            <w:tcW w:type="dxa" w:w="900"/>
+            <w:tcBorders>
+              <w:top w:val="single" w:color="D9D5C8" w:sz="4" w:space="0"/>
+              <w:left w:val="single" w:color="D9D5C8" w:sz="4" w:space="0"/>
+              <w:bottom w:val="single" w:color="D9D5C8" w:sz="4" w:space="0"/>
+              <w:right w:val="single" w:color="D9D5C8" w:sz="4" w:space="0"/>
+            </w:tcBorders>
+            <w:tcMar>
+              <w:top w:type="dxa" w:w="55"/>
+              <w:left w:type="dxa" w:w="110"/>
+              <w:bottom w:type="dxa" w:w="55"/>
+              <w:right w:type="dxa" w:w="110"/>
+            </w:tcMar>
+          </w:tcPr>
+          <w:p>
+            <w:pPr>
+              <w:spacing w:after="0"/>
+            </w:pPr>
+            <w:r>
+              <w:rPr>
+                <w:b w:val="false"/>
+                <w:bCs w:val="false"/>
+                <w:i w:val="false"/>
+                <w:iCs w:val="false"/>
+                <w:color w:val="1A1A1A"/>
+                <w:sz w:val="18"/>
+                <w:szCs w:val="18"/>
+                <w:rFonts w:ascii="Calibri" w:cs="Calibri" w:eastAsia="Calibri" w:hAnsi="Calibri"/>
+              </w:rPr>
+              <w:t xml:space="preserve">D</w:t>
+            </w:r>
+          </w:p>
+        </w:tc>
+        <w:tc>
+          <w:tcPr>
+            <w:tcW w:type="dxa" w:w="4400"/>
+            <w:tcBorders>
+              <w:top w:val="single" w:color="D9D5C8" w:sz="4" w:space="0"/>
+              <w:left w:val="single" w:color="D9D5C8" w:sz="4" w:space="0"/>
+              <w:bottom w:val="single" w:color="D9D5C8" w:sz="4" w:space="0"/>
+              <w:right w:val="single" w:color="D9D5C8" w:sz="4" w:space="0"/>
+            </w:tcBorders>
+            <w:tcMar>
+              <w:top w:type="dxa" w:w="55"/>
+              <w:left w:type="dxa" w:w="110"/>
+              <w:bottom w:type="dxa" w:w="55"/>
+              <w:right w:type="dxa" w:w="110"/>
+            </w:tcMar>
+          </w:tcPr>
+          <w:p>
+            <w:pPr>
+              <w:spacing w:after="0"/>
+            </w:pPr>
+            <w:r>
+              <w:rPr>
+                <w:b w:val="false"/>
+                <w:bCs w:val="false"/>
+                <w:i w:val="false"/>
+                <w:iCs w:val="false"/>
+                <w:color w:val="1A1A1A"/>
+                <w:sz w:val="18"/>
+                <w:szCs w:val="18"/>
+                <w:rFonts w:ascii="Calibri" w:cs="Calibri" w:eastAsia="Calibri" w:hAnsi="Calibri"/>
+              </w:rPr>
+              <w:t xml:space="preserve">Misconception that civic activity such as campaigning is a legal obligation.</w:t>
+            </w:r>
+          </w:p>
+        </w:tc>
+        <w:tc>
+          <w:tcPr>
+            <w:tcW w:type="dxa" w:w="4348"/>
+            <w:tcBorders>
+              <w:top w:val="single" w:color="D9D5C8" w:sz="4" w:space="0"/>
+              <w:left w:val="single" w:color="D9D5C8" w:sz="4" w:space="0"/>
+              <w:bottom w:val="single" w:color="D9D5C8" w:sz="4" w:space="0"/>
+              <w:right w:val="single" w:color="D9D5C8" w:sz="4" w:space="0"/>
+            </w:tcBorders>
+            <w:tcMar>
+              <w:top w:type="dxa" w:w="55"/>
+              <w:left w:type="dxa" w:w="110"/>
+              <w:bottom w:type="dxa" w:w="55"/>
+              <w:right w:type="dxa" w:w="110"/>
+            </w:tcMar>
+          </w:tcPr>
+          <w:p>
+            <w:pPr>
+              <w:spacing w:after="0"/>
+            </w:pPr>
+            <w:r>
+              <w:rPr>
+                <w:b w:val="false"/>
+                <w:bCs w:val="false"/>
+                <w:i w:val="false"/>
+                <w:iCs w:val="false"/>
+                <w:color w:val="1A1A1A"/>
+                <w:sz w:val="18"/>
+                <w:szCs w:val="18"/>
+                <w:rFonts w:ascii="Calibri" w:cs="Calibri" w:eastAsia="Calibri" w:hAnsi="Calibri"/>
+              </w:rPr>
+              <w:t xml:space="preserve">confront the misconception with a worked counter-example</w:t>
+            </w:r>
+          </w:p>
+        </w:tc>
+      </w:tr>
+    </w:tbl>
+    <w:tbl>
+      <w:tblPr>
+        <w:tblW w:type="dxa" w:w="9648"/>
+        <w:tblBorders>
+          <w:top w:val="single" w:color="auto" w:sz="4"/>
+          <w:left w:val="single" w:color="auto" w:sz="4"/>
+          <w:bottom w:val="single" w:color="auto" w:sz="4"/>
+          <w:right w:val="single" w:color="auto" w:sz="4"/>
+          <w:insideH w:val="single" w:color="auto" w:sz="4"/>
+          <w:insideV w:val="single" w:color="auto" w:sz="4"/>
+        </w:tblBorders>
+      </w:tblPr>
+      <w:tblGrid>
+        <w:gridCol w:w="9648"/>
+      </w:tblGrid>
+      <w:tr>
+        <w:tc>
+          <w:tcPr>
+            <w:tcW w:type="dxa" w:w="9648"/>
+            <w:tcBorders>
+              <w:top w:val="single" w:color="D9D5C8" w:sz="4" w:space="0"/>
+              <w:left w:val="single" w:color="D9D5C8" w:sz="4" w:space="0"/>
+              <w:bottom w:val="single" w:color="D9D5C8" w:sz="4" w:space="0"/>
+              <w:right w:val="single" w:color="D9D5C8" w:sz="4" w:space="0"/>
+            </w:tcBorders>
+            <w:shd w:fill="F7F5EF" w:color="auto" w:val="clear"/>
+            <w:tcMar>
+              <w:top w:type="dxa" w:w="55"/>
+              <w:left w:type="dxa" w:w="110"/>
+              <w:bottom w:type="dxa" w:w="55"/>
+              <w:right w:type="dxa" w:w="110"/>
+            </w:tcMar>
+          </w:tcPr>
+          <w:p>
+            <w:pPr>
+              <w:spacing w:after="60"/>
+            </w:pPr>
+            <w:r>
+              <w:rPr>
+                <w:b/>
+                <w:bCs/>
+                <w:i w:val="false"/>
+                <w:iCs w:val="false"/>
+                <w:color w:val="1B2A4A"/>
+                <w:sz w:val="21"/>
+                <w:szCs w:val="21"/>
+                <w:rFonts w:ascii="Calibri" w:cs="Calibri" w:eastAsia="Calibri" w:hAnsi="Calibri"/>
+              </w:rPr>
+              <w:t xml:space="preserve">MTSS ROUTING</w:t>
+            </w:r>
+          </w:p>
+          <w:p>
+            <w:pPr>
+              <w:spacing w:after="40"/>
+            </w:pPr>
+            <w:r>
+              <w:rPr>
+                <w:b w:val="false"/>
+                <w:bCs w:val="false"/>
+                <w:i w:val="false"/>
+                <w:iCs w:val="false"/>
+                <w:color w:val="1A1A1A"/>
+                <w:sz w:val="22"/>
+                <w:szCs w:val="22"/>
+                <w:rFonts w:ascii="Calibri" w:cs="Calibri" w:eastAsia="Calibri" w:hAnsi="Calibri"/>
+              </w:rPr>
+              <w:t xml:space="preserve">Tier 2 — Small-group (Tier 2) reteach targeting the signaled misconception (10–15 min, organizer + worked example), then re-assess with a parallel item.</w:t>
+            </w:r>
+          </w:p>
+          <w:p>
+            <w:pPr>
+              <w:spacing w:after="40"/>
+            </w:pPr>
+            <w:r>
+              <w:rPr>
+                <w:b w:val="false"/>
+                <w:bCs w:val="false"/>
+                <w:i w:val="false"/>
+                <w:iCs w:val="false"/>
+                <w:color w:val="1A1A1A"/>
+                <w:sz w:val="22"/>
+                <w:szCs w:val="22"/>
+                <w:rFonts w:ascii="Calibri" w:cs="Calibri" w:eastAsia="Calibri" w:hAnsi="Calibri"/>
+              </w:rPr>
+              <w:t xml:space="preserve">Tier 3 — If it persists across parallel forms (Tier 3): intensive 1:1 with concrete→representational→abstract scaffolding + think-aloud; progress-monitor weekly toward the same standard.</w:t>
+            </w:r>
+          </w:p>
+        </w:tc>
+      </w:tr>
+    </w:tbl>
+    <w:p>
+      <w:pPr>
+        <w:pStyle w:val="Heading3"/>
+        <w:keepNext/>
+        <w:spacing w:before="150" w:after="90"/>
+      </w:pPr>
+      <w:r>
+        <w:rPr>
+          <w:b/>
+          <w:bCs/>
+          <w:i w:val="false"/>
+          <w:iCs w:val="false"/>
+          <w:color w:val="B22234"/>
+          <w:sz w:val="24"/>
+          <w:szCs w:val="24"/>
+          <w:rFonts w:ascii="Calibri" w:cs="Calibri" w:eastAsia="Calibri" w:hAnsi="Calibri"/>
+        </w:rPr>
+        <w:t xml:space="preserve">Item 2 — GC.32 · DOK 2</w:t>
+      </w:r>
+    </w:p>
+    <w:p>
+      <w:pPr>
+        <w:spacing w:after="80"/>
+      </w:pPr>
+      <w:r>
+        <w:rPr>
+          <w:b/>
+          <w:bCs/>
+          <w:i w:val="false"/>
+          <w:iCs w:val="false"/>
+          <w:color w:val="1B2A4A"/>
+          <w:sz w:val="22"/>
+          <w:szCs w:val="22"/>
+          <w:rFonts w:ascii="Calibri" w:cs="Calibri" w:eastAsia="Calibri" w:hAnsi="Calibri"/>
+        </w:rPr>
+        <w:t xml:space="preserve">If missed:  </w:t>
+      </w:r>
+      <w:r>
+        <w:rPr>
+          <w:b w:val="false"/>
+          <w:bCs w:val="false"/>
+          <w:i w:val="false"/>
+          <w:iCs w:val="false"/>
+          <w:color w:val="1A1A1A"/>
+          <w:sz w:val="22"/>
+          <w:szCs w:val="22"/>
+          <w:rFonts w:ascii="Calibri" w:cs="Calibri" w:eastAsia="Calibri" w:hAnsi="Calibri"/>
+        </w:rPr>
+        <w:t xml:space="preserve">Revisit “Political Parties &amp; the Nomination Process” using the unit's Cornell notes + the standard's graphic organizer; re-check with the Exit Ticket, then re-assess with a parallel-form item.</w:t>
+      </w:r>
+    </w:p>
+    <w:tbl>
+      <w:tblPr>
+        <w:tblW w:type="dxa" w:w="9648"/>
+        <w:tblBorders>
+          <w:top w:val="single" w:color="auto" w:sz="4"/>
+          <w:left w:val="single" w:color="auto" w:sz="4"/>
+          <w:bottom w:val="single" w:color="auto" w:sz="4"/>
+          <w:right w:val="single" w:color="auto" w:sz="4"/>
+          <w:insideH w:val="single" w:color="auto" w:sz="4"/>
+          <w:insideV w:val="single" w:color="auto" w:sz="4"/>
+        </w:tblBorders>
+      </w:tblPr>
+      <w:tblGrid>
+        <w:gridCol w:w="900"/>
+        <w:gridCol w:w="4400"/>
+        <w:gridCol w:w="4348"/>
+      </w:tblGrid>
+      <w:tr>
+        <w:trPr>
+          <w:tblHeader/>
+        </w:trPr>
+        <w:tc>
+          <w:tcPr>
+            <w:tcW w:type="dxa" w:w="900"/>
+            <w:tcBorders>
+              <w:top w:val="single" w:color="D9D5C8" w:sz="4" w:space="0"/>
+              <w:left w:val="single" w:color="D9D5C8" w:sz="4" w:space="0"/>
+              <w:bottom w:val="single" w:color="D9D5C8" w:sz="4" w:space="0"/>
+              <w:right w:val="single" w:color="D9D5C8" w:sz="4" w:space="0"/>
+            </w:tcBorders>
+            <w:shd w:fill="1B2A4A" w:color="auto" w:val="clear"/>
+            <w:tcMar>
+              <w:top w:type="dxa" w:w="55"/>
+              <w:left w:type="dxa" w:w="110"/>
+              <w:bottom w:type="dxa" w:w="55"/>
+              <w:right w:type="dxa" w:w="110"/>
+            </w:tcMar>
+          </w:tcPr>
+          <w:p>
+            <w:pPr>
+              <w:spacing w:after="0"/>
+            </w:pPr>
+            <w:r>
+              <w:rPr>
+                <w:b/>
+                <w:bCs/>
+                <w:i w:val="false"/>
+                <w:iCs w:val="false"/>
+                <w:color w:val="FFFFFF"/>
+                <w:sz w:val="18"/>
+                <w:szCs w:val="18"/>
+                <w:rFonts w:ascii="Calibri" w:cs="Calibri" w:eastAsia="Calibri" w:hAnsi="Calibri"/>
+              </w:rPr>
+              <w:t xml:space="preserve">Wrong choice</w:t>
+            </w:r>
+          </w:p>
+        </w:tc>
+        <w:tc>
+          <w:tcPr>
+            <w:tcW w:type="dxa" w:w="4400"/>
+            <w:tcBorders>
+              <w:top w:val="single" w:color="D9D5C8" w:sz="4" w:space="0"/>
+              <w:left w:val="single" w:color="D9D5C8" w:sz="4" w:space="0"/>
+              <w:bottom w:val="single" w:color="D9D5C8" w:sz="4" w:space="0"/>
+              <w:right w:val="single" w:color="D9D5C8" w:sz="4" w:space="0"/>
+            </w:tcBorders>
+            <w:shd w:fill="1B2A4A" w:color="auto" w:val="clear"/>
+            <w:tcMar>
+              <w:top w:type="dxa" w:w="55"/>
+              <w:left w:type="dxa" w:w="110"/>
+              <w:bottom w:type="dxa" w:w="55"/>
+              <w:right w:type="dxa" w:w="110"/>
+            </w:tcMar>
+          </w:tcPr>
+          <w:p>
+            <w:pPr>
+              <w:spacing w:after="0"/>
+            </w:pPr>
+            <w:r>
+              <w:rPr>
+                <w:b/>
+                <w:bCs/>
+                <w:i w:val="false"/>
+                <w:iCs w:val="false"/>
+                <w:color w:val="FFFFFF"/>
+                <w:sz w:val="18"/>
+                <w:szCs w:val="18"/>
+                <w:rFonts w:ascii="Calibri" w:cs="Calibri" w:eastAsia="Calibri" w:hAnsi="Calibri"/>
+              </w:rPr>
+              <w:t xml:space="preserve">Signals misconception</w:t>
+            </w:r>
+          </w:p>
+        </w:tc>
+        <w:tc>
+          <w:tcPr>
+            <w:tcW w:type="dxa" w:w="4348"/>
+            <w:tcBorders>
+              <w:top w:val="single" w:color="D9D5C8" w:sz="4" w:space="0"/>
+              <w:left w:val="single" w:color="D9D5C8" w:sz="4" w:space="0"/>
+              <w:bottom w:val="single" w:color="D9D5C8" w:sz="4" w:space="0"/>
+              <w:right w:val="single" w:color="D9D5C8" w:sz="4" w:space="0"/>
+            </w:tcBorders>
+            <w:shd w:fill="1B2A4A" w:color="auto" w:val="clear"/>
+            <w:tcMar>
+              <w:top w:type="dxa" w:w="55"/>
+              <w:left w:type="dxa" w:w="110"/>
+              <w:bottom w:type="dxa" w:w="55"/>
+              <w:right w:type="dxa" w:w="110"/>
+            </w:tcMar>
+          </w:tcPr>
+          <w:p>
+            <w:pPr>
+              <w:spacing w:after="0"/>
+            </w:pPr>
+            <w:r>
+              <w:rPr>
+                <w:b/>
+                <w:bCs/>
+                <w:i w:val="false"/>
+                <w:iCs w:val="false"/>
+                <w:color w:val="FFFFFF"/>
+                <w:sz w:val="18"/>
+                <w:szCs w:val="18"/>
+                <w:rFonts w:ascii="Calibri" w:cs="Calibri" w:eastAsia="Calibri" w:hAnsi="Calibri"/>
+              </w:rPr>
+              <w:t xml:space="preserve">Targeted reteach</w:t>
+            </w:r>
+          </w:p>
+        </w:tc>
+      </w:tr>
+      <w:tr>
+        <w:tc>
+          <w:tcPr>
+            <w:tcW w:type="dxa" w:w="900"/>
+            <w:tcBorders>
+              <w:top w:val="single" w:color="D9D5C8" w:sz="4" w:space="0"/>
+              <w:left w:val="single" w:color="D9D5C8" w:sz="4" w:space="0"/>
+              <w:bottom w:val="single" w:color="D9D5C8" w:sz="4" w:space="0"/>
+              <w:right w:val="single" w:color="D9D5C8" w:sz="4" w:space="0"/>
+            </w:tcBorders>
+            <w:tcMar>
+              <w:top w:type="dxa" w:w="55"/>
+              <w:left w:type="dxa" w:w="110"/>
+              <w:bottom w:type="dxa" w:w="55"/>
+              <w:right w:type="dxa" w:w="110"/>
+            </w:tcMar>
+          </w:tcPr>
+          <w:p>
+            <w:pPr>
+              <w:spacing w:after="0"/>
+            </w:pPr>
+            <w:r>
+              <w:rPr>
+                <w:b w:val="false"/>
+                <w:bCs w:val="false"/>
+                <w:i w:val="false"/>
+                <w:iCs w:val="false"/>
+                <w:color w:val="1A1A1A"/>
+                <w:sz w:val="18"/>
+                <w:szCs w:val="18"/>
+                <w:rFonts w:ascii="Calibri" w:cs="Calibri" w:eastAsia="Calibri" w:hAnsi="Calibri"/>
+              </w:rPr>
+              <w:t xml:space="preserve">A</w:t>
+            </w:r>
+          </w:p>
+        </w:tc>
+        <w:tc>
+          <w:tcPr>
+            <w:tcW w:type="dxa" w:w="4400"/>
+            <w:tcBorders>
+              <w:top w:val="single" w:color="D9D5C8" w:sz="4" w:space="0"/>
+              <w:left w:val="single" w:color="D9D5C8" w:sz="4" w:space="0"/>
+              <w:bottom w:val="single" w:color="D9D5C8" w:sz="4" w:space="0"/>
+              <w:right w:val="single" w:color="D9D5C8" w:sz="4" w:space="0"/>
+            </w:tcBorders>
+            <w:tcMar>
+              <w:top w:type="dxa" w:w="55"/>
+              <w:left w:type="dxa" w:w="110"/>
+              <w:bottom w:type="dxa" w:w="55"/>
+              <w:right w:type="dxa" w:w="110"/>
+            </w:tcMar>
+          </w:tcPr>
+          <w:p>
+            <w:pPr>
+              <w:spacing w:after="0"/>
+            </w:pPr>
+            <w:r>
+              <w:rPr>
+                <w:b w:val="false"/>
+                <w:bCs w:val="false"/>
+                <w:i w:val="false"/>
+                <w:iCs w:val="false"/>
+                <w:color w:val="1A1A1A"/>
+                <w:sz w:val="18"/>
+                <w:szCs w:val="18"/>
+                <w:rFonts w:ascii="Calibri" w:cs="Calibri" w:eastAsia="Calibri" w:hAnsi="Calibri"/>
+              </w:rPr>
+              <w:t xml:space="preserve">Misconception about when and for whom each method is used.</w:t>
+            </w:r>
+          </w:p>
+        </w:tc>
+        <w:tc>
+          <w:tcPr>
+            <w:tcW w:type="dxa" w:w="4348"/>
+            <w:tcBorders>
+              <w:top w:val="single" w:color="D9D5C8" w:sz="4" w:space="0"/>
+              <w:left w:val="single" w:color="D9D5C8" w:sz="4" w:space="0"/>
+              <w:bottom w:val="single" w:color="D9D5C8" w:sz="4" w:space="0"/>
+              <w:right w:val="single" w:color="D9D5C8" w:sz="4" w:space="0"/>
+            </w:tcBorders>
+            <w:tcMar>
+              <w:top w:type="dxa" w:w="55"/>
+              <w:left w:type="dxa" w:w="110"/>
+              <w:bottom w:type="dxa" w:w="55"/>
+              <w:right w:type="dxa" w:w="110"/>
+            </w:tcMar>
+          </w:tcPr>
+          <w:p>
+            <w:pPr>
+              <w:spacing w:after="0"/>
+            </w:pPr>
+            <w:r>
+              <w:rPr>
+                <w:b w:val="false"/>
+                <w:bCs w:val="false"/>
+                <w:i w:val="false"/>
+                <w:iCs w:val="false"/>
+                <w:color w:val="1A1A1A"/>
+                <w:sz w:val="18"/>
+                <w:szCs w:val="18"/>
+                <w:rFonts w:ascii="Calibri" w:cs="Calibri" w:eastAsia="Calibri" w:hAnsi="Calibri"/>
+              </w:rPr>
+              <w:t xml:space="preserve">confront the misconception with a worked counter-example</w:t>
+            </w:r>
+          </w:p>
+        </w:tc>
+      </w:tr>
+      <w:tr>
+        <w:tc>
+          <w:tcPr>
+            <w:tcW w:type="dxa" w:w="900"/>
+            <w:tcBorders>
+              <w:top w:val="single" w:color="D9D5C8" w:sz="4" w:space="0"/>
+              <w:left w:val="single" w:color="D9D5C8" w:sz="4" w:space="0"/>
+              <w:bottom w:val="single" w:color="D9D5C8" w:sz="4" w:space="0"/>
+              <w:right w:val="single" w:color="D9D5C8" w:sz="4" w:space="0"/>
+            </w:tcBorders>
+            <w:tcMar>
+              <w:top w:type="dxa" w:w="55"/>
+              <w:left w:type="dxa" w:w="110"/>
+              <w:bottom w:type="dxa" w:w="55"/>
+              <w:right w:type="dxa" w:w="110"/>
+            </w:tcMar>
+          </w:tcPr>
+          <w:p>
+            <w:pPr>
+              <w:spacing w:after="0"/>
+            </w:pPr>
+            <w:r>
+              <w:rPr>
+                <w:b w:val="false"/>
+                <w:bCs w:val="false"/>
+                <w:i w:val="false"/>
+                <w:iCs w:val="false"/>
+                <w:color w:val="1A1A1A"/>
+                <w:sz w:val="18"/>
+                <w:szCs w:val="18"/>
+                <w:rFonts w:ascii="Calibri" w:cs="Calibri" w:eastAsia="Calibri" w:hAnsi="Calibri"/>
+              </w:rPr>
+              <w:t xml:space="preserve">C</w:t>
+            </w:r>
+          </w:p>
+        </w:tc>
+        <w:tc>
+          <w:tcPr>
+            <w:tcW w:type="dxa" w:w="4400"/>
+            <w:tcBorders>
+              <w:top w:val="single" w:color="D9D5C8" w:sz="4" w:space="0"/>
+              <w:left w:val="single" w:color="D9D5C8" w:sz="4" w:space="0"/>
+              <w:bottom w:val="single" w:color="D9D5C8" w:sz="4" w:space="0"/>
+              <w:right w:val="single" w:color="D9D5C8" w:sz="4" w:space="0"/>
+            </w:tcBorders>
+            <w:tcMar>
+              <w:top w:type="dxa" w:w="55"/>
+              <w:left w:type="dxa" w:w="110"/>
+              <w:bottom w:type="dxa" w:w="55"/>
+              <w:right w:type="dxa" w:w="110"/>
+            </w:tcMar>
+          </w:tcPr>
+          <w:p>
+            <w:pPr>
+              <w:spacing w:after="0"/>
+            </w:pPr>
+            <w:r>
+              <w:rPr>
+                <w:b w:val="false"/>
+                <w:bCs w:val="false"/>
+                <w:i w:val="false"/>
+                <w:iCs w:val="false"/>
+                <w:color w:val="1A1A1A"/>
+                <w:sz w:val="18"/>
+                <w:szCs w:val="18"/>
+                <w:rFonts w:ascii="Calibri" w:cs="Calibri" w:eastAsia="Calibri" w:hAnsi="Calibri"/>
+              </w:rPr>
+              <w:t xml:space="preserve">Misconception that caucuses are illegal or that primaries are government-run rather than party contests.</w:t>
+            </w:r>
+          </w:p>
+        </w:tc>
+        <w:tc>
+          <w:tcPr>
+            <w:tcW w:type="dxa" w:w="4348"/>
+            <w:tcBorders>
+              <w:top w:val="single" w:color="D9D5C8" w:sz="4" w:space="0"/>
+              <w:left w:val="single" w:color="D9D5C8" w:sz="4" w:space="0"/>
+              <w:bottom w:val="single" w:color="D9D5C8" w:sz="4" w:space="0"/>
+              <w:right w:val="single" w:color="D9D5C8" w:sz="4" w:space="0"/>
+            </w:tcBorders>
+            <w:tcMar>
+              <w:top w:type="dxa" w:w="55"/>
+              <w:left w:type="dxa" w:w="110"/>
+              <w:bottom w:type="dxa" w:w="55"/>
+              <w:right w:type="dxa" w:w="110"/>
+            </w:tcMar>
+          </w:tcPr>
+          <w:p>
+            <w:pPr>
+              <w:spacing w:after="0"/>
+            </w:pPr>
+            <w:r>
+              <w:rPr>
+                <w:b w:val="false"/>
+                <w:bCs w:val="false"/>
+                <w:i w:val="false"/>
+                <w:iCs w:val="false"/>
+                <w:color w:val="1A1A1A"/>
+                <w:sz w:val="18"/>
+                <w:szCs w:val="18"/>
+                <w:rFonts w:ascii="Calibri" w:cs="Calibri" w:eastAsia="Calibri" w:hAnsi="Calibri"/>
+              </w:rPr>
+              <w:t xml:space="preserve">confront the misconception with a worked counter-example</w:t>
+            </w:r>
+          </w:p>
+        </w:tc>
+      </w:tr>
+      <w:tr>
+        <w:tc>
+          <w:tcPr>
+            <w:tcW w:type="dxa" w:w="900"/>
+            <w:tcBorders>
+              <w:top w:val="single" w:color="D9D5C8" w:sz="4" w:space="0"/>
+              <w:left w:val="single" w:color="D9D5C8" w:sz="4" w:space="0"/>
+              <w:bottom w:val="single" w:color="D9D5C8" w:sz="4" w:space="0"/>
+              <w:right w:val="single" w:color="D9D5C8" w:sz="4" w:space="0"/>
+            </w:tcBorders>
+            <w:tcMar>
+              <w:top w:type="dxa" w:w="55"/>
+              <w:left w:type="dxa" w:w="110"/>
+              <w:bottom w:type="dxa" w:w="55"/>
+              <w:right w:type="dxa" w:w="110"/>
+            </w:tcMar>
+          </w:tcPr>
+          <w:p>
+            <w:pPr>
+              <w:spacing w:after="0"/>
+            </w:pPr>
+            <w:r>
+              <w:rPr>
+                <w:b w:val="false"/>
+                <w:bCs w:val="false"/>
+                <w:i w:val="false"/>
+                <w:iCs w:val="false"/>
+                <w:color w:val="1A1A1A"/>
+                <w:sz w:val="18"/>
+                <w:szCs w:val="18"/>
+                <w:rFonts w:ascii="Calibri" w:cs="Calibri" w:eastAsia="Calibri" w:hAnsi="Calibri"/>
+              </w:rPr>
+              <w:t xml:space="preserve">D</w:t>
+            </w:r>
+          </w:p>
+        </w:tc>
+        <w:tc>
+          <w:tcPr>
+            <w:tcW w:type="dxa" w:w="4400"/>
+            <w:tcBorders>
+              <w:top w:val="single" w:color="D9D5C8" w:sz="4" w:space="0"/>
+              <w:left w:val="single" w:color="D9D5C8" w:sz="4" w:space="0"/>
+              <w:bottom w:val="single" w:color="D9D5C8" w:sz="4" w:space="0"/>
+              <w:right w:val="single" w:color="D9D5C8" w:sz="4" w:space="0"/>
+            </w:tcBorders>
+            <w:tcMar>
+              <w:top w:type="dxa" w:w="55"/>
+              <w:left w:type="dxa" w:w="110"/>
+              <w:bottom w:type="dxa" w:w="55"/>
+              <w:right w:type="dxa" w:w="110"/>
+            </w:tcMar>
+          </w:tcPr>
+          <w:p>
+            <w:pPr>
+              <w:spacing w:after="0"/>
+            </w:pPr>
+            <w:r>
+              <w:rPr>
+                <w:b w:val="false"/>
+                <w:bCs w:val="false"/>
+                <w:i w:val="false"/>
+                <w:iCs w:val="false"/>
+                <w:color w:val="1A1A1A"/>
+                <w:sz w:val="18"/>
+                <w:szCs w:val="18"/>
+                <w:rFonts w:ascii="Calibri" w:cs="Calibri" w:eastAsia="Calibri" w:hAnsi="Calibri"/>
+              </w:rPr>
+              <w:t xml:space="preserve">Prior-knowledge error confusing the office chosen rather than the method used.</w:t>
+            </w:r>
+          </w:p>
+        </w:tc>
+        <w:tc>
+          <w:tcPr>
+            <w:tcW w:type="dxa" w:w="4348"/>
+            <w:tcBorders>
+              <w:top w:val="single" w:color="D9D5C8" w:sz="4" w:space="0"/>
+              <w:left w:val="single" w:color="D9D5C8" w:sz="4" w:space="0"/>
+              <w:bottom w:val="single" w:color="D9D5C8" w:sz="4" w:space="0"/>
+              <w:right w:val="single" w:color="D9D5C8" w:sz="4" w:space="0"/>
+            </w:tcBorders>
+            <w:tcMar>
+              <w:top w:type="dxa" w:w="55"/>
+              <w:left w:type="dxa" w:w="110"/>
+              <w:bottom w:type="dxa" w:w="55"/>
+              <w:right w:type="dxa" w:w="110"/>
+            </w:tcMar>
+          </w:tcPr>
+          <w:p>
+            <w:pPr>
+              <w:spacing w:after="0"/>
+            </w:pPr>
+            <w:r>
+              <w:rPr>
+                <w:b w:val="false"/>
+                <w:bCs w:val="false"/>
+                <w:i w:val="false"/>
+                <w:iCs w:val="false"/>
+                <w:color w:val="1A1A1A"/>
+                <w:sz w:val="18"/>
+                <w:szCs w:val="18"/>
+                <w:rFonts w:ascii="Calibri" w:cs="Calibri" w:eastAsia="Calibri" w:hAnsi="Calibri"/>
+              </w:rPr>
+              <w:t xml:space="preserve">clarify the boundary with the confused concept</w:t>
+            </w:r>
+          </w:p>
+        </w:tc>
+      </w:tr>
+    </w:tbl>
+    <w:tbl>
+      <w:tblPr>
+        <w:tblW w:type="dxa" w:w="9648"/>
+        <w:tblBorders>
+          <w:top w:val="single" w:color="auto" w:sz="4"/>
+          <w:left w:val="single" w:color="auto" w:sz="4"/>
+          <w:bottom w:val="single" w:color="auto" w:sz="4"/>
+          <w:right w:val="single" w:color="auto" w:sz="4"/>
+          <w:insideH w:val="single" w:color="auto" w:sz="4"/>
+          <w:insideV w:val="single" w:color="auto" w:sz="4"/>
+        </w:tblBorders>
+      </w:tblPr>
+      <w:tblGrid>
+        <w:gridCol w:w="9648"/>
+      </w:tblGrid>
+      <w:tr>
+        <w:tc>
+          <w:tcPr>
+            <w:tcW w:type="dxa" w:w="9648"/>
+            <w:tcBorders>
+              <w:top w:val="single" w:color="D9D5C8" w:sz="4" w:space="0"/>
+              <w:left w:val="single" w:color="D9D5C8" w:sz="4" w:space="0"/>
+              <w:bottom w:val="single" w:color="D9D5C8" w:sz="4" w:space="0"/>
+              <w:right w:val="single" w:color="D9D5C8" w:sz="4" w:space="0"/>
+            </w:tcBorders>
+            <w:shd w:fill="F7F5EF" w:color="auto" w:val="clear"/>
+            <w:tcMar>
+              <w:top w:type="dxa" w:w="55"/>
+              <w:left w:type="dxa" w:w="110"/>
+              <w:bottom w:type="dxa" w:w="55"/>
+              <w:right w:type="dxa" w:w="110"/>
+            </w:tcMar>
+          </w:tcPr>
+          <w:p>
+            <w:pPr>
+              <w:spacing w:after="60"/>
+            </w:pPr>
+            <w:r>
+              <w:rPr>
+                <w:b/>
+                <w:bCs/>
+                <w:i w:val="false"/>
+                <w:iCs w:val="false"/>
+                <w:color w:val="1B2A4A"/>
+                <w:sz w:val="21"/>
+                <w:szCs w:val="21"/>
+                <w:rFonts w:ascii="Calibri" w:cs="Calibri" w:eastAsia="Calibri" w:hAnsi="Calibri"/>
+              </w:rPr>
+              <w:t xml:space="preserve">MTSS ROUTING</w:t>
+            </w:r>
+          </w:p>
+          <w:p>
+            <w:pPr>
+              <w:spacing w:after="40"/>
+            </w:pPr>
+            <w:r>
+              <w:rPr>
+                <w:b w:val="false"/>
+                <w:bCs w:val="false"/>
+                <w:i w:val="false"/>
+                <w:iCs w:val="false"/>
+                <w:color w:val="1A1A1A"/>
+                <w:sz w:val="22"/>
+                <w:szCs w:val="22"/>
+                <w:rFonts w:ascii="Calibri" w:cs="Calibri" w:eastAsia="Calibri" w:hAnsi="Calibri"/>
+              </w:rPr>
+              <w:t xml:space="preserve">Tier 2 — Small-group (Tier 2) reteach targeting the signaled misconception (10–15 min, organizer + worked example), then re-assess with a parallel item.</w:t>
+            </w:r>
+          </w:p>
+          <w:p>
+            <w:pPr>
+              <w:spacing w:after="40"/>
+            </w:pPr>
+            <w:r>
+              <w:rPr>
+                <w:b w:val="false"/>
+                <w:bCs w:val="false"/>
+                <w:i w:val="false"/>
+                <w:iCs w:val="false"/>
+                <w:color w:val="1A1A1A"/>
+                <w:sz w:val="22"/>
+                <w:szCs w:val="22"/>
+                <w:rFonts w:ascii="Calibri" w:cs="Calibri" w:eastAsia="Calibri" w:hAnsi="Calibri"/>
+              </w:rPr>
+              <w:t xml:space="preserve">Tier 3 — If it persists across parallel forms (Tier 3): intensive 1:1 with concrete→representational→abstract scaffolding + think-aloud; progress-monitor weekly toward the same standard.</w:t>
+            </w:r>
+          </w:p>
+        </w:tc>
+      </w:tr>
+    </w:tbl>
+    <w:p>
+      <w:pPr>
+        <w:pStyle w:val="Heading3"/>
+        <w:keepNext/>
+        <w:spacing w:before="150" w:after="90"/>
+      </w:pPr>
+      <w:r>
+        <w:rPr>
+          <w:b/>
+          <w:bCs/>
+          <w:i w:val="false"/>
+          <w:iCs w:val="false"/>
+          <w:color w:val="B22234"/>
+          <w:sz w:val="24"/>
+          <w:szCs w:val="24"/>
+          <w:rFonts w:ascii="Calibri" w:cs="Calibri" w:eastAsia="Calibri" w:hAnsi="Calibri"/>
+        </w:rPr>
+        <w:t xml:space="preserve">Item 3 — GC.33 · DOK 3</w:t>
+      </w:r>
+    </w:p>
+    <w:p>
+      <w:pPr>
+        <w:spacing w:after="80"/>
+      </w:pPr>
+      <w:r>
+        <w:rPr>
+          <w:b/>
+          <w:bCs/>
+          <w:i w:val="false"/>
+          <w:iCs w:val="false"/>
+          <w:color w:val="1B2A4A"/>
+          <w:sz w:val="22"/>
+          <w:szCs w:val="22"/>
+          <w:rFonts w:ascii="Calibri" w:cs="Calibri" w:eastAsia="Calibri" w:hAnsi="Calibri"/>
+        </w:rPr>
+        <w:t xml:space="preserve">If missed:  </w:t>
+      </w:r>
+      <w:r>
+        <w:rPr>
+          <w:b w:val="false"/>
+          <w:bCs w:val="false"/>
+          <w:i w:val="false"/>
+          <w:iCs w:val="false"/>
+          <w:color w:val="1A1A1A"/>
+          <w:sz w:val="22"/>
+          <w:szCs w:val="22"/>
+          <w:rFonts w:ascii="Calibri" w:cs="Calibri" w:eastAsia="Calibri" w:hAnsi="Calibri"/>
+        </w:rPr>
+        <w:t xml:space="preserve">Revisit “The Media &amp; Public Opinion” using the unit's Cornell notes + the standard's graphic organizer; re-check with the Exit Ticket, then re-assess with a parallel-form item.</w:t>
+      </w:r>
+    </w:p>
+    <w:tbl>
+      <w:tblPr>
+        <w:tblW w:type="dxa" w:w="9648"/>
+        <w:tblBorders>
+          <w:top w:val="single" w:color="auto" w:sz="4"/>
+          <w:left w:val="single" w:color="auto" w:sz="4"/>
+          <w:bottom w:val="single" w:color="auto" w:sz="4"/>
+          <w:right w:val="single" w:color="auto" w:sz="4"/>
+          <w:insideH w:val="single" w:color="auto" w:sz="4"/>
+          <w:insideV w:val="single" w:color="auto" w:sz="4"/>
+        </w:tblBorders>
+      </w:tblPr>
+      <w:tblGrid>
+        <w:gridCol w:w="900"/>
+        <w:gridCol w:w="4400"/>
+        <w:gridCol w:w="4348"/>
+      </w:tblGrid>
+      <w:tr>
+        <w:trPr>
+          <w:tblHeader/>
+        </w:trPr>
+        <w:tc>
+          <w:tcPr>
+            <w:tcW w:type="dxa" w:w="900"/>
+            <w:tcBorders>
+              <w:top w:val="single" w:color="D9D5C8" w:sz="4" w:space="0"/>
+              <w:left w:val="single" w:color="D9D5C8" w:sz="4" w:space="0"/>
+              <w:bottom w:val="single" w:color="D9D5C8" w:sz="4" w:space="0"/>
+              <w:right w:val="single" w:color="D9D5C8" w:sz="4" w:space="0"/>
+            </w:tcBorders>
+            <w:shd w:fill="1B2A4A" w:color="auto" w:val="clear"/>
+            <w:tcMar>
+              <w:top w:type="dxa" w:w="55"/>
+              <w:left w:type="dxa" w:w="110"/>
+              <w:bottom w:type="dxa" w:w="55"/>
+              <w:right w:type="dxa" w:w="110"/>
+            </w:tcMar>
+          </w:tcPr>
+          <w:p>
+            <w:pPr>
+              <w:spacing w:after="0"/>
+            </w:pPr>
+            <w:r>
+              <w:rPr>
+                <w:b/>
+                <w:bCs/>
+                <w:i w:val="false"/>
+                <w:iCs w:val="false"/>
+                <w:color w:val="FFFFFF"/>
+                <w:sz w:val="18"/>
+                <w:szCs w:val="18"/>
+                <w:rFonts w:ascii="Calibri" w:cs="Calibri" w:eastAsia="Calibri" w:hAnsi="Calibri"/>
+              </w:rPr>
+              <w:t xml:space="preserve">Wrong choice</w:t>
+            </w:r>
+          </w:p>
+        </w:tc>
+        <w:tc>
+          <w:tcPr>
+            <w:tcW w:type="dxa" w:w="4400"/>
+            <w:tcBorders>
+              <w:top w:val="single" w:color="D9D5C8" w:sz="4" w:space="0"/>
+              <w:left w:val="single" w:color="D9D5C8" w:sz="4" w:space="0"/>
+              <w:bottom w:val="single" w:color="D9D5C8" w:sz="4" w:space="0"/>
+              <w:right w:val="single" w:color="D9D5C8" w:sz="4" w:space="0"/>
+            </w:tcBorders>
+            <w:shd w:fill="1B2A4A" w:color="auto" w:val="clear"/>
+            <w:tcMar>
+              <w:top w:type="dxa" w:w="55"/>
+              <w:left w:type="dxa" w:w="110"/>
+              <w:bottom w:type="dxa" w:w="55"/>
+              <w:right w:type="dxa" w:w="110"/>
+            </w:tcMar>
+          </w:tcPr>
+          <w:p>
+            <w:pPr>
+              <w:spacing w:after="0"/>
+            </w:pPr>
+            <w:r>
+              <w:rPr>
+                <w:b/>
+                <w:bCs/>
+                <w:i w:val="false"/>
+                <w:iCs w:val="false"/>
+                <w:color w:val="FFFFFF"/>
+                <w:sz w:val="18"/>
+                <w:szCs w:val="18"/>
+                <w:rFonts w:ascii="Calibri" w:cs="Calibri" w:eastAsia="Calibri" w:hAnsi="Calibri"/>
+              </w:rPr>
+              <w:t xml:space="preserve">Signals misconception</w:t>
+            </w:r>
+          </w:p>
+        </w:tc>
+        <w:tc>
+          <w:tcPr>
+            <w:tcW w:type="dxa" w:w="4348"/>
+            <w:tcBorders>
+              <w:top w:val="single" w:color="D9D5C8" w:sz="4" w:space="0"/>
+              <w:left w:val="single" w:color="D9D5C8" w:sz="4" w:space="0"/>
+              <w:bottom w:val="single" w:color="D9D5C8" w:sz="4" w:space="0"/>
+              <w:right w:val="single" w:color="D9D5C8" w:sz="4" w:space="0"/>
+            </w:tcBorders>
+            <w:shd w:fill="1B2A4A" w:color="auto" w:val="clear"/>
+            <w:tcMar>
+              <w:top w:type="dxa" w:w="55"/>
+              <w:left w:type="dxa" w:w="110"/>
+              <w:bottom w:type="dxa" w:w="55"/>
+              <w:right w:type="dxa" w:w="110"/>
+            </w:tcMar>
+          </w:tcPr>
+          <w:p>
+            <w:pPr>
+              <w:spacing w:after="0"/>
+            </w:pPr>
+            <w:r>
+              <w:rPr>
+                <w:b/>
+                <w:bCs/>
+                <w:i w:val="false"/>
+                <w:iCs w:val="false"/>
+                <w:color w:val="FFFFFF"/>
+                <w:sz w:val="18"/>
+                <w:szCs w:val="18"/>
+                <w:rFonts w:ascii="Calibri" w:cs="Calibri" w:eastAsia="Calibri" w:hAnsi="Calibri"/>
+              </w:rPr>
+              <w:t xml:space="preserve">Targeted reteach</w:t>
+            </w:r>
+          </w:p>
+        </w:tc>
+      </w:tr>
+      <w:tr>
+        <w:tc>
+          <w:tcPr>
+            <w:tcW w:type="dxa" w:w="900"/>
+            <w:tcBorders>
+              <w:top w:val="single" w:color="D9D5C8" w:sz="4" w:space="0"/>
+              <w:left w:val="single" w:color="D9D5C8" w:sz="4" w:space="0"/>
+              <w:bottom w:val="single" w:color="D9D5C8" w:sz="4" w:space="0"/>
+              <w:right w:val="single" w:color="D9D5C8" w:sz="4" w:space="0"/>
+            </w:tcBorders>
+            <w:tcMar>
+              <w:top w:type="dxa" w:w="55"/>
+              <w:left w:type="dxa" w:w="110"/>
+              <w:bottom w:type="dxa" w:w="55"/>
+              <w:right w:type="dxa" w:w="110"/>
+            </w:tcMar>
+          </w:tcPr>
+          <w:p>
+            <w:pPr>
+              <w:spacing w:after="0"/>
+            </w:pPr>
+            <w:r>
+              <w:rPr>
+                <w:b w:val="false"/>
+                <w:bCs w:val="false"/>
+                <w:i w:val="false"/>
+                <w:iCs w:val="false"/>
+                <w:color w:val="1A1A1A"/>
+                <w:sz w:val="18"/>
+                <w:szCs w:val="18"/>
+                <w:rFonts w:ascii="Calibri" w:cs="Calibri" w:eastAsia="Calibri" w:hAnsi="Calibri"/>
+              </w:rPr>
+              <w:t xml:space="preserve">A</w:t>
+            </w:r>
+          </w:p>
+        </w:tc>
+        <w:tc>
+          <w:tcPr>
+            <w:tcW w:type="dxa" w:w="4400"/>
+            <w:tcBorders>
+              <w:top w:val="single" w:color="D9D5C8" w:sz="4" w:space="0"/>
+              <w:left w:val="single" w:color="D9D5C8" w:sz="4" w:space="0"/>
+              <w:bottom w:val="single" w:color="D9D5C8" w:sz="4" w:space="0"/>
+              <w:right w:val="single" w:color="D9D5C8" w:sz="4" w:space="0"/>
+            </w:tcBorders>
+            <w:tcMar>
+              <w:top w:type="dxa" w:w="55"/>
+              <w:left w:type="dxa" w:w="110"/>
+              <w:bottom w:type="dxa" w:w="55"/>
+              <w:right w:type="dxa" w:w="110"/>
+            </w:tcMar>
+          </w:tcPr>
+          <w:p>
+            <w:pPr>
+              <w:spacing w:after="0"/>
+            </w:pPr>
+            <w:r>
+              <w:rPr>
+                <w:b w:val="false"/>
+                <w:bCs w:val="false"/>
+                <w:i w:val="false"/>
+                <w:iCs w:val="false"/>
+                <w:color w:val="1A1A1A"/>
+                <w:sz w:val="18"/>
+                <w:szCs w:val="18"/>
+                <w:rFonts w:ascii="Calibri" w:cs="Calibri" w:eastAsia="Calibri" w:hAnsi="Calibri"/>
+              </w:rPr>
+              <w:t xml:space="preserve">Misconception that public opinion is fixed and unaffected by measurement.</w:t>
+            </w:r>
+          </w:p>
+        </w:tc>
+        <w:tc>
+          <w:tcPr>
+            <w:tcW w:type="dxa" w:w="4348"/>
+            <w:tcBorders>
+              <w:top w:val="single" w:color="D9D5C8" w:sz="4" w:space="0"/>
+              <w:left w:val="single" w:color="D9D5C8" w:sz="4" w:space="0"/>
+              <w:bottom w:val="single" w:color="D9D5C8" w:sz="4" w:space="0"/>
+              <w:right w:val="single" w:color="D9D5C8" w:sz="4" w:space="0"/>
+            </w:tcBorders>
+            <w:tcMar>
+              <w:top w:type="dxa" w:w="55"/>
+              <w:left w:type="dxa" w:w="110"/>
+              <w:bottom w:type="dxa" w:w="55"/>
+              <w:right w:type="dxa" w:w="110"/>
+            </w:tcMar>
+          </w:tcPr>
+          <w:p>
+            <w:pPr>
+              <w:spacing w:after="0"/>
+            </w:pPr>
+            <w:r>
+              <w:rPr>
+                <w:b w:val="false"/>
+                <w:bCs w:val="false"/>
+                <w:i w:val="false"/>
+                <w:iCs w:val="false"/>
+                <w:color w:val="1A1A1A"/>
+                <w:sz w:val="18"/>
+                <w:szCs w:val="18"/>
+                <w:rFonts w:ascii="Calibri" w:cs="Calibri" w:eastAsia="Calibri" w:hAnsi="Calibri"/>
+              </w:rPr>
+              <w:t xml:space="preserve">confront the misconception with a worked counter-example</w:t>
+            </w:r>
+          </w:p>
+        </w:tc>
+      </w:tr>
+      <w:tr>
+        <w:tc>
+          <w:tcPr>
+            <w:tcW w:type="dxa" w:w="900"/>
+            <w:tcBorders>
+              <w:top w:val="single" w:color="D9D5C8" w:sz="4" w:space="0"/>
+              <w:left w:val="single" w:color="D9D5C8" w:sz="4" w:space="0"/>
+              <w:bottom w:val="single" w:color="D9D5C8" w:sz="4" w:space="0"/>
+              <w:right w:val="single" w:color="D9D5C8" w:sz="4" w:space="0"/>
+            </w:tcBorders>
+            <w:tcMar>
+              <w:top w:type="dxa" w:w="55"/>
+              <w:left w:type="dxa" w:w="110"/>
+              <w:bottom w:type="dxa" w:w="55"/>
+              <w:right w:type="dxa" w:w="110"/>
+            </w:tcMar>
+          </w:tcPr>
+          <w:p>
+            <w:pPr>
+              <w:spacing w:after="0"/>
+            </w:pPr>
+            <w:r>
+              <w:rPr>
+                <w:b w:val="false"/>
+                <w:bCs w:val="false"/>
+                <w:i w:val="false"/>
+                <w:iCs w:val="false"/>
+                <w:color w:val="1A1A1A"/>
+                <w:sz w:val="18"/>
+                <w:szCs w:val="18"/>
+                <w:rFonts w:ascii="Calibri" w:cs="Calibri" w:eastAsia="Calibri" w:hAnsi="Calibri"/>
+              </w:rPr>
+              <w:t xml:space="preserve">B</w:t>
+            </w:r>
+          </w:p>
+        </w:tc>
+        <w:tc>
+          <w:tcPr>
+            <w:tcW w:type="dxa" w:w="4400"/>
+            <w:tcBorders>
+              <w:top w:val="single" w:color="D9D5C8" w:sz="4" w:space="0"/>
+              <w:left w:val="single" w:color="D9D5C8" w:sz="4" w:space="0"/>
+              <w:bottom w:val="single" w:color="D9D5C8" w:sz="4" w:space="0"/>
+              <w:right w:val="single" w:color="D9D5C8" w:sz="4" w:space="0"/>
+            </w:tcBorders>
+            <w:tcMar>
+              <w:top w:type="dxa" w:w="55"/>
+              <w:left w:type="dxa" w:w="110"/>
+              <w:bottom w:type="dxa" w:w="55"/>
+              <w:right w:type="dxa" w:w="110"/>
+            </w:tcMar>
+          </w:tcPr>
+          <w:p>
+            <w:pPr>
+              <w:spacing w:after="0"/>
+            </w:pPr>
+            <w:r>
+              <w:rPr>
+                <w:b w:val="false"/>
+                <w:bCs w:val="false"/>
+                <w:i w:val="false"/>
+                <w:iCs w:val="false"/>
+                <w:color w:val="1A1A1A"/>
+                <w:sz w:val="18"/>
+                <w:szCs w:val="18"/>
+                <w:rFonts w:ascii="Calibri" w:cs="Calibri" w:eastAsia="Calibri" w:hAnsi="Calibri"/>
+              </w:rPr>
+              <w:t xml:space="preserve">Partial evidence — sample size matters, but wording is overlooked.</w:t>
+            </w:r>
+          </w:p>
+        </w:tc>
+        <w:tc>
+          <w:tcPr>
+            <w:tcW w:type="dxa" w:w="4348"/>
+            <w:tcBorders>
+              <w:top w:val="single" w:color="D9D5C8" w:sz="4" w:space="0"/>
+              <w:left w:val="single" w:color="D9D5C8" w:sz="4" w:space="0"/>
+              <w:bottom w:val="single" w:color="D9D5C8" w:sz="4" w:space="0"/>
+              <w:right w:val="single" w:color="D9D5C8" w:sz="4" w:space="0"/>
+            </w:tcBorders>
+            <w:tcMar>
+              <w:top w:type="dxa" w:w="55"/>
+              <w:left w:type="dxa" w:w="110"/>
+              <w:bottom w:type="dxa" w:w="55"/>
+              <w:right w:type="dxa" w:w="110"/>
+            </w:tcMar>
+          </w:tcPr>
+          <w:p>
+            <w:pPr>
+              <w:spacing w:after="0"/>
+            </w:pPr>
+            <w:r>
+              <w:rPr>
+                <w:b w:val="false"/>
+                <w:bCs w:val="false"/>
+                <w:i w:val="false"/>
+                <w:iCs w:val="false"/>
+                <w:color w:val="1A1A1A"/>
+                <w:sz w:val="18"/>
+                <w:szCs w:val="18"/>
+                <w:rFonts w:ascii="Calibri" w:cs="Calibri" w:eastAsia="Calibri" w:hAnsi="Calibri"/>
+              </w:rPr>
+              <w:t xml:space="preserve">model carrying partial evidence to the correct conclusion</w:t>
+            </w:r>
+          </w:p>
+        </w:tc>
+      </w:tr>
+      <w:tr>
+        <w:tc>
+          <w:tcPr>
+            <w:tcW w:type="dxa" w:w="900"/>
+            <w:tcBorders>
+              <w:top w:val="single" w:color="D9D5C8" w:sz="4" w:space="0"/>
+              <w:left w:val="single" w:color="D9D5C8" w:sz="4" w:space="0"/>
+              <w:bottom w:val="single" w:color="D9D5C8" w:sz="4" w:space="0"/>
+              <w:right w:val="single" w:color="D9D5C8" w:sz="4" w:space="0"/>
+            </w:tcBorders>
+            <w:tcMar>
+              <w:top w:type="dxa" w:w="55"/>
+              <w:left w:type="dxa" w:w="110"/>
+              <w:bottom w:type="dxa" w:w="55"/>
+              <w:right w:type="dxa" w:w="110"/>
+            </w:tcMar>
+          </w:tcPr>
+          <w:p>
+            <w:pPr>
+              <w:spacing w:after="0"/>
+            </w:pPr>
+            <w:r>
+              <w:rPr>
+                <w:b w:val="false"/>
+                <w:bCs w:val="false"/>
+                <w:i w:val="false"/>
+                <w:iCs w:val="false"/>
+                <w:color w:val="1A1A1A"/>
+                <w:sz w:val="18"/>
+                <w:szCs w:val="18"/>
+                <w:rFonts w:ascii="Calibri" w:cs="Calibri" w:eastAsia="Calibri" w:hAnsi="Calibri"/>
+              </w:rPr>
+              <w:t xml:space="preserve">D</w:t>
+            </w:r>
+          </w:p>
+        </w:tc>
+        <w:tc>
+          <w:tcPr>
+            <w:tcW w:type="dxa" w:w="4400"/>
+            <w:tcBorders>
+              <w:top w:val="single" w:color="D9D5C8" w:sz="4" w:space="0"/>
+              <w:left w:val="single" w:color="D9D5C8" w:sz="4" w:space="0"/>
+              <w:bottom w:val="single" w:color="D9D5C8" w:sz="4" w:space="0"/>
+              <w:right w:val="single" w:color="D9D5C8" w:sz="4" w:space="0"/>
+            </w:tcBorders>
+            <w:tcMar>
+              <w:top w:type="dxa" w:w="55"/>
+              <w:left w:type="dxa" w:w="110"/>
+              <w:bottom w:type="dxa" w:w="55"/>
+              <w:right w:type="dxa" w:w="110"/>
+            </w:tcMar>
+          </w:tcPr>
+          <w:p>
+            <w:pPr>
+              <w:spacing w:after="0"/>
+            </w:pPr>
+            <w:r>
+              <w:rPr>
+                <w:b w:val="false"/>
+                <w:bCs w:val="false"/>
+                <w:i w:val="false"/>
+                <w:iCs w:val="false"/>
+                <w:color w:val="1A1A1A"/>
+                <w:sz w:val="18"/>
+                <w:szCs w:val="18"/>
+                <w:rFonts w:ascii="Calibri" w:cs="Calibri" w:eastAsia="Calibri" w:hAnsi="Calibri"/>
+              </w:rPr>
+              <w:t xml:space="preserve">Misconception that polls are objective regardless of question design.</w:t>
+            </w:r>
+          </w:p>
+        </w:tc>
+        <w:tc>
+          <w:tcPr>
+            <w:tcW w:type="dxa" w:w="4348"/>
+            <w:tcBorders>
+              <w:top w:val="single" w:color="D9D5C8" w:sz="4" w:space="0"/>
+              <w:left w:val="single" w:color="D9D5C8" w:sz="4" w:space="0"/>
+              <w:bottom w:val="single" w:color="D9D5C8" w:sz="4" w:space="0"/>
+              <w:right w:val="single" w:color="D9D5C8" w:sz="4" w:space="0"/>
+            </w:tcBorders>
+            <w:tcMar>
+              <w:top w:type="dxa" w:w="55"/>
+              <w:left w:type="dxa" w:w="110"/>
+              <w:bottom w:type="dxa" w:w="55"/>
+              <w:right w:type="dxa" w:w="110"/>
+            </w:tcMar>
+          </w:tcPr>
+          <w:p>
+            <w:pPr>
+              <w:spacing w:after="0"/>
+            </w:pPr>
+            <w:r>
+              <w:rPr>
+                <w:b w:val="false"/>
+                <w:bCs w:val="false"/>
+                <w:i w:val="false"/>
+                <w:iCs w:val="false"/>
+                <w:color w:val="1A1A1A"/>
+                <w:sz w:val="18"/>
+                <w:szCs w:val="18"/>
+                <w:rFonts w:ascii="Calibri" w:cs="Calibri" w:eastAsia="Calibri" w:hAnsi="Calibri"/>
+              </w:rPr>
+              <w:t xml:space="preserve">confront the misconception with a worked counter-example</w:t>
+            </w:r>
+          </w:p>
+        </w:tc>
+      </w:tr>
+    </w:tbl>
+    <w:tbl>
+      <w:tblPr>
+        <w:tblW w:type="dxa" w:w="9648"/>
+        <w:tblBorders>
+          <w:top w:val="single" w:color="auto" w:sz="4"/>
+          <w:left w:val="single" w:color="auto" w:sz="4"/>
+          <w:bottom w:val="single" w:color="auto" w:sz="4"/>
+          <w:right w:val="single" w:color="auto" w:sz="4"/>
+          <w:insideH w:val="single" w:color="auto" w:sz="4"/>
+          <w:insideV w:val="single" w:color="auto" w:sz="4"/>
+        </w:tblBorders>
+      </w:tblPr>
+      <w:tblGrid>
+        <w:gridCol w:w="9648"/>
+      </w:tblGrid>
+      <w:tr>
+        <w:tc>
+          <w:tcPr>
+            <w:tcW w:type="dxa" w:w="9648"/>
+            <w:tcBorders>
+              <w:top w:val="single" w:color="D9D5C8" w:sz="4" w:space="0"/>
+              <w:left w:val="single" w:color="D9D5C8" w:sz="4" w:space="0"/>
+              <w:bottom w:val="single" w:color="D9D5C8" w:sz="4" w:space="0"/>
+              <w:right w:val="single" w:color="D9D5C8" w:sz="4" w:space="0"/>
+            </w:tcBorders>
+            <w:shd w:fill="F7F5EF" w:color="auto" w:val="clear"/>
+            <w:tcMar>
+              <w:top w:type="dxa" w:w="55"/>
+              <w:left w:type="dxa" w:w="110"/>
+              <w:bottom w:type="dxa" w:w="55"/>
+              <w:right w:type="dxa" w:w="110"/>
+            </w:tcMar>
+          </w:tcPr>
+          <w:p>
+            <w:pPr>
+              <w:spacing w:after="60"/>
+            </w:pPr>
+            <w:r>
+              <w:rPr>
+                <w:b/>
+                <w:bCs/>
+                <w:i w:val="false"/>
+                <w:iCs w:val="false"/>
+                <w:color w:val="1B2A4A"/>
+                <w:sz w:val="21"/>
+                <w:szCs w:val="21"/>
+                <w:rFonts w:ascii="Calibri" w:cs="Calibri" w:eastAsia="Calibri" w:hAnsi="Calibri"/>
+              </w:rPr>
+              <w:t xml:space="preserve">MTSS ROUTING</w:t>
+            </w:r>
+          </w:p>
+          <w:p>
+            <w:pPr>
+              <w:spacing w:after="40"/>
+            </w:pPr>
+            <w:r>
+              <w:rPr>
+                <w:b w:val="false"/>
+                <w:bCs w:val="false"/>
+                <w:i w:val="false"/>
+                <w:iCs w:val="false"/>
+                <w:color w:val="1A1A1A"/>
+                <w:sz w:val="22"/>
+                <w:szCs w:val="22"/>
+                <w:rFonts w:ascii="Calibri" w:cs="Calibri" w:eastAsia="Calibri" w:hAnsi="Calibri"/>
+              </w:rPr>
+              <w:t xml:space="preserve">Tier 2 — Small-group (Tier 2) reteach targeting the signaled misconception (10–15 min, organizer + worked example), then re-assess with a parallel item.</w:t>
+            </w:r>
+          </w:p>
+          <w:p>
+            <w:pPr>
+              <w:spacing w:after="40"/>
+            </w:pPr>
+            <w:r>
+              <w:rPr>
+                <w:b w:val="false"/>
+                <w:bCs w:val="false"/>
+                <w:i w:val="false"/>
+                <w:iCs w:val="false"/>
+                <w:color w:val="1A1A1A"/>
+                <w:sz w:val="22"/>
+                <w:szCs w:val="22"/>
+                <w:rFonts w:ascii="Calibri" w:cs="Calibri" w:eastAsia="Calibri" w:hAnsi="Calibri"/>
+              </w:rPr>
+              <w:t xml:space="preserve">Tier 3 — If it persists across parallel forms (Tier 3): intensive 1:1 with concrete→representational→abstract scaffolding + think-aloud; progress-monitor weekly toward the same standard.</w:t>
+            </w:r>
+          </w:p>
+        </w:tc>
+      </w:tr>
+    </w:tbl>
+    <w:p>
+      <w:pPr>
+        <w:pStyle w:val="Heading3"/>
+        <w:keepNext/>
+        <w:spacing w:before="150" w:after="90"/>
+      </w:pPr>
+      <w:r>
+        <w:rPr>
+          <w:b/>
+          <w:bCs/>
+          <w:i w:val="false"/>
+          <w:iCs w:val="false"/>
+          <w:color w:val="B22234"/>
+          <w:sz w:val="24"/>
+          <w:szCs w:val="24"/>
+          <w:rFonts w:ascii="Calibri" w:cs="Calibri" w:eastAsia="Calibri" w:hAnsi="Calibri"/>
+        </w:rPr>
+        <w:t xml:space="preserve">Item 4 — GC.34 · DOK 2</w:t>
+      </w:r>
+    </w:p>
+    <w:p>
+      <w:pPr>
+        <w:spacing w:after="80"/>
+      </w:pPr>
+      <w:r>
+        <w:rPr>
+          <w:b/>
+          <w:bCs/>
+          <w:i w:val="false"/>
+          <w:iCs w:val="false"/>
+          <w:color w:val="1B2A4A"/>
+          <w:sz w:val="22"/>
+          <w:szCs w:val="22"/>
+          <w:rFonts w:ascii="Calibri" w:cs="Calibri" w:eastAsia="Calibri" w:hAnsi="Calibri"/>
+        </w:rPr>
+        <w:t xml:space="preserve">If missed:  </w:t>
+      </w:r>
+      <w:r>
+        <w:rPr>
+          <w:b w:val="false"/>
+          <w:bCs w:val="false"/>
+          <w:i w:val="false"/>
+          <w:iCs w:val="false"/>
+          <w:color w:val="1A1A1A"/>
+          <w:sz w:val="22"/>
+          <w:szCs w:val="22"/>
+          <w:rFonts w:ascii="Calibri" w:cs="Calibri" w:eastAsia="Calibri" w:hAnsi="Calibri"/>
+        </w:rPr>
+        <w:t xml:space="preserve">Revisit “Means of Political Participation” using the unit's Cornell notes + the standard's graphic organizer; re-check with the Exit Ticket, then re-assess with a parallel-form item.</w:t>
+      </w:r>
+    </w:p>
+    <w:tbl>
+      <w:tblPr>
+        <w:tblW w:type="dxa" w:w="9648"/>
+        <w:tblBorders>
+          <w:top w:val="single" w:color="auto" w:sz="4"/>
+          <w:left w:val="single" w:color="auto" w:sz="4"/>
+          <w:bottom w:val="single" w:color="auto" w:sz="4"/>
+          <w:right w:val="single" w:color="auto" w:sz="4"/>
+          <w:insideH w:val="single" w:color="auto" w:sz="4"/>
+          <w:insideV w:val="single" w:color="auto" w:sz="4"/>
+        </w:tblBorders>
+      </w:tblPr>
+      <w:tblGrid>
+        <w:gridCol w:w="900"/>
+        <w:gridCol w:w="4400"/>
+        <w:gridCol w:w="4348"/>
+      </w:tblGrid>
+      <w:tr>
+        <w:trPr>
+          <w:tblHeader/>
+        </w:trPr>
+        <w:tc>
+          <w:tcPr>
+            <w:tcW w:type="dxa" w:w="900"/>
+            <w:tcBorders>
+              <w:top w:val="single" w:color="D9D5C8" w:sz="4" w:space="0"/>
+              <w:left w:val="single" w:color="D9D5C8" w:sz="4" w:space="0"/>
+              <w:bottom w:val="single" w:color="D9D5C8" w:sz="4" w:space="0"/>
+              <w:right w:val="single" w:color="D9D5C8" w:sz="4" w:space="0"/>
+            </w:tcBorders>
+            <w:shd w:fill="1B2A4A" w:color="auto" w:val="clear"/>
+            <w:tcMar>
+              <w:top w:type="dxa" w:w="55"/>
+              <w:left w:type="dxa" w:w="110"/>
+              <w:bottom w:type="dxa" w:w="55"/>
+              <w:right w:type="dxa" w:w="110"/>
+            </w:tcMar>
+          </w:tcPr>
+          <w:p>
+            <w:pPr>
+              <w:spacing w:after="0"/>
+            </w:pPr>
+            <w:r>
+              <w:rPr>
+                <w:b/>
+                <w:bCs/>
+                <w:i w:val="false"/>
+                <w:iCs w:val="false"/>
+                <w:color w:val="FFFFFF"/>
+                <w:sz w:val="18"/>
+                <w:szCs w:val="18"/>
+                <w:rFonts w:ascii="Calibri" w:cs="Calibri" w:eastAsia="Calibri" w:hAnsi="Calibri"/>
+              </w:rPr>
+              <w:t xml:space="preserve">Wrong choice</w:t>
+            </w:r>
+          </w:p>
+        </w:tc>
+        <w:tc>
+          <w:tcPr>
+            <w:tcW w:type="dxa" w:w="4400"/>
+            <w:tcBorders>
+              <w:top w:val="single" w:color="D9D5C8" w:sz="4" w:space="0"/>
+              <w:left w:val="single" w:color="D9D5C8" w:sz="4" w:space="0"/>
+              <w:bottom w:val="single" w:color="D9D5C8" w:sz="4" w:space="0"/>
+              <w:right w:val="single" w:color="D9D5C8" w:sz="4" w:space="0"/>
+            </w:tcBorders>
+            <w:shd w:fill="1B2A4A" w:color="auto" w:val="clear"/>
+            <w:tcMar>
+              <w:top w:type="dxa" w:w="55"/>
+              <w:left w:type="dxa" w:w="110"/>
+              <w:bottom w:type="dxa" w:w="55"/>
+              <w:right w:type="dxa" w:w="110"/>
+            </w:tcMar>
+          </w:tcPr>
+          <w:p>
+            <w:pPr>
+              <w:spacing w:after="0"/>
+            </w:pPr>
+            <w:r>
+              <w:rPr>
+                <w:b/>
+                <w:bCs/>
+                <w:i w:val="false"/>
+                <w:iCs w:val="false"/>
+                <w:color w:val="FFFFFF"/>
+                <w:sz w:val="18"/>
+                <w:szCs w:val="18"/>
+                <w:rFonts w:ascii="Calibri" w:cs="Calibri" w:eastAsia="Calibri" w:hAnsi="Calibri"/>
+              </w:rPr>
+              <w:t xml:space="preserve">Signals misconception</w:t>
+            </w:r>
+          </w:p>
+        </w:tc>
+        <w:tc>
+          <w:tcPr>
+            <w:tcW w:type="dxa" w:w="4348"/>
+            <w:tcBorders>
+              <w:top w:val="single" w:color="D9D5C8" w:sz="4" w:space="0"/>
+              <w:left w:val="single" w:color="D9D5C8" w:sz="4" w:space="0"/>
+              <w:bottom w:val="single" w:color="D9D5C8" w:sz="4" w:space="0"/>
+              <w:right w:val="single" w:color="D9D5C8" w:sz="4" w:space="0"/>
+            </w:tcBorders>
+            <w:shd w:fill="1B2A4A" w:color="auto" w:val="clear"/>
+            <w:tcMar>
+              <w:top w:type="dxa" w:w="55"/>
+              <w:left w:type="dxa" w:w="110"/>
+              <w:bottom w:type="dxa" w:w="55"/>
+              <w:right w:type="dxa" w:w="110"/>
+            </w:tcMar>
+          </w:tcPr>
+          <w:p>
+            <w:pPr>
+              <w:spacing w:after="0"/>
+            </w:pPr>
+            <w:r>
+              <w:rPr>
+                <w:b/>
+                <w:bCs/>
+                <w:i w:val="false"/>
+                <w:iCs w:val="false"/>
+                <w:color w:val="FFFFFF"/>
+                <w:sz w:val="18"/>
+                <w:szCs w:val="18"/>
+                <w:rFonts w:ascii="Calibri" w:cs="Calibri" w:eastAsia="Calibri" w:hAnsi="Calibri"/>
+              </w:rPr>
+              <w:t xml:space="preserve">Targeted reteach</w:t>
+            </w:r>
+          </w:p>
+        </w:tc>
+      </w:tr>
+      <w:tr>
+        <w:tc>
+          <w:tcPr>
+            <w:tcW w:type="dxa" w:w="900"/>
+            <w:tcBorders>
+              <w:top w:val="single" w:color="D9D5C8" w:sz="4" w:space="0"/>
+              <w:left w:val="single" w:color="D9D5C8" w:sz="4" w:space="0"/>
+              <w:bottom w:val="single" w:color="D9D5C8" w:sz="4" w:space="0"/>
+              <w:right w:val="single" w:color="D9D5C8" w:sz="4" w:space="0"/>
+            </w:tcBorders>
+            <w:tcMar>
+              <w:top w:type="dxa" w:w="55"/>
+              <w:left w:type="dxa" w:w="110"/>
+              <w:bottom w:type="dxa" w:w="55"/>
+              <w:right w:type="dxa" w:w="110"/>
+            </w:tcMar>
+          </w:tcPr>
+          <w:p>
+            <w:pPr>
+              <w:spacing w:after="0"/>
+            </w:pPr>
+            <w:r>
+              <w:rPr>
+                <w:b w:val="false"/>
+                <w:bCs w:val="false"/>
+                <w:i w:val="false"/>
+                <w:iCs w:val="false"/>
+                <w:color w:val="1A1A1A"/>
+                <w:sz w:val="18"/>
+                <w:szCs w:val="18"/>
+                <w:rFonts w:ascii="Calibri" w:cs="Calibri" w:eastAsia="Calibri" w:hAnsi="Calibri"/>
+              </w:rPr>
+              <w:t xml:space="preserve">A</w:t>
+            </w:r>
+          </w:p>
+        </w:tc>
+        <w:tc>
+          <w:tcPr>
+            <w:tcW w:type="dxa" w:w="4400"/>
+            <w:tcBorders>
+              <w:top w:val="single" w:color="D9D5C8" w:sz="4" w:space="0"/>
+              <w:left w:val="single" w:color="D9D5C8" w:sz="4" w:space="0"/>
+              <w:bottom w:val="single" w:color="D9D5C8" w:sz="4" w:space="0"/>
+              <w:right w:val="single" w:color="D9D5C8" w:sz="4" w:space="0"/>
+            </w:tcBorders>
+            <w:tcMar>
+              <w:top w:type="dxa" w:w="55"/>
+              <w:left w:type="dxa" w:w="110"/>
+              <w:bottom w:type="dxa" w:w="55"/>
+              <w:right w:type="dxa" w:w="110"/>
+            </w:tcMar>
+          </w:tcPr>
+          <w:p>
+            <w:pPr>
+              <w:spacing w:after="0"/>
+            </w:pPr>
+            <w:r>
+              <w:rPr>
+                <w:b w:val="false"/>
+                <w:bCs w:val="false"/>
+                <w:i w:val="false"/>
+                <w:iCs w:val="false"/>
+                <w:color w:val="1A1A1A"/>
+                <w:sz w:val="18"/>
+                <w:szCs w:val="18"/>
+                <w:rFonts w:ascii="Calibri" w:cs="Calibri" w:eastAsia="Calibri" w:hAnsi="Calibri"/>
+              </w:rPr>
+              <w:t xml:space="preserve">Prior-knowledge error citing Second and Sixth Amendment rights.</w:t>
+            </w:r>
+          </w:p>
+        </w:tc>
+        <w:tc>
+          <w:tcPr>
+            <w:tcW w:type="dxa" w:w="4348"/>
+            <w:tcBorders>
+              <w:top w:val="single" w:color="D9D5C8" w:sz="4" w:space="0"/>
+              <w:left w:val="single" w:color="D9D5C8" w:sz="4" w:space="0"/>
+              <w:bottom w:val="single" w:color="D9D5C8" w:sz="4" w:space="0"/>
+              <w:right w:val="single" w:color="D9D5C8" w:sz="4" w:space="0"/>
+            </w:tcBorders>
+            <w:tcMar>
+              <w:top w:type="dxa" w:w="55"/>
+              <w:left w:type="dxa" w:w="110"/>
+              <w:bottom w:type="dxa" w:w="55"/>
+              <w:right w:type="dxa" w:w="110"/>
+            </w:tcMar>
+          </w:tcPr>
+          <w:p>
+            <w:pPr>
+              <w:spacing w:after="0"/>
+            </w:pPr>
+            <w:r>
+              <w:rPr>
+                <w:b w:val="false"/>
+                <w:bCs w:val="false"/>
+                <w:i w:val="false"/>
+                <w:iCs w:val="false"/>
+                <w:color w:val="1A1A1A"/>
+                <w:sz w:val="18"/>
+                <w:szCs w:val="18"/>
+                <w:rFonts w:ascii="Calibri" w:cs="Calibri" w:eastAsia="Calibri" w:hAnsi="Calibri"/>
+              </w:rPr>
+              <w:t xml:space="preserve">clarify the boundary with the confused concept</w:t>
+            </w:r>
+          </w:p>
+        </w:tc>
+      </w:tr>
+      <w:tr>
+        <w:tc>
+          <w:tcPr>
+            <w:tcW w:type="dxa" w:w="900"/>
+            <w:tcBorders>
+              <w:top w:val="single" w:color="D9D5C8" w:sz="4" w:space="0"/>
+              <w:left w:val="single" w:color="D9D5C8" w:sz="4" w:space="0"/>
+              <w:bottom w:val="single" w:color="D9D5C8" w:sz="4" w:space="0"/>
+              <w:right w:val="single" w:color="D9D5C8" w:sz="4" w:space="0"/>
+            </w:tcBorders>
+            <w:tcMar>
+              <w:top w:type="dxa" w:w="55"/>
+              <w:left w:type="dxa" w:w="110"/>
+              <w:bottom w:type="dxa" w:w="55"/>
+              <w:right w:type="dxa" w:w="110"/>
+            </w:tcMar>
+          </w:tcPr>
+          <w:p>
+            <w:pPr>
+              <w:spacing w:after="0"/>
+            </w:pPr>
+            <w:r>
+              <w:rPr>
+                <w:b w:val="false"/>
+                <w:bCs w:val="false"/>
+                <w:i w:val="false"/>
+                <w:iCs w:val="false"/>
+                <w:color w:val="1A1A1A"/>
+                <w:sz w:val="18"/>
+                <w:szCs w:val="18"/>
+                <w:rFonts w:ascii="Calibri" w:cs="Calibri" w:eastAsia="Calibri" w:hAnsi="Calibri"/>
+              </w:rPr>
+              <w:t xml:space="preserve">B</w:t>
+            </w:r>
+          </w:p>
+        </w:tc>
+        <w:tc>
+          <w:tcPr>
+            <w:tcW w:type="dxa" w:w="4400"/>
+            <w:tcBorders>
+              <w:top w:val="single" w:color="D9D5C8" w:sz="4" w:space="0"/>
+              <w:left w:val="single" w:color="D9D5C8" w:sz="4" w:space="0"/>
+              <w:bottom w:val="single" w:color="D9D5C8" w:sz="4" w:space="0"/>
+              <w:right w:val="single" w:color="D9D5C8" w:sz="4" w:space="0"/>
+            </w:tcBorders>
+            <w:tcMar>
+              <w:top w:type="dxa" w:w="55"/>
+              <w:left w:type="dxa" w:w="110"/>
+              <w:bottom w:type="dxa" w:w="55"/>
+              <w:right w:type="dxa" w:w="110"/>
+            </w:tcMar>
+          </w:tcPr>
+          <w:p>
+            <w:pPr>
+              <w:spacing w:after="0"/>
+            </w:pPr>
+            <w:r>
+              <w:rPr>
+                <w:b w:val="false"/>
+                <w:bCs w:val="false"/>
+                <w:i w:val="false"/>
+                <w:iCs w:val="false"/>
+                <w:color w:val="1A1A1A"/>
+                <w:sz w:val="18"/>
+                <w:szCs w:val="18"/>
+                <w:rFonts w:ascii="Calibri" w:cs="Calibri" w:eastAsia="Calibri" w:hAnsi="Calibri"/>
+              </w:rPr>
+              <w:t xml:space="preserve">Prior-knowledge error citing Fourteenth Amendment protections.</w:t>
+            </w:r>
+          </w:p>
+        </w:tc>
+        <w:tc>
+          <w:tcPr>
+            <w:tcW w:type="dxa" w:w="4348"/>
+            <w:tcBorders>
+              <w:top w:val="single" w:color="D9D5C8" w:sz="4" w:space="0"/>
+              <w:left w:val="single" w:color="D9D5C8" w:sz="4" w:space="0"/>
+              <w:bottom w:val="single" w:color="D9D5C8" w:sz="4" w:space="0"/>
+              <w:right w:val="single" w:color="D9D5C8" w:sz="4" w:space="0"/>
+            </w:tcBorders>
+            <w:tcMar>
+              <w:top w:type="dxa" w:w="55"/>
+              <w:left w:type="dxa" w:w="110"/>
+              <w:bottom w:type="dxa" w:w="55"/>
+              <w:right w:type="dxa" w:w="110"/>
+            </w:tcMar>
+          </w:tcPr>
+          <w:p>
+            <w:pPr>
+              <w:spacing w:after="0"/>
+            </w:pPr>
+            <w:r>
+              <w:rPr>
+                <w:b w:val="false"/>
+                <w:bCs w:val="false"/>
+                <w:i w:val="false"/>
+                <w:iCs w:val="false"/>
+                <w:color w:val="1A1A1A"/>
+                <w:sz w:val="18"/>
+                <w:szCs w:val="18"/>
+                <w:rFonts w:ascii="Calibri" w:cs="Calibri" w:eastAsia="Calibri" w:hAnsi="Calibri"/>
+              </w:rPr>
+              <w:t xml:space="preserve">clarify the boundary with the confused concept</w:t>
+            </w:r>
+          </w:p>
+        </w:tc>
+      </w:tr>
+      <w:tr>
+        <w:tc>
+          <w:tcPr>
+            <w:tcW w:type="dxa" w:w="900"/>
+            <w:tcBorders>
+              <w:top w:val="single" w:color="D9D5C8" w:sz="4" w:space="0"/>
+              <w:left w:val="single" w:color="D9D5C8" w:sz="4" w:space="0"/>
+              <w:bottom w:val="single" w:color="D9D5C8" w:sz="4" w:space="0"/>
+              <w:right w:val="single" w:color="D9D5C8" w:sz="4" w:space="0"/>
+            </w:tcBorders>
+            <w:tcMar>
+              <w:top w:type="dxa" w:w="55"/>
+              <w:left w:type="dxa" w:w="110"/>
+              <w:bottom w:type="dxa" w:w="55"/>
+              <w:right w:type="dxa" w:w="110"/>
+            </w:tcMar>
+          </w:tcPr>
+          <w:p>
+            <w:pPr>
+              <w:spacing w:after="0"/>
+            </w:pPr>
+            <w:r>
+              <w:rPr>
+                <w:b w:val="false"/>
+                <w:bCs w:val="false"/>
+                <w:i w:val="false"/>
+                <w:iCs w:val="false"/>
+                <w:color w:val="1A1A1A"/>
+                <w:sz w:val="18"/>
+                <w:szCs w:val="18"/>
+                <w:rFonts w:ascii="Calibri" w:cs="Calibri" w:eastAsia="Calibri" w:hAnsi="Calibri"/>
+              </w:rPr>
+              <w:t xml:space="preserve">C</w:t>
+            </w:r>
+          </w:p>
+        </w:tc>
+        <w:tc>
+          <w:tcPr>
+            <w:tcW w:type="dxa" w:w="4400"/>
+            <w:tcBorders>
+              <w:top w:val="single" w:color="D9D5C8" w:sz="4" w:space="0"/>
+              <w:left w:val="single" w:color="D9D5C8" w:sz="4" w:space="0"/>
+              <w:bottom w:val="single" w:color="D9D5C8" w:sz="4" w:space="0"/>
+              <w:right w:val="single" w:color="D9D5C8" w:sz="4" w:space="0"/>
+            </w:tcBorders>
+            <w:tcMar>
+              <w:top w:type="dxa" w:w="55"/>
+              <w:left w:type="dxa" w:w="110"/>
+              <w:bottom w:type="dxa" w:w="55"/>
+              <w:right w:type="dxa" w:w="110"/>
+            </w:tcMar>
+          </w:tcPr>
+          <w:p>
+            <w:pPr>
+              <w:spacing w:after="0"/>
+            </w:pPr>
+            <w:r>
+              <w:rPr>
+                <w:b w:val="false"/>
+                <w:bCs w:val="false"/>
+                <w:i w:val="false"/>
+                <w:iCs w:val="false"/>
+                <w:color w:val="1A1A1A"/>
+                <w:sz w:val="18"/>
+                <w:szCs w:val="18"/>
+                <w:rFonts w:ascii="Calibri" w:cs="Calibri" w:eastAsia="Calibri" w:hAnsi="Calibri"/>
+              </w:rPr>
+              <w:t xml:space="preserve">Prior-knowledge error citing Fifth and Fourth Amendment rights.</w:t>
+            </w:r>
+          </w:p>
+        </w:tc>
+        <w:tc>
+          <w:tcPr>
+            <w:tcW w:type="dxa" w:w="4348"/>
+            <w:tcBorders>
+              <w:top w:val="single" w:color="D9D5C8" w:sz="4" w:space="0"/>
+              <w:left w:val="single" w:color="D9D5C8" w:sz="4" w:space="0"/>
+              <w:bottom w:val="single" w:color="D9D5C8" w:sz="4" w:space="0"/>
+              <w:right w:val="single" w:color="D9D5C8" w:sz="4" w:space="0"/>
+            </w:tcBorders>
+            <w:tcMar>
+              <w:top w:type="dxa" w:w="55"/>
+              <w:left w:type="dxa" w:w="110"/>
+              <w:bottom w:type="dxa" w:w="55"/>
+              <w:right w:type="dxa" w:w="110"/>
+            </w:tcMar>
+          </w:tcPr>
+          <w:p>
+            <w:pPr>
+              <w:spacing w:after="0"/>
+            </w:pPr>
+            <w:r>
+              <w:rPr>
+                <w:b w:val="false"/>
+                <w:bCs w:val="false"/>
+                <w:i w:val="false"/>
+                <w:iCs w:val="false"/>
+                <w:color w:val="1A1A1A"/>
+                <w:sz w:val="18"/>
+                <w:szCs w:val="18"/>
+                <w:rFonts w:ascii="Calibri" w:cs="Calibri" w:eastAsia="Calibri" w:hAnsi="Calibri"/>
+              </w:rPr>
+              <w:t xml:space="preserve">clarify the boundary with the confused concept</w:t>
+            </w:r>
+          </w:p>
+        </w:tc>
+      </w:tr>
+    </w:tbl>
+    <w:tbl>
+      <w:tblPr>
+        <w:tblW w:type="dxa" w:w="9648"/>
+        <w:tblBorders>
+          <w:top w:val="single" w:color="auto" w:sz="4"/>
+          <w:left w:val="single" w:color="auto" w:sz="4"/>
+          <w:bottom w:val="single" w:color="auto" w:sz="4"/>
+          <w:right w:val="single" w:color="auto" w:sz="4"/>
+          <w:insideH w:val="single" w:color="auto" w:sz="4"/>
+          <w:insideV w:val="single" w:color="auto" w:sz="4"/>
+        </w:tblBorders>
+      </w:tblPr>
+      <w:tblGrid>
+        <w:gridCol w:w="9648"/>
+      </w:tblGrid>
+      <w:tr>
+        <w:tc>
+          <w:tcPr>
+            <w:tcW w:type="dxa" w:w="9648"/>
+            <w:tcBorders>
+              <w:top w:val="single" w:color="D9D5C8" w:sz="4" w:space="0"/>
+              <w:left w:val="single" w:color="D9D5C8" w:sz="4" w:space="0"/>
+              <w:bottom w:val="single" w:color="D9D5C8" w:sz="4" w:space="0"/>
+              <w:right w:val="single" w:color="D9D5C8" w:sz="4" w:space="0"/>
+            </w:tcBorders>
+            <w:shd w:fill="F7F5EF" w:color="auto" w:val="clear"/>
+            <w:tcMar>
+              <w:top w:type="dxa" w:w="55"/>
+              <w:left w:type="dxa" w:w="110"/>
+              <w:bottom w:type="dxa" w:w="55"/>
+              <w:right w:type="dxa" w:w="110"/>
+            </w:tcMar>
+          </w:tcPr>
+          <w:p>
+            <w:pPr>
+              <w:spacing w:after="60"/>
+            </w:pPr>
+            <w:r>
+              <w:rPr>
+                <w:b/>
+                <w:bCs/>
+                <w:i w:val="false"/>
+                <w:iCs w:val="false"/>
+                <w:color w:val="1B2A4A"/>
+                <w:sz w:val="21"/>
+                <w:szCs w:val="21"/>
+                <w:rFonts w:ascii="Calibri" w:cs="Calibri" w:eastAsia="Calibri" w:hAnsi="Calibri"/>
+              </w:rPr>
+              <w:t xml:space="preserve">MTSS ROUTING</w:t>
+            </w:r>
+          </w:p>
+          <w:p>
+            <w:pPr>
+              <w:spacing w:after="40"/>
+            </w:pPr>
+            <w:r>
+              <w:rPr>
+                <w:b w:val="false"/>
+                <w:bCs w:val="false"/>
+                <w:i w:val="false"/>
+                <w:iCs w:val="false"/>
+                <w:color w:val="1A1A1A"/>
+                <w:sz w:val="22"/>
+                <w:szCs w:val="22"/>
+                <w:rFonts w:ascii="Calibri" w:cs="Calibri" w:eastAsia="Calibri" w:hAnsi="Calibri"/>
+              </w:rPr>
+              <w:t xml:space="preserve">Tier 2 — Small-group (Tier 2) reteach targeting the signaled misconception (10–15 min, organizer + worked example), then re-assess with a parallel item.</w:t>
+            </w:r>
+          </w:p>
+          <w:p>
+            <w:pPr>
+              <w:spacing w:after="40"/>
+            </w:pPr>
+            <w:r>
+              <w:rPr>
+                <w:b w:val="false"/>
+                <w:bCs w:val="false"/>
+                <w:i w:val="false"/>
+                <w:iCs w:val="false"/>
+                <w:color w:val="1A1A1A"/>
+                <w:sz w:val="22"/>
+                <w:szCs w:val="22"/>
+                <w:rFonts w:ascii="Calibri" w:cs="Calibri" w:eastAsia="Calibri" w:hAnsi="Calibri"/>
+              </w:rPr>
+              <w:t xml:space="preserve">Tier 3 — If it persists across parallel forms (Tier 3): intensive 1:1 with concrete→representational→abstract scaffolding + think-aloud; progress-monitor weekly toward the same standard.</w:t>
+            </w:r>
+          </w:p>
+        </w:tc>
+      </w:tr>
+    </w:tbl>
     <w:sectPr>
       <w:headerReference w:type="default" r:id="rId6"/>
       <w:footerReference w:type="default" r:id="rId7"/>

--- a/courses/foundations-constitutional-government/BUILD/unit2/deliverables/Unit2_Assessment_Book_Teacher.docx
+++ b/courses/foundations-constitutional-government/BUILD/unit2/deliverables/Unit2_Assessment_Book_Teacher.docx
@@ -58,7 +58,7 @@
     </w:p>
     <w:tbl>
       <w:tblPr>
-        <w:tblW w:type="dxa" w:w="9648"/>
+        <w:tblW w:type="dxa" w:w="9792"/>
         <w:tblBorders>
           <w:top w:val="single" w:color="auto" w:sz="4"/>
           <w:left w:val="single" w:color="auto" w:sz="4"/>
@@ -69,12 +69,12 @@
         </w:tblBorders>
       </w:tblPr>
       <w:tblGrid>
-        <w:gridCol w:w="9648"/>
+        <w:gridCol w:w="9792"/>
       </w:tblGrid>
       <w:tr>
         <w:tc>
           <w:tcPr>
-            <w:tcW w:type="dxa" w:w="9648"/>
+            <w:tcW w:type="dxa" w:w="9792"/>
             <w:tcBorders>
               <w:top w:val="single" w:color="D9D5C8" w:sz="4" w:space="0"/>
               <w:left w:val="single" w:color="D9D5C8" w:sz="4" w:space="0"/>
@@ -911,7 +911,7 @@
     </w:p>
     <w:tbl>
       <w:tblPr>
-        <w:tblW w:type="dxa" w:w="9648"/>
+        <w:tblW w:type="dxa" w:w="9792"/>
         <w:tblBorders>
           <w:top w:val="single" w:color="auto" w:sz="4"/>
           <w:left w:val="single" w:color="auto" w:sz="4"/>
@@ -922,12 +922,12 @@
         </w:tblBorders>
       </w:tblPr>
       <w:tblGrid>
-        <w:gridCol w:w="9648"/>
+        <w:gridCol w:w="9792"/>
       </w:tblGrid>
       <w:tr>
         <w:tc>
           <w:tcPr>
-            <w:tcW w:type="dxa" w:w="9648"/>
+            <w:tcW w:type="dxa" w:w="9792"/>
             <w:tcBorders>
               <w:top w:val="single" w:color="D9D5C8" w:sz="4" w:space="0"/>
               <w:left w:val="single" w:color="D9D5C8" w:sz="4" w:space="0"/>
@@ -1570,7 +1570,7 @@
     </w:p>
     <w:tbl>
       <w:tblPr>
-        <w:tblW w:type="dxa" w:w="9648"/>
+        <w:tblW w:type="dxa" w:w="9792"/>
         <w:tblBorders>
           <w:top w:val="single" w:color="auto" w:sz="4"/>
           <w:left w:val="single" w:color="auto" w:sz="4"/>
@@ -1581,12 +1581,12 @@
         </w:tblBorders>
       </w:tblPr>
       <w:tblGrid>
-        <w:gridCol w:w="9648"/>
+        <w:gridCol w:w="9792"/>
       </w:tblGrid>
       <w:tr>
         <w:tc>
           <w:tcPr>
-            <w:tcW w:type="dxa" w:w="9648"/>
+            <w:tcW w:type="dxa" w:w="9792"/>
             <w:tcBorders>
               <w:top w:val="single" w:color="D9D5C8" w:sz="4" w:space="0"/>
               <w:left w:val="single" w:color="D9D5C8" w:sz="4" w:space="0"/>
@@ -2229,7 +2229,7 @@
     </w:p>
     <w:tbl>
       <w:tblPr>
-        <w:tblW w:type="dxa" w:w="9648"/>
+        <w:tblW w:type="dxa" w:w="9792"/>
         <w:tblBorders>
           <w:top w:val="single" w:color="auto" w:sz="4"/>
           <w:left w:val="single" w:color="auto" w:sz="4"/>
@@ -2240,12 +2240,12 @@
         </w:tblBorders>
       </w:tblPr>
       <w:tblGrid>
-        <w:gridCol w:w="9648"/>
+        <w:gridCol w:w="9792"/>
       </w:tblGrid>
       <w:tr>
         <w:tc>
           <w:tcPr>
-            <w:tcW w:type="dxa" w:w="9648"/>
+            <w:tcW w:type="dxa" w:w="9792"/>
             <w:tcBorders>
               <w:top w:val="single" w:color="D9D5C8" w:sz="4" w:space="0"/>
               <w:left w:val="single" w:color="D9D5C8" w:sz="4" w:space="0"/>
@@ -2321,7 +2321,7 @@
     </w:p>
     <w:tbl>
       <w:tblPr>
-        <w:tblW w:type="dxa" w:w="9648"/>
+        <w:tblW w:type="dxa" w:w="9792"/>
         <w:tblBorders>
           <w:top w:val="single" w:color="auto" w:sz="4"/>
           <w:left w:val="single" w:color="auto" w:sz="4"/>
@@ -2332,12 +2332,12 @@
         </w:tblBorders>
       </w:tblPr>
       <w:tblGrid>
-        <w:gridCol w:w="900"/>
-        <w:gridCol w:w="1100"/>
-        <w:gridCol w:w="900"/>
-        <w:gridCol w:w="900"/>
-        <w:gridCol w:w="1900"/>
-        <w:gridCol w:w="3948"/>
+        <w:gridCol w:w="913"/>
+        <w:gridCol w:w="1116"/>
+        <w:gridCol w:w="913"/>
+        <w:gridCol w:w="913"/>
+        <w:gridCol w:w="1928"/>
+        <w:gridCol w:w="4009"/>
       </w:tblGrid>
       <w:tr>
         <w:trPr>
@@ -2345,7 +2345,7 @@
         </w:trPr>
         <w:tc>
           <w:tcPr>
-            <w:tcW w:type="dxa" w:w="900"/>
+            <w:tcW w:type="dxa" w:w="913"/>
             <w:tcBorders>
               <w:top w:val="single" w:color="D9D5C8" w:sz="4" w:space="0"/>
               <w:left w:val="single" w:color="D9D5C8" w:sz="4" w:space="0"/>
@@ -2381,7 +2381,7 @@
         </w:tc>
         <w:tc>
           <w:tcPr>
-            <w:tcW w:type="dxa" w:w="1100"/>
+            <w:tcW w:type="dxa" w:w="1116"/>
             <w:tcBorders>
               <w:top w:val="single" w:color="D9D5C8" w:sz="4" w:space="0"/>
               <w:left w:val="single" w:color="D9D5C8" w:sz="4" w:space="0"/>
@@ -2417,7 +2417,7 @@
         </w:tc>
         <w:tc>
           <w:tcPr>
-            <w:tcW w:type="dxa" w:w="900"/>
+            <w:tcW w:type="dxa" w:w="913"/>
             <w:tcBorders>
               <w:top w:val="single" w:color="D9D5C8" w:sz="4" w:space="0"/>
               <w:left w:val="single" w:color="D9D5C8" w:sz="4" w:space="0"/>
@@ -2453,7 +2453,7 @@
         </w:tc>
         <w:tc>
           <w:tcPr>
-            <w:tcW w:type="dxa" w:w="900"/>
+            <w:tcW w:type="dxa" w:w="913"/>
             <w:tcBorders>
               <w:top w:val="single" w:color="D9D5C8" w:sz="4" w:space="0"/>
               <w:left w:val="single" w:color="D9D5C8" w:sz="4" w:space="0"/>
@@ -2489,7 +2489,7 @@
         </w:tc>
         <w:tc>
           <w:tcPr>
-            <w:tcW w:type="dxa" w:w="1900"/>
+            <w:tcW w:type="dxa" w:w="1928"/>
             <w:tcBorders>
               <w:top w:val="single" w:color="D9D5C8" w:sz="4" w:space="0"/>
               <w:left w:val="single" w:color="D9D5C8" w:sz="4" w:space="0"/>
@@ -2525,7 +2525,7 @@
         </w:tc>
         <w:tc>
           <w:tcPr>
-            <w:tcW w:type="dxa" w:w="3948"/>
+            <w:tcW w:type="dxa" w:w="4009"/>
             <w:tcBorders>
               <w:top w:val="single" w:color="D9D5C8" w:sz="4" w:space="0"/>
               <w:left w:val="single" w:color="D9D5C8" w:sz="4" w:space="0"/>
@@ -2563,7 +2563,7 @@
       <w:tr>
         <w:tc>
           <w:tcPr>
-            <w:tcW w:type="dxa" w:w="900"/>
+            <w:tcW w:type="dxa" w:w="913"/>
             <w:tcBorders>
               <w:top w:val="single" w:color="D9D5C8" w:sz="4" w:space="0"/>
               <w:left w:val="single" w:color="D9D5C8" w:sz="4" w:space="0"/>
@@ -2598,7 +2598,7 @@
         </w:tc>
         <w:tc>
           <w:tcPr>
-            <w:tcW w:type="dxa" w:w="1100"/>
+            <w:tcW w:type="dxa" w:w="1116"/>
             <w:tcBorders>
               <w:top w:val="single" w:color="D9D5C8" w:sz="4" w:space="0"/>
               <w:left w:val="single" w:color="D9D5C8" w:sz="4" w:space="0"/>
@@ -2633,7 +2633,7 @@
         </w:tc>
         <w:tc>
           <w:tcPr>
-            <w:tcW w:type="dxa" w:w="900"/>
+            <w:tcW w:type="dxa" w:w="913"/>
             <w:tcBorders>
               <w:top w:val="single" w:color="D9D5C8" w:sz="4" w:space="0"/>
               <w:left w:val="single" w:color="D9D5C8" w:sz="4" w:space="0"/>
@@ -2668,7 +2668,7 @@
         </w:tc>
         <w:tc>
           <w:tcPr>
-            <w:tcW w:type="dxa" w:w="900"/>
+            <w:tcW w:type="dxa" w:w="913"/>
             <w:tcBorders>
               <w:top w:val="single" w:color="D9D5C8" w:sz="4" w:space="0"/>
               <w:left w:val="single" w:color="D9D5C8" w:sz="4" w:space="0"/>
@@ -2703,7 +2703,7 @@
         </w:tc>
         <w:tc>
           <w:tcPr>
-            <w:tcW w:type="dxa" w:w="1900"/>
+            <w:tcW w:type="dxa" w:w="1928"/>
             <w:tcBorders>
               <w:top w:val="single" w:color="D9D5C8" w:sz="4" w:space="0"/>
               <w:left w:val="single" w:color="D9D5C8" w:sz="4" w:space="0"/>
@@ -2738,7 +2738,7 @@
         </w:tc>
         <w:tc>
           <w:tcPr>
-            <w:tcW w:type="dxa" w:w="3948"/>
+            <w:tcW w:type="dxa" w:w="4009"/>
             <w:tcBorders>
               <w:top w:val="single" w:color="D9D5C8" w:sz="4" w:space="0"/>
               <w:left w:val="single" w:color="D9D5C8" w:sz="4" w:space="0"/>
@@ -2775,7 +2775,7 @@
       <w:tr>
         <w:tc>
           <w:tcPr>
-            <w:tcW w:type="dxa" w:w="900"/>
+            <w:tcW w:type="dxa" w:w="913"/>
             <w:tcBorders>
               <w:top w:val="single" w:color="D9D5C8" w:sz="4" w:space="0"/>
               <w:left w:val="single" w:color="D9D5C8" w:sz="4" w:space="0"/>
@@ -2810,7 +2810,7 @@
         </w:tc>
         <w:tc>
           <w:tcPr>
-            <w:tcW w:type="dxa" w:w="1100"/>
+            <w:tcW w:type="dxa" w:w="1116"/>
             <w:tcBorders>
               <w:top w:val="single" w:color="D9D5C8" w:sz="4" w:space="0"/>
               <w:left w:val="single" w:color="D9D5C8" w:sz="4" w:space="0"/>
@@ -2845,7 +2845,7 @@
         </w:tc>
         <w:tc>
           <w:tcPr>
-            <w:tcW w:type="dxa" w:w="900"/>
+            <w:tcW w:type="dxa" w:w="913"/>
             <w:tcBorders>
               <w:top w:val="single" w:color="D9D5C8" w:sz="4" w:space="0"/>
               <w:left w:val="single" w:color="D9D5C8" w:sz="4" w:space="0"/>
@@ -2880,7 +2880,7 @@
         </w:tc>
         <w:tc>
           <w:tcPr>
-            <w:tcW w:type="dxa" w:w="900"/>
+            <w:tcW w:type="dxa" w:w="913"/>
             <w:tcBorders>
               <w:top w:val="single" w:color="D9D5C8" w:sz="4" w:space="0"/>
               <w:left w:val="single" w:color="D9D5C8" w:sz="4" w:space="0"/>
@@ -2915,7 +2915,7 @@
         </w:tc>
         <w:tc>
           <w:tcPr>
-            <w:tcW w:type="dxa" w:w="1900"/>
+            <w:tcW w:type="dxa" w:w="1928"/>
             <w:tcBorders>
               <w:top w:val="single" w:color="D9D5C8" w:sz="4" w:space="0"/>
               <w:left w:val="single" w:color="D9D5C8" w:sz="4" w:space="0"/>
@@ -2950,7 +2950,7 @@
         </w:tc>
         <w:tc>
           <w:tcPr>
-            <w:tcW w:type="dxa" w:w="3948"/>
+            <w:tcW w:type="dxa" w:w="4009"/>
             <w:tcBorders>
               <w:top w:val="single" w:color="D9D5C8" w:sz="4" w:space="0"/>
               <w:left w:val="single" w:color="D9D5C8" w:sz="4" w:space="0"/>
@@ -2987,7 +2987,7 @@
       <w:tr>
         <w:tc>
           <w:tcPr>
-            <w:tcW w:type="dxa" w:w="900"/>
+            <w:tcW w:type="dxa" w:w="913"/>
             <w:tcBorders>
               <w:top w:val="single" w:color="D9D5C8" w:sz="4" w:space="0"/>
               <w:left w:val="single" w:color="D9D5C8" w:sz="4" w:space="0"/>
@@ -3022,7 +3022,7 @@
         </w:tc>
         <w:tc>
           <w:tcPr>
-            <w:tcW w:type="dxa" w:w="1100"/>
+            <w:tcW w:type="dxa" w:w="1116"/>
             <w:tcBorders>
               <w:top w:val="single" w:color="D9D5C8" w:sz="4" w:space="0"/>
               <w:left w:val="single" w:color="D9D5C8" w:sz="4" w:space="0"/>
@@ -3057,7 +3057,7 @@
         </w:tc>
         <w:tc>
           <w:tcPr>
-            <w:tcW w:type="dxa" w:w="900"/>
+            <w:tcW w:type="dxa" w:w="913"/>
             <w:tcBorders>
               <w:top w:val="single" w:color="D9D5C8" w:sz="4" w:space="0"/>
               <w:left w:val="single" w:color="D9D5C8" w:sz="4" w:space="0"/>
@@ -3092,7 +3092,7 @@
         </w:tc>
         <w:tc>
           <w:tcPr>
-            <w:tcW w:type="dxa" w:w="900"/>
+            <w:tcW w:type="dxa" w:w="913"/>
             <w:tcBorders>
               <w:top w:val="single" w:color="D9D5C8" w:sz="4" w:space="0"/>
               <w:left w:val="single" w:color="D9D5C8" w:sz="4" w:space="0"/>
@@ -3127,7 +3127,7 @@
         </w:tc>
         <w:tc>
           <w:tcPr>
-            <w:tcW w:type="dxa" w:w="1900"/>
+            <w:tcW w:type="dxa" w:w="1928"/>
             <w:tcBorders>
               <w:top w:val="single" w:color="D9D5C8" w:sz="4" w:space="0"/>
               <w:left w:val="single" w:color="D9D5C8" w:sz="4" w:space="0"/>
@@ -3162,7 +3162,7 @@
         </w:tc>
         <w:tc>
           <w:tcPr>
-            <w:tcW w:type="dxa" w:w="3948"/>
+            <w:tcW w:type="dxa" w:w="4009"/>
             <w:tcBorders>
               <w:top w:val="single" w:color="D9D5C8" w:sz="4" w:space="0"/>
               <w:left w:val="single" w:color="D9D5C8" w:sz="4" w:space="0"/>
@@ -3199,7 +3199,7 @@
       <w:tr>
         <w:tc>
           <w:tcPr>
-            <w:tcW w:type="dxa" w:w="900"/>
+            <w:tcW w:type="dxa" w:w="913"/>
             <w:tcBorders>
               <w:top w:val="single" w:color="D9D5C8" w:sz="4" w:space="0"/>
               <w:left w:val="single" w:color="D9D5C8" w:sz="4" w:space="0"/>
@@ -3234,7 +3234,7 @@
         </w:tc>
         <w:tc>
           <w:tcPr>
-            <w:tcW w:type="dxa" w:w="1100"/>
+            <w:tcW w:type="dxa" w:w="1116"/>
             <w:tcBorders>
               <w:top w:val="single" w:color="D9D5C8" w:sz="4" w:space="0"/>
               <w:left w:val="single" w:color="D9D5C8" w:sz="4" w:space="0"/>
@@ -3269,7 +3269,7 @@
         </w:tc>
         <w:tc>
           <w:tcPr>
-            <w:tcW w:type="dxa" w:w="900"/>
+            <w:tcW w:type="dxa" w:w="913"/>
             <w:tcBorders>
               <w:top w:val="single" w:color="D9D5C8" w:sz="4" w:space="0"/>
               <w:left w:val="single" w:color="D9D5C8" w:sz="4" w:space="0"/>
@@ -3304,7 +3304,7 @@
         </w:tc>
         <w:tc>
           <w:tcPr>
-            <w:tcW w:type="dxa" w:w="900"/>
+            <w:tcW w:type="dxa" w:w="913"/>
             <w:tcBorders>
               <w:top w:val="single" w:color="D9D5C8" w:sz="4" w:space="0"/>
               <w:left w:val="single" w:color="D9D5C8" w:sz="4" w:space="0"/>
@@ -3339,7 +3339,7 @@
         </w:tc>
         <w:tc>
           <w:tcPr>
-            <w:tcW w:type="dxa" w:w="1900"/>
+            <w:tcW w:type="dxa" w:w="1928"/>
             <w:tcBorders>
               <w:top w:val="single" w:color="D9D5C8" w:sz="4" w:space="0"/>
               <w:left w:val="single" w:color="D9D5C8" w:sz="4" w:space="0"/>
@@ -3374,7 +3374,7 @@
         </w:tc>
         <w:tc>
           <w:tcPr>
-            <w:tcW w:type="dxa" w:w="3948"/>
+            <w:tcW w:type="dxa" w:w="4009"/>
             <w:tcBorders>
               <w:top w:val="single" w:color="D9D5C8" w:sz="4" w:space="0"/>
               <w:left w:val="single" w:color="D9D5C8" w:sz="4" w:space="0"/>
@@ -3431,7 +3431,7 @@
     </w:p>
     <w:tbl>
       <w:tblPr>
-        <w:tblW w:type="dxa" w:w="9648"/>
+        <w:tblW w:type="dxa" w:w="9792"/>
         <w:tblBorders>
           <w:top w:val="single" w:color="auto" w:sz="4"/>
           <w:left w:val="single" w:color="auto" w:sz="4"/>
@@ -3442,12 +3442,12 @@
         </w:tblBorders>
       </w:tblPr>
       <w:tblGrid>
-        <w:gridCol w:w="900"/>
-        <w:gridCol w:w="1100"/>
-        <w:gridCol w:w="900"/>
-        <w:gridCol w:w="900"/>
-        <w:gridCol w:w="1900"/>
-        <w:gridCol w:w="3948"/>
+        <w:gridCol w:w="913"/>
+        <w:gridCol w:w="1116"/>
+        <w:gridCol w:w="913"/>
+        <w:gridCol w:w="913"/>
+        <w:gridCol w:w="1928"/>
+        <w:gridCol w:w="4009"/>
       </w:tblGrid>
       <w:tr>
         <w:trPr>
@@ -3455,7 +3455,7 @@
         </w:trPr>
         <w:tc>
           <w:tcPr>
-            <w:tcW w:type="dxa" w:w="900"/>
+            <w:tcW w:type="dxa" w:w="913"/>
             <w:tcBorders>
               <w:top w:val="single" w:color="D9D5C8" w:sz="4" w:space="0"/>
               <w:left w:val="single" w:color="D9D5C8" w:sz="4" w:space="0"/>
@@ -3491,7 +3491,7 @@
         </w:tc>
         <w:tc>
           <w:tcPr>
-            <w:tcW w:type="dxa" w:w="1100"/>
+            <w:tcW w:type="dxa" w:w="1116"/>
             <w:tcBorders>
               <w:top w:val="single" w:color="D9D5C8" w:sz="4" w:space="0"/>
               <w:left w:val="single" w:color="D9D5C8" w:sz="4" w:space="0"/>
@@ -3527,7 +3527,7 @@
         </w:tc>
         <w:tc>
           <w:tcPr>
-            <w:tcW w:type="dxa" w:w="900"/>
+            <w:tcW w:type="dxa" w:w="913"/>
             <w:tcBorders>
               <w:top w:val="single" w:color="D9D5C8" w:sz="4" w:space="0"/>
               <w:left w:val="single" w:color="D9D5C8" w:sz="4" w:space="0"/>
@@ -3563,7 +3563,7 @@
         </w:tc>
         <w:tc>
           <w:tcPr>
-            <w:tcW w:type="dxa" w:w="900"/>
+            <w:tcW w:type="dxa" w:w="913"/>
             <w:tcBorders>
               <w:top w:val="single" w:color="D9D5C8" w:sz="4" w:space="0"/>
               <w:left w:val="single" w:color="D9D5C8" w:sz="4" w:space="0"/>
@@ -3599,7 +3599,7 @@
         </w:tc>
         <w:tc>
           <w:tcPr>
-            <w:tcW w:type="dxa" w:w="1900"/>
+            <w:tcW w:type="dxa" w:w="1928"/>
             <w:tcBorders>
               <w:top w:val="single" w:color="D9D5C8" w:sz="4" w:space="0"/>
               <w:left w:val="single" w:color="D9D5C8" w:sz="4" w:space="0"/>
@@ -3635,7 +3635,7 @@
         </w:tc>
         <w:tc>
           <w:tcPr>
-            <w:tcW w:type="dxa" w:w="3948"/>
+            <w:tcW w:type="dxa" w:w="4009"/>
             <w:tcBorders>
               <w:top w:val="single" w:color="D9D5C8" w:sz="4" w:space="0"/>
               <w:left w:val="single" w:color="D9D5C8" w:sz="4" w:space="0"/>
@@ -3673,7 +3673,7 @@
       <w:tr>
         <w:tc>
           <w:tcPr>
-            <w:tcW w:type="dxa" w:w="900"/>
+            <w:tcW w:type="dxa" w:w="913"/>
             <w:tcBorders>
               <w:top w:val="single" w:color="D9D5C8" w:sz="4" w:space="0"/>
               <w:left w:val="single" w:color="D9D5C8" w:sz="4" w:space="0"/>
@@ -3708,7 +3708,7 @@
         </w:tc>
         <w:tc>
           <w:tcPr>
-            <w:tcW w:type="dxa" w:w="1100"/>
+            <w:tcW w:type="dxa" w:w="1116"/>
             <w:tcBorders>
               <w:top w:val="single" w:color="D9D5C8" w:sz="4" w:space="0"/>
               <w:left w:val="single" w:color="D9D5C8" w:sz="4" w:space="0"/>
@@ -3743,7 +3743,7 @@
         </w:tc>
         <w:tc>
           <w:tcPr>
-            <w:tcW w:type="dxa" w:w="900"/>
+            <w:tcW w:type="dxa" w:w="913"/>
             <w:tcBorders>
               <w:top w:val="single" w:color="D9D5C8" w:sz="4" w:space="0"/>
               <w:left w:val="single" w:color="D9D5C8" w:sz="4" w:space="0"/>
@@ -3778,7 +3778,7 @@
         </w:tc>
         <w:tc>
           <w:tcPr>
-            <w:tcW w:type="dxa" w:w="900"/>
+            <w:tcW w:type="dxa" w:w="913"/>
             <w:tcBorders>
               <w:top w:val="single" w:color="D9D5C8" w:sz="4" w:space="0"/>
               <w:left w:val="single" w:color="D9D5C8" w:sz="4" w:space="0"/>
@@ -3813,7 +3813,7 @@
         </w:tc>
         <w:tc>
           <w:tcPr>
-            <w:tcW w:type="dxa" w:w="1900"/>
+            <w:tcW w:type="dxa" w:w="1928"/>
             <w:tcBorders>
               <w:top w:val="single" w:color="D9D5C8" w:sz="4" w:space="0"/>
               <w:left w:val="single" w:color="D9D5C8" w:sz="4" w:space="0"/>
@@ -3848,7 +3848,7 @@
         </w:tc>
         <w:tc>
           <w:tcPr>
-            <w:tcW w:type="dxa" w:w="3948"/>
+            <w:tcW w:type="dxa" w:w="4009"/>
             <w:tcBorders>
               <w:top w:val="single" w:color="D9D5C8" w:sz="4" w:space="0"/>
               <w:left w:val="single" w:color="D9D5C8" w:sz="4" w:space="0"/>
@@ -3885,7 +3885,7 @@
       <w:tr>
         <w:tc>
           <w:tcPr>
-            <w:tcW w:type="dxa" w:w="900"/>
+            <w:tcW w:type="dxa" w:w="913"/>
             <w:tcBorders>
               <w:top w:val="single" w:color="D9D5C8" w:sz="4" w:space="0"/>
               <w:left w:val="single" w:color="D9D5C8" w:sz="4" w:space="0"/>
@@ -3920,7 +3920,7 @@
         </w:tc>
         <w:tc>
           <w:tcPr>
-            <w:tcW w:type="dxa" w:w="1100"/>
+            <w:tcW w:type="dxa" w:w="1116"/>
             <w:tcBorders>
               <w:top w:val="single" w:color="D9D5C8" w:sz="4" w:space="0"/>
               <w:left w:val="single" w:color="D9D5C8" w:sz="4" w:space="0"/>
@@ -3955,7 +3955,7 @@
         </w:tc>
         <w:tc>
           <w:tcPr>
-            <w:tcW w:type="dxa" w:w="900"/>
+            <w:tcW w:type="dxa" w:w="913"/>
             <w:tcBorders>
               <w:top w:val="single" w:color="D9D5C8" w:sz="4" w:space="0"/>
               <w:left w:val="single" w:color="D9D5C8" w:sz="4" w:space="0"/>
@@ -3990,7 +3990,7 @@
         </w:tc>
         <w:tc>
           <w:tcPr>
-            <w:tcW w:type="dxa" w:w="900"/>
+            <w:tcW w:type="dxa" w:w="913"/>
             <w:tcBorders>
               <w:top w:val="single" w:color="D9D5C8" w:sz="4" w:space="0"/>
               <w:left w:val="single" w:color="D9D5C8" w:sz="4" w:space="0"/>
@@ -4025,7 +4025,7 @@
         </w:tc>
         <w:tc>
           <w:tcPr>
-            <w:tcW w:type="dxa" w:w="1900"/>
+            <w:tcW w:type="dxa" w:w="1928"/>
             <w:tcBorders>
               <w:top w:val="single" w:color="D9D5C8" w:sz="4" w:space="0"/>
               <w:left w:val="single" w:color="D9D5C8" w:sz="4" w:space="0"/>
@@ -4060,7 +4060,7 @@
         </w:tc>
         <w:tc>
           <w:tcPr>
-            <w:tcW w:type="dxa" w:w="3948"/>
+            <w:tcW w:type="dxa" w:w="4009"/>
             <w:tcBorders>
               <w:top w:val="single" w:color="D9D5C8" w:sz="4" w:space="0"/>
               <w:left w:val="single" w:color="D9D5C8" w:sz="4" w:space="0"/>
@@ -4097,7 +4097,7 @@
       <w:tr>
         <w:tc>
           <w:tcPr>
-            <w:tcW w:type="dxa" w:w="900"/>
+            <w:tcW w:type="dxa" w:w="913"/>
             <w:tcBorders>
               <w:top w:val="single" w:color="D9D5C8" w:sz="4" w:space="0"/>
               <w:left w:val="single" w:color="D9D5C8" w:sz="4" w:space="0"/>
@@ -4132,7 +4132,7 @@
         </w:tc>
         <w:tc>
           <w:tcPr>
-            <w:tcW w:type="dxa" w:w="1100"/>
+            <w:tcW w:type="dxa" w:w="1116"/>
             <w:tcBorders>
               <w:top w:val="single" w:color="D9D5C8" w:sz="4" w:space="0"/>
               <w:left w:val="single" w:color="D9D5C8" w:sz="4" w:space="0"/>
@@ -4167,7 +4167,7 @@
         </w:tc>
         <w:tc>
           <w:tcPr>
-            <w:tcW w:type="dxa" w:w="900"/>
+            <w:tcW w:type="dxa" w:w="913"/>
             <w:tcBorders>
               <w:top w:val="single" w:color="D9D5C8" w:sz="4" w:space="0"/>
               <w:left w:val="single" w:color="D9D5C8" w:sz="4" w:space="0"/>
@@ -4202,7 +4202,7 @@
         </w:tc>
         <w:tc>
           <w:tcPr>
-            <w:tcW w:type="dxa" w:w="900"/>
+            <w:tcW w:type="dxa" w:w="913"/>
             <w:tcBorders>
               <w:top w:val="single" w:color="D9D5C8" w:sz="4" w:space="0"/>
               <w:left w:val="single" w:color="D9D5C8" w:sz="4" w:space="0"/>
@@ -4237,7 +4237,7 @@
         </w:tc>
         <w:tc>
           <w:tcPr>
-            <w:tcW w:type="dxa" w:w="1900"/>
+            <w:tcW w:type="dxa" w:w="1928"/>
             <w:tcBorders>
               <w:top w:val="single" w:color="D9D5C8" w:sz="4" w:space="0"/>
               <w:left w:val="single" w:color="D9D5C8" w:sz="4" w:space="0"/>
@@ -4272,7 +4272,7 @@
         </w:tc>
         <w:tc>
           <w:tcPr>
-            <w:tcW w:type="dxa" w:w="3948"/>
+            <w:tcW w:type="dxa" w:w="4009"/>
             <w:tcBorders>
               <w:top w:val="single" w:color="D9D5C8" w:sz="4" w:space="0"/>
               <w:left w:val="single" w:color="D9D5C8" w:sz="4" w:space="0"/>
@@ -4309,7 +4309,7 @@
       <w:tr>
         <w:tc>
           <w:tcPr>
-            <w:tcW w:type="dxa" w:w="900"/>
+            <w:tcW w:type="dxa" w:w="913"/>
             <w:tcBorders>
               <w:top w:val="single" w:color="D9D5C8" w:sz="4" w:space="0"/>
               <w:left w:val="single" w:color="D9D5C8" w:sz="4" w:space="0"/>
@@ -4344,7 +4344,7 @@
         </w:tc>
         <w:tc>
           <w:tcPr>
-            <w:tcW w:type="dxa" w:w="1100"/>
+            <w:tcW w:type="dxa" w:w="1116"/>
             <w:tcBorders>
               <w:top w:val="single" w:color="D9D5C8" w:sz="4" w:space="0"/>
               <w:left w:val="single" w:color="D9D5C8" w:sz="4" w:space="0"/>
@@ -4379,7 +4379,7 @@
         </w:tc>
         <w:tc>
           <w:tcPr>
-            <w:tcW w:type="dxa" w:w="900"/>
+            <w:tcW w:type="dxa" w:w="913"/>
             <w:tcBorders>
               <w:top w:val="single" w:color="D9D5C8" w:sz="4" w:space="0"/>
               <w:left w:val="single" w:color="D9D5C8" w:sz="4" w:space="0"/>
@@ -4414,7 +4414,7 @@
         </w:tc>
         <w:tc>
           <w:tcPr>
-            <w:tcW w:type="dxa" w:w="900"/>
+            <w:tcW w:type="dxa" w:w="913"/>
             <w:tcBorders>
               <w:top w:val="single" w:color="D9D5C8" w:sz="4" w:space="0"/>
               <w:left w:val="single" w:color="D9D5C8" w:sz="4" w:space="0"/>
@@ -4449,7 +4449,7 @@
         </w:tc>
         <w:tc>
           <w:tcPr>
-            <w:tcW w:type="dxa" w:w="1900"/>
+            <w:tcW w:type="dxa" w:w="1928"/>
             <w:tcBorders>
               <w:top w:val="single" w:color="D9D5C8" w:sz="4" w:space="0"/>
               <w:left w:val="single" w:color="D9D5C8" w:sz="4" w:space="0"/>
@@ -4484,7 +4484,7 @@
         </w:tc>
         <w:tc>
           <w:tcPr>
-            <w:tcW w:type="dxa" w:w="3948"/>
+            <w:tcW w:type="dxa" w:w="4009"/>
             <w:tcBorders>
               <w:top w:val="single" w:color="D9D5C8" w:sz="4" w:space="0"/>
               <w:left w:val="single" w:color="D9D5C8" w:sz="4" w:space="0"/>
@@ -4541,7 +4541,7 @@
     </w:p>
     <w:tbl>
       <w:tblPr>
-        <w:tblW w:type="dxa" w:w="9648"/>
+        <w:tblW w:type="dxa" w:w="9792"/>
         <w:tblBorders>
           <w:top w:val="single" w:color="auto" w:sz="4"/>
           <w:left w:val="single" w:color="auto" w:sz="4"/>
@@ -4552,12 +4552,12 @@
         </w:tblBorders>
       </w:tblPr>
       <w:tblGrid>
-        <w:gridCol w:w="900"/>
-        <w:gridCol w:w="1100"/>
-        <w:gridCol w:w="900"/>
-        <w:gridCol w:w="900"/>
-        <w:gridCol w:w="1900"/>
-        <w:gridCol w:w="3948"/>
+        <w:gridCol w:w="913"/>
+        <w:gridCol w:w="1116"/>
+        <w:gridCol w:w="913"/>
+        <w:gridCol w:w="913"/>
+        <w:gridCol w:w="1928"/>
+        <w:gridCol w:w="4009"/>
       </w:tblGrid>
       <w:tr>
         <w:trPr>
@@ -4565,7 +4565,7 @@
         </w:trPr>
         <w:tc>
           <w:tcPr>
-            <w:tcW w:type="dxa" w:w="900"/>
+            <w:tcW w:type="dxa" w:w="913"/>
             <w:tcBorders>
               <w:top w:val="single" w:color="D9D5C8" w:sz="4" w:space="0"/>
               <w:left w:val="single" w:color="D9D5C8" w:sz="4" w:space="0"/>
@@ -4601,7 +4601,7 @@
         </w:tc>
         <w:tc>
           <w:tcPr>
-            <w:tcW w:type="dxa" w:w="1100"/>
+            <w:tcW w:type="dxa" w:w="1116"/>
             <w:tcBorders>
               <w:top w:val="single" w:color="D9D5C8" w:sz="4" w:space="0"/>
               <w:left w:val="single" w:color="D9D5C8" w:sz="4" w:space="0"/>
@@ -4637,7 +4637,7 @@
         </w:tc>
         <w:tc>
           <w:tcPr>
-            <w:tcW w:type="dxa" w:w="900"/>
+            <w:tcW w:type="dxa" w:w="913"/>
             <w:tcBorders>
               <w:top w:val="single" w:color="D9D5C8" w:sz="4" w:space="0"/>
               <w:left w:val="single" w:color="D9D5C8" w:sz="4" w:space="0"/>
@@ -4673,7 +4673,7 @@
         </w:tc>
         <w:tc>
           <w:tcPr>
-            <w:tcW w:type="dxa" w:w="900"/>
+            <w:tcW w:type="dxa" w:w="913"/>
             <w:tcBorders>
               <w:top w:val="single" w:color="D9D5C8" w:sz="4" w:space="0"/>
               <w:left w:val="single" w:color="D9D5C8" w:sz="4" w:space="0"/>
@@ -4709,7 +4709,7 @@
         </w:tc>
         <w:tc>
           <w:tcPr>
-            <w:tcW w:type="dxa" w:w="1900"/>
+            <w:tcW w:type="dxa" w:w="1928"/>
             <w:tcBorders>
               <w:top w:val="single" w:color="D9D5C8" w:sz="4" w:space="0"/>
               <w:left w:val="single" w:color="D9D5C8" w:sz="4" w:space="0"/>
@@ -4745,7 +4745,7 @@
         </w:tc>
         <w:tc>
           <w:tcPr>
-            <w:tcW w:type="dxa" w:w="3948"/>
+            <w:tcW w:type="dxa" w:w="4009"/>
             <w:tcBorders>
               <w:top w:val="single" w:color="D9D5C8" w:sz="4" w:space="0"/>
               <w:left w:val="single" w:color="D9D5C8" w:sz="4" w:space="0"/>
@@ -4783,7 +4783,7 @@
       <w:tr>
         <w:tc>
           <w:tcPr>
-            <w:tcW w:type="dxa" w:w="900"/>
+            <w:tcW w:type="dxa" w:w="913"/>
             <w:tcBorders>
               <w:top w:val="single" w:color="D9D5C8" w:sz="4" w:space="0"/>
               <w:left w:val="single" w:color="D9D5C8" w:sz="4" w:space="0"/>
@@ -4818,7 +4818,7 @@
         </w:tc>
         <w:tc>
           <w:tcPr>
-            <w:tcW w:type="dxa" w:w="1100"/>
+            <w:tcW w:type="dxa" w:w="1116"/>
             <w:tcBorders>
               <w:top w:val="single" w:color="D9D5C8" w:sz="4" w:space="0"/>
               <w:left w:val="single" w:color="D9D5C8" w:sz="4" w:space="0"/>
@@ -4853,7 +4853,7 @@
         </w:tc>
         <w:tc>
           <w:tcPr>
-            <w:tcW w:type="dxa" w:w="900"/>
+            <w:tcW w:type="dxa" w:w="913"/>
             <w:tcBorders>
               <w:top w:val="single" w:color="D9D5C8" w:sz="4" w:space="0"/>
               <w:left w:val="single" w:color="D9D5C8" w:sz="4" w:space="0"/>
@@ -4888,7 +4888,7 @@
         </w:tc>
         <w:tc>
           <w:tcPr>
-            <w:tcW w:type="dxa" w:w="900"/>
+            <w:tcW w:type="dxa" w:w="913"/>
             <w:tcBorders>
               <w:top w:val="single" w:color="D9D5C8" w:sz="4" w:space="0"/>
               <w:left w:val="single" w:color="D9D5C8" w:sz="4" w:space="0"/>
@@ -4923,7 +4923,7 @@
         </w:tc>
         <w:tc>
           <w:tcPr>
-            <w:tcW w:type="dxa" w:w="1900"/>
+            <w:tcW w:type="dxa" w:w="1928"/>
             <w:tcBorders>
               <w:top w:val="single" w:color="D9D5C8" w:sz="4" w:space="0"/>
               <w:left w:val="single" w:color="D9D5C8" w:sz="4" w:space="0"/>
@@ -4958,7 +4958,7 @@
         </w:tc>
         <w:tc>
           <w:tcPr>
-            <w:tcW w:type="dxa" w:w="3948"/>
+            <w:tcW w:type="dxa" w:w="4009"/>
             <w:tcBorders>
               <w:top w:val="single" w:color="D9D5C8" w:sz="4" w:space="0"/>
               <w:left w:val="single" w:color="D9D5C8" w:sz="4" w:space="0"/>
@@ -4995,7 +4995,7 @@
       <w:tr>
         <w:tc>
           <w:tcPr>
-            <w:tcW w:type="dxa" w:w="900"/>
+            <w:tcW w:type="dxa" w:w="913"/>
             <w:tcBorders>
               <w:top w:val="single" w:color="D9D5C8" w:sz="4" w:space="0"/>
               <w:left w:val="single" w:color="D9D5C8" w:sz="4" w:space="0"/>
@@ -5030,7 +5030,7 @@
         </w:tc>
         <w:tc>
           <w:tcPr>
-            <w:tcW w:type="dxa" w:w="1100"/>
+            <w:tcW w:type="dxa" w:w="1116"/>
             <w:tcBorders>
               <w:top w:val="single" w:color="D9D5C8" w:sz="4" w:space="0"/>
               <w:left w:val="single" w:color="D9D5C8" w:sz="4" w:space="0"/>
@@ -5065,7 +5065,7 @@
         </w:tc>
         <w:tc>
           <w:tcPr>
-            <w:tcW w:type="dxa" w:w="900"/>
+            <w:tcW w:type="dxa" w:w="913"/>
             <w:tcBorders>
               <w:top w:val="single" w:color="D9D5C8" w:sz="4" w:space="0"/>
               <w:left w:val="single" w:color="D9D5C8" w:sz="4" w:space="0"/>
@@ -5100,7 +5100,7 @@
         </w:tc>
         <w:tc>
           <w:tcPr>
-            <w:tcW w:type="dxa" w:w="900"/>
+            <w:tcW w:type="dxa" w:w="913"/>
             <w:tcBorders>
               <w:top w:val="single" w:color="D9D5C8" w:sz="4" w:space="0"/>
               <w:left w:val="single" w:color="D9D5C8" w:sz="4" w:space="0"/>
@@ -5135,7 +5135,7 @@
         </w:tc>
         <w:tc>
           <w:tcPr>
-            <w:tcW w:type="dxa" w:w="1900"/>
+            <w:tcW w:type="dxa" w:w="1928"/>
             <w:tcBorders>
               <w:top w:val="single" w:color="D9D5C8" w:sz="4" w:space="0"/>
               <w:left w:val="single" w:color="D9D5C8" w:sz="4" w:space="0"/>
@@ -5170,7 +5170,7 @@
         </w:tc>
         <w:tc>
           <w:tcPr>
-            <w:tcW w:type="dxa" w:w="3948"/>
+            <w:tcW w:type="dxa" w:w="4009"/>
             <w:tcBorders>
               <w:top w:val="single" w:color="D9D5C8" w:sz="4" w:space="0"/>
               <w:left w:val="single" w:color="D9D5C8" w:sz="4" w:space="0"/>
@@ -5207,7 +5207,7 @@
       <w:tr>
         <w:tc>
           <w:tcPr>
-            <w:tcW w:type="dxa" w:w="900"/>
+            <w:tcW w:type="dxa" w:w="913"/>
             <w:tcBorders>
               <w:top w:val="single" w:color="D9D5C8" w:sz="4" w:space="0"/>
               <w:left w:val="single" w:color="D9D5C8" w:sz="4" w:space="0"/>
@@ -5242,7 +5242,7 @@
         </w:tc>
         <w:tc>
           <w:tcPr>
-            <w:tcW w:type="dxa" w:w="1100"/>
+            <w:tcW w:type="dxa" w:w="1116"/>
             <w:tcBorders>
               <w:top w:val="single" w:color="D9D5C8" w:sz="4" w:space="0"/>
               <w:left w:val="single" w:color="D9D5C8" w:sz="4" w:space="0"/>
@@ -5277,7 +5277,7 @@
         </w:tc>
         <w:tc>
           <w:tcPr>
-            <w:tcW w:type="dxa" w:w="900"/>
+            <w:tcW w:type="dxa" w:w="913"/>
             <w:tcBorders>
               <w:top w:val="single" w:color="D9D5C8" w:sz="4" w:space="0"/>
               <w:left w:val="single" w:color="D9D5C8" w:sz="4" w:space="0"/>
@@ -5312,7 +5312,7 @@
         </w:tc>
         <w:tc>
           <w:tcPr>
-            <w:tcW w:type="dxa" w:w="900"/>
+            <w:tcW w:type="dxa" w:w="913"/>
             <w:tcBorders>
               <w:top w:val="single" w:color="D9D5C8" w:sz="4" w:space="0"/>
               <w:left w:val="single" w:color="D9D5C8" w:sz="4" w:space="0"/>
@@ -5347,7 +5347,7 @@
         </w:tc>
         <w:tc>
           <w:tcPr>
-            <w:tcW w:type="dxa" w:w="1900"/>
+            <w:tcW w:type="dxa" w:w="1928"/>
             <w:tcBorders>
               <w:top w:val="single" w:color="D9D5C8" w:sz="4" w:space="0"/>
               <w:left w:val="single" w:color="D9D5C8" w:sz="4" w:space="0"/>
@@ -5382,7 +5382,7 @@
         </w:tc>
         <w:tc>
           <w:tcPr>
-            <w:tcW w:type="dxa" w:w="3948"/>
+            <w:tcW w:type="dxa" w:w="4009"/>
             <w:tcBorders>
               <w:top w:val="single" w:color="D9D5C8" w:sz="4" w:space="0"/>
               <w:left w:val="single" w:color="D9D5C8" w:sz="4" w:space="0"/>
@@ -5419,7 +5419,7 @@
       <w:tr>
         <w:tc>
           <w:tcPr>
-            <w:tcW w:type="dxa" w:w="900"/>
+            <w:tcW w:type="dxa" w:w="913"/>
             <w:tcBorders>
               <w:top w:val="single" w:color="D9D5C8" w:sz="4" w:space="0"/>
               <w:left w:val="single" w:color="D9D5C8" w:sz="4" w:space="0"/>
@@ -5454,7 +5454,7 @@
         </w:tc>
         <w:tc>
           <w:tcPr>
-            <w:tcW w:type="dxa" w:w="1100"/>
+            <w:tcW w:type="dxa" w:w="1116"/>
             <w:tcBorders>
               <w:top w:val="single" w:color="D9D5C8" w:sz="4" w:space="0"/>
               <w:left w:val="single" w:color="D9D5C8" w:sz="4" w:space="0"/>
@@ -5489,7 +5489,7 @@
         </w:tc>
         <w:tc>
           <w:tcPr>
-            <w:tcW w:type="dxa" w:w="900"/>
+            <w:tcW w:type="dxa" w:w="913"/>
             <w:tcBorders>
               <w:top w:val="single" w:color="D9D5C8" w:sz="4" w:space="0"/>
               <w:left w:val="single" w:color="D9D5C8" w:sz="4" w:space="0"/>
@@ -5524,7 +5524,7 @@
         </w:tc>
         <w:tc>
           <w:tcPr>
-            <w:tcW w:type="dxa" w:w="900"/>
+            <w:tcW w:type="dxa" w:w="913"/>
             <w:tcBorders>
               <w:top w:val="single" w:color="D9D5C8" w:sz="4" w:space="0"/>
               <w:left w:val="single" w:color="D9D5C8" w:sz="4" w:space="0"/>
@@ -5559,7 +5559,7 @@
         </w:tc>
         <w:tc>
           <w:tcPr>
-            <w:tcW w:type="dxa" w:w="1900"/>
+            <w:tcW w:type="dxa" w:w="1928"/>
             <w:tcBorders>
               <w:top w:val="single" w:color="D9D5C8" w:sz="4" w:space="0"/>
               <w:left w:val="single" w:color="D9D5C8" w:sz="4" w:space="0"/>
@@ -5594,7 +5594,7 @@
         </w:tc>
         <w:tc>
           <w:tcPr>
-            <w:tcW w:type="dxa" w:w="3948"/>
+            <w:tcW w:type="dxa" w:w="4009"/>
             <w:tcBorders>
               <w:top w:val="single" w:color="D9D5C8" w:sz="4" w:space="0"/>
               <w:left w:val="single" w:color="D9D5C8" w:sz="4" w:space="0"/>
@@ -5652,7 +5652,7 @@
     </w:p>
     <w:tbl>
       <w:tblPr>
-        <w:tblW w:type="dxa" w:w="9648"/>
+        <w:tblW w:type="dxa" w:w="9792"/>
         <w:tblBorders>
           <w:top w:val="single" w:color="auto" w:sz="4"/>
           <w:left w:val="single" w:color="auto" w:sz="4"/>
@@ -5663,12 +5663,12 @@
         </w:tblBorders>
       </w:tblPr>
       <w:tblGrid>
-        <w:gridCol w:w="9648"/>
+        <w:gridCol w:w="9792"/>
       </w:tblGrid>
       <w:tr>
         <w:tc>
           <w:tcPr>
-            <w:tcW w:type="dxa" w:w="9648"/>
+            <w:tcW w:type="dxa" w:w="9792"/>
             <w:tcBorders>
               <w:top w:val="single" w:color="D9D5C8" w:sz="4" w:space="0"/>
               <w:left w:val="single" w:color="D9D5C8" w:sz="4" w:space="0"/>
@@ -5760,7 +5760,7 @@
     </w:tbl>
     <w:tbl>
       <w:tblPr>
-        <w:tblW w:type="dxa" w:w="9648"/>
+        <w:tblW w:type="dxa" w:w="9792"/>
         <w:tblBorders>
           <w:top w:val="single" w:color="auto" w:sz="4"/>
           <w:left w:val="single" w:color="auto" w:sz="4"/>
@@ -5771,12 +5771,12 @@
         </w:tblBorders>
       </w:tblPr>
       <w:tblGrid>
-        <w:gridCol w:w="9648"/>
+        <w:gridCol w:w="9792"/>
       </w:tblGrid>
       <w:tr>
         <w:tc>
           <w:tcPr>
-            <w:tcW w:type="dxa" w:w="9648"/>
+            <w:tcW w:type="dxa" w:w="9792"/>
             <w:tcBorders>
               <w:top w:val="single" w:color="D9D5C8" w:sz="4" w:space="0"/>
               <w:left w:val="single" w:color="D9D5C8" w:sz="4" w:space="0"/>
@@ -5906,7 +5906,7 @@
     </w:p>
     <w:tbl>
       <w:tblPr>
-        <w:tblW w:type="dxa" w:w="9648"/>
+        <w:tblW w:type="dxa" w:w="9792"/>
         <w:tblBorders>
           <w:top w:val="single" w:color="auto" w:sz="4"/>
           <w:left w:val="single" w:color="auto" w:sz="4"/>
@@ -5917,16 +5917,16 @@
         </w:tblBorders>
       </w:tblPr>
       <w:tblGrid>
-        <w:gridCol w:w="600"/>
-        <w:gridCol w:w="980"/>
-        <w:gridCol w:w="700"/>
-        <w:gridCol w:w="1560"/>
-        <w:gridCol w:w="600"/>
-        <w:gridCol w:w="600"/>
-        <w:gridCol w:w="600"/>
-        <w:gridCol w:w="680"/>
-        <w:gridCol w:w="720"/>
-        <w:gridCol w:w="2568"/>
+        <w:gridCol w:w="611"/>
+        <w:gridCol w:w="999"/>
+        <w:gridCol w:w="713"/>
+        <w:gridCol w:w="1590"/>
+        <w:gridCol w:w="611"/>
+        <w:gridCol w:w="611"/>
+        <w:gridCol w:w="611"/>
+        <w:gridCol w:w="693"/>
+        <w:gridCol w:w="734"/>
+        <w:gridCol w:w="2619"/>
       </w:tblGrid>
       <w:tr>
         <w:trPr>
@@ -5934,7 +5934,7 @@
         </w:trPr>
         <w:tc>
           <w:tcPr>
-            <w:tcW w:type="dxa" w:w="600"/>
+            <w:tcW w:type="dxa" w:w="611"/>
             <w:tcBorders>
               <w:top w:val="single" w:color="D9D5C8" w:sz="4" w:space="0"/>
               <w:left w:val="single" w:color="D9D5C8" w:sz="4" w:space="0"/>
@@ -5970,7 +5970,7 @@
         </w:tc>
         <w:tc>
           <w:tcPr>
-            <w:tcW w:type="dxa" w:w="980"/>
+            <w:tcW w:type="dxa" w:w="999"/>
             <w:tcBorders>
               <w:top w:val="single" w:color="D9D5C8" w:sz="4" w:space="0"/>
               <w:left w:val="single" w:color="D9D5C8" w:sz="4" w:space="0"/>
@@ -6006,7 +6006,7 @@
         </w:tc>
         <w:tc>
           <w:tcPr>
-            <w:tcW w:type="dxa" w:w="700"/>
+            <w:tcW w:type="dxa" w:w="713"/>
             <w:tcBorders>
               <w:top w:val="single" w:color="D9D5C8" w:sz="4" w:space="0"/>
               <w:left w:val="single" w:color="D9D5C8" w:sz="4" w:space="0"/>
@@ -6042,7 +6042,7 @@
         </w:tc>
         <w:tc>
           <w:tcPr>
-            <w:tcW w:type="dxa" w:w="1560"/>
+            <w:tcW w:type="dxa" w:w="1590"/>
             <w:tcBorders>
               <w:top w:val="single" w:color="D9D5C8" w:sz="4" w:space="0"/>
               <w:left w:val="single" w:color="D9D5C8" w:sz="4" w:space="0"/>
@@ -6078,7 +6078,7 @@
         </w:tc>
         <w:tc>
           <w:tcPr>
-            <w:tcW w:type="dxa" w:w="600"/>
+            <w:tcW w:type="dxa" w:w="611"/>
             <w:tcBorders>
               <w:top w:val="single" w:color="D9D5C8" w:sz="4" w:space="0"/>
               <w:left w:val="single" w:color="D9D5C8" w:sz="4" w:space="0"/>
@@ -6114,7 +6114,7 @@
         </w:tc>
         <w:tc>
           <w:tcPr>
-            <w:tcW w:type="dxa" w:w="600"/>
+            <w:tcW w:type="dxa" w:w="611"/>
             <w:tcBorders>
               <w:top w:val="single" w:color="D9D5C8" w:sz="4" w:space="0"/>
               <w:left w:val="single" w:color="D9D5C8" w:sz="4" w:space="0"/>
@@ -6150,7 +6150,7 @@
         </w:tc>
         <w:tc>
           <w:tcPr>
-            <w:tcW w:type="dxa" w:w="600"/>
+            <w:tcW w:type="dxa" w:w="611"/>
             <w:tcBorders>
               <w:top w:val="single" w:color="D9D5C8" w:sz="4" w:space="0"/>
               <w:left w:val="single" w:color="D9D5C8" w:sz="4" w:space="0"/>
@@ -6186,7 +6186,7 @@
         </w:tc>
         <w:tc>
           <w:tcPr>
-            <w:tcW w:type="dxa" w:w="680"/>
+            <w:tcW w:type="dxa" w:w="693"/>
             <w:tcBorders>
               <w:top w:val="single" w:color="D9D5C8" w:sz="4" w:space="0"/>
               <w:left w:val="single" w:color="D9D5C8" w:sz="4" w:space="0"/>
@@ -6222,7 +6222,7 @@
         </w:tc>
         <w:tc>
           <w:tcPr>
-            <w:tcW w:type="dxa" w:w="720"/>
+            <w:tcW w:type="dxa" w:w="734"/>
             <w:tcBorders>
               <w:top w:val="single" w:color="D9D5C8" w:sz="4" w:space="0"/>
               <w:left w:val="single" w:color="D9D5C8" w:sz="4" w:space="0"/>
@@ -6258,7 +6258,7 @@
         </w:tc>
         <w:tc>
           <w:tcPr>
-            <w:tcW w:type="dxa" w:w="2568"/>
+            <w:tcW w:type="dxa" w:w="2619"/>
             <w:tcBorders>
               <w:top w:val="single" w:color="D9D5C8" w:sz="4" w:space="0"/>
               <w:left w:val="single" w:color="D9D5C8" w:sz="4" w:space="0"/>
@@ -6296,7 +6296,7 @@
       <w:tr>
         <w:tc>
           <w:tcPr>
-            <w:tcW w:type="dxa" w:w="600"/>
+            <w:tcW w:type="dxa" w:w="611"/>
             <w:tcBorders>
               <w:top w:val="single" w:color="D9D5C8" w:sz="4" w:space="0"/>
               <w:left w:val="single" w:color="D9D5C8" w:sz="4" w:space="0"/>
@@ -6331,7 +6331,7 @@
         </w:tc>
         <w:tc>
           <w:tcPr>
-            <w:tcW w:type="dxa" w:w="980"/>
+            <w:tcW w:type="dxa" w:w="999"/>
             <w:tcBorders>
               <w:top w:val="single" w:color="D9D5C8" w:sz="4" w:space="0"/>
               <w:left w:val="single" w:color="D9D5C8" w:sz="4" w:space="0"/>
@@ -6366,7 +6366,7 @@
         </w:tc>
         <w:tc>
           <w:tcPr>
-            <w:tcW w:type="dxa" w:w="700"/>
+            <w:tcW w:type="dxa" w:w="713"/>
             <w:tcBorders>
               <w:top w:val="single" w:color="D9D5C8" w:sz="4" w:space="0"/>
               <w:left w:val="single" w:color="D9D5C8" w:sz="4" w:space="0"/>
@@ -6401,7 +6401,7 @@
         </w:tc>
         <w:tc>
           <w:tcPr>
-            <w:tcW w:type="dxa" w:w="1560"/>
+            <w:tcW w:type="dxa" w:w="1590"/>
             <w:tcBorders>
               <w:top w:val="single" w:color="D9D5C8" w:sz="4" w:space="0"/>
               <w:left w:val="single" w:color="D9D5C8" w:sz="4" w:space="0"/>
@@ -6436,7 +6436,7 @@
         </w:tc>
         <w:tc>
           <w:tcPr>
-            <w:tcW w:type="dxa" w:w="600"/>
+            <w:tcW w:type="dxa" w:w="611"/>
             <w:tcBorders>
               <w:top w:val="single" w:color="D9D5C8" w:sz="4" w:space="0"/>
               <w:left w:val="single" w:color="D9D5C8" w:sz="4" w:space="0"/>
@@ -6471,7 +6471,7 @@
         </w:tc>
         <w:tc>
           <w:tcPr>
-            <w:tcW w:type="dxa" w:w="600"/>
+            <w:tcW w:type="dxa" w:w="611"/>
             <w:tcBorders>
               <w:top w:val="single" w:color="D9D5C8" w:sz="4" w:space="0"/>
               <w:left w:val="single" w:color="D9D5C8" w:sz="4" w:space="0"/>
@@ -6506,7 +6506,7 @@
         </w:tc>
         <w:tc>
           <w:tcPr>
-            <w:tcW w:type="dxa" w:w="600"/>
+            <w:tcW w:type="dxa" w:w="611"/>
             <w:tcBorders>
               <w:top w:val="single" w:color="D9D5C8" w:sz="4" w:space="0"/>
               <w:left w:val="single" w:color="D9D5C8" w:sz="4" w:space="0"/>
@@ -6541,7 +6541,7 @@
         </w:tc>
         <w:tc>
           <w:tcPr>
-            <w:tcW w:type="dxa" w:w="680"/>
+            <w:tcW w:type="dxa" w:w="693"/>
             <w:tcBorders>
               <w:top w:val="single" w:color="D9D5C8" w:sz="4" w:space="0"/>
               <w:left w:val="single" w:color="D9D5C8" w:sz="4" w:space="0"/>
@@ -6576,7 +6576,7 @@
         </w:tc>
         <w:tc>
           <w:tcPr>
-            <w:tcW w:type="dxa" w:w="720"/>
+            <w:tcW w:type="dxa" w:w="734"/>
             <w:tcBorders>
               <w:top w:val="single" w:color="D9D5C8" w:sz="4" w:space="0"/>
               <w:left w:val="single" w:color="D9D5C8" w:sz="4" w:space="0"/>
@@ -6611,7 +6611,7 @@
         </w:tc>
         <w:tc>
           <w:tcPr>
-            <w:tcW w:type="dxa" w:w="2568"/>
+            <w:tcW w:type="dxa" w:w="2619"/>
             <w:tcBorders>
               <w:top w:val="single" w:color="D9D5C8" w:sz="4" w:space="0"/>
               <w:left w:val="single" w:color="D9D5C8" w:sz="4" w:space="0"/>
@@ -6648,7 +6648,7 @@
       <w:tr>
         <w:tc>
           <w:tcPr>
-            <w:tcW w:type="dxa" w:w="600"/>
+            <w:tcW w:type="dxa" w:w="611"/>
             <w:tcBorders>
               <w:top w:val="single" w:color="D9D5C8" w:sz="4" w:space="0"/>
               <w:left w:val="single" w:color="D9D5C8" w:sz="4" w:space="0"/>
@@ -6683,7 +6683,7 @@
         </w:tc>
         <w:tc>
           <w:tcPr>
-            <w:tcW w:type="dxa" w:w="980"/>
+            <w:tcW w:type="dxa" w:w="999"/>
             <w:tcBorders>
               <w:top w:val="single" w:color="D9D5C8" w:sz="4" w:space="0"/>
               <w:left w:val="single" w:color="D9D5C8" w:sz="4" w:space="0"/>
@@ -6718,7 +6718,7 @@
         </w:tc>
         <w:tc>
           <w:tcPr>
-            <w:tcW w:type="dxa" w:w="700"/>
+            <w:tcW w:type="dxa" w:w="713"/>
             <w:tcBorders>
               <w:top w:val="single" w:color="D9D5C8" w:sz="4" w:space="0"/>
               <w:left w:val="single" w:color="D9D5C8" w:sz="4" w:space="0"/>
@@ -6753,7 +6753,7 @@
         </w:tc>
         <w:tc>
           <w:tcPr>
-            <w:tcW w:type="dxa" w:w="1560"/>
+            <w:tcW w:type="dxa" w:w="1590"/>
             <w:tcBorders>
               <w:top w:val="single" w:color="D9D5C8" w:sz="4" w:space="0"/>
               <w:left w:val="single" w:color="D9D5C8" w:sz="4" w:space="0"/>
@@ -6788,7 +6788,7 @@
         </w:tc>
         <w:tc>
           <w:tcPr>
-            <w:tcW w:type="dxa" w:w="600"/>
+            <w:tcW w:type="dxa" w:w="611"/>
             <w:tcBorders>
               <w:top w:val="single" w:color="D9D5C8" w:sz="4" w:space="0"/>
               <w:left w:val="single" w:color="D9D5C8" w:sz="4" w:space="0"/>
@@ -6823,7 +6823,7 @@
         </w:tc>
         <w:tc>
           <w:tcPr>
-            <w:tcW w:type="dxa" w:w="600"/>
+            <w:tcW w:type="dxa" w:w="611"/>
             <w:tcBorders>
               <w:top w:val="single" w:color="D9D5C8" w:sz="4" w:space="0"/>
               <w:left w:val="single" w:color="D9D5C8" w:sz="4" w:space="0"/>
@@ -6858,7 +6858,7 @@
         </w:tc>
         <w:tc>
           <w:tcPr>
-            <w:tcW w:type="dxa" w:w="600"/>
+            <w:tcW w:type="dxa" w:w="611"/>
             <w:tcBorders>
               <w:top w:val="single" w:color="D9D5C8" w:sz="4" w:space="0"/>
               <w:left w:val="single" w:color="D9D5C8" w:sz="4" w:space="0"/>
@@ -6893,7 +6893,7 @@
         </w:tc>
         <w:tc>
           <w:tcPr>
-            <w:tcW w:type="dxa" w:w="680"/>
+            <w:tcW w:type="dxa" w:w="693"/>
             <w:tcBorders>
               <w:top w:val="single" w:color="D9D5C8" w:sz="4" w:space="0"/>
               <w:left w:val="single" w:color="D9D5C8" w:sz="4" w:space="0"/>
@@ -6928,7 +6928,7 @@
         </w:tc>
         <w:tc>
           <w:tcPr>
-            <w:tcW w:type="dxa" w:w="720"/>
+            <w:tcW w:type="dxa" w:w="734"/>
             <w:tcBorders>
               <w:top w:val="single" w:color="D9D5C8" w:sz="4" w:space="0"/>
               <w:left w:val="single" w:color="D9D5C8" w:sz="4" w:space="0"/>
@@ -6963,7 +6963,7 @@
         </w:tc>
         <w:tc>
           <w:tcPr>
-            <w:tcW w:type="dxa" w:w="2568"/>
+            <w:tcW w:type="dxa" w:w="2619"/>
             <w:tcBorders>
               <w:top w:val="single" w:color="D9D5C8" w:sz="4" w:space="0"/>
               <w:left w:val="single" w:color="D9D5C8" w:sz="4" w:space="0"/>
@@ -7000,7 +7000,7 @@
       <w:tr>
         <w:tc>
           <w:tcPr>
-            <w:tcW w:type="dxa" w:w="600"/>
+            <w:tcW w:type="dxa" w:w="611"/>
             <w:tcBorders>
               <w:top w:val="single" w:color="D9D5C8" w:sz="4" w:space="0"/>
               <w:left w:val="single" w:color="D9D5C8" w:sz="4" w:space="0"/>
@@ -7035,7 +7035,7 @@
         </w:tc>
         <w:tc>
           <w:tcPr>
-            <w:tcW w:type="dxa" w:w="980"/>
+            <w:tcW w:type="dxa" w:w="999"/>
             <w:tcBorders>
               <w:top w:val="single" w:color="D9D5C8" w:sz="4" w:space="0"/>
               <w:left w:val="single" w:color="D9D5C8" w:sz="4" w:space="0"/>
@@ -7070,7 +7070,7 @@
         </w:tc>
         <w:tc>
           <w:tcPr>
-            <w:tcW w:type="dxa" w:w="700"/>
+            <w:tcW w:type="dxa" w:w="713"/>
             <w:tcBorders>
               <w:top w:val="single" w:color="D9D5C8" w:sz="4" w:space="0"/>
               <w:left w:val="single" w:color="D9D5C8" w:sz="4" w:space="0"/>
@@ -7105,7 +7105,7 @@
         </w:tc>
         <w:tc>
           <w:tcPr>
-            <w:tcW w:type="dxa" w:w="1560"/>
+            <w:tcW w:type="dxa" w:w="1590"/>
             <w:tcBorders>
               <w:top w:val="single" w:color="D9D5C8" w:sz="4" w:space="0"/>
               <w:left w:val="single" w:color="D9D5C8" w:sz="4" w:space="0"/>
@@ -7140,7 +7140,7 @@
         </w:tc>
         <w:tc>
           <w:tcPr>
-            <w:tcW w:type="dxa" w:w="600"/>
+            <w:tcW w:type="dxa" w:w="611"/>
             <w:tcBorders>
               <w:top w:val="single" w:color="D9D5C8" w:sz="4" w:space="0"/>
               <w:left w:val="single" w:color="D9D5C8" w:sz="4" w:space="0"/>
@@ -7175,7 +7175,7 @@
         </w:tc>
         <w:tc>
           <w:tcPr>
-            <w:tcW w:type="dxa" w:w="600"/>
+            <w:tcW w:type="dxa" w:w="611"/>
             <w:tcBorders>
               <w:top w:val="single" w:color="D9D5C8" w:sz="4" w:space="0"/>
               <w:left w:val="single" w:color="D9D5C8" w:sz="4" w:space="0"/>
@@ -7210,7 +7210,7 @@
         </w:tc>
         <w:tc>
           <w:tcPr>
-            <w:tcW w:type="dxa" w:w="600"/>
+            <w:tcW w:type="dxa" w:w="611"/>
             <w:tcBorders>
               <w:top w:val="single" w:color="D9D5C8" w:sz="4" w:space="0"/>
               <w:left w:val="single" w:color="D9D5C8" w:sz="4" w:space="0"/>
@@ -7245,7 +7245,7 @@
         </w:tc>
         <w:tc>
           <w:tcPr>
-            <w:tcW w:type="dxa" w:w="680"/>
+            <w:tcW w:type="dxa" w:w="693"/>
             <w:tcBorders>
               <w:top w:val="single" w:color="D9D5C8" w:sz="4" w:space="0"/>
               <w:left w:val="single" w:color="D9D5C8" w:sz="4" w:space="0"/>
@@ -7280,7 +7280,7 @@
         </w:tc>
         <w:tc>
           <w:tcPr>
-            <w:tcW w:type="dxa" w:w="720"/>
+            <w:tcW w:type="dxa" w:w="734"/>
             <w:tcBorders>
               <w:top w:val="single" w:color="D9D5C8" w:sz="4" w:space="0"/>
               <w:left w:val="single" w:color="D9D5C8" w:sz="4" w:space="0"/>
@@ -7315,7 +7315,7 @@
         </w:tc>
         <w:tc>
           <w:tcPr>
-            <w:tcW w:type="dxa" w:w="2568"/>
+            <w:tcW w:type="dxa" w:w="2619"/>
             <w:tcBorders>
               <w:top w:val="single" w:color="D9D5C8" w:sz="4" w:space="0"/>
               <w:left w:val="single" w:color="D9D5C8" w:sz="4" w:space="0"/>
@@ -7352,7 +7352,7 @@
       <w:tr>
         <w:tc>
           <w:tcPr>
-            <w:tcW w:type="dxa" w:w="600"/>
+            <w:tcW w:type="dxa" w:w="611"/>
             <w:tcBorders>
               <w:top w:val="single" w:color="D9D5C8" w:sz="4" w:space="0"/>
               <w:left w:val="single" w:color="D9D5C8" w:sz="4" w:space="0"/>
@@ -7387,7 +7387,7 @@
         </w:tc>
         <w:tc>
           <w:tcPr>
-            <w:tcW w:type="dxa" w:w="980"/>
+            <w:tcW w:type="dxa" w:w="999"/>
             <w:tcBorders>
               <w:top w:val="single" w:color="D9D5C8" w:sz="4" w:space="0"/>
               <w:left w:val="single" w:color="D9D5C8" w:sz="4" w:space="0"/>
@@ -7422,7 +7422,7 @@
         </w:tc>
         <w:tc>
           <w:tcPr>
-            <w:tcW w:type="dxa" w:w="700"/>
+            <w:tcW w:type="dxa" w:w="713"/>
             <w:tcBorders>
               <w:top w:val="single" w:color="D9D5C8" w:sz="4" w:space="0"/>
               <w:left w:val="single" w:color="D9D5C8" w:sz="4" w:space="0"/>
@@ -7457,7 +7457,7 @@
         </w:tc>
         <w:tc>
           <w:tcPr>
-            <w:tcW w:type="dxa" w:w="1560"/>
+            <w:tcW w:type="dxa" w:w="1590"/>
             <w:tcBorders>
               <w:top w:val="single" w:color="D9D5C8" w:sz="4" w:space="0"/>
               <w:left w:val="single" w:color="D9D5C8" w:sz="4" w:space="0"/>
@@ -7492,7 +7492,7 @@
         </w:tc>
         <w:tc>
           <w:tcPr>
-            <w:tcW w:type="dxa" w:w="600"/>
+            <w:tcW w:type="dxa" w:w="611"/>
             <w:tcBorders>
               <w:top w:val="single" w:color="D9D5C8" w:sz="4" w:space="0"/>
               <w:left w:val="single" w:color="D9D5C8" w:sz="4" w:space="0"/>
@@ -7527,7 +7527,7 @@
         </w:tc>
         <w:tc>
           <w:tcPr>
-            <w:tcW w:type="dxa" w:w="600"/>
+            <w:tcW w:type="dxa" w:w="611"/>
             <w:tcBorders>
               <w:top w:val="single" w:color="D9D5C8" w:sz="4" w:space="0"/>
               <w:left w:val="single" w:color="D9D5C8" w:sz="4" w:space="0"/>
@@ -7562,7 +7562,7 @@
         </w:tc>
         <w:tc>
           <w:tcPr>
-            <w:tcW w:type="dxa" w:w="600"/>
+            <w:tcW w:type="dxa" w:w="611"/>
             <w:tcBorders>
               <w:top w:val="single" w:color="D9D5C8" w:sz="4" w:space="0"/>
               <w:left w:val="single" w:color="D9D5C8" w:sz="4" w:space="0"/>
@@ -7597,7 +7597,7 @@
         </w:tc>
         <w:tc>
           <w:tcPr>
-            <w:tcW w:type="dxa" w:w="680"/>
+            <w:tcW w:type="dxa" w:w="693"/>
             <w:tcBorders>
               <w:top w:val="single" w:color="D9D5C8" w:sz="4" w:space="0"/>
               <w:left w:val="single" w:color="D9D5C8" w:sz="4" w:space="0"/>
@@ -7632,7 +7632,7 @@
         </w:tc>
         <w:tc>
           <w:tcPr>
-            <w:tcW w:type="dxa" w:w="720"/>
+            <w:tcW w:type="dxa" w:w="734"/>
             <w:tcBorders>
               <w:top w:val="single" w:color="D9D5C8" w:sz="4" w:space="0"/>
               <w:left w:val="single" w:color="D9D5C8" w:sz="4" w:space="0"/>
@@ -7667,7 +7667,7 @@
         </w:tc>
         <w:tc>
           <w:tcPr>
-            <w:tcW w:type="dxa" w:w="2568"/>
+            <w:tcW w:type="dxa" w:w="2619"/>
             <w:tcBorders>
               <w:top w:val="single" w:color="D9D5C8" w:sz="4" w:space="0"/>
               <w:left w:val="single" w:color="D9D5C8" w:sz="4" w:space="0"/>
@@ -7724,7 +7724,7 @@
     </w:p>
     <w:tbl>
       <w:tblPr>
-        <w:tblW w:type="dxa" w:w="9648"/>
+        <w:tblW w:type="dxa" w:w="9792"/>
         <w:tblBorders>
           <w:top w:val="single" w:color="auto" w:sz="4"/>
           <w:left w:val="single" w:color="auto" w:sz="4"/>
@@ -7735,16 +7735,16 @@
         </w:tblBorders>
       </w:tblPr>
       <w:tblGrid>
-        <w:gridCol w:w="600"/>
-        <w:gridCol w:w="980"/>
-        <w:gridCol w:w="700"/>
-        <w:gridCol w:w="1560"/>
-        <w:gridCol w:w="600"/>
-        <w:gridCol w:w="600"/>
-        <w:gridCol w:w="600"/>
-        <w:gridCol w:w="680"/>
-        <w:gridCol w:w="720"/>
-        <w:gridCol w:w="2568"/>
+        <w:gridCol w:w="611"/>
+        <w:gridCol w:w="999"/>
+        <w:gridCol w:w="713"/>
+        <w:gridCol w:w="1590"/>
+        <w:gridCol w:w="611"/>
+        <w:gridCol w:w="611"/>
+        <w:gridCol w:w="611"/>
+        <w:gridCol w:w="693"/>
+        <w:gridCol w:w="734"/>
+        <w:gridCol w:w="2619"/>
       </w:tblGrid>
       <w:tr>
         <w:trPr>
@@ -7752,7 +7752,7 @@
         </w:trPr>
         <w:tc>
           <w:tcPr>
-            <w:tcW w:type="dxa" w:w="600"/>
+            <w:tcW w:type="dxa" w:w="611"/>
             <w:tcBorders>
               <w:top w:val="single" w:color="D9D5C8" w:sz="4" w:space="0"/>
               <w:left w:val="single" w:color="D9D5C8" w:sz="4" w:space="0"/>
@@ -7788,7 +7788,7 @@
         </w:tc>
         <w:tc>
           <w:tcPr>
-            <w:tcW w:type="dxa" w:w="980"/>
+            <w:tcW w:type="dxa" w:w="999"/>
             <w:tcBorders>
               <w:top w:val="single" w:color="D9D5C8" w:sz="4" w:space="0"/>
               <w:left w:val="single" w:color="D9D5C8" w:sz="4" w:space="0"/>
@@ -7824,7 +7824,7 @@
         </w:tc>
         <w:tc>
           <w:tcPr>
-            <w:tcW w:type="dxa" w:w="700"/>
+            <w:tcW w:type="dxa" w:w="713"/>
             <w:tcBorders>
               <w:top w:val="single" w:color="D9D5C8" w:sz="4" w:space="0"/>
               <w:left w:val="single" w:color="D9D5C8" w:sz="4" w:space="0"/>
@@ -7860,7 +7860,7 @@
         </w:tc>
         <w:tc>
           <w:tcPr>
-            <w:tcW w:type="dxa" w:w="1560"/>
+            <w:tcW w:type="dxa" w:w="1590"/>
             <w:tcBorders>
               <w:top w:val="single" w:color="D9D5C8" w:sz="4" w:space="0"/>
               <w:left w:val="single" w:color="D9D5C8" w:sz="4" w:space="0"/>
@@ -7896,7 +7896,7 @@
         </w:tc>
         <w:tc>
           <w:tcPr>
-            <w:tcW w:type="dxa" w:w="600"/>
+            <w:tcW w:type="dxa" w:w="611"/>
             <w:tcBorders>
               <w:top w:val="single" w:color="D9D5C8" w:sz="4" w:space="0"/>
               <w:left w:val="single" w:color="D9D5C8" w:sz="4" w:space="0"/>
@@ -7932,7 +7932,7 @@
         </w:tc>
         <w:tc>
           <w:tcPr>
-            <w:tcW w:type="dxa" w:w="600"/>
+            <w:tcW w:type="dxa" w:w="611"/>
             <w:tcBorders>
               <w:top w:val="single" w:color="D9D5C8" w:sz="4" w:space="0"/>
               <w:left w:val="single" w:color="D9D5C8" w:sz="4" w:space="0"/>
@@ -7968,7 +7968,7 @@
         </w:tc>
         <w:tc>
           <w:tcPr>
-            <w:tcW w:type="dxa" w:w="600"/>
+            <w:tcW w:type="dxa" w:w="611"/>
             <w:tcBorders>
               <w:top w:val="single" w:color="D9D5C8" w:sz="4" w:space="0"/>
               <w:left w:val="single" w:color="D9D5C8" w:sz="4" w:space="0"/>
@@ -8004,7 +8004,7 @@
         </w:tc>
         <w:tc>
           <w:tcPr>
-            <w:tcW w:type="dxa" w:w="680"/>
+            <w:tcW w:type="dxa" w:w="693"/>
             <w:tcBorders>
               <w:top w:val="single" w:color="D9D5C8" w:sz="4" w:space="0"/>
               <w:left w:val="single" w:color="D9D5C8" w:sz="4" w:space="0"/>
@@ -8040,7 +8040,7 @@
         </w:tc>
         <w:tc>
           <w:tcPr>
-            <w:tcW w:type="dxa" w:w="720"/>
+            <w:tcW w:type="dxa" w:w="734"/>
             <w:tcBorders>
               <w:top w:val="single" w:color="D9D5C8" w:sz="4" w:space="0"/>
               <w:left w:val="single" w:color="D9D5C8" w:sz="4" w:space="0"/>
@@ -8076,7 +8076,7 @@
         </w:tc>
         <w:tc>
           <w:tcPr>
-            <w:tcW w:type="dxa" w:w="2568"/>
+            <w:tcW w:type="dxa" w:w="2619"/>
             <w:tcBorders>
               <w:top w:val="single" w:color="D9D5C8" w:sz="4" w:space="0"/>
               <w:left w:val="single" w:color="D9D5C8" w:sz="4" w:space="0"/>
@@ -8114,7 +8114,7 @@
       <w:tr>
         <w:tc>
           <w:tcPr>
-            <w:tcW w:type="dxa" w:w="600"/>
+            <w:tcW w:type="dxa" w:w="611"/>
             <w:tcBorders>
               <w:top w:val="single" w:color="D9D5C8" w:sz="4" w:space="0"/>
               <w:left w:val="single" w:color="D9D5C8" w:sz="4" w:space="0"/>
@@ -8149,7 +8149,7 @@
         </w:tc>
         <w:tc>
           <w:tcPr>
-            <w:tcW w:type="dxa" w:w="980"/>
+            <w:tcW w:type="dxa" w:w="999"/>
             <w:tcBorders>
               <w:top w:val="single" w:color="D9D5C8" w:sz="4" w:space="0"/>
               <w:left w:val="single" w:color="D9D5C8" w:sz="4" w:space="0"/>
@@ -8184,7 +8184,7 @@
         </w:tc>
         <w:tc>
           <w:tcPr>
-            <w:tcW w:type="dxa" w:w="700"/>
+            <w:tcW w:type="dxa" w:w="713"/>
             <w:tcBorders>
               <w:top w:val="single" w:color="D9D5C8" w:sz="4" w:space="0"/>
               <w:left w:val="single" w:color="D9D5C8" w:sz="4" w:space="0"/>
@@ -8219,7 +8219,7 @@
         </w:tc>
         <w:tc>
           <w:tcPr>
-            <w:tcW w:type="dxa" w:w="1560"/>
+            <w:tcW w:type="dxa" w:w="1590"/>
             <w:tcBorders>
               <w:top w:val="single" w:color="D9D5C8" w:sz="4" w:space="0"/>
               <w:left w:val="single" w:color="D9D5C8" w:sz="4" w:space="0"/>
@@ -8254,7 +8254,7 @@
         </w:tc>
         <w:tc>
           <w:tcPr>
-            <w:tcW w:type="dxa" w:w="600"/>
+            <w:tcW w:type="dxa" w:w="611"/>
             <w:tcBorders>
               <w:top w:val="single" w:color="D9D5C8" w:sz="4" w:space="0"/>
               <w:left w:val="single" w:color="D9D5C8" w:sz="4" w:space="0"/>
@@ -8289,7 +8289,7 @@
         </w:tc>
         <w:tc>
           <w:tcPr>
-            <w:tcW w:type="dxa" w:w="600"/>
+            <w:tcW w:type="dxa" w:w="611"/>
             <w:tcBorders>
               <w:top w:val="single" w:color="D9D5C8" w:sz="4" w:space="0"/>
               <w:left w:val="single" w:color="D9D5C8" w:sz="4" w:space="0"/>
@@ -8324,7 +8324,7 @@
         </w:tc>
         <w:tc>
           <w:tcPr>
-            <w:tcW w:type="dxa" w:w="600"/>
+            <w:tcW w:type="dxa" w:w="611"/>
             <w:tcBorders>
               <w:top w:val="single" w:color="D9D5C8" w:sz="4" w:space="0"/>
               <w:left w:val="single" w:color="D9D5C8" w:sz="4" w:space="0"/>
@@ -8359,7 +8359,7 @@
         </w:tc>
         <w:tc>
           <w:tcPr>
-            <w:tcW w:type="dxa" w:w="680"/>
+            <w:tcW w:type="dxa" w:w="693"/>
             <w:tcBorders>
               <w:top w:val="single" w:color="D9D5C8" w:sz="4" w:space="0"/>
               <w:left w:val="single" w:color="D9D5C8" w:sz="4" w:space="0"/>
@@ -8394,7 +8394,7 @@
         </w:tc>
         <w:tc>
           <w:tcPr>
-            <w:tcW w:type="dxa" w:w="720"/>
+            <w:tcW w:type="dxa" w:w="734"/>
             <w:tcBorders>
               <w:top w:val="single" w:color="D9D5C8" w:sz="4" w:space="0"/>
               <w:left w:val="single" w:color="D9D5C8" w:sz="4" w:space="0"/>
@@ -8429,7 +8429,7 @@
         </w:tc>
         <w:tc>
           <w:tcPr>
-            <w:tcW w:type="dxa" w:w="2568"/>
+            <w:tcW w:type="dxa" w:w="2619"/>
             <w:tcBorders>
               <w:top w:val="single" w:color="D9D5C8" w:sz="4" w:space="0"/>
               <w:left w:val="single" w:color="D9D5C8" w:sz="4" w:space="0"/>
@@ -8466,7 +8466,7 @@
       <w:tr>
         <w:tc>
           <w:tcPr>
-            <w:tcW w:type="dxa" w:w="600"/>
+            <w:tcW w:type="dxa" w:w="611"/>
             <w:tcBorders>
               <w:top w:val="single" w:color="D9D5C8" w:sz="4" w:space="0"/>
               <w:left w:val="single" w:color="D9D5C8" w:sz="4" w:space="0"/>
@@ -8501,7 +8501,7 @@
         </w:tc>
         <w:tc>
           <w:tcPr>
-            <w:tcW w:type="dxa" w:w="980"/>
+            <w:tcW w:type="dxa" w:w="999"/>
             <w:tcBorders>
               <w:top w:val="single" w:color="D9D5C8" w:sz="4" w:space="0"/>
               <w:left w:val="single" w:color="D9D5C8" w:sz="4" w:space="0"/>
@@ -8536,7 +8536,7 @@
         </w:tc>
         <w:tc>
           <w:tcPr>
-            <w:tcW w:type="dxa" w:w="700"/>
+            <w:tcW w:type="dxa" w:w="713"/>
             <w:tcBorders>
               <w:top w:val="single" w:color="D9D5C8" w:sz="4" w:space="0"/>
               <w:left w:val="single" w:color="D9D5C8" w:sz="4" w:space="0"/>
@@ -8571,7 +8571,7 @@
         </w:tc>
         <w:tc>
           <w:tcPr>
-            <w:tcW w:type="dxa" w:w="1560"/>
+            <w:tcW w:type="dxa" w:w="1590"/>
             <w:tcBorders>
               <w:top w:val="single" w:color="D9D5C8" w:sz="4" w:space="0"/>
               <w:left w:val="single" w:color="D9D5C8" w:sz="4" w:space="0"/>
@@ -8606,7 +8606,7 @@
         </w:tc>
         <w:tc>
           <w:tcPr>
-            <w:tcW w:type="dxa" w:w="600"/>
+            <w:tcW w:type="dxa" w:w="611"/>
             <w:tcBorders>
               <w:top w:val="single" w:color="D9D5C8" w:sz="4" w:space="0"/>
               <w:left w:val="single" w:color="D9D5C8" w:sz="4" w:space="0"/>
@@ -8641,7 +8641,7 @@
         </w:tc>
         <w:tc>
           <w:tcPr>
-            <w:tcW w:type="dxa" w:w="600"/>
+            <w:tcW w:type="dxa" w:w="611"/>
             <w:tcBorders>
               <w:top w:val="single" w:color="D9D5C8" w:sz="4" w:space="0"/>
               <w:left w:val="single" w:color="D9D5C8" w:sz="4" w:space="0"/>
@@ -8676,7 +8676,7 @@
         </w:tc>
         <w:tc>
           <w:tcPr>
-            <w:tcW w:type="dxa" w:w="600"/>
+            <w:tcW w:type="dxa" w:w="611"/>
             <w:tcBorders>
               <w:top w:val="single" w:color="D9D5C8" w:sz="4" w:space="0"/>
               <w:left w:val="single" w:color="D9D5C8" w:sz="4" w:space="0"/>
@@ -8711,7 +8711,7 @@
         </w:tc>
         <w:tc>
           <w:tcPr>
-            <w:tcW w:type="dxa" w:w="680"/>
+            <w:tcW w:type="dxa" w:w="693"/>
             <w:tcBorders>
               <w:top w:val="single" w:color="D9D5C8" w:sz="4" w:space="0"/>
               <w:left w:val="single" w:color="D9D5C8" w:sz="4" w:space="0"/>
@@ -8746,7 +8746,7 @@
         </w:tc>
         <w:tc>
           <w:tcPr>
-            <w:tcW w:type="dxa" w:w="720"/>
+            <w:tcW w:type="dxa" w:w="734"/>
             <w:tcBorders>
               <w:top w:val="single" w:color="D9D5C8" w:sz="4" w:space="0"/>
               <w:left w:val="single" w:color="D9D5C8" w:sz="4" w:space="0"/>
@@ -8781,7 +8781,7 @@
         </w:tc>
         <w:tc>
           <w:tcPr>
-            <w:tcW w:type="dxa" w:w="2568"/>
+            <w:tcW w:type="dxa" w:w="2619"/>
             <w:tcBorders>
               <w:top w:val="single" w:color="D9D5C8" w:sz="4" w:space="0"/>
               <w:left w:val="single" w:color="D9D5C8" w:sz="4" w:space="0"/>
@@ -8818,7 +8818,7 @@
       <w:tr>
         <w:tc>
           <w:tcPr>
-            <w:tcW w:type="dxa" w:w="600"/>
+            <w:tcW w:type="dxa" w:w="611"/>
             <w:tcBorders>
               <w:top w:val="single" w:color="D9D5C8" w:sz="4" w:space="0"/>
               <w:left w:val="single" w:color="D9D5C8" w:sz="4" w:space="0"/>
@@ -8853,7 +8853,7 @@
         </w:tc>
         <w:tc>
           <w:tcPr>
-            <w:tcW w:type="dxa" w:w="980"/>
+            <w:tcW w:type="dxa" w:w="999"/>
             <w:tcBorders>
               <w:top w:val="single" w:color="D9D5C8" w:sz="4" w:space="0"/>
               <w:left w:val="single" w:color="D9D5C8" w:sz="4" w:space="0"/>
@@ -8888,7 +8888,7 @@
         </w:tc>
         <w:tc>
           <w:tcPr>
-            <w:tcW w:type="dxa" w:w="700"/>
+            <w:tcW w:type="dxa" w:w="713"/>
             <w:tcBorders>
               <w:top w:val="single" w:color="D9D5C8" w:sz="4" w:space="0"/>
               <w:left w:val="single" w:color="D9D5C8" w:sz="4" w:space="0"/>
@@ -8923,7 +8923,7 @@
         </w:tc>
         <w:tc>
           <w:tcPr>
-            <w:tcW w:type="dxa" w:w="1560"/>
+            <w:tcW w:type="dxa" w:w="1590"/>
             <w:tcBorders>
               <w:top w:val="single" w:color="D9D5C8" w:sz="4" w:space="0"/>
               <w:left w:val="single" w:color="D9D5C8" w:sz="4" w:space="0"/>
@@ -8958,7 +8958,7 @@
         </w:tc>
         <w:tc>
           <w:tcPr>
-            <w:tcW w:type="dxa" w:w="600"/>
+            <w:tcW w:type="dxa" w:w="611"/>
             <w:tcBorders>
               <w:top w:val="single" w:color="D9D5C8" w:sz="4" w:space="0"/>
               <w:left w:val="single" w:color="D9D5C8" w:sz="4" w:space="0"/>
@@ -8993,7 +8993,7 @@
         </w:tc>
         <w:tc>
           <w:tcPr>
-            <w:tcW w:type="dxa" w:w="600"/>
+            <w:tcW w:type="dxa" w:w="611"/>
             <w:tcBorders>
               <w:top w:val="single" w:color="D9D5C8" w:sz="4" w:space="0"/>
               <w:left w:val="single" w:color="D9D5C8" w:sz="4" w:space="0"/>
@@ -9028,7 +9028,7 @@
         </w:tc>
         <w:tc>
           <w:tcPr>
-            <w:tcW w:type="dxa" w:w="600"/>
+            <w:tcW w:type="dxa" w:w="611"/>
             <w:tcBorders>
               <w:top w:val="single" w:color="D9D5C8" w:sz="4" w:space="0"/>
               <w:left w:val="single" w:color="D9D5C8" w:sz="4" w:space="0"/>
@@ -9063,7 +9063,7 @@
         </w:tc>
         <w:tc>
           <w:tcPr>
-            <w:tcW w:type="dxa" w:w="680"/>
+            <w:tcW w:type="dxa" w:w="693"/>
             <w:tcBorders>
               <w:top w:val="single" w:color="D9D5C8" w:sz="4" w:space="0"/>
               <w:left w:val="single" w:color="D9D5C8" w:sz="4" w:space="0"/>
@@ -9098,7 +9098,7 @@
         </w:tc>
         <w:tc>
           <w:tcPr>
-            <w:tcW w:type="dxa" w:w="720"/>
+            <w:tcW w:type="dxa" w:w="734"/>
             <w:tcBorders>
               <w:top w:val="single" w:color="D9D5C8" w:sz="4" w:space="0"/>
               <w:left w:val="single" w:color="D9D5C8" w:sz="4" w:space="0"/>
@@ -9133,7 +9133,7 @@
         </w:tc>
         <w:tc>
           <w:tcPr>
-            <w:tcW w:type="dxa" w:w="2568"/>
+            <w:tcW w:type="dxa" w:w="2619"/>
             <w:tcBorders>
               <w:top w:val="single" w:color="D9D5C8" w:sz="4" w:space="0"/>
               <w:left w:val="single" w:color="D9D5C8" w:sz="4" w:space="0"/>
@@ -9170,7 +9170,7 @@
       <w:tr>
         <w:tc>
           <w:tcPr>
-            <w:tcW w:type="dxa" w:w="600"/>
+            <w:tcW w:type="dxa" w:w="611"/>
             <w:tcBorders>
               <w:top w:val="single" w:color="D9D5C8" w:sz="4" w:space="0"/>
               <w:left w:val="single" w:color="D9D5C8" w:sz="4" w:space="0"/>
@@ -9205,7 +9205,7 @@
         </w:tc>
         <w:tc>
           <w:tcPr>
-            <w:tcW w:type="dxa" w:w="980"/>
+            <w:tcW w:type="dxa" w:w="999"/>
             <w:tcBorders>
               <w:top w:val="single" w:color="D9D5C8" w:sz="4" w:space="0"/>
               <w:left w:val="single" w:color="D9D5C8" w:sz="4" w:space="0"/>
@@ -9240,7 +9240,7 @@
         </w:tc>
         <w:tc>
           <w:tcPr>
-            <w:tcW w:type="dxa" w:w="700"/>
+            <w:tcW w:type="dxa" w:w="713"/>
             <w:tcBorders>
               <w:top w:val="single" w:color="D9D5C8" w:sz="4" w:space="0"/>
               <w:left w:val="single" w:color="D9D5C8" w:sz="4" w:space="0"/>
@@ -9275,7 +9275,7 @@
         </w:tc>
         <w:tc>
           <w:tcPr>
-            <w:tcW w:type="dxa" w:w="1560"/>
+            <w:tcW w:type="dxa" w:w="1590"/>
             <w:tcBorders>
               <w:top w:val="single" w:color="D9D5C8" w:sz="4" w:space="0"/>
               <w:left w:val="single" w:color="D9D5C8" w:sz="4" w:space="0"/>
@@ -9310,7 +9310,7 @@
         </w:tc>
         <w:tc>
           <w:tcPr>
-            <w:tcW w:type="dxa" w:w="600"/>
+            <w:tcW w:type="dxa" w:w="611"/>
             <w:tcBorders>
               <w:top w:val="single" w:color="D9D5C8" w:sz="4" w:space="0"/>
               <w:left w:val="single" w:color="D9D5C8" w:sz="4" w:space="0"/>
@@ -9345,7 +9345,7 @@
         </w:tc>
         <w:tc>
           <w:tcPr>
-            <w:tcW w:type="dxa" w:w="600"/>
+            <w:tcW w:type="dxa" w:w="611"/>
             <w:tcBorders>
               <w:top w:val="single" w:color="D9D5C8" w:sz="4" w:space="0"/>
               <w:left w:val="single" w:color="D9D5C8" w:sz="4" w:space="0"/>
@@ -9380,7 +9380,7 @@
         </w:tc>
         <w:tc>
           <w:tcPr>
-            <w:tcW w:type="dxa" w:w="600"/>
+            <w:tcW w:type="dxa" w:w="611"/>
             <w:tcBorders>
               <w:top w:val="single" w:color="D9D5C8" w:sz="4" w:space="0"/>
               <w:left w:val="single" w:color="D9D5C8" w:sz="4" w:space="0"/>
@@ -9415,7 +9415,7 @@
         </w:tc>
         <w:tc>
           <w:tcPr>
-            <w:tcW w:type="dxa" w:w="680"/>
+            <w:tcW w:type="dxa" w:w="693"/>
             <w:tcBorders>
               <w:top w:val="single" w:color="D9D5C8" w:sz="4" w:space="0"/>
               <w:left w:val="single" w:color="D9D5C8" w:sz="4" w:space="0"/>
@@ -9450,7 +9450,7 @@
         </w:tc>
         <w:tc>
           <w:tcPr>
-            <w:tcW w:type="dxa" w:w="720"/>
+            <w:tcW w:type="dxa" w:w="734"/>
             <w:tcBorders>
               <w:top w:val="single" w:color="D9D5C8" w:sz="4" w:space="0"/>
               <w:left w:val="single" w:color="D9D5C8" w:sz="4" w:space="0"/>
@@ -9485,7 +9485,7 @@
         </w:tc>
         <w:tc>
           <w:tcPr>
-            <w:tcW w:type="dxa" w:w="2568"/>
+            <w:tcW w:type="dxa" w:w="2619"/>
             <w:tcBorders>
               <w:top w:val="single" w:color="D9D5C8" w:sz="4" w:space="0"/>
               <w:left w:val="single" w:color="D9D5C8" w:sz="4" w:space="0"/>
@@ -9542,7 +9542,7 @@
     </w:p>
     <w:tbl>
       <w:tblPr>
-        <w:tblW w:type="dxa" w:w="9648"/>
+        <w:tblW w:type="dxa" w:w="9792"/>
         <w:tblBorders>
           <w:top w:val="single" w:color="auto" w:sz="4"/>
           <w:left w:val="single" w:color="auto" w:sz="4"/>
@@ -9553,16 +9553,16 @@
         </w:tblBorders>
       </w:tblPr>
       <w:tblGrid>
-        <w:gridCol w:w="600"/>
-        <w:gridCol w:w="980"/>
-        <w:gridCol w:w="700"/>
-        <w:gridCol w:w="1560"/>
-        <w:gridCol w:w="600"/>
-        <w:gridCol w:w="600"/>
-        <w:gridCol w:w="600"/>
-        <w:gridCol w:w="680"/>
-        <w:gridCol w:w="720"/>
-        <w:gridCol w:w="2568"/>
+        <w:gridCol w:w="611"/>
+        <w:gridCol w:w="999"/>
+        <w:gridCol w:w="713"/>
+        <w:gridCol w:w="1590"/>
+        <w:gridCol w:w="611"/>
+        <w:gridCol w:w="611"/>
+        <w:gridCol w:w="611"/>
+        <w:gridCol w:w="693"/>
+        <w:gridCol w:w="734"/>
+        <w:gridCol w:w="2619"/>
       </w:tblGrid>
       <w:tr>
         <w:trPr>
@@ -9570,7 +9570,7 @@
         </w:trPr>
         <w:tc>
           <w:tcPr>
-            <w:tcW w:type="dxa" w:w="600"/>
+            <w:tcW w:type="dxa" w:w="611"/>
             <w:tcBorders>
               <w:top w:val="single" w:color="D9D5C8" w:sz="4" w:space="0"/>
               <w:left w:val="single" w:color="D9D5C8" w:sz="4" w:space="0"/>
@@ -9606,7 +9606,7 @@
         </w:tc>
         <w:tc>
           <w:tcPr>
-            <w:tcW w:type="dxa" w:w="980"/>
+            <w:tcW w:type="dxa" w:w="999"/>
             <w:tcBorders>
               <w:top w:val="single" w:color="D9D5C8" w:sz="4" w:space="0"/>
               <w:left w:val="single" w:color="D9D5C8" w:sz="4" w:space="0"/>
@@ -9642,7 +9642,7 @@
         </w:tc>
         <w:tc>
           <w:tcPr>
-            <w:tcW w:type="dxa" w:w="700"/>
+            <w:tcW w:type="dxa" w:w="713"/>
             <w:tcBorders>
               <w:top w:val="single" w:color="D9D5C8" w:sz="4" w:space="0"/>
               <w:left w:val="single" w:color="D9D5C8" w:sz="4" w:space="0"/>
@@ -9678,7 +9678,7 @@
         </w:tc>
         <w:tc>
           <w:tcPr>
-            <w:tcW w:type="dxa" w:w="1560"/>
+            <w:tcW w:type="dxa" w:w="1590"/>
             <w:tcBorders>
               <w:top w:val="single" w:color="D9D5C8" w:sz="4" w:space="0"/>
               <w:left w:val="single" w:color="D9D5C8" w:sz="4" w:space="0"/>
@@ -9714,7 +9714,7 @@
         </w:tc>
         <w:tc>
           <w:tcPr>
-            <w:tcW w:type="dxa" w:w="600"/>
+            <w:tcW w:type="dxa" w:w="611"/>
             <w:tcBorders>
               <w:top w:val="single" w:color="D9D5C8" w:sz="4" w:space="0"/>
               <w:left w:val="single" w:color="D9D5C8" w:sz="4" w:space="0"/>
@@ -9750,7 +9750,7 @@
         </w:tc>
         <w:tc>
           <w:tcPr>
-            <w:tcW w:type="dxa" w:w="600"/>
+            <w:tcW w:type="dxa" w:w="611"/>
             <w:tcBorders>
               <w:top w:val="single" w:color="D9D5C8" w:sz="4" w:space="0"/>
               <w:left w:val="single" w:color="D9D5C8" w:sz="4" w:space="0"/>
@@ -9786,7 +9786,7 @@
         </w:tc>
         <w:tc>
           <w:tcPr>
-            <w:tcW w:type="dxa" w:w="600"/>
+            <w:tcW w:type="dxa" w:w="611"/>
             <w:tcBorders>
               <w:top w:val="single" w:color="D9D5C8" w:sz="4" w:space="0"/>
               <w:left w:val="single" w:color="D9D5C8" w:sz="4" w:space="0"/>
@@ -9822,7 +9822,7 @@
         </w:tc>
         <w:tc>
           <w:tcPr>
-            <w:tcW w:type="dxa" w:w="680"/>
+            <w:tcW w:type="dxa" w:w="693"/>
             <w:tcBorders>
               <w:top w:val="single" w:color="D9D5C8" w:sz="4" w:space="0"/>
               <w:left w:val="single" w:color="D9D5C8" w:sz="4" w:space="0"/>
@@ -9858,7 +9858,7 @@
         </w:tc>
         <w:tc>
           <w:tcPr>
-            <w:tcW w:type="dxa" w:w="720"/>
+            <w:tcW w:type="dxa" w:w="734"/>
             <w:tcBorders>
               <w:top w:val="single" w:color="D9D5C8" w:sz="4" w:space="0"/>
               <w:left w:val="single" w:color="D9D5C8" w:sz="4" w:space="0"/>
@@ -9894,7 +9894,7 @@
         </w:tc>
         <w:tc>
           <w:tcPr>
-            <w:tcW w:type="dxa" w:w="2568"/>
+            <w:tcW w:type="dxa" w:w="2619"/>
             <w:tcBorders>
               <w:top w:val="single" w:color="D9D5C8" w:sz="4" w:space="0"/>
               <w:left w:val="single" w:color="D9D5C8" w:sz="4" w:space="0"/>
@@ -9932,7 +9932,7 @@
       <w:tr>
         <w:tc>
           <w:tcPr>
-            <w:tcW w:type="dxa" w:w="600"/>
+            <w:tcW w:type="dxa" w:w="611"/>
             <w:tcBorders>
               <w:top w:val="single" w:color="D9D5C8" w:sz="4" w:space="0"/>
               <w:left w:val="single" w:color="D9D5C8" w:sz="4" w:space="0"/>
@@ -9967,7 +9967,7 @@
         </w:tc>
         <w:tc>
           <w:tcPr>
-            <w:tcW w:type="dxa" w:w="980"/>
+            <w:tcW w:type="dxa" w:w="999"/>
             <w:tcBorders>
               <w:top w:val="single" w:color="D9D5C8" w:sz="4" w:space="0"/>
               <w:left w:val="single" w:color="D9D5C8" w:sz="4" w:space="0"/>
@@ -10002,7 +10002,7 @@
         </w:tc>
         <w:tc>
           <w:tcPr>
-            <w:tcW w:type="dxa" w:w="700"/>
+            <w:tcW w:type="dxa" w:w="713"/>
             <w:tcBorders>
               <w:top w:val="single" w:color="D9D5C8" w:sz="4" w:space="0"/>
               <w:left w:val="single" w:color="D9D5C8" w:sz="4" w:space="0"/>
@@ -10037,7 +10037,7 @@
         </w:tc>
         <w:tc>
           <w:tcPr>
-            <w:tcW w:type="dxa" w:w="1560"/>
+            <w:tcW w:type="dxa" w:w="1590"/>
             <w:tcBorders>
               <w:top w:val="single" w:color="D9D5C8" w:sz="4" w:space="0"/>
               <w:left w:val="single" w:color="D9D5C8" w:sz="4" w:space="0"/>
@@ -10072,7 +10072,7 @@
         </w:tc>
         <w:tc>
           <w:tcPr>
-            <w:tcW w:type="dxa" w:w="600"/>
+            <w:tcW w:type="dxa" w:w="611"/>
             <w:tcBorders>
               <w:top w:val="single" w:color="D9D5C8" w:sz="4" w:space="0"/>
               <w:left w:val="single" w:color="D9D5C8" w:sz="4" w:space="0"/>
@@ -10107,7 +10107,7 @@
         </w:tc>
         <w:tc>
           <w:tcPr>
-            <w:tcW w:type="dxa" w:w="600"/>
+            <w:tcW w:type="dxa" w:w="611"/>
             <w:tcBorders>
               <w:top w:val="single" w:color="D9D5C8" w:sz="4" w:space="0"/>
               <w:left w:val="single" w:color="D9D5C8" w:sz="4" w:space="0"/>
@@ -10142,7 +10142,7 @@
         </w:tc>
         <w:tc>
           <w:tcPr>
-            <w:tcW w:type="dxa" w:w="600"/>
+            <w:tcW w:type="dxa" w:w="611"/>
             <w:tcBorders>
               <w:top w:val="single" w:color="D9D5C8" w:sz="4" w:space="0"/>
               <w:left w:val="single" w:color="D9D5C8" w:sz="4" w:space="0"/>
@@ -10177,7 +10177,7 @@
         </w:tc>
         <w:tc>
           <w:tcPr>
-            <w:tcW w:type="dxa" w:w="680"/>
+            <w:tcW w:type="dxa" w:w="693"/>
             <w:tcBorders>
               <w:top w:val="single" w:color="D9D5C8" w:sz="4" w:space="0"/>
               <w:left w:val="single" w:color="D9D5C8" w:sz="4" w:space="0"/>
@@ -10212,7 +10212,7 @@
         </w:tc>
         <w:tc>
           <w:tcPr>
-            <w:tcW w:type="dxa" w:w="720"/>
+            <w:tcW w:type="dxa" w:w="734"/>
             <w:tcBorders>
               <w:top w:val="single" w:color="D9D5C8" w:sz="4" w:space="0"/>
               <w:left w:val="single" w:color="D9D5C8" w:sz="4" w:space="0"/>
@@ -10247,7 +10247,7 @@
         </w:tc>
         <w:tc>
           <w:tcPr>
-            <w:tcW w:type="dxa" w:w="2568"/>
+            <w:tcW w:type="dxa" w:w="2619"/>
             <w:tcBorders>
               <w:top w:val="single" w:color="D9D5C8" w:sz="4" w:space="0"/>
               <w:left w:val="single" w:color="D9D5C8" w:sz="4" w:space="0"/>
@@ -10284,7 +10284,7 @@
       <w:tr>
         <w:tc>
           <w:tcPr>
-            <w:tcW w:type="dxa" w:w="600"/>
+            <w:tcW w:type="dxa" w:w="611"/>
             <w:tcBorders>
               <w:top w:val="single" w:color="D9D5C8" w:sz="4" w:space="0"/>
               <w:left w:val="single" w:color="D9D5C8" w:sz="4" w:space="0"/>
@@ -10319,7 +10319,7 @@
         </w:tc>
         <w:tc>
           <w:tcPr>
-            <w:tcW w:type="dxa" w:w="980"/>
+            <w:tcW w:type="dxa" w:w="999"/>
             <w:tcBorders>
               <w:top w:val="single" w:color="D9D5C8" w:sz="4" w:space="0"/>
               <w:left w:val="single" w:color="D9D5C8" w:sz="4" w:space="0"/>
@@ -10354,7 +10354,7 @@
         </w:tc>
         <w:tc>
           <w:tcPr>
-            <w:tcW w:type="dxa" w:w="700"/>
+            <w:tcW w:type="dxa" w:w="713"/>
             <w:tcBorders>
               <w:top w:val="single" w:color="D9D5C8" w:sz="4" w:space="0"/>
               <w:left w:val="single" w:color="D9D5C8" w:sz="4" w:space="0"/>
@@ -10389,7 +10389,7 @@
         </w:tc>
         <w:tc>
           <w:tcPr>
-            <w:tcW w:type="dxa" w:w="1560"/>
+            <w:tcW w:type="dxa" w:w="1590"/>
             <w:tcBorders>
               <w:top w:val="single" w:color="D9D5C8" w:sz="4" w:space="0"/>
               <w:left w:val="single" w:color="D9D5C8" w:sz="4" w:space="0"/>
@@ -10424,7 +10424,7 @@
         </w:tc>
         <w:tc>
           <w:tcPr>
-            <w:tcW w:type="dxa" w:w="600"/>
+            <w:tcW w:type="dxa" w:w="611"/>
             <w:tcBorders>
               <w:top w:val="single" w:color="D9D5C8" w:sz="4" w:space="0"/>
               <w:left w:val="single" w:color="D9D5C8" w:sz="4" w:space="0"/>
@@ -10459,7 +10459,7 @@
         </w:tc>
         <w:tc>
           <w:tcPr>
-            <w:tcW w:type="dxa" w:w="600"/>
+            <w:tcW w:type="dxa" w:w="611"/>
             <w:tcBorders>
               <w:top w:val="single" w:color="D9D5C8" w:sz="4" w:space="0"/>
               <w:left w:val="single" w:color="D9D5C8" w:sz="4" w:space="0"/>
@@ -10494,7 +10494,7 @@
         </w:tc>
         <w:tc>
           <w:tcPr>
-            <w:tcW w:type="dxa" w:w="600"/>
+            <w:tcW w:type="dxa" w:w="611"/>
             <w:tcBorders>
               <w:top w:val="single" w:color="D9D5C8" w:sz="4" w:space="0"/>
               <w:left w:val="single" w:color="D9D5C8" w:sz="4" w:space="0"/>
@@ -10529,7 +10529,7 @@
         </w:tc>
         <w:tc>
           <w:tcPr>
-            <w:tcW w:type="dxa" w:w="680"/>
+            <w:tcW w:type="dxa" w:w="693"/>
             <w:tcBorders>
               <w:top w:val="single" w:color="D9D5C8" w:sz="4" w:space="0"/>
               <w:left w:val="single" w:color="D9D5C8" w:sz="4" w:space="0"/>
@@ -10564,7 +10564,7 @@
         </w:tc>
         <w:tc>
           <w:tcPr>
-            <w:tcW w:type="dxa" w:w="720"/>
+            <w:tcW w:type="dxa" w:w="734"/>
             <w:tcBorders>
               <w:top w:val="single" w:color="D9D5C8" w:sz="4" w:space="0"/>
               <w:left w:val="single" w:color="D9D5C8" w:sz="4" w:space="0"/>
@@ -10599,7 +10599,7 @@
         </w:tc>
         <w:tc>
           <w:tcPr>
-            <w:tcW w:type="dxa" w:w="2568"/>
+            <w:tcW w:type="dxa" w:w="2619"/>
             <w:tcBorders>
               <w:top w:val="single" w:color="D9D5C8" w:sz="4" w:space="0"/>
               <w:left w:val="single" w:color="D9D5C8" w:sz="4" w:space="0"/>
@@ -10636,7 +10636,7 @@
       <w:tr>
         <w:tc>
           <w:tcPr>
-            <w:tcW w:type="dxa" w:w="600"/>
+            <w:tcW w:type="dxa" w:w="611"/>
             <w:tcBorders>
               <w:top w:val="single" w:color="D9D5C8" w:sz="4" w:space="0"/>
               <w:left w:val="single" w:color="D9D5C8" w:sz="4" w:space="0"/>
@@ -10671,7 +10671,7 @@
         </w:tc>
         <w:tc>
           <w:tcPr>
-            <w:tcW w:type="dxa" w:w="980"/>
+            <w:tcW w:type="dxa" w:w="999"/>
             <w:tcBorders>
               <w:top w:val="single" w:color="D9D5C8" w:sz="4" w:space="0"/>
               <w:left w:val="single" w:color="D9D5C8" w:sz="4" w:space="0"/>
@@ -10706,7 +10706,7 @@
         </w:tc>
         <w:tc>
           <w:tcPr>
-            <w:tcW w:type="dxa" w:w="700"/>
+            <w:tcW w:type="dxa" w:w="713"/>
             <w:tcBorders>
               <w:top w:val="single" w:color="D9D5C8" w:sz="4" w:space="0"/>
               <w:left w:val="single" w:color="D9D5C8" w:sz="4" w:space="0"/>
@@ -10741,7 +10741,7 @@
         </w:tc>
         <w:tc>
           <w:tcPr>
-            <w:tcW w:type="dxa" w:w="1560"/>
+            <w:tcW w:type="dxa" w:w="1590"/>
             <w:tcBorders>
               <w:top w:val="single" w:color="D9D5C8" w:sz="4" w:space="0"/>
               <w:left w:val="single" w:color="D9D5C8" w:sz="4" w:space="0"/>
@@ -10776,7 +10776,7 @@
         </w:tc>
         <w:tc>
           <w:tcPr>
-            <w:tcW w:type="dxa" w:w="600"/>
+            <w:tcW w:type="dxa" w:w="611"/>
             <w:tcBorders>
               <w:top w:val="single" w:color="D9D5C8" w:sz="4" w:space="0"/>
               <w:left w:val="single" w:color="D9D5C8" w:sz="4" w:space="0"/>
@@ -10811,7 +10811,7 @@
         </w:tc>
         <w:tc>
           <w:tcPr>
-            <w:tcW w:type="dxa" w:w="600"/>
+            <w:tcW w:type="dxa" w:w="611"/>
             <w:tcBorders>
               <w:top w:val="single" w:color="D9D5C8" w:sz="4" w:space="0"/>
               <w:left w:val="single" w:color="D9D5C8" w:sz="4" w:space="0"/>
@@ -10846,7 +10846,7 @@
         </w:tc>
         <w:tc>
           <w:tcPr>
-            <w:tcW w:type="dxa" w:w="600"/>
+            <w:tcW w:type="dxa" w:w="611"/>
             <w:tcBorders>
               <w:top w:val="single" w:color="D9D5C8" w:sz="4" w:space="0"/>
               <w:left w:val="single" w:color="D9D5C8" w:sz="4" w:space="0"/>
@@ -10881,7 +10881,7 @@
         </w:tc>
         <w:tc>
           <w:tcPr>
-            <w:tcW w:type="dxa" w:w="680"/>
+            <w:tcW w:type="dxa" w:w="693"/>
             <w:tcBorders>
               <w:top w:val="single" w:color="D9D5C8" w:sz="4" w:space="0"/>
               <w:left w:val="single" w:color="D9D5C8" w:sz="4" w:space="0"/>
@@ -10916,7 +10916,7 @@
         </w:tc>
         <w:tc>
           <w:tcPr>
-            <w:tcW w:type="dxa" w:w="720"/>
+            <w:tcW w:type="dxa" w:w="734"/>
             <w:tcBorders>
               <w:top w:val="single" w:color="D9D5C8" w:sz="4" w:space="0"/>
               <w:left w:val="single" w:color="D9D5C8" w:sz="4" w:space="0"/>
@@ -10951,7 +10951,7 @@
         </w:tc>
         <w:tc>
           <w:tcPr>
-            <w:tcW w:type="dxa" w:w="2568"/>
+            <w:tcW w:type="dxa" w:w="2619"/>
             <w:tcBorders>
               <w:top w:val="single" w:color="D9D5C8" w:sz="4" w:space="0"/>
               <w:left w:val="single" w:color="D9D5C8" w:sz="4" w:space="0"/>
@@ -10988,7 +10988,7 @@
       <w:tr>
         <w:tc>
           <w:tcPr>
-            <w:tcW w:type="dxa" w:w="600"/>
+            <w:tcW w:type="dxa" w:w="611"/>
             <w:tcBorders>
               <w:top w:val="single" w:color="D9D5C8" w:sz="4" w:space="0"/>
               <w:left w:val="single" w:color="D9D5C8" w:sz="4" w:space="0"/>
@@ -11023,7 +11023,7 @@
         </w:tc>
         <w:tc>
           <w:tcPr>
-            <w:tcW w:type="dxa" w:w="980"/>
+            <w:tcW w:type="dxa" w:w="999"/>
             <w:tcBorders>
               <w:top w:val="single" w:color="D9D5C8" w:sz="4" w:space="0"/>
               <w:left w:val="single" w:color="D9D5C8" w:sz="4" w:space="0"/>
@@ -11058,7 +11058,7 @@
         </w:tc>
         <w:tc>
           <w:tcPr>
-            <w:tcW w:type="dxa" w:w="700"/>
+            <w:tcW w:type="dxa" w:w="713"/>
             <w:tcBorders>
               <w:top w:val="single" w:color="D9D5C8" w:sz="4" w:space="0"/>
               <w:left w:val="single" w:color="D9D5C8" w:sz="4" w:space="0"/>
@@ -11093,7 +11093,7 @@
         </w:tc>
         <w:tc>
           <w:tcPr>
-            <w:tcW w:type="dxa" w:w="1560"/>
+            <w:tcW w:type="dxa" w:w="1590"/>
             <w:tcBorders>
               <w:top w:val="single" w:color="D9D5C8" w:sz="4" w:space="0"/>
               <w:left w:val="single" w:color="D9D5C8" w:sz="4" w:space="0"/>
@@ -11128,7 +11128,7 @@
         </w:tc>
         <w:tc>
           <w:tcPr>
-            <w:tcW w:type="dxa" w:w="600"/>
+            <w:tcW w:type="dxa" w:w="611"/>
             <w:tcBorders>
               <w:top w:val="single" w:color="D9D5C8" w:sz="4" w:space="0"/>
               <w:left w:val="single" w:color="D9D5C8" w:sz="4" w:space="0"/>
@@ -11163,7 +11163,7 @@
         </w:tc>
         <w:tc>
           <w:tcPr>
-            <w:tcW w:type="dxa" w:w="600"/>
+            <w:tcW w:type="dxa" w:w="611"/>
             <w:tcBorders>
               <w:top w:val="single" w:color="D9D5C8" w:sz="4" w:space="0"/>
               <w:left w:val="single" w:color="D9D5C8" w:sz="4" w:space="0"/>
@@ -11198,7 +11198,7 @@
         </w:tc>
         <w:tc>
           <w:tcPr>
-            <w:tcW w:type="dxa" w:w="600"/>
+            <w:tcW w:type="dxa" w:w="611"/>
             <w:tcBorders>
               <w:top w:val="single" w:color="D9D5C8" w:sz="4" w:space="0"/>
               <w:left w:val="single" w:color="D9D5C8" w:sz="4" w:space="0"/>
@@ -11233,7 +11233,7 @@
         </w:tc>
         <w:tc>
           <w:tcPr>
-            <w:tcW w:type="dxa" w:w="680"/>
+            <w:tcW w:type="dxa" w:w="693"/>
             <w:tcBorders>
               <w:top w:val="single" w:color="D9D5C8" w:sz="4" w:space="0"/>
               <w:left w:val="single" w:color="D9D5C8" w:sz="4" w:space="0"/>
@@ -11268,7 +11268,7 @@
         </w:tc>
         <w:tc>
           <w:tcPr>
-            <w:tcW w:type="dxa" w:w="720"/>
+            <w:tcW w:type="dxa" w:w="734"/>
             <w:tcBorders>
               <w:top w:val="single" w:color="D9D5C8" w:sz="4" w:space="0"/>
               <w:left w:val="single" w:color="D9D5C8" w:sz="4" w:space="0"/>
@@ -11303,7 +11303,7 @@
         </w:tc>
         <w:tc>
           <w:tcPr>
-            <w:tcW w:type="dxa" w:w="2568"/>
+            <w:tcW w:type="dxa" w:w="2619"/>
             <w:tcBorders>
               <w:top w:val="single" w:color="D9D5C8" w:sz="4" w:space="0"/>
               <w:left w:val="single" w:color="D9D5C8" w:sz="4" w:space="0"/>
@@ -11361,7 +11361,7 @@
     </w:p>
     <w:tbl>
       <w:tblPr>
-        <w:tblW w:type="dxa" w:w="9648"/>
+        <w:tblW w:type="dxa" w:w="9792"/>
         <w:tblBorders>
           <w:top w:val="single" w:color="auto" w:sz="4"/>
           <w:left w:val="single" w:color="auto" w:sz="4"/>
@@ -11372,12 +11372,12 @@
         </w:tblBorders>
       </w:tblPr>
       <w:tblGrid>
-        <w:gridCol w:w="9648"/>
+        <w:gridCol w:w="9792"/>
       </w:tblGrid>
       <w:tr>
         <w:tc>
           <w:tcPr>
-            <w:tcW w:type="dxa" w:w="9648"/>
+            <w:tcW w:type="dxa" w:w="9792"/>
             <w:tcBorders>
               <w:top w:val="single" w:color="D9D5C8" w:sz="4" w:space="0"/>
               <w:left w:val="single" w:color="D9D5C8" w:sz="4" w:space="0"/>
@@ -11523,7 +11523,7 @@
     </w:tbl>
     <w:tbl>
       <w:tblPr>
-        <w:tblW w:type="dxa" w:w="9648"/>
+        <w:tblW w:type="dxa" w:w="9792"/>
         <w:tblBorders>
           <w:top w:val="single" w:color="auto" w:sz="4"/>
           <w:left w:val="single" w:color="auto" w:sz="4"/>
@@ -11534,12 +11534,12 @@
         </w:tblBorders>
       </w:tblPr>
       <w:tblGrid>
-        <w:gridCol w:w="9648"/>
+        <w:gridCol w:w="9792"/>
       </w:tblGrid>
       <w:tr>
         <w:tc>
           <w:tcPr>
-            <w:tcW w:type="dxa" w:w="9648"/>
+            <w:tcW w:type="dxa" w:w="9792"/>
             <w:tcBorders>
               <w:top w:val="single" w:color="D9D5C8" w:sz="4" w:space="0"/>
               <w:left w:val="single" w:color="D9D5C8" w:sz="4" w:space="0"/>
@@ -11666,7 +11666,7 @@
     </w:p>
     <w:tbl>
       <w:tblPr>
-        <w:tblW w:type="dxa" w:w="9648"/>
+        <w:tblW w:type="dxa" w:w="9792"/>
         <w:tblBorders>
           <w:top w:val="single" w:color="auto" w:sz="4"/>
           <w:left w:val="single" w:color="auto" w:sz="4"/>
@@ -11677,9 +11677,9 @@
         </w:tblBorders>
       </w:tblPr>
       <w:tblGrid>
-        <w:gridCol w:w="900"/>
-        <w:gridCol w:w="4400"/>
-        <w:gridCol w:w="4348"/>
+        <w:gridCol w:w="913"/>
+        <w:gridCol w:w="4466"/>
+        <w:gridCol w:w="4413"/>
       </w:tblGrid>
       <w:tr>
         <w:trPr>
@@ -11687,7 +11687,7 @@
         </w:trPr>
         <w:tc>
           <w:tcPr>
-            <w:tcW w:type="dxa" w:w="900"/>
+            <w:tcW w:type="dxa" w:w="913"/>
             <w:tcBorders>
               <w:top w:val="single" w:color="D9D5C8" w:sz="4" w:space="0"/>
               <w:left w:val="single" w:color="D9D5C8" w:sz="4" w:space="0"/>
@@ -11723,7 +11723,7 @@
         </w:tc>
         <w:tc>
           <w:tcPr>
-            <w:tcW w:type="dxa" w:w="4400"/>
+            <w:tcW w:type="dxa" w:w="4466"/>
             <w:tcBorders>
               <w:top w:val="single" w:color="D9D5C8" w:sz="4" w:space="0"/>
               <w:left w:val="single" w:color="D9D5C8" w:sz="4" w:space="0"/>
@@ -11759,7 +11759,7 @@
         </w:tc>
         <w:tc>
           <w:tcPr>
-            <w:tcW w:type="dxa" w:w="4348"/>
+            <w:tcW w:type="dxa" w:w="4413"/>
             <w:tcBorders>
               <w:top w:val="single" w:color="D9D5C8" w:sz="4" w:space="0"/>
               <w:left w:val="single" w:color="D9D5C8" w:sz="4" w:space="0"/>
@@ -11797,7 +11797,7 @@
       <w:tr>
         <w:tc>
           <w:tcPr>
-            <w:tcW w:type="dxa" w:w="900"/>
+            <w:tcW w:type="dxa" w:w="913"/>
             <w:tcBorders>
               <w:top w:val="single" w:color="D9D5C8" w:sz="4" w:space="0"/>
               <w:left w:val="single" w:color="D9D5C8" w:sz="4" w:space="0"/>
@@ -11832,7 +11832,7 @@
         </w:tc>
         <w:tc>
           <w:tcPr>
-            <w:tcW w:type="dxa" w:w="4400"/>
+            <w:tcW w:type="dxa" w:w="4466"/>
             <w:tcBorders>
               <w:top w:val="single" w:color="D9D5C8" w:sz="4" w:space="0"/>
               <w:left w:val="single" w:color="D9D5C8" w:sz="4" w:space="0"/>
@@ -11867,7 +11867,7 @@
         </w:tc>
         <w:tc>
           <w:tcPr>
-            <w:tcW w:type="dxa" w:w="4348"/>
+            <w:tcW w:type="dxa" w:w="4413"/>
             <w:tcBorders>
               <w:top w:val="single" w:color="D9D5C8" w:sz="4" w:space="0"/>
               <w:left w:val="single" w:color="D9D5C8" w:sz="4" w:space="0"/>
@@ -11904,7 +11904,7 @@
       <w:tr>
         <w:tc>
           <w:tcPr>
-            <w:tcW w:type="dxa" w:w="900"/>
+            <w:tcW w:type="dxa" w:w="913"/>
             <w:tcBorders>
               <w:top w:val="single" w:color="D9D5C8" w:sz="4" w:space="0"/>
               <w:left w:val="single" w:color="D9D5C8" w:sz="4" w:space="0"/>
@@ -11939,7 +11939,7 @@
         </w:tc>
         <w:tc>
           <w:tcPr>
-            <w:tcW w:type="dxa" w:w="4400"/>
+            <w:tcW w:type="dxa" w:w="4466"/>
             <w:tcBorders>
               <w:top w:val="single" w:color="D9D5C8" w:sz="4" w:space="0"/>
               <w:left w:val="single" w:color="D9D5C8" w:sz="4" w:space="0"/>
@@ -11974,7 +11974,7 @@
         </w:tc>
         <w:tc>
           <w:tcPr>
-            <w:tcW w:type="dxa" w:w="4348"/>
+            <w:tcW w:type="dxa" w:w="4413"/>
             <w:tcBorders>
               <w:top w:val="single" w:color="D9D5C8" w:sz="4" w:space="0"/>
               <w:left w:val="single" w:color="D9D5C8" w:sz="4" w:space="0"/>
@@ -12011,7 +12011,7 @@
       <w:tr>
         <w:tc>
           <w:tcPr>
-            <w:tcW w:type="dxa" w:w="900"/>
+            <w:tcW w:type="dxa" w:w="913"/>
             <w:tcBorders>
               <w:top w:val="single" w:color="D9D5C8" w:sz="4" w:space="0"/>
               <w:left w:val="single" w:color="D9D5C8" w:sz="4" w:space="0"/>
@@ -12046,7 +12046,7 @@
         </w:tc>
         <w:tc>
           <w:tcPr>
-            <w:tcW w:type="dxa" w:w="4400"/>
+            <w:tcW w:type="dxa" w:w="4466"/>
             <w:tcBorders>
               <w:top w:val="single" w:color="D9D5C8" w:sz="4" w:space="0"/>
               <w:left w:val="single" w:color="D9D5C8" w:sz="4" w:space="0"/>
@@ -12081,7 +12081,7 @@
         </w:tc>
         <w:tc>
           <w:tcPr>
-            <w:tcW w:type="dxa" w:w="4348"/>
+            <w:tcW w:type="dxa" w:w="4413"/>
             <w:tcBorders>
               <w:top w:val="single" w:color="D9D5C8" w:sz="4" w:space="0"/>
               <w:left w:val="single" w:color="D9D5C8" w:sz="4" w:space="0"/>
@@ -12118,7 +12118,7 @@
     </w:tbl>
     <w:tbl>
       <w:tblPr>
-        <w:tblW w:type="dxa" w:w="9648"/>
+        <w:tblW w:type="dxa" w:w="9792"/>
         <w:tblBorders>
           <w:top w:val="single" w:color="auto" w:sz="4"/>
           <w:left w:val="single" w:color="auto" w:sz="4"/>
@@ -12129,12 +12129,12 @@
         </w:tblBorders>
       </w:tblPr>
       <w:tblGrid>
-        <w:gridCol w:w="9648"/>
+        <w:gridCol w:w="9792"/>
       </w:tblGrid>
       <w:tr>
         <w:tc>
           <w:tcPr>
-            <w:tcW w:type="dxa" w:w="9648"/>
+            <w:tcW w:type="dxa" w:w="9792"/>
             <w:tcBorders>
               <w:top w:val="single" w:color="D9D5C8" w:sz="4" w:space="0"/>
               <w:left w:val="single" w:color="D9D5C8" w:sz="4" w:space="0"/>
@@ -12259,7 +12259,7 @@
     </w:p>
     <w:tbl>
       <w:tblPr>
-        <w:tblW w:type="dxa" w:w="9648"/>
+        <w:tblW w:type="dxa" w:w="9792"/>
         <w:tblBorders>
           <w:top w:val="single" w:color="auto" w:sz="4"/>
           <w:left w:val="single" w:color="auto" w:sz="4"/>
@@ -12270,9 +12270,9 @@
         </w:tblBorders>
       </w:tblPr>
       <w:tblGrid>
-        <w:gridCol w:w="900"/>
-        <w:gridCol w:w="4400"/>
-        <w:gridCol w:w="4348"/>
+        <w:gridCol w:w="913"/>
+        <w:gridCol w:w="4466"/>
+        <w:gridCol w:w="4413"/>
       </w:tblGrid>
       <w:tr>
         <w:trPr>
@@ -12280,7 +12280,7 @@
         </w:trPr>
         <w:tc>
           <w:tcPr>
-            <w:tcW w:type="dxa" w:w="900"/>
+            <w:tcW w:type="dxa" w:w="913"/>
             <w:tcBorders>
               <w:top w:val="single" w:color="D9D5C8" w:sz="4" w:space="0"/>
               <w:left w:val="single" w:color="D9D5C8" w:sz="4" w:space="0"/>
@@ -12316,7 +12316,7 @@
         </w:tc>
         <w:tc>
           <w:tcPr>
-            <w:tcW w:type="dxa" w:w="4400"/>
+            <w:tcW w:type="dxa" w:w="4466"/>
             <w:tcBorders>
               <w:top w:val="single" w:color="D9D5C8" w:sz="4" w:space="0"/>
               <w:left w:val="single" w:color="D9D5C8" w:sz="4" w:space="0"/>
@@ -12352,7 +12352,7 @@
         </w:tc>
         <w:tc>
           <w:tcPr>
-            <w:tcW w:type="dxa" w:w="4348"/>
+            <w:tcW w:type="dxa" w:w="4413"/>
             <w:tcBorders>
               <w:top w:val="single" w:color="D9D5C8" w:sz="4" w:space="0"/>
               <w:left w:val="single" w:color="D9D5C8" w:sz="4" w:space="0"/>
@@ -12390,7 +12390,7 @@
       <w:tr>
         <w:tc>
           <w:tcPr>
-            <w:tcW w:type="dxa" w:w="900"/>
+            <w:tcW w:type="dxa" w:w="913"/>
             <w:tcBorders>
               <w:top w:val="single" w:color="D9D5C8" w:sz="4" w:space="0"/>
               <w:left w:val="single" w:color="D9D5C8" w:sz="4" w:space="0"/>
@@ -12425,7 +12425,7 @@
         </w:tc>
         <w:tc>
           <w:tcPr>
-            <w:tcW w:type="dxa" w:w="4400"/>
+            <w:tcW w:type="dxa" w:w="4466"/>
             <w:tcBorders>
               <w:top w:val="single" w:color="D9D5C8" w:sz="4" w:space="0"/>
               <w:left w:val="single" w:color="D9D5C8" w:sz="4" w:space="0"/>
@@ -12460,7 +12460,7 @@
         </w:tc>
         <w:tc>
           <w:tcPr>
-            <w:tcW w:type="dxa" w:w="4348"/>
+            <w:tcW w:type="dxa" w:w="4413"/>
             <w:tcBorders>
               <w:top w:val="single" w:color="D9D5C8" w:sz="4" w:space="0"/>
               <w:left w:val="single" w:color="D9D5C8" w:sz="4" w:space="0"/>
@@ -12497,7 +12497,7 @@
       <w:tr>
         <w:tc>
           <w:tcPr>
-            <w:tcW w:type="dxa" w:w="900"/>
+            <w:tcW w:type="dxa" w:w="913"/>
             <w:tcBorders>
               <w:top w:val="single" w:color="D9D5C8" w:sz="4" w:space="0"/>
               <w:left w:val="single" w:color="D9D5C8" w:sz="4" w:space="0"/>
@@ -12532,7 +12532,7 @@
         </w:tc>
         <w:tc>
           <w:tcPr>
-            <w:tcW w:type="dxa" w:w="4400"/>
+            <w:tcW w:type="dxa" w:w="4466"/>
             <w:tcBorders>
               <w:top w:val="single" w:color="D9D5C8" w:sz="4" w:space="0"/>
               <w:left w:val="single" w:color="D9D5C8" w:sz="4" w:space="0"/>
@@ -12567,7 +12567,7 @@
         </w:tc>
         <w:tc>
           <w:tcPr>
-            <w:tcW w:type="dxa" w:w="4348"/>
+            <w:tcW w:type="dxa" w:w="4413"/>
             <w:tcBorders>
               <w:top w:val="single" w:color="D9D5C8" w:sz="4" w:space="0"/>
               <w:left w:val="single" w:color="D9D5C8" w:sz="4" w:space="0"/>
@@ -12604,7 +12604,7 @@
       <w:tr>
         <w:tc>
           <w:tcPr>
-            <w:tcW w:type="dxa" w:w="900"/>
+            <w:tcW w:type="dxa" w:w="913"/>
             <w:tcBorders>
               <w:top w:val="single" w:color="D9D5C8" w:sz="4" w:space="0"/>
               <w:left w:val="single" w:color="D9D5C8" w:sz="4" w:space="0"/>
@@ -12639,7 +12639,7 @@
         </w:tc>
         <w:tc>
           <w:tcPr>
-            <w:tcW w:type="dxa" w:w="4400"/>
+            <w:tcW w:type="dxa" w:w="4466"/>
             <w:tcBorders>
               <w:top w:val="single" w:color="D9D5C8" w:sz="4" w:space="0"/>
               <w:left w:val="single" w:color="D9D5C8" w:sz="4" w:space="0"/>
@@ -12674,7 +12674,7 @@
         </w:tc>
         <w:tc>
           <w:tcPr>
-            <w:tcW w:type="dxa" w:w="4348"/>
+            <w:tcW w:type="dxa" w:w="4413"/>
             <w:tcBorders>
               <w:top w:val="single" w:color="D9D5C8" w:sz="4" w:space="0"/>
               <w:left w:val="single" w:color="D9D5C8" w:sz="4" w:space="0"/>
@@ -12711,7 +12711,7 @@
     </w:tbl>
     <w:tbl>
       <w:tblPr>
-        <w:tblW w:type="dxa" w:w="9648"/>
+        <w:tblW w:type="dxa" w:w="9792"/>
         <w:tblBorders>
           <w:top w:val="single" w:color="auto" w:sz="4"/>
           <w:left w:val="single" w:color="auto" w:sz="4"/>
@@ -12722,12 +12722,12 @@
         </w:tblBorders>
       </w:tblPr>
       <w:tblGrid>
-        <w:gridCol w:w="9648"/>
+        <w:gridCol w:w="9792"/>
       </w:tblGrid>
       <w:tr>
         <w:tc>
           <w:tcPr>
-            <w:tcW w:type="dxa" w:w="9648"/>
+            <w:tcW w:type="dxa" w:w="9792"/>
             <w:tcBorders>
               <w:top w:val="single" w:color="D9D5C8" w:sz="4" w:space="0"/>
               <w:left w:val="single" w:color="D9D5C8" w:sz="4" w:space="0"/>
@@ -12852,7 +12852,7 @@
     </w:p>
     <w:tbl>
       <w:tblPr>
-        <w:tblW w:type="dxa" w:w="9648"/>
+        <w:tblW w:type="dxa" w:w="9792"/>
         <w:tblBorders>
           <w:top w:val="single" w:color="auto" w:sz="4"/>
           <w:left w:val="single" w:color="auto" w:sz="4"/>
@@ -12863,9 +12863,9 @@
         </w:tblBorders>
       </w:tblPr>
       <w:tblGrid>
-        <w:gridCol w:w="900"/>
-        <w:gridCol w:w="4400"/>
-        <w:gridCol w:w="4348"/>
+        <w:gridCol w:w="913"/>
+        <w:gridCol w:w="4466"/>
+        <w:gridCol w:w="4413"/>
       </w:tblGrid>
       <w:tr>
         <w:trPr>
@@ -12873,7 +12873,7 @@
         </w:trPr>
         <w:tc>
           <w:tcPr>
-            <w:tcW w:type="dxa" w:w="900"/>
+            <w:tcW w:type="dxa" w:w="913"/>
             <w:tcBorders>
               <w:top w:val="single" w:color="D9D5C8" w:sz="4" w:space="0"/>
               <w:left w:val="single" w:color="D9D5C8" w:sz="4" w:space="0"/>
@@ -12909,7 +12909,7 @@
         </w:tc>
         <w:tc>
           <w:tcPr>
-            <w:tcW w:type="dxa" w:w="4400"/>
+            <w:tcW w:type="dxa" w:w="4466"/>
             <w:tcBorders>
               <w:top w:val="single" w:color="D9D5C8" w:sz="4" w:space="0"/>
               <w:left w:val="single" w:color="D9D5C8" w:sz="4" w:space="0"/>
@@ -12945,7 +12945,7 @@
         </w:tc>
         <w:tc>
           <w:tcPr>
-            <w:tcW w:type="dxa" w:w="4348"/>
+            <w:tcW w:type="dxa" w:w="4413"/>
             <w:tcBorders>
               <w:top w:val="single" w:color="D9D5C8" w:sz="4" w:space="0"/>
               <w:left w:val="single" w:color="D9D5C8" w:sz="4" w:space="0"/>
@@ -12983,7 +12983,7 @@
       <w:tr>
         <w:tc>
           <w:tcPr>
-            <w:tcW w:type="dxa" w:w="900"/>
+            <w:tcW w:type="dxa" w:w="913"/>
             <w:tcBorders>
               <w:top w:val="single" w:color="D9D5C8" w:sz="4" w:space="0"/>
               <w:left w:val="single" w:color="D9D5C8" w:sz="4" w:space="0"/>
@@ -13018,7 +13018,7 @@
         </w:tc>
         <w:tc>
           <w:tcPr>
-            <w:tcW w:type="dxa" w:w="4400"/>
+            <w:tcW w:type="dxa" w:w="4466"/>
             <w:tcBorders>
               <w:top w:val="single" w:color="D9D5C8" w:sz="4" w:space="0"/>
               <w:left w:val="single" w:color="D9D5C8" w:sz="4" w:space="0"/>
@@ -13053,7 +13053,7 @@
         </w:tc>
         <w:tc>
           <w:tcPr>
-            <w:tcW w:type="dxa" w:w="4348"/>
+            <w:tcW w:type="dxa" w:w="4413"/>
             <w:tcBorders>
               <w:top w:val="single" w:color="D9D5C8" w:sz="4" w:space="0"/>
               <w:left w:val="single" w:color="D9D5C8" w:sz="4" w:space="0"/>
@@ -13090,7 +13090,7 @@
       <w:tr>
         <w:tc>
           <w:tcPr>
-            <w:tcW w:type="dxa" w:w="900"/>
+            <w:tcW w:type="dxa" w:w="913"/>
             <w:tcBorders>
               <w:top w:val="single" w:color="D9D5C8" w:sz="4" w:space="0"/>
               <w:left w:val="single" w:color="D9D5C8" w:sz="4" w:space="0"/>
@@ -13125,7 +13125,7 @@
         </w:tc>
         <w:tc>
           <w:tcPr>
-            <w:tcW w:type="dxa" w:w="4400"/>
+            <w:tcW w:type="dxa" w:w="4466"/>
             <w:tcBorders>
               <w:top w:val="single" w:color="D9D5C8" w:sz="4" w:space="0"/>
               <w:left w:val="single" w:color="D9D5C8" w:sz="4" w:space="0"/>
@@ -13160,7 +13160,7 @@
         </w:tc>
         <w:tc>
           <w:tcPr>
-            <w:tcW w:type="dxa" w:w="4348"/>
+            <w:tcW w:type="dxa" w:w="4413"/>
             <w:tcBorders>
               <w:top w:val="single" w:color="D9D5C8" w:sz="4" w:space="0"/>
               <w:left w:val="single" w:color="D9D5C8" w:sz="4" w:space="0"/>
@@ -13197,7 +13197,7 @@
       <w:tr>
         <w:tc>
           <w:tcPr>
-            <w:tcW w:type="dxa" w:w="900"/>
+            <w:tcW w:type="dxa" w:w="913"/>
             <w:tcBorders>
               <w:top w:val="single" w:color="D9D5C8" w:sz="4" w:space="0"/>
               <w:left w:val="single" w:color="D9D5C8" w:sz="4" w:space="0"/>
@@ -13232,7 +13232,7 @@
         </w:tc>
         <w:tc>
           <w:tcPr>
-            <w:tcW w:type="dxa" w:w="4400"/>
+            <w:tcW w:type="dxa" w:w="4466"/>
             <w:tcBorders>
               <w:top w:val="single" w:color="D9D5C8" w:sz="4" w:space="0"/>
               <w:left w:val="single" w:color="D9D5C8" w:sz="4" w:space="0"/>
@@ -13267,7 +13267,7 @@
         </w:tc>
         <w:tc>
           <w:tcPr>
-            <w:tcW w:type="dxa" w:w="4348"/>
+            <w:tcW w:type="dxa" w:w="4413"/>
             <w:tcBorders>
               <w:top w:val="single" w:color="D9D5C8" w:sz="4" w:space="0"/>
               <w:left w:val="single" w:color="D9D5C8" w:sz="4" w:space="0"/>
@@ -13304,7 +13304,7 @@
     </w:tbl>
     <w:tbl>
       <w:tblPr>
-        <w:tblW w:type="dxa" w:w="9648"/>
+        <w:tblW w:type="dxa" w:w="9792"/>
         <w:tblBorders>
           <w:top w:val="single" w:color="auto" w:sz="4"/>
           <w:left w:val="single" w:color="auto" w:sz="4"/>
@@ -13315,12 +13315,12 @@
         </w:tblBorders>
       </w:tblPr>
       <w:tblGrid>
-        <w:gridCol w:w="9648"/>
+        <w:gridCol w:w="9792"/>
       </w:tblGrid>
       <w:tr>
         <w:tc>
           <w:tcPr>
-            <w:tcW w:type="dxa" w:w="9648"/>
+            <w:tcW w:type="dxa" w:w="9792"/>
             <w:tcBorders>
               <w:top w:val="single" w:color="D9D5C8" w:sz="4" w:space="0"/>
               <w:left w:val="single" w:color="D9D5C8" w:sz="4" w:space="0"/>
@@ -13445,7 +13445,7 @@
     </w:p>
     <w:tbl>
       <w:tblPr>
-        <w:tblW w:type="dxa" w:w="9648"/>
+        <w:tblW w:type="dxa" w:w="9792"/>
         <w:tblBorders>
           <w:top w:val="single" w:color="auto" w:sz="4"/>
           <w:left w:val="single" w:color="auto" w:sz="4"/>
@@ -13456,9 +13456,9 @@
         </w:tblBorders>
       </w:tblPr>
       <w:tblGrid>
-        <w:gridCol w:w="900"/>
-        <w:gridCol w:w="4400"/>
-        <w:gridCol w:w="4348"/>
+        <w:gridCol w:w="913"/>
+        <w:gridCol w:w="4466"/>
+        <w:gridCol w:w="4413"/>
       </w:tblGrid>
       <w:tr>
         <w:trPr>
@@ -13466,7 +13466,7 @@
         </w:trPr>
         <w:tc>
           <w:tcPr>
-            <w:tcW w:type="dxa" w:w="900"/>
+            <w:tcW w:type="dxa" w:w="913"/>
             <w:tcBorders>
               <w:top w:val="single" w:color="D9D5C8" w:sz="4" w:space="0"/>
               <w:left w:val="single" w:color="D9D5C8" w:sz="4" w:space="0"/>
@@ -13502,7 +13502,7 @@
         </w:tc>
         <w:tc>
           <w:tcPr>
-            <w:tcW w:type="dxa" w:w="4400"/>
+            <w:tcW w:type="dxa" w:w="4466"/>
             <w:tcBorders>
               <w:top w:val="single" w:color="D9D5C8" w:sz="4" w:space="0"/>
               <w:left w:val="single" w:color="D9D5C8" w:sz="4" w:space="0"/>
@@ -13538,7 +13538,7 @@
         </w:tc>
         <w:tc>
           <w:tcPr>
-            <w:tcW w:type="dxa" w:w="4348"/>
+            <w:tcW w:type="dxa" w:w="4413"/>
             <w:tcBorders>
               <w:top w:val="single" w:color="D9D5C8" w:sz="4" w:space="0"/>
               <w:left w:val="single" w:color="D9D5C8" w:sz="4" w:space="0"/>
@@ -13576,7 +13576,7 @@
       <w:tr>
         <w:tc>
           <w:tcPr>
-            <w:tcW w:type="dxa" w:w="900"/>
+            <w:tcW w:type="dxa" w:w="913"/>
             <w:tcBorders>
               <w:top w:val="single" w:color="D9D5C8" w:sz="4" w:space="0"/>
               <w:left w:val="single" w:color="D9D5C8" w:sz="4" w:space="0"/>
@@ -13611,7 +13611,7 @@
         </w:tc>
         <w:tc>
           <w:tcPr>
-            <w:tcW w:type="dxa" w:w="4400"/>
+            <w:tcW w:type="dxa" w:w="4466"/>
             <w:tcBorders>
               <w:top w:val="single" w:color="D9D5C8" w:sz="4" w:space="0"/>
               <w:left w:val="single" w:color="D9D5C8" w:sz="4" w:space="0"/>
@@ -13646,7 +13646,7 @@
         </w:tc>
         <w:tc>
           <w:tcPr>
-            <w:tcW w:type="dxa" w:w="4348"/>
+            <w:tcW w:type="dxa" w:w="4413"/>
             <w:tcBorders>
               <w:top w:val="single" w:color="D9D5C8" w:sz="4" w:space="0"/>
               <w:left w:val="single" w:color="D9D5C8" w:sz="4" w:space="0"/>
@@ -13683,7 +13683,7 @@
       <w:tr>
         <w:tc>
           <w:tcPr>
-            <w:tcW w:type="dxa" w:w="900"/>
+            <w:tcW w:type="dxa" w:w="913"/>
             <w:tcBorders>
               <w:top w:val="single" w:color="D9D5C8" w:sz="4" w:space="0"/>
               <w:left w:val="single" w:color="D9D5C8" w:sz="4" w:space="0"/>
@@ -13718,7 +13718,7 @@
         </w:tc>
         <w:tc>
           <w:tcPr>
-            <w:tcW w:type="dxa" w:w="4400"/>
+            <w:tcW w:type="dxa" w:w="4466"/>
             <w:tcBorders>
               <w:top w:val="single" w:color="D9D5C8" w:sz="4" w:space="0"/>
               <w:left w:val="single" w:color="D9D5C8" w:sz="4" w:space="0"/>
@@ -13753,7 +13753,7 @@
         </w:tc>
         <w:tc>
           <w:tcPr>
-            <w:tcW w:type="dxa" w:w="4348"/>
+            <w:tcW w:type="dxa" w:w="4413"/>
             <w:tcBorders>
               <w:top w:val="single" w:color="D9D5C8" w:sz="4" w:space="0"/>
               <w:left w:val="single" w:color="D9D5C8" w:sz="4" w:space="0"/>
@@ -13790,7 +13790,7 @@
       <w:tr>
         <w:tc>
           <w:tcPr>
-            <w:tcW w:type="dxa" w:w="900"/>
+            <w:tcW w:type="dxa" w:w="913"/>
             <w:tcBorders>
               <w:top w:val="single" w:color="D9D5C8" w:sz="4" w:space="0"/>
               <w:left w:val="single" w:color="D9D5C8" w:sz="4" w:space="0"/>
@@ -13825,7 +13825,7 @@
         </w:tc>
         <w:tc>
           <w:tcPr>
-            <w:tcW w:type="dxa" w:w="4400"/>
+            <w:tcW w:type="dxa" w:w="4466"/>
             <w:tcBorders>
               <w:top w:val="single" w:color="D9D5C8" w:sz="4" w:space="0"/>
               <w:left w:val="single" w:color="D9D5C8" w:sz="4" w:space="0"/>
@@ -13860,7 +13860,7 @@
         </w:tc>
         <w:tc>
           <w:tcPr>
-            <w:tcW w:type="dxa" w:w="4348"/>
+            <w:tcW w:type="dxa" w:w="4413"/>
             <w:tcBorders>
               <w:top w:val="single" w:color="D9D5C8" w:sz="4" w:space="0"/>
               <w:left w:val="single" w:color="D9D5C8" w:sz="4" w:space="0"/>
@@ -13897,7 +13897,7 @@
     </w:tbl>
     <w:tbl>
       <w:tblPr>
-        <w:tblW w:type="dxa" w:w="9648"/>
+        <w:tblW w:type="dxa" w:w="9792"/>
         <w:tblBorders>
           <w:top w:val="single" w:color="auto" w:sz="4"/>
           <w:left w:val="single" w:color="auto" w:sz="4"/>
@@ -13908,12 +13908,12 @@
         </w:tblBorders>
       </w:tblPr>
       <w:tblGrid>
-        <w:gridCol w:w="9648"/>
+        <w:gridCol w:w="9792"/>
       </w:tblGrid>
       <w:tr>
         <w:tc>
           <w:tcPr>
-            <w:tcW w:type="dxa" w:w="9648"/>
+            <w:tcW w:type="dxa" w:w="9792"/>
             <w:tcBorders>
               <w:top w:val="single" w:color="D9D5C8" w:sz="4" w:space="0"/>
               <w:left w:val="single" w:color="D9D5C8" w:sz="4" w:space="0"/>
@@ -14058,7 +14058,7 @@
     </w:p>
     <w:tbl>
       <w:tblPr>
-        <w:tblW w:type="dxa" w:w="9648"/>
+        <w:tblW w:type="dxa" w:w="9792"/>
         <w:tblBorders>
           <w:top w:val="single" w:color="auto" w:sz="4"/>
           <w:left w:val="single" w:color="auto" w:sz="4"/>
@@ -14069,9 +14069,9 @@
         </w:tblBorders>
       </w:tblPr>
       <w:tblGrid>
-        <w:gridCol w:w="900"/>
-        <w:gridCol w:w="4400"/>
-        <w:gridCol w:w="4348"/>
+        <w:gridCol w:w="913"/>
+        <w:gridCol w:w="4466"/>
+        <w:gridCol w:w="4413"/>
       </w:tblGrid>
       <w:tr>
         <w:trPr>
@@ -14079,7 +14079,7 @@
         </w:trPr>
         <w:tc>
           <w:tcPr>
-            <w:tcW w:type="dxa" w:w="900"/>
+            <w:tcW w:type="dxa" w:w="913"/>
             <w:tcBorders>
               <w:top w:val="single" w:color="D9D5C8" w:sz="4" w:space="0"/>
               <w:left w:val="single" w:color="D9D5C8" w:sz="4" w:space="0"/>
@@ -14115,7 +14115,7 @@
         </w:tc>
         <w:tc>
           <w:tcPr>
-            <w:tcW w:type="dxa" w:w="4400"/>
+            <w:tcW w:type="dxa" w:w="4466"/>
             <w:tcBorders>
               <w:top w:val="single" w:color="D9D5C8" w:sz="4" w:space="0"/>
               <w:left w:val="single" w:color="D9D5C8" w:sz="4" w:space="0"/>
@@ -14151,7 +14151,7 @@
         </w:tc>
         <w:tc>
           <w:tcPr>
-            <w:tcW w:type="dxa" w:w="4348"/>
+            <w:tcW w:type="dxa" w:w="4413"/>
             <w:tcBorders>
               <w:top w:val="single" w:color="D9D5C8" w:sz="4" w:space="0"/>
               <w:left w:val="single" w:color="D9D5C8" w:sz="4" w:space="0"/>
@@ -14189,7 +14189,7 @@
       <w:tr>
         <w:tc>
           <w:tcPr>
-            <w:tcW w:type="dxa" w:w="900"/>
+            <w:tcW w:type="dxa" w:w="913"/>
             <w:tcBorders>
               <w:top w:val="single" w:color="D9D5C8" w:sz="4" w:space="0"/>
               <w:left w:val="single" w:color="D9D5C8" w:sz="4" w:space="0"/>
@@ -14224,7 +14224,7 @@
         </w:tc>
         <w:tc>
           <w:tcPr>
-            <w:tcW w:type="dxa" w:w="4400"/>
+            <w:tcW w:type="dxa" w:w="4466"/>
             <w:tcBorders>
               <w:top w:val="single" w:color="D9D5C8" w:sz="4" w:space="0"/>
               <w:left w:val="single" w:color="D9D5C8" w:sz="4" w:space="0"/>
@@ -14259,7 +14259,7 @@
         </w:tc>
         <w:tc>
           <w:tcPr>
-            <w:tcW w:type="dxa" w:w="4348"/>
+            <w:tcW w:type="dxa" w:w="4413"/>
             <w:tcBorders>
               <w:top w:val="single" w:color="D9D5C8" w:sz="4" w:space="0"/>
               <w:left w:val="single" w:color="D9D5C8" w:sz="4" w:space="0"/>
@@ -14296,7 +14296,7 @@
       <w:tr>
         <w:tc>
           <w:tcPr>
-            <w:tcW w:type="dxa" w:w="900"/>
+            <w:tcW w:type="dxa" w:w="913"/>
             <w:tcBorders>
               <w:top w:val="single" w:color="D9D5C8" w:sz="4" w:space="0"/>
               <w:left w:val="single" w:color="D9D5C8" w:sz="4" w:space="0"/>
@@ -14331,7 +14331,7 @@
         </w:tc>
         <w:tc>
           <w:tcPr>
-            <w:tcW w:type="dxa" w:w="4400"/>
+            <w:tcW w:type="dxa" w:w="4466"/>
             <w:tcBorders>
               <w:top w:val="single" w:color="D9D5C8" w:sz="4" w:space="0"/>
               <w:left w:val="single" w:color="D9D5C8" w:sz="4" w:space="0"/>
@@ -14366,7 +14366,7 @@
         </w:tc>
         <w:tc>
           <w:tcPr>
-            <w:tcW w:type="dxa" w:w="4348"/>
+            <w:tcW w:type="dxa" w:w="4413"/>
             <w:tcBorders>
               <w:top w:val="single" w:color="D9D5C8" w:sz="4" w:space="0"/>
               <w:left w:val="single" w:color="D9D5C8" w:sz="4" w:space="0"/>
@@ -14403,7 +14403,7 @@
       <w:tr>
         <w:tc>
           <w:tcPr>
-            <w:tcW w:type="dxa" w:w="900"/>
+            <w:tcW w:type="dxa" w:w="913"/>
             <w:tcBorders>
               <w:top w:val="single" w:color="D9D5C8" w:sz="4" w:space="0"/>
               <w:left w:val="single" w:color="D9D5C8" w:sz="4" w:space="0"/>
@@ -14438,7 +14438,7 @@
         </w:tc>
         <w:tc>
           <w:tcPr>
-            <w:tcW w:type="dxa" w:w="4400"/>
+            <w:tcW w:type="dxa" w:w="4466"/>
             <w:tcBorders>
               <w:top w:val="single" w:color="D9D5C8" w:sz="4" w:space="0"/>
               <w:left w:val="single" w:color="D9D5C8" w:sz="4" w:space="0"/>
@@ -14473,7 +14473,7 @@
         </w:tc>
         <w:tc>
           <w:tcPr>
-            <w:tcW w:type="dxa" w:w="4348"/>
+            <w:tcW w:type="dxa" w:w="4413"/>
             <w:tcBorders>
               <w:top w:val="single" w:color="D9D5C8" w:sz="4" w:space="0"/>
               <w:left w:val="single" w:color="D9D5C8" w:sz="4" w:space="0"/>
@@ -14510,7 +14510,7 @@
     </w:tbl>
     <w:tbl>
       <w:tblPr>
-        <w:tblW w:type="dxa" w:w="9648"/>
+        <w:tblW w:type="dxa" w:w="9792"/>
         <w:tblBorders>
           <w:top w:val="single" w:color="auto" w:sz="4"/>
           <w:left w:val="single" w:color="auto" w:sz="4"/>
@@ -14521,12 +14521,12 @@
         </w:tblBorders>
       </w:tblPr>
       <w:tblGrid>
-        <w:gridCol w:w="9648"/>
+        <w:gridCol w:w="9792"/>
       </w:tblGrid>
       <w:tr>
         <w:tc>
           <w:tcPr>
-            <w:tcW w:type="dxa" w:w="9648"/>
+            <w:tcW w:type="dxa" w:w="9792"/>
             <w:tcBorders>
               <w:top w:val="single" w:color="D9D5C8" w:sz="4" w:space="0"/>
               <w:left w:val="single" w:color="D9D5C8" w:sz="4" w:space="0"/>
@@ -14651,7 +14651,7 @@
     </w:p>
     <w:tbl>
       <w:tblPr>
-        <w:tblW w:type="dxa" w:w="9648"/>
+        <w:tblW w:type="dxa" w:w="9792"/>
         <w:tblBorders>
           <w:top w:val="single" w:color="auto" w:sz="4"/>
           <w:left w:val="single" w:color="auto" w:sz="4"/>
@@ -14662,9 +14662,9 @@
         </w:tblBorders>
       </w:tblPr>
       <w:tblGrid>
-        <w:gridCol w:w="900"/>
-        <w:gridCol w:w="4400"/>
-        <w:gridCol w:w="4348"/>
+        <w:gridCol w:w="913"/>
+        <w:gridCol w:w="4466"/>
+        <w:gridCol w:w="4413"/>
       </w:tblGrid>
       <w:tr>
         <w:trPr>
@@ -14672,7 +14672,7 @@
         </w:trPr>
         <w:tc>
           <w:tcPr>
-            <w:tcW w:type="dxa" w:w="900"/>
+            <w:tcW w:type="dxa" w:w="913"/>
             <w:tcBorders>
               <w:top w:val="single" w:color="D9D5C8" w:sz="4" w:space="0"/>
               <w:left w:val="single" w:color="D9D5C8" w:sz="4" w:space="0"/>
@@ -14708,7 +14708,7 @@
         </w:tc>
         <w:tc>
           <w:tcPr>
-            <w:tcW w:type="dxa" w:w="4400"/>
+            <w:tcW w:type="dxa" w:w="4466"/>
             <w:tcBorders>
               <w:top w:val="single" w:color="D9D5C8" w:sz="4" w:space="0"/>
               <w:left w:val="single" w:color="D9D5C8" w:sz="4" w:space="0"/>
@@ -14744,7 +14744,7 @@
         </w:tc>
         <w:tc>
           <w:tcPr>
-            <w:tcW w:type="dxa" w:w="4348"/>
+            <w:tcW w:type="dxa" w:w="4413"/>
             <w:tcBorders>
               <w:top w:val="single" w:color="D9D5C8" w:sz="4" w:space="0"/>
               <w:left w:val="single" w:color="D9D5C8" w:sz="4" w:space="0"/>
@@ -14782,7 +14782,7 @@
       <w:tr>
         <w:tc>
           <w:tcPr>
-            <w:tcW w:type="dxa" w:w="900"/>
+            <w:tcW w:type="dxa" w:w="913"/>
             <w:tcBorders>
               <w:top w:val="single" w:color="D9D5C8" w:sz="4" w:space="0"/>
               <w:left w:val="single" w:color="D9D5C8" w:sz="4" w:space="0"/>
@@ -14817,7 +14817,7 @@
         </w:tc>
         <w:tc>
           <w:tcPr>
-            <w:tcW w:type="dxa" w:w="4400"/>
+            <w:tcW w:type="dxa" w:w="4466"/>
             <w:tcBorders>
               <w:top w:val="single" w:color="D9D5C8" w:sz="4" w:space="0"/>
               <w:left w:val="single" w:color="D9D5C8" w:sz="4" w:space="0"/>
@@ -14852,7 +14852,7 @@
         </w:tc>
         <w:tc>
           <w:tcPr>
-            <w:tcW w:type="dxa" w:w="4348"/>
+            <w:tcW w:type="dxa" w:w="4413"/>
             <w:tcBorders>
               <w:top w:val="single" w:color="D9D5C8" w:sz="4" w:space="0"/>
               <w:left w:val="single" w:color="D9D5C8" w:sz="4" w:space="0"/>
@@ -14889,7 +14889,7 @@
       <w:tr>
         <w:tc>
           <w:tcPr>
-            <w:tcW w:type="dxa" w:w="900"/>
+            <w:tcW w:type="dxa" w:w="913"/>
             <w:tcBorders>
               <w:top w:val="single" w:color="D9D5C8" w:sz="4" w:space="0"/>
               <w:left w:val="single" w:color="D9D5C8" w:sz="4" w:space="0"/>
@@ -14924,7 +14924,7 @@
         </w:tc>
         <w:tc>
           <w:tcPr>
-            <w:tcW w:type="dxa" w:w="4400"/>
+            <w:tcW w:type="dxa" w:w="4466"/>
             <w:tcBorders>
               <w:top w:val="single" w:color="D9D5C8" w:sz="4" w:space="0"/>
               <w:left w:val="single" w:color="D9D5C8" w:sz="4" w:space="0"/>
@@ -14959,7 +14959,7 @@
         </w:tc>
         <w:tc>
           <w:tcPr>
-            <w:tcW w:type="dxa" w:w="4348"/>
+            <w:tcW w:type="dxa" w:w="4413"/>
             <w:tcBorders>
               <w:top w:val="single" w:color="D9D5C8" w:sz="4" w:space="0"/>
               <w:left w:val="single" w:color="D9D5C8" w:sz="4" w:space="0"/>
@@ -14996,7 +14996,7 @@
       <w:tr>
         <w:tc>
           <w:tcPr>
-            <w:tcW w:type="dxa" w:w="900"/>
+            <w:tcW w:type="dxa" w:w="913"/>
             <w:tcBorders>
               <w:top w:val="single" w:color="D9D5C8" w:sz="4" w:space="0"/>
               <w:left w:val="single" w:color="D9D5C8" w:sz="4" w:space="0"/>
@@ -15031,7 +15031,7 @@
         </w:tc>
         <w:tc>
           <w:tcPr>
-            <w:tcW w:type="dxa" w:w="4400"/>
+            <w:tcW w:type="dxa" w:w="4466"/>
             <w:tcBorders>
               <w:top w:val="single" w:color="D9D5C8" w:sz="4" w:space="0"/>
               <w:left w:val="single" w:color="D9D5C8" w:sz="4" w:space="0"/>
@@ -15066,7 +15066,7 @@
         </w:tc>
         <w:tc>
           <w:tcPr>
-            <w:tcW w:type="dxa" w:w="4348"/>
+            <w:tcW w:type="dxa" w:w="4413"/>
             <w:tcBorders>
               <w:top w:val="single" w:color="D9D5C8" w:sz="4" w:space="0"/>
               <w:left w:val="single" w:color="D9D5C8" w:sz="4" w:space="0"/>
@@ -15103,7 +15103,7 @@
     </w:tbl>
     <w:tbl>
       <w:tblPr>
-        <w:tblW w:type="dxa" w:w="9648"/>
+        <w:tblW w:type="dxa" w:w="9792"/>
         <w:tblBorders>
           <w:top w:val="single" w:color="auto" w:sz="4"/>
           <w:left w:val="single" w:color="auto" w:sz="4"/>
@@ -15114,12 +15114,12 @@
         </w:tblBorders>
       </w:tblPr>
       <w:tblGrid>
-        <w:gridCol w:w="9648"/>
+        <w:gridCol w:w="9792"/>
       </w:tblGrid>
       <w:tr>
         <w:tc>
           <w:tcPr>
-            <w:tcW w:type="dxa" w:w="9648"/>
+            <w:tcW w:type="dxa" w:w="9792"/>
             <w:tcBorders>
               <w:top w:val="single" w:color="D9D5C8" w:sz="4" w:space="0"/>
               <w:left w:val="single" w:color="D9D5C8" w:sz="4" w:space="0"/>
@@ -15244,7 +15244,7 @@
     </w:p>
     <w:tbl>
       <w:tblPr>
-        <w:tblW w:type="dxa" w:w="9648"/>
+        <w:tblW w:type="dxa" w:w="9792"/>
         <w:tblBorders>
           <w:top w:val="single" w:color="auto" w:sz="4"/>
           <w:left w:val="single" w:color="auto" w:sz="4"/>
@@ -15255,9 +15255,9 @@
         </w:tblBorders>
       </w:tblPr>
       <w:tblGrid>
-        <w:gridCol w:w="900"/>
-        <w:gridCol w:w="4400"/>
-        <w:gridCol w:w="4348"/>
+        <w:gridCol w:w="913"/>
+        <w:gridCol w:w="4466"/>
+        <w:gridCol w:w="4413"/>
       </w:tblGrid>
       <w:tr>
         <w:trPr>
@@ -15265,7 +15265,7 @@
         </w:trPr>
         <w:tc>
           <w:tcPr>
-            <w:tcW w:type="dxa" w:w="900"/>
+            <w:tcW w:type="dxa" w:w="913"/>
             <w:tcBorders>
               <w:top w:val="single" w:color="D9D5C8" w:sz="4" w:space="0"/>
               <w:left w:val="single" w:color="D9D5C8" w:sz="4" w:space="0"/>
@@ -15301,7 +15301,7 @@
         </w:tc>
         <w:tc>
           <w:tcPr>
-            <w:tcW w:type="dxa" w:w="4400"/>
+            <w:tcW w:type="dxa" w:w="4466"/>
             <w:tcBorders>
               <w:top w:val="single" w:color="D9D5C8" w:sz="4" w:space="0"/>
               <w:left w:val="single" w:color="D9D5C8" w:sz="4" w:space="0"/>
@@ -15337,7 +15337,7 @@
         </w:tc>
         <w:tc>
           <w:tcPr>
-            <w:tcW w:type="dxa" w:w="4348"/>
+            <w:tcW w:type="dxa" w:w="4413"/>
             <w:tcBorders>
               <w:top w:val="single" w:color="D9D5C8" w:sz="4" w:space="0"/>
               <w:left w:val="single" w:color="D9D5C8" w:sz="4" w:space="0"/>
@@ -15375,7 +15375,7 @@
       <w:tr>
         <w:tc>
           <w:tcPr>
-            <w:tcW w:type="dxa" w:w="900"/>
+            <w:tcW w:type="dxa" w:w="913"/>
             <w:tcBorders>
               <w:top w:val="single" w:color="D9D5C8" w:sz="4" w:space="0"/>
               <w:left w:val="single" w:color="D9D5C8" w:sz="4" w:space="0"/>
@@ -15410,7 +15410,7 @@
         </w:tc>
         <w:tc>
           <w:tcPr>
-            <w:tcW w:type="dxa" w:w="4400"/>
+            <w:tcW w:type="dxa" w:w="4466"/>
             <w:tcBorders>
               <w:top w:val="single" w:color="D9D5C8" w:sz="4" w:space="0"/>
               <w:left w:val="single" w:color="D9D5C8" w:sz="4" w:space="0"/>
@@ -15445,7 +15445,7 @@
         </w:tc>
         <w:tc>
           <w:tcPr>
-            <w:tcW w:type="dxa" w:w="4348"/>
+            <w:tcW w:type="dxa" w:w="4413"/>
             <w:tcBorders>
               <w:top w:val="single" w:color="D9D5C8" w:sz="4" w:space="0"/>
               <w:left w:val="single" w:color="D9D5C8" w:sz="4" w:space="0"/>
@@ -15482,7 +15482,7 @@
       <w:tr>
         <w:tc>
           <w:tcPr>
-            <w:tcW w:type="dxa" w:w="900"/>
+            <w:tcW w:type="dxa" w:w="913"/>
             <w:tcBorders>
               <w:top w:val="single" w:color="D9D5C8" w:sz="4" w:space="0"/>
               <w:left w:val="single" w:color="D9D5C8" w:sz="4" w:space="0"/>
@@ -15517,7 +15517,7 @@
         </w:tc>
         <w:tc>
           <w:tcPr>
-            <w:tcW w:type="dxa" w:w="4400"/>
+            <w:tcW w:type="dxa" w:w="4466"/>
             <w:tcBorders>
               <w:top w:val="single" w:color="D9D5C8" w:sz="4" w:space="0"/>
               <w:left w:val="single" w:color="D9D5C8" w:sz="4" w:space="0"/>
@@ -15552,7 +15552,7 @@
         </w:tc>
         <w:tc>
           <w:tcPr>
-            <w:tcW w:type="dxa" w:w="4348"/>
+            <w:tcW w:type="dxa" w:w="4413"/>
             <w:tcBorders>
               <w:top w:val="single" w:color="D9D5C8" w:sz="4" w:space="0"/>
               <w:left w:val="single" w:color="D9D5C8" w:sz="4" w:space="0"/>
@@ -15589,7 +15589,7 @@
       <w:tr>
         <w:tc>
           <w:tcPr>
-            <w:tcW w:type="dxa" w:w="900"/>
+            <w:tcW w:type="dxa" w:w="913"/>
             <w:tcBorders>
               <w:top w:val="single" w:color="D9D5C8" w:sz="4" w:space="0"/>
               <w:left w:val="single" w:color="D9D5C8" w:sz="4" w:space="0"/>
@@ -15624,7 +15624,7 @@
         </w:tc>
         <w:tc>
           <w:tcPr>
-            <w:tcW w:type="dxa" w:w="4400"/>
+            <w:tcW w:type="dxa" w:w="4466"/>
             <w:tcBorders>
               <w:top w:val="single" w:color="D9D5C8" w:sz="4" w:space="0"/>
               <w:left w:val="single" w:color="D9D5C8" w:sz="4" w:space="0"/>
@@ -15659,7 +15659,7 @@
         </w:tc>
         <w:tc>
           <w:tcPr>
-            <w:tcW w:type="dxa" w:w="4348"/>
+            <w:tcW w:type="dxa" w:w="4413"/>
             <w:tcBorders>
               <w:top w:val="single" w:color="D9D5C8" w:sz="4" w:space="0"/>
               <w:left w:val="single" w:color="D9D5C8" w:sz="4" w:space="0"/>
@@ -15696,7 +15696,7 @@
     </w:tbl>
     <w:tbl>
       <w:tblPr>
-        <w:tblW w:type="dxa" w:w="9648"/>
+        <w:tblW w:type="dxa" w:w="9792"/>
         <w:tblBorders>
           <w:top w:val="single" w:color="auto" w:sz="4"/>
           <w:left w:val="single" w:color="auto" w:sz="4"/>
@@ -15707,12 +15707,12 @@
         </w:tblBorders>
       </w:tblPr>
       <w:tblGrid>
-        <w:gridCol w:w="9648"/>
+        <w:gridCol w:w="9792"/>
       </w:tblGrid>
       <w:tr>
         <w:tc>
           <w:tcPr>
-            <w:tcW w:type="dxa" w:w="9648"/>
+            <w:tcW w:type="dxa" w:w="9792"/>
             <w:tcBorders>
               <w:top w:val="single" w:color="D9D5C8" w:sz="4" w:space="0"/>
               <w:left w:val="single" w:color="D9D5C8" w:sz="4" w:space="0"/>
@@ -15837,7 +15837,7 @@
     </w:p>
     <w:tbl>
       <w:tblPr>
-        <w:tblW w:type="dxa" w:w="9648"/>
+        <w:tblW w:type="dxa" w:w="9792"/>
         <w:tblBorders>
           <w:top w:val="single" w:color="auto" w:sz="4"/>
           <w:left w:val="single" w:color="auto" w:sz="4"/>
@@ -15848,9 +15848,9 @@
         </w:tblBorders>
       </w:tblPr>
       <w:tblGrid>
-        <w:gridCol w:w="900"/>
-        <w:gridCol w:w="4400"/>
-        <w:gridCol w:w="4348"/>
+        <w:gridCol w:w="913"/>
+        <w:gridCol w:w="4466"/>
+        <w:gridCol w:w="4413"/>
       </w:tblGrid>
       <w:tr>
         <w:trPr>
@@ -15858,7 +15858,7 @@
         </w:trPr>
         <w:tc>
           <w:tcPr>
-            <w:tcW w:type="dxa" w:w="900"/>
+            <w:tcW w:type="dxa" w:w="913"/>
             <w:tcBorders>
               <w:top w:val="single" w:color="D9D5C8" w:sz="4" w:space="0"/>
               <w:left w:val="single" w:color="D9D5C8" w:sz="4" w:space="0"/>
@@ -15894,7 +15894,7 @@
         </w:tc>
         <w:tc>
           <w:tcPr>
-            <w:tcW w:type="dxa" w:w="4400"/>
+            <w:tcW w:type="dxa" w:w="4466"/>
             <w:tcBorders>
               <w:top w:val="single" w:color="D9D5C8" w:sz="4" w:space="0"/>
               <w:left w:val="single" w:color="D9D5C8" w:sz="4" w:space="0"/>
@@ -15930,7 +15930,7 @@
         </w:tc>
         <w:tc>
           <w:tcPr>
-            <w:tcW w:type="dxa" w:w="4348"/>
+            <w:tcW w:type="dxa" w:w="4413"/>
             <w:tcBorders>
               <w:top w:val="single" w:color="D9D5C8" w:sz="4" w:space="0"/>
               <w:left w:val="single" w:color="D9D5C8" w:sz="4" w:space="0"/>
@@ -15968,7 +15968,7 @@
       <w:tr>
         <w:tc>
           <w:tcPr>
-            <w:tcW w:type="dxa" w:w="900"/>
+            <w:tcW w:type="dxa" w:w="913"/>
             <w:tcBorders>
               <w:top w:val="single" w:color="D9D5C8" w:sz="4" w:space="0"/>
               <w:left w:val="single" w:color="D9D5C8" w:sz="4" w:space="0"/>
@@ -16003,7 +16003,7 @@
         </w:tc>
         <w:tc>
           <w:tcPr>
-            <w:tcW w:type="dxa" w:w="4400"/>
+            <w:tcW w:type="dxa" w:w="4466"/>
             <w:tcBorders>
               <w:top w:val="single" w:color="D9D5C8" w:sz="4" w:space="0"/>
               <w:left w:val="single" w:color="D9D5C8" w:sz="4" w:space="0"/>
@@ -16038,7 +16038,7 @@
         </w:tc>
         <w:tc>
           <w:tcPr>
-            <w:tcW w:type="dxa" w:w="4348"/>
+            <w:tcW w:type="dxa" w:w="4413"/>
             <w:tcBorders>
               <w:top w:val="single" w:color="D9D5C8" w:sz="4" w:space="0"/>
               <w:left w:val="single" w:color="D9D5C8" w:sz="4" w:space="0"/>
@@ -16075,7 +16075,7 @@
       <w:tr>
         <w:tc>
           <w:tcPr>
-            <w:tcW w:type="dxa" w:w="900"/>
+            <w:tcW w:type="dxa" w:w="913"/>
             <w:tcBorders>
               <w:top w:val="single" w:color="D9D5C8" w:sz="4" w:space="0"/>
               <w:left w:val="single" w:color="D9D5C8" w:sz="4" w:space="0"/>
@@ -16110,7 +16110,7 @@
         </w:tc>
         <w:tc>
           <w:tcPr>
-            <w:tcW w:type="dxa" w:w="4400"/>
+            <w:tcW w:type="dxa" w:w="4466"/>
             <w:tcBorders>
               <w:top w:val="single" w:color="D9D5C8" w:sz="4" w:space="0"/>
               <w:left w:val="single" w:color="D9D5C8" w:sz="4" w:space="0"/>
@@ -16145,7 +16145,7 @@
         </w:tc>
         <w:tc>
           <w:tcPr>
-            <w:tcW w:type="dxa" w:w="4348"/>
+            <w:tcW w:type="dxa" w:w="4413"/>
             <w:tcBorders>
               <w:top w:val="single" w:color="D9D5C8" w:sz="4" w:space="0"/>
               <w:left w:val="single" w:color="D9D5C8" w:sz="4" w:space="0"/>
@@ -16182,7 +16182,7 @@
       <w:tr>
         <w:tc>
           <w:tcPr>
-            <w:tcW w:type="dxa" w:w="900"/>
+            <w:tcW w:type="dxa" w:w="913"/>
             <w:tcBorders>
               <w:top w:val="single" w:color="D9D5C8" w:sz="4" w:space="0"/>
               <w:left w:val="single" w:color="D9D5C8" w:sz="4" w:space="0"/>
@@ -16217,7 +16217,7 @@
         </w:tc>
         <w:tc>
           <w:tcPr>
-            <w:tcW w:type="dxa" w:w="4400"/>
+            <w:tcW w:type="dxa" w:w="4466"/>
             <w:tcBorders>
               <w:top w:val="single" w:color="D9D5C8" w:sz="4" w:space="0"/>
               <w:left w:val="single" w:color="D9D5C8" w:sz="4" w:space="0"/>
@@ -16252,7 +16252,7 @@
         </w:tc>
         <w:tc>
           <w:tcPr>
-            <w:tcW w:type="dxa" w:w="4348"/>
+            <w:tcW w:type="dxa" w:w="4413"/>
             <w:tcBorders>
               <w:top w:val="single" w:color="D9D5C8" w:sz="4" w:space="0"/>
               <w:left w:val="single" w:color="D9D5C8" w:sz="4" w:space="0"/>
@@ -16289,7 +16289,7 @@
     </w:tbl>
     <w:tbl>
       <w:tblPr>
-        <w:tblW w:type="dxa" w:w="9648"/>
+        <w:tblW w:type="dxa" w:w="9792"/>
         <w:tblBorders>
           <w:top w:val="single" w:color="auto" w:sz="4"/>
           <w:left w:val="single" w:color="auto" w:sz="4"/>
@@ -16300,12 +16300,12 @@
         </w:tblBorders>
       </w:tblPr>
       <w:tblGrid>
-        <w:gridCol w:w="9648"/>
+        <w:gridCol w:w="9792"/>
       </w:tblGrid>
       <w:tr>
         <w:tc>
           <w:tcPr>
-            <w:tcW w:type="dxa" w:w="9648"/>
+            <w:tcW w:type="dxa" w:w="9792"/>
             <w:tcBorders>
               <w:top w:val="single" w:color="D9D5C8" w:sz="4" w:space="0"/>
               <w:left w:val="single" w:color="D9D5C8" w:sz="4" w:space="0"/>
@@ -16450,7 +16450,7 @@
     </w:p>
     <w:tbl>
       <w:tblPr>
-        <w:tblW w:type="dxa" w:w="9648"/>
+        <w:tblW w:type="dxa" w:w="9792"/>
         <w:tblBorders>
           <w:top w:val="single" w:color="auto" w:sz="4"/>
           <w:left w:val="single" w:color="auto" w:sz="4"/>
@@ -16461,9 +16461,9 @@
         </w:tblBorders>
       </w:tblPr>
       <w:tblGrid>
-        <w:gridCol w:w="900"/>
-        <w:gridCol w:w="4400"/>
-        <w:gridCol w:w="4348"/>
+        <w:gridCol w:w="913"/>
+        <w:gridCol w:w="4466"/>
+        <w:gridCol w:w="4413"/>
       </w:tblGrid>
       <w:tr>
         <w:trPr>
@@ -16471,7 +16471,7 @@
         </w:trPr>
         <w:tc>
           <w:tcPr>
-            <w:tcW w:type="dxa" w:w="900"/>
+            <w:tcW w:type="dxa" w:w="913"/>
             <w:tcBorders>
               <w:top w:val="single" w:color="D9D5C8" w:sz="4" w:space="0"/>
               <w:left w:val="single" w:color="D9D5C8" w:sz="4" w:space="0"/>
@@ -16507,7 +16507,7 @@
         </w:tc>
         <w:tc>
           <w:tcPr>
-            <w:tcW w:type="dxa" w:w="4400"/>
+            <w:tcW w:type="dxa" w:w="4466"/>
             <w:tcBorders>
               <w:top w:val="single" w:color="D9D5C8" w:sz="4" w:space="0"/>
               <w:left w:val="single" w:color="D9D5C8" w:sz="4" w:space="0"/>
@@ -16543,7 +16543,7 @@
         </w:tc>
         <w:tc>
           <w:tcPr>
-            <w:tcW w:type="dxa" w:w="4348"/>
+            <w:tcW w:type="dxa" w:w="4413"/>
             <w:tcBorders>
               <w:top w:val="single" w:color="D9D5C8" w:sz="4" w:space="0"/>
               <w:left w:val="single" w:color="D9D5C8" w:sz="4" w:space="0"/>
@@ -16581,7 +16581,7 @@
       <w:tr>
         <w:tc>
           <w:tcPr>
-            <w:tcW w:type="dxa" w:w="900"/>
+            <w:tcW w:type="dxa" w:w="913"/>
             <w:tcBorders>
               <w:top w:val="single" w:color="D9D5C8" w:sz="4" w:space="0"/>
               <w:left w:val="single" w:color="D9D5C8" w:sz="4" w:space="0"/>
@@ -16616,7 +16616,7 @@
         </w:tc>
         <w:tc>
           <w:tcPr>
-            <w:tcW w:type="dxa" w:w="4400"/>
+            <w:tcW w:type="dxa" w:w="4466"/>
             <w:tcBorders>
               <w:top w:val="single" w:color="D9D5C8" w:sz="4" w:space="0"/>
               <w:left w:val="single" w:color="D9D5C8" w:sz="4" w:space="0"/>
@@ -16651,7 +16651,7 @@
         </w:tc>
         <w:tc>
           <w:tcPr>
-            <w:tcW w:type="dxa" w:w="4348"/>
+            <w:tcW w:type="dxa" w:w="4413"/>
             <w:tcBorders>
               <w:top w:val="single" w:color="D9D5C8" w:sz="4" w:space="0"/>
               <w:left w:val="single" w:color="D9D5C8" w:sz="4" w:space="0"/>
@@ -16688,7 +16688,7 @@
       <w:tr>
         <w:tc>
           <w:tcPr>
-            <w:tcW w:type="dxa" w:w="900"/>
+            <w:tcW w:type="dxa" w:w="913"/>
             <w:tcBorders>
               <w:top w:val="single" w:color="D9D5C8" w:sz="4" w:space="0"/>
               <w:left w:val="single" w:color="D9D5C8" w:sz="4" w:space="0"/>
@@ -16723,7 +16723,7 @@
         </w:tc>
         <w:tc>
           <w:tcPr>
-            <w:tcW w:type="dxa" w:w="4400"/>
+            <w:tcW w:type="dxa" w:w="4466"/>
             <w:tcBorders>
               <w:top w:val="single" w:color="D9D5C8" w:sz="4" w:space="0"/>
               <w:left w:val="single" w:color="D9D5C8" w:sz="4" w:space="0"/>
@@ -16758,7 +16758,7 @@
         </w:tc>
         <w:tc>
           <w:tcPr>
-            <w:tcW w:type="dxa" w:w="4348"/>
+            <w:tcW w:type="dxa" w:w="4413"/>
             <w:tcBorders>
               <w:top w:val="single" w:color="D9D5C8" w:sz="4" w:space="0"/>
               <w:left w:val="single" w:color="D9D5C8" w:sz="4" w:space="0"/>
@@ -16795,7 +16795,7 @@
       <w:tr>
         <w:tc>
           <w:tcPr>
-            <w:tcW w:type="dxa" w:w="900"/>
+            <w:tcW w:type="dxa" w:w="913"/>
             <w:tcBorders>
               <w:top w:val="single" w:color="D9D5C8" w:sz="4" w:space="0"/>
               <w:left w:val="single" w:color="D9D5C8" w:sz="4" w:space="0"/>
@@ -16830,7 +16830,7 @@
         </w:tc>
         <w:tc>
           <w:tcPr>
-            <w:tcW w:type="dxa" w:w="4400"/>
+            <w:tcW w:type="dxa" w:w="4466"/>
             <w:tcBorders>
               <w:top w:val="single" w:color="D9D5C8" w:sz="4" w:space="0"/>
               <w:left w:val="single" w:color="D9D5C8" w:sz="4" w:space="0"/>
@@ -16865,7 +16865,7 @@
         </w:tc>
         <w:tc>
           <w:tcPr>
-            <w:tcW w:type="dxa" w:w="4348"/>
+            <w:tcW w:type="dxa" w:w="4413"/>
             <w:tcBorders>
               <w:top w:val="single" w:color="D9D5C8" w:sz="4" w:space="0"/>
               <w:left w:val="single" w:color="D9D5C8" w:sz="4" w:space="0"/>
@@ -16902,7 +16902,7 @@
     </w:tbl>
     <w:tbl>
       <w:tblPr>
-        <w:tblW w:type="dxa" w:w="9648"/>
+        <w:tblW w:type="dxa" w:w="9792"/>
         <w:tblBorders>
           <w:top w:val="single" w:color="auto" w:sz="4"/>
           <w:left w:val="single" w:color="auto" w:sz="4"/>
@@ -16913,12 +16913,12 @@
         </w:tblBorders>
       </w:tblPr>
       <w:tblGrid>
-        <w:gridCol w:w="9648"/>
+        <w:gridCol w:w="9792"/>
       </w:tblGrid>
       <w:tr>
         <w:tc>
           <w:tcPr>
-            <w:tcW w:type="dxa" w:w="9648"/>
+            <w:tcW w:type="dxa" w:w="9792"/>
             <w:tcBorders>
               <w:top w:val="single" w:color="D9D5C8" w:sz="4" w:space="0"/>
               <w:left w:val="single" w:color="D9D5C8" w:sz="4" w:space="0"/>
@@ -17043,7 +17043,7 @@
     </w:p>
     <w:tbl>
       <w:tblPr>
-        <w:tblW w:type="dxa" w:w="9648"/>
+        <w:tblW w:type="dxa" w:w="9792"/>
         <w:tblBorders>
           <w:top w:val="single" w:color="auto" w:sz="4"/>
           <w:left w:val="single" w:color="auto" w:sz="4"/>
@@ -17054,9 +17054,9 @@
         </w:tblBorders>
       </w:tblPr>
       <w:tblGrid>
-        <w:gridCol w:w="900"/>
-        <w:gridCol w:w="4400"/>
-        <w:gridCol w:w="4348"/>
+        <w:gridCol w:w="913"/>
+        <w:gridCol w:w="4466"/>
+        <w:gridCol w:w="4413"/>
       </w:tblGrid>
       <w:tr>
         <w:trPr>
@@ -17064,7 +17064,7 @@
         </w:trPr>
         <w:tc>
           <w:tcPr>
-            <w:tcW w:type="dxa" w:w="900"/>
+            <w:tcW w:type="dxa" w:w="913"/>
             <w:tcBorders>
               <w:top w:val="single" w:color="D9D5C8" w:sz="4" w:space="0"/>
               <w:left w:val="single" w:color="D9D5C8" w:sz="4" w:space="0"/>
@@ -17100,7 +17100,7 @@
         </w:tc>
         <w:tc>
           <w:tcPr>
-            <w:tcW w:type="dxa" w:w="4400"/>
+            <w:tcW w:type="dxa" w:w="4466"/>
             <w:tcBorders>
               <w:top w:val="single" w:color="D9D5C8" w:sz="4" w:space="0"/>
               <w:left w:val="single" w:color="D9D5C8" w:sz="4" w:space="0"/>
@@ -17136,7 +17136,7 @@
         </w:tc>
         <w:tc>
           <w:tcPr>
-            <w:tcW w:type="dxa" w:w="4348"/>
+            <w:tcW w:type="dxa" w:w="4413"/>
             <w:tcBorders>
               <w:top w:val="single" w:color="D9D5C8" w:sz="4" w:space="0"/>
               <w:left w:val="single" w:color="D9D5C8" w:sz="4" w:space="0"/>
@@ -17174,7 +17174,7 @@
       <w:tr>
         <w:tc>
           <w:tcPr>
-            <w:tcW w:type="dxa" w:w="900"/>
+            <w:tcW w:type="dxa" w:w="913"/>
             <w:tcBorders>
               <w:top w:val="single" w:color="D9D5C8" w:sz="4" w:space="0"/>
               <w:left w:val="single" w:color="D9D5C8" w:sz="4" w:space="0"/>
@@ -17209,7 +17209,7 @@
         </w:tc>
         <w:tc>
           <w:tcPr>
-            <w:tcW w:type="dxa" w:w="4400"/>
+            <w:tcW w:type="dxa" w:w="4466"/>
             <w:tcBorders>
               <w:top w:val="single" w:color="D9D5C8" w:sz="4" w:space="0"/>
               <w:left w:val="single" w:color="D9D5C8" w:sz="4" w:space="0"/>
@@ -17244,7 +17244,7 @@
         </w:tc>
         <w:tc>
           <w:tcPr>
-            <w:tcW w:type="dxa" w:w="4348"/>
+            <w:tcW w:type="dxa" w:w="4413"/>
             <w:tcBorders>
               <w:top w:val="single" w:color="D9D5C8" w:sz="4" w:space="0"/>
               <w:left w:val="single" w:color="D9D5C8" w:sz="4" w:space="0"/>
@@ -17281,7 +17281,7 @@
       <w:tr>
         <w:tc>
           <w:tcPr>
-            <w:tcW w:type="dxa" w:w="900"/>
+            <w:tcW w:type="dxa" w:w="913"/>
             <w:tcBorders>
               <w:top w:val="single" w:color="D9D5C8" w:sz="4" w:space="0"/>
               <w:left w:val="single" w:color="D9D5C8" w:sz="4" w:space="0"/>
@@ -17316,7 +17316,7 @@
         </w:tc>
         <w:tc>
           <w:tcPr>
-            <w:tcW w:type="dxa" w:w="4400"/>
+            <w:tcW w:type="dxa" w:w="4466"/>
             <w:tcBorders>
               <w:top w:val="single" w:color="D9D5C8" w:sz="4" w:space="0"/>
               <w:left w:val="single" w:color="D9D5C8" w:sz="4" w:space="0"/>
@@ -17351,7 +17351,7 @@
         </w:tc>
         <w:tc>
           <w:tcPr>
-            <w:tcW w:type="dxa" w:w="4348"/>
+            <w:tcW w:type="dxa" w:w="4413"/>
             <w:tcBorders>
               <w:top w:val="single" w:color="D9D5C8" w:sz="4" w:space="0"/>
               <w:left w:val="single" w:color="D9D5C8" w:sz="4" w:space="0"/>
@@ -17388,7 +17388,7 @@
       <w:tr>
         <w:tc>
           <w:tcPr>
-            <w:tcW w:type="dxa" w:w="900"/>
+            <w:tcW w:type="dxa" w:w="913"/>
             <w:tcBorders>
               <w:top w:val="single" w:color="D9D5C8" w:sz="4" w:space="0"/>
               <w:left w:val="single" w:color="D9D5C8" w:sz="4" w:space="0"/>
@@ -17423,7 +17423,7 @@
         </w:tc>
         <w:tc>
           <w:tcPr>
-            <w:tcW w:type="dxa" w:w="4400"/>
+            <w:tcW w:type="dxa" w:w="4466"/>
             <w:tcBorders>
               <w:top w:val="single" w:color="D9D5C8" w:sz="4" w:space="0"/>
               <w:left w:val="single" w:color="D9D5C8" w:sz="4" w:space="0"/>
@@ -17458,7 +17458,7 @@
         </w:tc>
         <w:tc>
           <w:tcPr>
-            <w:tcW w:type="dxa" w:w="4348"/>
+            <w:tcW w:type="dxa" w:w="4413"/>
             <w:tcBorders>
               <w:top w:val="single" w:color="D9D5C8" w:sz="4" w:space="0"/>
               <w:left w:val="single" w:color="D9D5C8" w:sz="4" w:space="0"/>
@@ -17495,7 +17495,7 @@
     </w:tbl>
     <w:tbl>
       <w:tblPr>
-        <w:tblW w:type="dxa" w:w="9648"/>
+        <w:tblW w:type="dxa" w:w="9792"/>
         <w:tblBorders>
           <w:top w:val="single" w:color="auto" w:sz="4"/>
           <w:left w:val="single" w:color="auto" w:sz="4"/>
@@ -17506,12 +17506,12 @@
         </w:tblBorders>
       </w:tblPr>
       <w:tblGrid>
-        <w:gridCol w:w="9648"/>
+        <w:gridCol w:w="9792"/>
       </w:tblGrid>
       <w:tr>
         <w:tc>
           <w:tcPr>
-            <w:tcW w:type="dxa" w:w="9648"/>
+            <w:tcW w:type="dxa" w:w="9792"/>
             <w:tcBorders>
               <w:top w:val="single" w:color="D9D5C8" w:sz="4" w:space="0"/>
               <w:left w:val="single" w:color="D9D5C8" w:sz="4" w:space="0"/>
@@ -17636,7 +17636,7 @@
     </w:p>
     <w:tbl>
       <w:tblPr>
-        <w:tblW w:type="dxa" w:w="9648"/>
+        <w:tblW w:type="dxa" w:w="9792"/>
         <w:tblBorders>
           <w:top w:val="single" w:color="auto" w:sz="4"/>
           <w:left w:val="single" w:color="auto" w:sz="4"/>
@@ -17647,9 +17647,9 @@
         </w:tblBorders>
       </w:tblPr>
       <w:tblGrid>
-        <w:gridCol w:w="900"/>
-        <w:gridCol w:w="4400"/>
-        <w:gridCol w:w="4348"/>
+        <w:gridCol w:w="913"/>
+        <w:gridCol w:w="4466"/>
+        <w:gridCol w:w="4413"/>
       </w:tblGrid>
       <w:tr>
         <w:trPr>
@@ -17657,7 +17657,7 @@
         </w:trPr>
         <w:tc>
           <w:tcPr>
-            <w:tcW w:type="dxa" w:w="900"/>
+            <w:tcW w:type="dxa" w:w="913"/>
             <w:tcBorders>
               <w:top w:val="single" w:color="D9D5C8" w:sz="4" w:space="0"/>
               <w:left w:val="single" w:color="D9D5C8" w:sz="4" w:space="0"/>
@@ -17693,7 +17693,7 @@
         </w:tc>
         <w:tc>
           <w:tcPr>
-            <w:tcW w:type="dxa" w:w="4400"/>
+            <w:tcW w:type="dxa" w:w="4466"/>
             <w:tcBorders>
               <w:top w:val="single" w:color="D9D5C8" w:sz="4" w:space="0"/>
               <w:left w:val="single" w:color="D9D5C8" w:sz="4" w:space="0"/>
@@ -17729,7 +17729,7 @@
         </w:tc>
         <w:tc>
           <w:tcPr>
-            <w:tcW w:type="dxa" w:w="4348"/>
+            <w:tcW w:type="dxa" w:w="4413"/>
             <w:tcBorders>
               <w:top w:val="single" w:color="D9D5C8" w:sz="4" w:space="0"/>
               <w:left w:val="single" w:color="D9D5C8" w:sz="4" w:space="0"/>
@@ -17767,7 +17767,7 @@
       <w:tr>
         <w:tc>
           <w:tcPr>
-            <w:tcW w:type="dxa" w:w="900"/>
+            <w:tcW w:type="dxa" w:w="913"/>
             <w:tcBorders>
               <w:top w:val="single" w:color="D9D5C8" w:sz="4" w:space="0"/>
               <w:left w:val="single" w:color="D9D5C8" w:sz="4" w:space="0"/>
@@ -17802,7 +17802,7 @@
         </w:tc>
         <w:tc>
           <w:tcPr>
-            <w:tcW w:type="dxa" w:w="4400"/>
+            <w:tcW w:type="dxa" w:w="4466"/>
             <w:tcBorders>
               <w:top w:val="single" w:color="D9D5C8" w:sz="4" w:space="0"/>
               <w:left w:val="single" w:color="D9D5C8" w:sz="4" w:space="0"/>
@@ -17837,7 +17837,7 @@
         </w:tc>
         <w:tc>
           <w:tcPr>
-            <w:tcW w:type="dxa" w:w="4348"/>
+            <w:tcW w:type="dxa" w:w="4413"/>
             <w:tcBorders>
               <w:top w:val="single" w:color="D9D5C8" w:sz="4" w:space="0"/>
               <w:left w:val="single" w:color="D9D5C8" w:sz="4" w:space="0"/>
@@ -17874,7 +17874,7 @@
       <w:tr>
         <w:tc>
           <w:tcPr>
-            <w:tcW w:type="dxa" w:w="900"/>
+            <w:tcW w:type="dxa" w:w="913"/>
             <w:tcBorders>
               <w:top w:val="single" w:color="D9D5C8" w:sz="4" w:space="0"/>
               <w:left w:val="single" w:color="D9D5C8" w:sz="4" w:space="0"/>
@@ -17909,7 +17909,7 @@
         </w:tc>
         <w:tc>
           <w:tcPr>
-            <w:tcW w:type="dxa" w:w="4400"/>
+            <w:tcW w:type="dxa" w:w="4466"/>
             <w:tcBorders>
               <w:top w:val="single" w:color="D9D5C8" w:sz="4" w:space="0"/>
               <w:left w:val="single" w:color="D9D5C8" w:sz="4" w:space="0"/>
@@ -17944,7 +17944,7 @@
         </w:tc>
         <w:tc>
           <w:tcPr>
-            <w:tcW w:type="dxa" w:w="4348"/>
+            <w:tcW w:type="dxa" w:w="4413"/>
             <w:tcBorders>
               <w:top w:val="single" w:color="D9D5C8" w:sz="4" w:space="0"/>
               <w:left w:val="single" w:color="D9D5C8" w:sz="4" w:space="0"/>
@@ -17981,7 +17981,7 @@
       <w:tr>
         <w:tc>
           <w:tcPr>
-            <w:tcW w:type="dxa" w:w="900"/>
+            <w:tcW w:type="dxa" w:w="913"/>
             <w:tcBorders>
               <w:top w:val="single" w:color="D9D5C8" w:sz="4" w:space="0"/>
               <w:left w:val="single" w:color="D9D5C8" w:sz="4" w:space="0"/>
@@ -18016,7 +18016,7 @@
         </w:tc>
         <w:tc>
           <w:tcPr>
-            <w:tcW w:type="dxa" w:w="4400"/>
+            <w:tcW w:type="dxa" w:w="4466"/>
             <w:tcBorders>
               <w:top w:val="single" w:color="D9D5C8" w:sz="4" w:space="0"/>
               <w:left w:val="single" w:color="D9D5C8" w:sz="4" w:space="0"/>
@@ -18051,7 +18051,7 @@
         </w:tc>
         <w:tc>
           <w:tcPr>
-            <w:tcW w:type="dxa" w:w="4348"/>
+            <w:tcW w:type="dxa" w:w="4413"/>
             <w:tcBorders>
               <w:top w:val="single" w:color="D9D5C8" w:sz="4" w:space="0"/>
               <w:left w:val="single" w:color="D9D5C8" w:sz="4" w:space="0"/>
@@ -18088,7 +18088,7 @@
     </w:tbl>
     <w:tbl>
       <w:tblPr>
-        <w:tblW w:type="dxa" w:w="9648"/>
+        <w:tblW w:type="dxa" w:w="9792"/>
         <w:tblBorders>
           <w:top w:val="single" w:color="auto" w:sz="4"/>
           <w:left w:val="single" w:color="auto" w:sz="4"/>
@@ -18099,12 +18099,12 @@
         </w:tblBorders>
       </w:tblPr>
       <w:tblGrid>
-        <w:gridCol w:w="9648"/>
+        <w:gridCol w:w="9792"/>
       </w:tblGrid>
       <w:tr>
         <w:tc>
           <w:tcPr>
-            <w:tcW w:type="dxa" w:w="9648"/>
+            <w:tcW w:type="dxa" w:w="9792"/>
             <w:tcBorders>
               <w:top w:val="single" w:color="D9D5C8" w:sz="4" w:space="0"/>
               <w:left w:val="single" w:color="D9D5C8" w:sz="4" w:space="0"/>
@@ -18229,7 +18229,7 @@
     </w:p>
     <w:tbl>
       <w:tblPr>
-        <w:tblW w:type="dxa" w:w="9648"/>
+        <w:tblW w:type="dxa" w:w="9792"/>
         <w:tblBorders>
           <w:top w:val="single" w:color="auto" w:sz="4"/>
           <w:left w:val="single" w:color="auto" w:sz="4"/>
@@ -18240,9 +18240,9 @@
         </w:tblBorders>
       </w:tblPr>
       <w:tblGrid>
-        <w:gridCol w:w="900"/>
-        <w:gridCol w:w="4400"/>
-        <w:gridCol w:w="4348"/>
+        <w:gridCol w:w="913"/>
+        <w:gridCol w:w="4466"/>
+        <w:gridCol w:w="4413"/>
       </w:tblGrid>
       <w:tr>
         <w:trPr>
@@ -18250,7 +18250,7 @@
         </w:trPr>
         <w:tc>
           <w:tcPr>
-            <w:tcW w:type="dxa" w:w="900"/>
+            <w:tcW w:type="dxa" w:w="913"/>
             <w:tcBorders>
               <w:top w:val="single" w:color="D9D5C8" w:sz="4" w:space="0"/>
               <w:left w:val="single" w:color="D9D5C8" w:sz="4" w:space="0"/>
@@ -18286,7 +18286,7 @@
         </w:tc>
         <w:tc>
           <w:tcPr>
-            <w:tcW w:type="dxa" w:w="4400"/>
+            <w:tcW w:type="dxa" w:w="4466"/>
             <w:tcBorders>
               <w:top w:val="single" w:color="D9D5C8" w:sz="4" w:space="0"/>
               <w:left w:val="single" w:color="D9D5C8" w:sz="4" w:space="0"/>
@@ -18322,7 +18322,7 @@
         </w:tc>
         <w:tc>
           <w:tcPr>
-            <w:tcW w:type="dxa" w:w="4348"/>
+            <w:tcW w:type="dxa" w:w="4413"/>
             <w:tcBorders>
               <w:top w:val="single" w:color="D9D5C8" w:sz="4" w:space="0"/>
               <w:left w:val="single" w:color="D9D5C8" w:sz="4" w:space="0"/>
@@ -18360,7 +18360,7 @@
       <w:tr>
         <w:tc>
           <w:tcPr>
-            <w:tcW w:type="dxa" w:w="900"/>
+            <w:tcW w:type="dxa" w:w="913"/>
             <w:tcBorders>
               <w:top w:val="single" w:color="D9D5C8" w:sz="4" w:space="0"/>
               <w:left w:val="single" w:color="D9D5C8" w:sz="4" w:space="0"/>
@@ -18395,7 +18395,7 @@
         </w:tc>
         <w:tc>
           <w:tcPr>
-            <w:tcW w:type="dxa" w:w="4400"/>
+            <w:tcW w:type="dxa" w:w="4466"/>
             <w:tcBorders>
               <w:top w:val="single" w:color="D9D5C8" w:sz="4" w:space="0"/>
               <w:left w:val="single" w:color="D9D5C8" w:sz="4" w:space="0"/>
@@ -18430,7 +18430,7 @@
         </w:tc>
         <w:tc>
           <w:tcPr>
-            <w:tcW w:type="dxa" w:w="4348"/>
+            <w:tcW w:type="dxa" w:w="4413"/>
             <w:tcBorders>
               <w:top w:val="single" w:color="D9D5C8" w:sz="4" w:space="0"/>
               <w:left w:val="single" w:color="D9D5C8" w:sz="4" w:space="0"/>
@@ -18467,7 +18467,7 @@
       <w:tr>
         <w:tc>
           <w:tcPr>
-            <w:tcW w:type="dxa" w:w="900"/>
+            <w:tcW w:type="dxa" w:w="913"/>
             <w:tcBorders>
               <w:top w:val="single" w:color="D9D5C8" w:sz="4" w:space="0"/>
               <w:left w:val="single" w:color="D9D5C8" w:sz="4" w:space="0"/>
@@ -18502,7 +18502,7 @@
         </w:tc>
         <w:tc>
           <w:tcPr>
-            <w:tcW w:type="dxa" w:w="4400"/>
+            <w:tcW w:type="dxa" w:w="4466"/>
             <w:tcBorders>
               <w:top w:val="single" w:color="D9D5C8" w:sz="4" w:space="0"/>
               <w:left w:val="single" w:color="D9D5C8" w:sz="4" w:space="0"/>
@@ -18537,7 +18537,7 @@
         </w:tc>
         <w:tc>
           <w:tcPr>
-            <w:tcW w:type="dxa" w:w="4348"/>
+            <w:tcW w:type="dxa" w:w="4413"/>
             <w:tcBorders>
               <w:top w:val="single" w:color="D9D5C8" w:sz="4" w:space="0"/>
               <w:left w:val="single" w:color="D9D5C8" w:sz="4" w:space="0"/>
@@ -18574,7 +18574,7 @@
       <w:tr>
         <w:tc>
           <w:tcPr>
-            <w:tcW w:type="dxa" w:w="900"/>
+            <w:tcW w:type="dxa" w:w="913"/>
             <w:tcBorders>
               <w:top w:val="single" w:color="D9D5C8" w:sz="4" w:space="0"/>
               <w:left w:val="single" w:color="D9D5C8" w:sz="4" w:space="0"/>
@@ -18609,7 +18609,7 @@
         </w:tc>
         <w:tc>
           <w:tcPr>
-            <w:tcW w:type="dxa" w:w="4400"/>
+            <w:tcW w:type="dxa" w:w="4466"/>
             <w:tcBorders>
               <w:top w:val="single" w:color="D9D5C8" w:sz="4" w:space="0"/>
               <w:left w:val="single" w:color="D9D5C8" w:sz="4" w:space="0"/>
@@ -18644,7 +18644,7 @@
         </w:tc>
         <w:tc>
           <w:tcPr>
-            <w:tcW w:type="dxa" w:w="4348"/>
+            <w:tcW w:type="dxa" w:w="4413"/>
             <w:tcBorders>
               <w:top w:val="single" w:color="D9D5C8" w:sz="4" w:space="0"/>
               <w:left w:val="single" w:color="D9D5C8" w:sz="4" w:space="0"/>
@@ -18681,7 +18681,7 @@
     </w:tbl>
     <w:tbl>
       <w:tblPr>
-        <w:tblW w:type="dxa" w:w="9648"/>
+        <w:tblW w:type="dxa" w:w="9792"/>
         <w:tblBorders>
           <w:top w:val="single" w:color="auto" w:sz="4"/>
           <w:left w:val="single" w:color="auto" w:sz="4"/>
@@ -18692,12 +18692,12 @@
         </w:tblBorders>
       </w:tblPr>
       <w:tblGrid>
-        <w:gridCol w:w="9648"/>
+        <w:gridCol w:w="9792"/>
       </w:tblGrid>
       <w:tr>
         <w:tc>
           <w:tcPr>
-            <w:tcW w:type="dxa" w:w="9648"/>
+            <w:tcW w:type="dxa" w:w="9792"/>
             <w:tcBorders>
               <w:top w:val="single" w:color="D9D5C8" w:sz="4" w:space="0"/>
               <w:left w:val="single" w:color="D9D5C8" w:sz="4" w:space="0"/>
@@ -18773,7 +18773,7 @@
       <w:headerReference w:type="default" r:id="rId6"/>
       <w:footerReference w:type="default" r:id="rId7"/>
       <w:pgSz w:w="12240" w:h="15840" w:orient="portrait"/>
-      <w:pgMar w:top="1152" w:right="1296" w:bottom="1152" w:left="1296" w:header="720" w:footer="720" w:gutter="0"/>
+      <w:pgMar w:top="1152" w:right="1224" w:bottom="1152" w:left="1224" w:header="720" w:footer="720" w:gutter="0"/>
       <w:pgNumType/>
       <w:docGrid w:linePitch="360"/>
     </w:sectPr>
